--- a/Documentation/Section27b_Authentication_Authorization.docx
+++ b/Documentation/Section27b_Authentication_Authorization.docx
@@ -7275,6 +7275,4138 @@
       <w:r>
         <w:br/>
         <w:t>• JWT payload contains authenticated user ID</w:t>
+      </w:r>
+    </w:p>
+    <w:p>
+      <w:pPr>
+        <w:spacing w:before="100" w:beforeAutospacing="1" w:after="100" w:afterAutospacing="1"/>
+      </w:pPr>
+    </w:p>
+    <w:p>
+      <w:pPr>
+        <w:spacing w:before="100" w:beforeAutospacing="1" w:after="100" w:afterAutospacing="1"/>
+      </w:pPr>
+    </w:p>
+    <w:p>
+      <w:pPr>
+        <w:pBdr>
+          <w:top w:val="double" w:sz="6" w:space="1" w:color="auto"/>
+          <w:bottom w:val="double" w:sz="6" w:space="1" w:color="auto"/>
+        </w:pBdr>
+        <w:spacing w:before="100" w:beforeAutospacing="1" w:after="100" w:afterAutospacing="1"/>
+      </w:pPr>
+    </w:p>
+    <w:p>
+      <w:pPr>
+        <w:pStyle w:val="Heading1"/>
+      </w:pPr>
+      <w:r>
+        <w:rPr>
+          <w:highlight w:val="yellow"/>
+        </w:rPr>
+        <w:t>Chapter 106 (Continue): Email Verification</w:t>
+      </w:r>
+    </w:p>
+    <w:p>
+      <w:pPr>
+        <w:pStyle w:val="Heading1"/>
+      </w:pPr>
+      <w:r>
+        <w:t>Overview</w:t>
+      </w:r>
+    </w:p>
+    <w:p>
+      <w:pPr>
+        <w:pStyle w:val="NormalWeb"/>
+      </w:pPr>
+      <w:r>
+        <w:t>In this step, we implement email verification using JWT tokens.</w:t>
+      </w:r>
+    </w:p>
+    <w:p>
+      <w:pPr>
+        <w:pStyle w:val="NormalWeb"/>
+      </w:pPr>
+      <w:r>
+        <w:t>We will:</w:t>
+      </w:r>
+    </w:p>
+    <w:p>
+      <w:pPr>
+        <w:pStyle w:val="NormalWeb"/>
+      </w:pPr>
+      <w:r>
+        <w:t>• Create email verification token</w:t>
+      </w:r>
+      <w:r>
+        <w:br/>
+        <w:t>• Generate verification link</w:t>
+      </w:r>
+      <w:r>
+        <w:br/>
+        <w:t>• Verify token</w:t>
+      </w:r>
+      <w:r>
+        <w:br/>
+        <w:t>• Mark user as verified</w:t>
+      </w:r>
+    </w:p>
+    <w:p>
+      <w:pPr>
+        <w:pStyle w:val="Heading1"/>
+      </w:pPr>
+      <w:r>
+        <w:t>Verification Flow</w:t>
+      </w:r>
+    </w:p>
+    <w:p>
+      <w:pPr>
+        <w:shd w:val="clear" w:color="auto" w:fill="1E1E1E"/>
+        <w:spacing w:line="225" w:lineRule="atLeast"/>
+        <w:rPr>
+          <w:rFonts w:ascii="Consolas" w:hAnsi="Consolas"/>
+          <w:color w:val="D4D4D4"/>
+          <w:sz w:val="17"/>
+          <w:szCs w:val="17"/>
+        </w:rPr>
+      </w:pPr>
+      <w:r>
+        <w:rPr>
+          <w:rFonts w:ascii="Consolas" w:hAnsi="Consolas"/>
+          <w:color w:val="D4D4D4"/>
+          <w:sz w:val="17"/>
+          <w:szCs w:val="17"/>
+        </w:rPr>
+        <w:t>User Registers</w:t>
+      </w:r>
+    </w:p>
+    <w:p>
+      <w:pPr>
+        <w:shd w:val="clear" w:color="auto" w:fill="1E1E1E"/>
+        <w:spacing w:line="225" w:lineRule="atLeast"/>
+        <w:rPr>
+          <w:rFonts w:ascii="Consolas" w:hAnsi="Consolas"/>
+          <w:color w:val="D4D4D4"/>
+          <w:sz w:val="17"/>
+          <w:szCs w:val="17"/>
+        </w:rPr>
+      </w:pPr>
+      <w:r>
+        <w:rPr>
+          <w:rFonts w:ascii="Consolas" w:hAnsi="Consolas"/>
+          <w:color w:val="D4D4D4"/>
+          <w:sz w:val="17"/>
+          <w:szCs w:val="17"/>
+        </w:rPr>
+        <w:t>      ↓</w:t>
+      </w:r>
+    </w:p>
+    <w:p>
+      <w:pPr>
+        <w:shd w:val="clear" w:color="auto" w:fill="1E1E1E"/>
+        <w:spacing w:line="225" w:lineRule="atLeast"/>
+        <w:rPr>
+          <w:rFonts w:ascii="Consolas" w:hAnsi="Consolas"/>
+          <w:color w:val="D4D4D4"/>
+          <w:sz w:val="17"/>
+          <w:szCs w:val="17"/>
+        </w:rPr>
+      </w:pPr>
+      <w:r>
+        <w:rPr>
+          <w:rFonts w:ascii="Consolas" w:hAnsi="Consolas"/>
+          <w:color w:val="D4D4D4"/>
+          <w:sz w:val="17"/>
+          <w:szCs w:val="17"/>
+        </w:rPr>
+        <w:t>Generate Verification Token</w:t>
+      </w:r>
+    </w:p>
+    <w:p>
+      <w:pPr>
+        <w:shd w:val="clear" w:color="auto" w:fill="1E1E1E"/>
+        <w:spacing w:line="225" w:lineRule="atLeast"/>
+        <w:rPr>
+          <w:rFonts w:ascii="Consolas" w:hAnsi="Consolas"/>
+          <w:color w:val="D4D4D4"/>
+          <w:sz w:val="17"/>
+          <w:szCs w:val="17"/>
+        </w:rPr>
+      </w:pPr>
+      <w:r>
+        <w:rPr>
+          <w:rFonts w:ascii="Consolas" w:hAnsi="Consolas"/>
+          <w:color w:val="D4D4D4"/>
+          <w:sz w:val="17"/>
+          <w:szCs w:val="17"/>
+        </w:rPr>
+        <w:t>      ↓</w:t>
+      </w:r>
+    </w:p>
+    <w:p>
+      <w:pPr>
+        <w:shd w:val="clear" w:color="auto" w:fill="1E1E1E"/>
+        <w:spacing w:line="225" w:lineRule="atLeast"/>
+        <w:rPr>
+          <w:rFonts w:ascii="Consolas" w:hAnsi="Consolas"/>
+          <w:color w:val="D4D4D4"/>
+          <w:sz w:val="17"/>
+          <w:szCs w:val="17"/>
+        </w:rPr>
+      </w:pPr>
+      <w:r>
+        <w:rPr>
+          <w:rFonts w:ascii="Consolas" w:hAnsi="Consolas"/>
+          <w:color w:val="D4D4D4"/>
+          <w:sz w:val="17"/>
+          <w:szCs w:val="17"/>
+        </w:rPr>
+        <w:t>Create Verification Link</w:t>
+      </w:r>
+    </w:p>
+    <w:p>
+      <w:pPr>
+        <w:shd w:val="clear" w:color="auto" w:fill="1E1E1E"/>
+        <w:spacing w:line="225" w:lineRule="atLeast"/>
+        <w:rPr>
+          <w:rFonts w:ascii="Consolas" w:hAnsi="Consolas"/>
+          <w:color w:val="D4D4D4"/>
+          <w:sz w:val="17"/>
+          <w:szCs w:val="17"/>
+        </w:rPr>
+      </w:pPr>
+      <w:r>
+        <w:rPr>
+          <w:rFonts w:ascii="Consolas" w:hAnsi="Consolas"/>
+          <w:color w:val="D4D4D4"/>
+          <w:sz w:val="17"/>
+          <w:szCs w:val="17"/>
+        </w:rPr>
+        <w:t>      ↓</w:t>
+      </w:r>
+    </w:p>
+    <w:p>
+      <w:pPr>
+        <w:shd w:val="clear" w:color="auto" w:fill="1E1E1E"/>
+        <w:spacing w:line="225" w:lineRule="atLeast"/>
+        <w:rPr>
+          <w:rFonts w:ascii="Consolas" w:hAnsi="Consolas"/>
+          <w:color w:val="D4D4D4"/>
+          <w:sz w:val="17"/>
+          <w:szCs w:val="17"/>
+        </w:rPr>
+      </w:pPr>
+      <w:r>
+        <w:rPr>
+          <w:rFonts w:ascii="Consolas" w:hAnsi="Consolas"/>
+          <w:color w:val="D4D4D4"/>
+          <w:sz w:val="17"/>
+          <w:szCs w:val="17"/>
+        </w:rPr>
+        <w:t>User Opens Link</w:t>
+      </w:r>
+    </w:p>
+    <w:p>
+      <w:pPr>
+        <w:shd w:val="clear" w:color="auto" w:fill="1E1E1E"/>
+        <w:spacing w:line="225" w:lineRule="atLeast"/>
+        <w:rPr>
+          <w:rFonts w:ascii="Consolas" w:hAnsi="Consolas"/>
+          <w:color w:val="D4D4D4"/>
+          <w:sz w:val="17"/>
+          <w:szCs w:val="17"/>
+        </w:rPr>
+      </w:pPr>
+      <w:r>
+        <w:rPr>
+          <w:rFonts w:ascii="Consolas" w:hAnsi="Consolas"/>
+          <w:color w:val="D4D4D4"/>
+          <w:sz w:val="17"/>
+          <w:szCs w:val="17"/>
+        </w:rPr>
+        <w:t>      ↓</w:t>
+      </w:r>
+    </w:p>
+    <w:p>
+      <w:pPr>
+        <w:shd w:val="clear" w:color="auto" w:fill="1E1E1E"/>
+        <w:spacing w:line="225" w:lineRule="atLeast"/>
+        <w:rPr>
+          <w:rFonts w:ascii="Consolas" w:hAnsi="Consolas"/>
+          <w:color w:val="D4D4D4"/>
+          <w:sz w:val="17"/>
+          <w:szCs w:val="17"/>
+        </w:rPr>
+      </w:pPr>
+      <w:r>
+        <w:rPr>
+          <w:rFonts w:ascii="Consolas" w:hAnsi="Consolas"/>
+          <w:color w:val="D4D4D4"/>
+          <w:sz w:val="17"/>
+          <w:szCs w:val="17"/>
+        </w:rPr>
+        <w:t>Verify Token</w:t>
+      </w:r>
+    </w:p>
+    <w:p>
+      <w:pPr>
+        <w:shd w:val="clear" w:color="auto" w:fill="1E1E1E"/>
+        <w:spacing w:line="225" w:lineRule="atLeast"/>
+        <w:rPr>
+          <w:rFonts w:ascii="Consolas" w:hAnsi="Consolas"/>
+          <w:color w:val="D4D4D4"/>
+          <w:sz w:val="17"/>
+          <w:szCs w:val="17"/>
+        </w:rPr>
+      </w:pPr>
+      <w:r>
+        <w:rPr>
+          <w:rFonts w:ascii="Consolas" w:hAnsi="Consolas"/>
+          <w:color w:val="D4D4D4"/>
+          <w:sz w:val="17"/>
+          <w:szCs w:val="17"/>
+        </w:rPr>
+        <w:t>      ↓</w:t>
+      </w:r>
+    </w:p>
+    <w:p>
+      <w:pPr>
+        <w:shd w:val="clear" w:color="auto" w:fill="1E1E1E"/>
+        <w:spacing w:line="225" w:lineRule="atLeast"/>
+        <w:rPr>
+          <w:rFonts w:ascii="Consolas" w:hAnsi="Consolas"/>
+          <w:color w:val="D4D4D4"/>
+          <w:sz w:val="17"/>
+          <w:szCs w:val="17"/>
+        </w:rPr>
+      </w:pPr>
+      <w:r>
+        <w:rPr>
+          <w:rFonts w:ascii="Consolas" w:hAnsi="Consolas"/>
+          <w:color w:val="D4D4D4"/>
+          <w:sz w:val="17"/>
+          <w:szCs w:val="17"/>
+        </w:rPr>
+        <w:t xml:space="preserve">User </w:t>
+      </w:r>
+      <w:r>
+        <w:rPr>
+          <w:rFonts w:ascii="Consolas" w:hAnsi="Consolas"/>
+          <w:color w:val="569CD6"/>
+          <w:sz w:val="17"/>
+          <w:szCs w:val="17"/>
+        </w:rPr>
+        <w:t>is</w:t>
+      </w:r>
+      <w:r>
+        <w:rPr>
+          <w:rFonts w:ascii="Consolas" w:hAnsi="Consolas"/>
+          <w:color w:val="D4D4D4"/>
+          <w:sz w:val="17"/>
+          <w:szCs w:val="17"/>
+        </w:rPr>
+        <w:t xml:space="preserve"> Verified</w:t>
+      </w:r>
+    </w:p>
+    <w:p>
+      <w:pPr>
+        <w:shd w:val="clear" w:color="auto" w:fill="1E1E1E"/>
+        <w:spacing w:line="225" w:lineRule="atLeast"/>
+        <w:rPr>
+          <w:rFonts w:ascii="Consolas" w:hAnsi="Consolas"/>
+          <w:color w:val="D4D4D4"/>
+          <w:sz w:val="17"/>
+          <w:szCs w:val="17"/>
+        </w:rPr>
+      </w:pPr>
+    </w:p>
+    <w:p/>
+    <w:p>
+      <w:pPr>
+        <w:pStyle w:val="Heading1"/>
+      </w:pPr>
+      <w:r>
+        <w:t>Step 1: Create Email Verification Token</w:t>
+      </w:r>
+    </w:p>
+    <w:p>
+      <w:pPr>
+        <w:pStyle w:val="NormalWeb"/>
+      </w:pPr>
+      <w:r>
+        <w:rPr>
+          <w:rFonts w:ascii="Segoe UI Symbol" w:hAnsi="Segoe UI Symbol" w:cs="Segoe UI Symbol"/>
+        </w:rPr>
+        <w:t>📁</w:t>
+      </w:r>
+      <w:r>
+        <w:t xml:space="preserve"> File:</w:t>
+      </w:r>
+      <w:r>
+        <w:br/>
+        <w:t>ch106/app/account/utils.py</w:t>
+      </w:r>
+    </w:p>
+    <w:p>
+      <w:pPr>
+        <w:shd w:val="clear" w:color="auto" w:fill="1E1E1E"/>
+        <w:spacing w:line="225" w:lineRule="atLeast"/>
+        <w:rPr>
+          <w:rFonts w:ascii="Consolas" w:hAnsi="Consolas"/>
+          <w:color w:val="D4D4D4"/>
+          <w:sz w:val="17"/>
+          <w:szCs w:val="17"/>
+        </w:rPr>
+      </w:pPr>
+      <w:r>
+        <w:rPr>
+          <w:rFonts w:ascii="Consolas" w:hAnsi="Consolas"/>
+          <w:color w:val="569CD6"/>
+          <w:sz w:val="17"/>
+          <w:szCs w:val="17"/>
+        </w:rPr>
+        <w:t>def</w:t>
+      </w:r>
+      <w:r>
+        <w:rPr>
+          <w:rFonts w:ascii="Consolas" w:hAnsi="Consolas"/>
+          <w:color w:val="D4D4D4"/>
+          <w:sz w:val="17"/>
+          <w:szCs w:val="17"/>
+        </w:rPr>
+        <w:t xml:space="preserve"> </w:t>
+      </w:r>
+      <w:r>
+        <w:rPr>
+          <w:rFonts w:ascii="Consolas" w:hAnsi="Consolas"/>
+          <w:color w:val="DCDCAA"/>
+          <w:sz w:val="17"/>
+          <w:szCs w:val="17"/>
+        </w:rPr>
+        <w:t>create_email_verification_token</w:t>
+      </w:r>
+      <w:r>
+        <w:rPr>
+          <w:rFonts w:ascii="Consolas" w:hAnsi="Consolas"/>
+          <w:color w:val="D4D4D4"/>
+          <w:sz w:val="17"/>
+          <w:szCs w:val="17"/>
+        </w:rPr>
+        <w:t>(</w:t>
+      </w:r>
+      <w:r>
+        <w:rPr>
+          <w:rFonts w:ascii="Consolas" w:hAnsi="Consolas"/>
+          <w:color w:val="9CDCFE"/>
+          <w:sz w:val="17"/>
+          <w:szCs w:val="17"/>
+        </w:rPr>
+        <w:t>user_id</w:t>
+      </w:r>
+      <w:r>
+        <w:rPr>
+          <w:rFonts w:ascii="Consolas" w:hAnsi="Consolas"/>
+          <w:color w:val="D4D4D4"/>
+          <w:sz w:val="17"/>
+          <w:szCs w:val="17"/>
+        </w:rPr>
+        <w:t xml:space="preserve">: </w:t>
+      </w:r>
+      <w:r>
+        <w:rPr>
+          <w:rFonts w:ascii="Consolas" w:hAnsi="Consolas"/>
+          <w:color w:val="4EC9B0"/>
+          <w:sz w:val="17"/>
+          <w:szCs w:val="17"/>
+        </w:rPr>
+        <w:t>int</w:t>
+      </w:r>
+      <w:r>
+        <w:rPr>
+          <w:rFonts w:ascii="Consolas" w:hAnsi="Consolas"/>
+          <w:color w:val="D4D4D4"/>
+          <w:sz w:val="17"/>
+          <w:szCs w:val="17"/>
+        </w:rPr>
+        <w:t>):</w:t>
+      </w:r>
+    </w:p>
+    <w:p>
+      <w:pPr>
+        <w:shd w:val="clear" w:color="auto" w:fill="1E1E1E"/>
+        <w:spacing w:line="225" w:lineRule="atLeast"/>
+        <w:rPr>
+          <w:rFonts w:ascii="Consolas" w:hAnsi="Consolas"/>
+          <w:color w:val="D4D4D4"/>
+          <w:sz w:val="17"/>
+          <w:szCs w:val="17"/>
+        </w:rPr>
+      </w:pPr>
+      <w:r>
+        <w:rPr>
+          <w:rFonts w:ascii="Consolas" w:hAnsi="Consolas"/>
+          <w:color w:val="D4D4D4"/>
+          <w:sz w:val="17"/>
+          <w:szCs w:val="17"/>
+        </w:rPr>
+        <w:t xml:space="preserve">    </w:t>
+      </w:r>
+      <w:r>
+        <w:rPr>
+          <w:rFonts w:ascii="Consolas" w:hAnsi="Consolas"/>
+          <w:color w:val="9CDCFE"/>
+          <w:sz w:val="17"/>
+          <w:szCs w:val="17"/>
+        </w:rPr>
+        <w:t>expire</w:t>
+      </w:r>
+      <w:r>
+        <w:rPr>
+          <w:rFonts w:ascii="Consolas" w:hAnsi="Consolas"/>
+          <w:color w:val="D4D4D4"/>
+          <w:sz w:val="17"/>
+          <w:szCs w:val="17"/>
+        </w:rPr>
+        <w:t xml:space="preserve"> = datetime.now(timezone.utc) + timedelta(</w:t>
+      </w:r>
+      <w:r>
+        <w:rPr>
+          <w:rFonts w:ascii="Consolas" w:hAnsi="Consolas"/>
+          <w:color w:val="9CDCFE"/>
+          <w:sz w:val="17"/>
+          <w:szCs w:val="17"/>
+        </w:rPr>
+        <w:t>hours</w:t>
+      </w:r>
+      <w:r>
+        <w:rPr>
+          <w:rFonts w:ascii="Consolas" w:hAnsi="Consolas"/>
+          <w:color w:val="D4D4D4"/>
+          <w:sz w:val="17"/>
+          <w:szCs w:val="17"/>
+        </w:rPr>
+        <w:t>=</w:t>
+      </w:r>
+      <w:r>
+        <w:rPr>
+          <w:rFonts w:ascii="Consolas" w:hAnsi="Consolas"/>
+          <w:color w:val="B5CEA8"/>
+          <w:sz w:val="17"/>
+          <w:szCs w:val="17"/>
+        </w:rPr>
+        <w:t>1</w:t>
+      </w:r>
+      <w:r>
+        <w:rPr>
+          <w:rFonts w:ascii="Consolas" w:hAnsi="Consolas"/>
+          <w:color w:val="D4D4D4"/>
+          <w:sz w:val="17"/>
+          <w:szCs w:val="17"/>
+        </w:rPr>
+        <w:t>)</w:t>
+      </w:r>
+    </w:p>
+    <w:p>
+      <w:pPr>
+        <w:shd w:val="clear" w:color="auto" w:fill="1E1E1E"/>
+        <w:spacing w:line="225" w:lineRule="atLeast"/>
+        <w:rPr>
+          <w:rFonts w:ascii="Consolas" w:hAnsi="Consolas"/>
+          <w:color w:val="D4D4D4"/>
+          <w:sz w:val="17"/>
+          <w:szCs w:val="17"/>
+        </w:rPr>
+      </w:pPr>
+      <w:r>
+        <w:rPr>
+          <w:rFonts w:ascii="Consolas" w:hAnsi="Consolas"/>
+          <w:color w:val="D4D4D4"/>
+          <w:sz w:val="17"/>
+          <w:szCs w:val="17"/>
+        </w:rPr>
+        <w:t xml:space="preserve">    </w:t>
+      </w:r>
+      <w:r>
+        <w:rPr>
+          <w:rFonts w:ascii="Consolas" w:hAnsi="Consolas"/>
+          <w:color w:val="9CDCFE"/>
+          <w:sz w:val="17"/>
+          <w:szCs w:val="17"/>
+        </w:rPr>
+        <w:t>to_encode</w:t>
+      </w:r>
+      <w:r>
+        <w:rPr>
+          <w:rFonts w:ascii="Consolas" w:hAnsi="Consolas"/>
+          <w:color w:val="D4D4D4"/>
+          <w:sz w:val="17"/>
+          <w:szCs w:val="17"/>
+        </w:rPr>
+        <w:t xml:space="preserve"> = {</w:t>
+      </w:r>
+      <w:r>
+        <w:rPr>
+          <w:rFonts w:ascii="Consolas" w:hAnsi="Consolas"/>
+          <w:color w:val="CE9178"/>
+          <w:sz w:val="17"/>
+          <w:szCs w:val="17"/>
+        </w:rPr>
+        <w:t>"sub"</w:t>
+      </w:r>
+      <w:r>
+        <w:rPr>
+          <w:rFonts w:ascii="Consolas" w:hAnsi="Consolas"/>
+          <w:color w:val="D4D4D4"/>
+          <w:sz w:val="17"/>
+          <w:szCs w:val="17"/>
+        </w:rPr>
+        <w:t xml:space="preserve">: </w:t>
+      </w:r>
+      <w:r>
+        <w:rPr>
+          <w:rFonts w:ascii="Consolas" w:hAnsi="Consolas"/>
+          <w:color w:val="4EC9B0"/>
+          <w:sz w:val="17"/>
+          <w:szCs w:val="17"/>
+        </w:rPr>
+        <w:t>str</w:t>
+      </w:r>
+      <w:r>
+        <w:rPr>
+          <w:rFonts w:ascii="Consolas" w:hAnsi="Consolas"/>
+          <w:color w:val="D4D4D4"/>
+          <w:sz w:val="17"/>
+          <w:szCs w:val="17"/>
+        </w:rPr>
+        <w:t>(</w:t>
+      </w:r>
+      <w:r>
+        <w:rPr>
+          <w:rFonts w:ascii="Consolas" w:hAnsi="Consolas"/>
+          <w:color w:val="9CDCFE"/>
+          <w:sz w:val="17"/>
+          <w:szCs w:val="17"/>
+        </w:rPr>
+        <w:t>user_id</w:t>
+      </w:r>
+      <w:r>
+        <w:rPr>
+          <w:rFonts w:ascii="Consolas" w:hAnsi="Consolas"/>
+          <w:color w:val="D4D4D4"/>
+          <w:sz w:val="17"/>
+          <w:szCs w:val="17"/>
+        </w:rPr>
+        <w:t>),</w:t>
+      </w:r>
+      <w:r>
+        <w:rPr>
+          <w:rFonts w:ascii="Consolas" w:hAnsi="Consolas"/>
+          <w:color w:val="CE9178"/>
+          <w:sz w:val="17"/>
+          <w:szCs w:val="17"/>
+        </w:rPr>
+        <w:t>"type"</w:t>
+      </w:r>
+      <w:r>
+        <w:rPr>
+          <w:rFonts w:ascii="Consolas" w:hAnsi="Consolas"/>
+          <w:color w:val="D4D4D4"/>
+          <w:sz w:val="17"/>
+          <w:szCs w:val="17"/>
+        </w:rPr>
+        <w:t xml:space="preserve">: </w:t>
+      </w:r>
+      <w:r>
+        <w:rPr>
+          <w:rFonts w:ascii="Consolas" w:hAnsi="Consolas"/>
+          <w:color w:val="CE9178"/>
+          <w:sz w:val="17"/>
+          <w:szCs w:val="17"/>
+        </w:rPr>
+        <w:t>"verify"</w:t>
+      </w:r>
+      <w:r>
+        <w:rPr>
+          <w:rFonts w:ascii="Consolas" w:hAnsi="Consolas"/>
+          <w:color w:val="D4D4D4"/>
+          <w:sz w:val="17"/>
+          <w:szCs w:val="17"/>
+        </w:rPr>
+        <w:t>,</w:t>
+      </w:r>
+      <w:r>
+        <w:rPr>
+          <w:rFonts w:ascii="Consolas" w:hAnsi="Consolas"/>
+          <w:color w:val="CE9178"/>
+          <w:sz w:val="17"/>
+          <w:szCs w:val="17"/>
+        </w:rPr>
+        <w:t>"exp"</w:t>
+      </w:r>
+      <w:r>
+        <w:rPr>
+          <w:rFonts w:ascii="Consolas" w:hAnsi="Consolas"/>
+          <w:color w:val="D4D4D4"/>
+          <w:sz w:val="17"/>
+          <w:szCs w:val="17"/>
+        </w:rPr>
+        <w:t xml:space="preserve">: </w:t>
+      </w:r>
+      <w:r>
+        <w:rPr>
+          <w:rFonts w:ascii="Consolas" w:hAnsi="Consolas"/>
+          <w:color w:val="9CDCFE"/>
+          <w:sz w:val="17"/>
+          <w:szCs w:val="17"/>
+        </w:rPr>
+        <w:t>expire</w:t>
+      </w:r>
+      <w:r>
+        <w:rPr>
+          <w:rFonts w:ascii="Consolas" w:hAnsi="Consolas"/>
+          <w:color w:val="D4D4D4"/>
+          <w:sz w:val="17"/>
+          <w:szCs w:val="17"/>
+        </w:rPr>
+        <w:t>}</w:t>
+      </w:r>
+    </w:p>
+    <w:p>
+      <w:pPr>
+        <w:shd w:val="clear" w:color="auto" w:fill="1E1E1E"/>
+        <w:spacing w:line="225" w:lineRule="atLeast"/>
+        <w:rPr>
+          <w:rFonts w:ascii="Consolas" w:hAnsi="Consolas"/>
+          <w:color w:val="D4D4D4"/>
+          <w:sz w:val="17"/>
+          <w:szCs w:val="17"/>
+        </w:rPr>
+      </w:pPr>
+      <w:r>
+        <w:rPr>
+          <w:rFonts w:ascii="Consolas" w:hAnsi="Consolas"/>
+          <w:color w:val="D4D4D4"/>
+          <w:sz w:val="17"/>
+          <w:szCs w:val="17"/>
+        </w:rPr>
+        <w:t xml:space="preserve">    </w:t>
+      </w:r>
+      <w:r>
+        <w:rPr>
+          <w:rFonts w:ascii="Consolas" w:hAnsi="Consolas"/>
+          <w:color w:val="C586C0"/>
+          <w:sz w:val="17"/>
+          <w:szCs w:val="17"/>
+        </w:rPr>
+        <w:t>return</w:t>
+      </w:r>
+      <w:r>
+        <w:rPr>
+          <w:rFonts w:ascii="Consolas" w:hAnsi="Consolas"/>
+          <w:color w:val="D4D4D4"/>
+          <w:sz w:val="17"/>
+          <w:szCs w:val="17"/>
+        </w:rPr>
+        <w:t xml:space="preserve"> jwt.encode(</w:t>
+      </w:r>
+      <w:r>
+        <w:rPr>
+          <w:rFonts w:ascii="Consolas" w:hAnsi="Consolas"/>
+          <w:color w:val="9CDCFE"/>
+          <w:sz w:val="17"/>
+          <w:szCs w:val="17"/>
+        </w:rPr>
+        <w:t>to_encode</w:t>
+      </w:r>
+      <w:r>
+        <w:rPr>
+          <w:rFonts w:ascii="Consolas" w:hAnsi="Consolas"/>
+          <w:color w:val="D4D4D4"/>
+          <w:sz w:val="17"/>
+          <w:szCs w:val="17"/>
+        </w:rPr>
+        <w:t>,SECRET_KEY,</w:t>
+      </w:r>
+      <w:r>
+        <w:rPr>
+          <w:rFonts w:ascii="Consolas" w:hAnsi="Consolas"/>
+          <w:color w:val="9CDCFE"/>
+          <w:sz w:val="17"/>
+          <w:szCs w:val="17"/>
+        </w:rPr>
+        <w:t>algorithm</w:t>
+      </w:r>
+      <w:r>
+        <w:rPr>
+          <w:rFonts w:ascii="Consolas" w:hAnsi="Consolas"/>
+          <w:color w:val="D4D4D4"/>
+          <w:sz w:val="17"/>
+          <w:szCs w:val="17"/>
+        </w:rPr>
+        <w:t>=ALGORITHM)</w:t>
+      </w:r>
+    </w:p>
+    <w:p>
+      <w:pPr>
+        <w:shd w:val="clear" w:color="auto" w:fill="1E1E1E"/>
+        <w:spacing w:line="225" w:lineRule="atLeast"/>
+        <w:rPr>
+          <w:rFonts w:ascii="Consolas" w:hAnsi="Consolas"/>
+          <w:color w:val="D4D4D4"/>
+          <w:sz w:val="17"/>
+          <w:szCs w:val="17"/>
+        </w:rPr>
+      </w:pPr>
+    </w:p>
+    <w:p>
+      <w:pPr>
+        <w:pStyle w:val="Heading1"/>
+      </w:pPr>
+      <w:r>
+        <w:t>What This Does</w:t>
+      </w:r>
+    </w:p>
+    <w:p>
+      <w:pPr>
+        <w:pStyle w:val="NormalWeb"/>
+      </w:pPr>
+      <w:r>
+        <w:lastRenderedPageBreak/>
+        <w:t>This creates a JWT token containing:</w:t>
+      </w:r>
+    </w:p>
+    <w:p>
+      <w:pPr>
+        <w:pStyle w:val="NormalWeb"/>
+      </w:pPr>
+      <w:r>
+        <w:t>• User ID</w:t>
+      </w:r>
+      <w:r>
+        <w:br/>
+        <w:t>• Token type = verify</w:t>
+      </w:r>
+      <w:r>
+        <w:br/>
+        <w:t>• Expiration time</w:t>
+      </w:r>
+    </w:p>
+    <w:p>
+      <w:pPr>
+        <w:pStyle w:val="Heading1"/>
+      </w:pPr>
+      <w:r>
+        <w:t>Step 2: Process Verification Email</w:t>
+      </w:r>
+    </w:p>
+    <w:p>
+      <w:pPr>
+        <w:pStyle w:val="NormalWeb"/>
+      </w:pPr>
+      <w:r>
+        <w:rPr>
+          <w:rFonts w:ascii="Segoe UI Symbol" w:hAnsi="Segoe UI Symbol" w:cs="Segoe UI Symbol"/>
+        </w:rPr>
+        <w:t>📁</w:t>
+      </w:r>
+      <w:r>
+        <w:t xml:space="preserve"> File:</w:t>
+      </w:r>
+      <w:r>
+        <w:br/>
+        <w:t>ch106/app/account/services.py</w:t>
+      </w:r>
+    </w:p>
+    <w:p>
+      <w:pPr>
+        <w:pStyle w:val="NormalWeb"/>
+      </w:pPr>
+      <w:r>
+        <w:t>Import:</w:t>
+      </w:r>
+    </w:p>
+    <w:p>
+      <w:pPr>
+        <w:shd w:val="clear" w:color="auto" w:fill="1E1E1E"/>
+        <w:spacing w:line="225" w:lineRule="atLeast"/>
+        <w:rPr>
+          <w:rFonts w:ascii="Consolas" w:hAnsi="Consolas"/>
+          <w:color w:val="D4D4D4"/>
+          <w:sz w:val="17"/>
+          <w:szCs w:val="17"/>
+        </w:rPr>
+      </w:pPr>
+      <w:r>
+        <w:rPr>
+          <w:rFonts w:ascii="Consolas" w:hAnsi="Consolas"/>
+          <w:color w:val="C586C0"/>
+          <w:sz w:val="17"/>
+          <w:szCs w:val="17"/>
+        </w:rPr>
+        <w:t>from</w:t>
+      </w:r>
+      <w:r>
+        <w:rPr>
+          <w:rFonts w:ascii="Consolas" w:hAnsi="Consolas"/>
+          <w:color w:val="D4D4D4"/>
+          <w:sz w:val="17"/>
+          <w:szCs w:val="17"/>
+        </w:rPr>
+        <w:t xml:space="preserve"> </w:t>
+      </w:r>
+      <w:r>
+        <w:rPr>
+          <w:rFonts w:ascii="Consolas" w:hAnsi="Consolas"/>
+          <w:color w:val="4EC9B0"/>
+          <w:sz w:val="17"/>
+          <w:szCs w:val="17"/>
+        </w:rPr>
+        <w:t>app</w:t>
+      </w:r>
+      <w:r>
+        <w:rPr>
+          <w:rFonts w:ascii="Consolas" w:hAnsi="Consolas"/>
+          <w:color w:val="D4D4D4"/>
+          <w:sz w:val="17"/>
+          <w:szCs w:val="17"/>
+        </w:rPr>
+        <w:t>.</w:t>
+      </w:r>
+      <w:r>
+        <w:rPr>
+          <w:rFonts w:ascii="Consolas" w:hAnsi="Consolas"/>
+          <w:color w:val="4EC9B0"/>
+          <w:sz w:val="17"/>
+          <w:szCs w:val="17"/>
+        </w:rPr>
+        <w:t>account</w:t>
+      </w:r>
+      <w:r>
+        <w:rPr>
+          <w:rFonts w:ascii="Consolas" w:hAnsi="Consolas"/>
+          <w:color w:val="D4D4D4"/>
+          <w:sz w:val="17"/>
+          <w:szCs w:val="17"/>
+        </w:rPr>
+        <w:t>.</w:t>
+      </w:r>
+      <w:r>
+        <w:rPr>
+          <w:rFonts w:ascii="Consolas" w:hAnsi="Consolas"/>
+          <w:color w:val="4EC9B0"/>
+          <w:sz w:val="17"/>
+          <w:szCs w:val="17"/>
+        </w:rPr>
+        <w:t>utils</w:t>
+      </w:r>
+      <w:r>
+        <w:rPr>
+          <w:rFonts w:ascii="Consolas" w:hAnsi="Consolas"/>
+          <w:color w:val="D4D4D4"/>
+          <w:sz w:val="17"/>
+          <w:szCs w:val="17"/>
+        </w:rPr>
+        <w:t xml:space="preserve"> </w:t>
+      </w:r>
+      <w:r>
+        <w:rPr>
+          <w:rFonts w:ascii="Consolas" w:hAnsi="Consolas"/>
+          <w:color w:val="C586C0"/>
+          <w:sz w:val="17"/>
+          <w:szCs w:val="17"/>
+        </w:rPr>
+        <w:t>import</w:t>
+      </w:r>
+      <w:r>
+        <w:rPr>
+          <w:rFonts w:ascii="Consolas" w:hAnsi="Consolas"/>
+          <w:color w:val="D4D4D4"/>
+          <w:sz w:val="17"/>
+          <w:szCs w:val="17"/>
+        </w:rPr>
+        <w:t xml:space="preserve"> (</w:t>
+      </w:r>
+      <w:r>
+        <w:rPr>
+          <w:rFonts w:ascii="Consolas" w:hAnsi="Consolas"/>
+          <w:color w:val="DCDCAA"/>
+          <w:sz w:val="17"/>
+          <w:szCs w:val="17"/>
+        </w:rPr>
+        <w:t>create_email_verification_token</w:t>
+      </w:r>
+      <w:r>
+        <w:rPr>
+          <w:rFonts w:ascii="Consolas" w:hAnsi="Consolas"/>
+          <w:color w:val="D4D4D4"/>
+          <w:sz w:val="17"/>
+          <w:szCs w:val="17"/>
+        </w:rPr>
+        <w:t>)</w:t>
+      </w:r>
+    </w:p>
+    <w:p>
+      <w:pPr>
+        <w:shd w:val="clear" w:color="auto" w:fill="1E1E1E"/>
+        <w:spacing w:line="225" w:lineRule="atLeast"/>
+        <w:rPr>
+          <w:rFonts w:ascii="Consolas" w:hAnsi="Consolas"/>
+          <w:color w:val="D4D4D4"/>
+          <w:sz w:val="17"/>
+          <w:szCs w:val="17"/>
+        </w:rPr>
+      </w:pPr>
+    </w:p>
+    <w:p>
+      <w:pPr>
+        <w:pStyle w:val="NormalWeb"/>
+      </w:pPr>
+      <w:r>
+        <w:t>Add function:</w:t>
+      </w:r>
+    </w:p>
+    <w:p>
+      <w:pPr>
+        <w:shd w:val="clear" w:color="auto" w:fill="1E1E1E"/>
+        <w:spacing w:line="225" w:lineRule="atLeast"/>
+        <w:rPr>
+          <w:rFonts w:ascii="Consolas" w:hAnsi="Consolas"/>
+          <w:color w:val="D4D4D4"/>
+          <w:sz w:val="17"/>
+          <w:szCs w:val="17"/>
+        </w:rPr>
+      </w:pPr>
+      <w:r>
+        <w:rPr>
+          <w:rFonts w:ascii="Consolas" w:hAnsi="Consolas"/>
+          <w:color w:val="569CD6"/>
+          <w:sz w:val="17"/>
+          <w:szCs w:val="17"/>
+        </w:rPr>
+        <w:t>def</w:t>
+      </w:r>
+      <w:r>
+        <w:rPr>
+          <w:rFonts w:ascii="Consolas" w:hAnsi="Consolas"/>
+          <w:color w:val="D4D4D4"/>
+          <w:sz w:val="17"/>
+          <w:szCs w:val="17"/>
+        </w:rPr>
+        <w:t xml:space="preserve"> </w:t>
+      </w:r>
+      <w:r>
+        <w:rPr>
+          <w:rFonts w:ascii="Consolas" w:hAnsi="Consolas"/>
+          <w:color w:val="DCDCAA"/>
+          <w:sz w:val="17"/>
+          <w:szCs w:val="17"/>
+        </w:rPr>
+        <w:t>process_email_verification</w:t>
+      </w:r>
+      <w:r>
+        <w:rPr>
+          <w:rFonts w:ascii="Consolas" w:hAnsi="Consolas"/>
+          <w:color w:val="D4D4D4"/>
+          <w:sz w:val="17"/>
+          <w:szCs w:val="17"/>
+        </w:rPr>
+        <w:t>(</w:t>
+      </w:r>
+      <w:r>
+        <w:rPr>
+          <w:rFonts w:ascii="Consolas" w:hAnsi="Consolas"/>
+          <w:color w:val="9CDCFE"/>
+          <w:sz w:val="17"/>
+          <w:szCs w:val="17"/>
+        </w:rPr>
+        <w:t>user</w:t>
+      </w:r>
+      <w:r>
+        <w:rPr>
+          <w:rFonts w:ascii="Consolas" w:hAnsi="Consolas"/>
+          <w:color w:val="D4D4D4"/>
+          <w:sz w:val="17"/>
+          <w:szCs w:val="17"/>
+        </w:rPr>
+        <w:t xml:space="preserve">: </w:t>
+      </w:r>
+      <w:r>
+        <w:rPr>
+          <w:rFonts w:ascii="Consolas" w:hAnsi="Consolas"/>
+          <w:color w:val="4EC9B0"/>
+          <w:sz w:val="17"/>
+          <w:szCs w:val="17"/>
+        </w:rPr>
+        <w:t>User</w:t>
+      </w:r>
+      <w:r>
+        <w:rPr>
+          <w:rFonts w:ascii="Consolas" w:hAnsi="Consolas"/>
+          <w:color w:val="D4D4D4"/>
+          <w:sz w:val="17"/>
+          <w:szCs w:val="17"/>
+        </w:rPr>
+        <w:t>):</w:t>
+      </w:r>
+    </w:p>
+    <w:p>
+      <w:pPr>
+        <w:shd w:val="clear" w:color="auto" w:fill="1E1E1E"/>
+        <w:spacing w:line="225" w:lineRule="atLeast"/>
+        <w:rPr>
+          <w:rFonts w:ascii="Consolas" w:hAnsi="Consolas"/>
+          <w:color w:val="D4D4D4"/>
+          <w:sz w:val="17"/>
+          <w:szCs w:val="17"/>
+        </w:rPr>
+      </w:pPr>
+      <w:r>
+        <w:rPr>
+          <w:rFonts w:ascii="Consolas" w:hAnsi="Consolas"/>
+          <w:color w:val="D4D4D4"/>
+          <w:sz w:val="17"/>
+          <w:szCs w:val="17"/>
+        </w:rPr>
+        <w:t xml:space="preserve">    </w:t>
+      </w:r>
+      <w:r>
+        <w:rPr>
+          <w:rFonts w:ascii="Consolas" w:hAnsi="Consolas"/>
+          <w:color w:val="9CDCFE"/>
+          <w:sz w:val="17"/>
+          <w:szCs w:val="17"/>
+        </w:rPr>
+        <w:t>token</w:t>
+      </w:r>
+      <w:r>
+        <w:rPr>
+          <w:rFonts w:ascii="Consolas" w:hAnsi="Consolas"/>
+          <w:color w:val="D4D4D4"/>
+          <w:sz w:val="17"/>
+          <w:szCs w:val="17"/>
+        </w:rPr>
+        <w:t xml:space="preserve"> = create_email_verification_token(</w:t>
+      </w:r>
+      <w:r>
+        <w:rPr>
+          <w:rFonts w:ascii="Consolas" w:hAnsi="Consolas"/>
+          <w:color w:val="9CDCFE"/>
+          <w:sz w:val="17"/>
+          <w:szCs w:val="17"/>
+        </w:rPr>
+        <w:t>user</w:t>
+      </w:r>
+      <w:r>
+        <w:rPr>
+          <w:rFonts w:ascii="Consolas" w:hAnsi="Consolas"/>
+          <w:color w:val="D4D4D4"/>
+          <w:sz w:val="17"/>
+          <w:szCs w:val="17"/>
+        </w:rPr>
+        <w:t>.id)</w:t>
+      </w:r>
+    </w:p>
+    <w:p>
+      <w:pPr>
+        <w:shd w:val="clear" w:color="auto" w:fill="1E1E1E"/>
+        <w:spacing w:line="225" w:lineRule="atLeast"/>
+        <w:rPr>
+          <w:rFonts w:ascii="Consolas" w:hAnsi="Consolas"/>
+          <w:color w:val="D4D4D4"/>
+          <w:sz w:val="17"/>
+          <w:szCs w:val="17"/>
+        </w:rPr>
+      </w:pPr>
+      <w:r>
+        <w:rPr>
+          <w:rFonts w:ascii="Consolas" w:hAnsi="Consolas"/>
+          <w:color w:val="D4D4D4"/>
+          <w:sz w:val="17"/>
+          <w:szCs w:val="17"/>
+        </w:rPr>
+        <w:t xml:space="preserve">    </w:t>
+      </w:r>
+      <w:r>
+        <w:rPr>
+          <w:rFonts w:ascii="Consolas" w:hAnsi="Consolas"/>
+          <w:color w:val="9CDCFE"/>
+          <w:sz w:val="17"/>
+          <w:szCs w:val="17"/>
+        </w:rPr>
+        <w:t>link</w:t>
+      </w:r>
+      <w:r>
+        <w:rPr>
+          <w:rFonts w:ascii="Consolas" w:hAnsi="Consolas"/>
+          <w:color w:val="D4D4D4"/>
+          <w:sz w:val="17"/>
+          <w:szCs w:val="17"/>
+        </w:rPr>
+        <w:t xml:space="preserve"> = </w:t>
+      </w:r>
+      <w:r>
+        <w:rPr>
+          <w:rFonts w:ascii="Consolas" w:hAnsi="Consolas"/>
+          <w:color w:val="569CD6"/>
+          <w:sz w:val="17"/>
+          <w:szCs w:val="17"/>
+        </w:rPr>
+        <w:t>f</w:t>
+      </w:r>
+      <w:r>
+        <w:rPr>
+          <w:rFonts w:ascii="Consolas" w:hAnsi="Consolas"/>
+          <w:color w:val="CE9178"/>
+          <w:sz w:val="17"/>
+          <w:szCs w:val="17"/>
+        </w:rPr>
+        <w:t>"http://localhost:8000/account/verify?token=</w:t>
+      </w:r>
+      <w:r>
+        <w:rPr>
+          <w:rFonts w:ascii="Consolas" w:hAnsi="Consolas"/>
+          <w:color w:val="569CD6"/>
+          <w:sz w:val="17"/>
+          <w:szCs w:val="17"/>
+        </w:rPr>
+        <w:t>{</w:t>
+      </w:r>
+      <w:r>
+        <w:rPr>
+          <w:rFonts w:ascii="Consolas" w:hAnsi="Consolas"/>
+          <w:color w:val="9CDCFE"/>
+          <w:sz w:val="17"/>
+          <w:szCs w:val="17"/>
+        </w:rPr>
+        <w:t>token</w:t>
+      </w:r>
+      <w:r>
+        <w:rPr>
+          <w:rFonts w:ascii="Consolas" w:hAnsi="Consolas"/>
+          <w:color w:val="569CD6"/>
+          <w:sz w:val="17"/>
+          <w:szCs w:val="17"/>
+        </w:rPr>
+        <w:t>}</w:t>
+      </w:r>
+      <w:r>
+        <w:rPr>
+          <w:rFonts w:ascii="Consolas" w:hAnsi="Consolas"/>
+          <w:color w:val="CE9178"/>
+          <w:sz w:val="17"/>
+          <w:szCs w:val="17"/>
+        </w:rPr>
+        <w:t>"</w:t>
+      </w:r>
+    </w:p>
+    <w:p>
+      <w:pPr>
+        <w:shd w:val="clear" w:color="auto" w:fill="1E1E1E"/>
+        <w:spacing w:line="225" w:lineRule="atLeast"/>
+        <w:rPr>
+          <w:rFonts w:ascii="Consolas" w:hAnsi="Consolas"/>
+          <w:color w:val="D4D4D4"/>
+          <w:sz w:val="17"/>
+          <w:szCs w:val="17"/>
+        </w:rPr>
+      </w:pPr>
+      <w:r>
+        <w:rPr>
+          <w:rFonts w:ascii="Consolas" w:hAnsi="Consolas"/>
+          <w:color w:val="D4D4D4"/>
+          <w:sz w:val="17"/>
+          <w:szCs w:val="17"/>
+        </w:rPr>
+        <w:t xml:space="preserve">    </w:t>
+      </w:r>
+      <w:r>
+        <w:rPr>
+          <w:rFonts w:ascii="Consolas" w:hAnsi="Consolas"/>
+          <w:color w:val="6A9955"/>
+          <w:sz w:val="17"/>
+          <w:szCs w:val="17"/>
+        </w:rPr>
+        <w:t># Normally sent through email</w:t>
+      </w:r>
+    </w:p>
+    <w:p>
+      <w:pPr>
+        <w:shd w:val="clear" w:color="auto" w:fill="1E1E1E"/>
+        <w:spacing w:line="225" w:lineRule="atLeast"/>
+        <w:rPr>
+          <w:rFonts w:ascii="Consolas" w:hAnsi="Consolas"/>
+          <w:color w:val="D4D4D4"/>
+          <w:sz w:val="17"/>
+          <w:szCs w:val="17"/>
+        </w:rPr>
+      </w:pPr>
+      <w:r>
+        <w:rPr>
+          <w:rFonts w:ascii="Consolas" w:hAnsi="Consolas"/>
+          <w:color w:val="D4D4D4"/>
+          <w:sz w:val="17"/>
+          <w:szCs w:val="17"/>
+        </w:rPr>
+        <w:t xml:space="preserve">    </w:t>
+      </w:r>
+      <w:r>
+        <w:rPr>
+          <w:rFonts w:ascii="Consolas" w:hAnsi="Consolas"/>
+          <w:color w:val="DCDCAA"/>
+          <w:sz w:val="17"/>
+          <w:szCs w:val="17"/>
+        </w:rPr>
+        <w:t>print</w:t>
+      </w:r>
+      <w:r>
+        <w:rPr>
+          <w:rFonts w:ascii="Consolas" w:hAnsi="Consolas"/>
+          <w:color w:val="D4D4D4"/>
+          <w:sz w:val="17"/>
+          <w:szCs w:val="17"/>
+        </w:rPr>
+        <w:t>(</w:t>
+      </w:r>
+      <w:r>
+        <w:rPr>
+          <w:rFonts w:ascii="Consolas" w:hAnsi="Consolas"/>
+          <w:color w:val="569CD6"/>
+          <w:sz w:val="17"/>
+          <w:szCs w:val="17"/>
+        </w:rPr>
+        <w:t>f</w:t>
+      </w:r>
+      <w:r>
+        <w:rPr>
+          <w:rFonts w:ascii="Consolas" w:hAnsi="Consolas"/>
+          <w:color w:val="CE9178"/>
+          <w:sz w:val="17"/>
+          <w:szCs w:val="17"/>
+        </w:rPr>
+        <w:t xml:space="preserve">"Verify your email: </w:t>
+      </w:r>
+      <w:r>
+        <w:rPr>
+          <w:rFonts w:ascii="Consolas" w:hAnsi="Consolas"/>
+          <w:color w:val="569CD6"/>
+          <w:sz w:val="17"/>
+          <w:szCs w:val="17"/>
+        </w:rPr>
+        <w:t>{</w:t>
+      </w:r>
+      <w:r>
+        <w:rPr>
+          <w:rFonts w:ascii="Consolas" w:hAnsi="Consolas"/>
+          <w:color w:val="9CDCFE"/>
+          <w:sz w:val="17"/>
+          <w:szCs w:val="17"/>
+        </w:rPr>
+        <w:t>link</w:t>
+      </w:r>
+      <w:r>
+        <w:rPr>
+          <w:rFonts w:ascii="Consolas" w:hAnsi="Consolas"/>
+          <w:color w:val="569CD6"/>
+          <w:sz w:val="17"/>
+          <w:szCs w:val="17"/>
+        </w:rPr>
+        <w:t>}</w:t>
+      </w:r>
+      <w:r>
+        <w:rPr>
+          <w:rFonts w:ascii="Consolas" w:hAnsi="Consolas"/>
+          <w:color w:val="CE9178"/>
+          <w:sz w:val="17"/>
+          <w:szCs w:val="17"/>
+        </w:rPr>
+        <w:t>"</w:t>
+      </w:r>
+      <w:r>
+        <w:rPr>
+          <w:rFonts w:ascii="Consolas" w:hAnsi="Consolas"/>
+          <w:color w:val="D4D4D4"/>
+          <w:sz w:val="17"/>
+          <w:szCs w:val="17"/>
+        </w:rPr>
+        <w:t>)</w:t>
+      </w:r>
+    </w:p>
+    <w:p>
+      <w:pPr>
+        <w:shd w:val="clear" w:color="auto" w:fill="1E1E1E"/>
+        <w:spacing w:line="225" w:lineRule="atLeast"/>
+        <w:rPr>
+          <w:rFonts w:ascii="Consolas" w:hAnsi="Consolas"/>
+          <w:color w:val="D4D4D4"/>
+          <w:sz w:val="17"/>
+          <w:szCs w:val="17"/>
+        </w:rPr>
+      </w:pPr>
+      <w:r>
+        <w:rPr>
+          <w:rFonts w:ascii="Consolas" w:hAnsi="Consolas"/>
+          <w:color w:val="D4D4D4"/>
+          <w:sz w:val="17"/>
+          <w:szCs w:val="17"/>
+        </w:rPr>
+        <w:t xml:space="preserve">    </w:t>
+      </w:r>
+      <w:r>
+        <w:rPr>
+          <w:rFonts w:ascii="Consolas" w:hAnsi="Consolas"/>
+          <w:color w:val="C586C0"/>
+          <w:sz w:val="17"/>
+          <w:szCs w:val="17"/>
+        </w:rPr>
+        <w:t>return</w:t>
+      </w:r>
+      <w:r>
+        <w:rPr>
+          <w:rFonts w:ascii="Consolas" w:hAnsi="Consolas"/>
+          <w:color w:val="D4D4D4"/>
+          <w:sz w:val="17"/>
+          <w:szCs w:val="17"/>
+        </w:rPr>
+        <w:t xml:space="preserve"> {</w:t>
+      </w:r>
+      <w:r>
+        <w:rPr>
+          <w:rFonts w:ascii="Consolas" w:hAnsi="Consolas"/>
+          <w:color w:val="CE9178"/>
+          <w:sz w:val="17"/>
+          <w:szCs w:val="17"/>
+        </w:rPr>
+        <w:t>"msg"</w:t>
+      </w:r>
+      <w:r>
+        <w:rPr>
+          <w:rFonts w:ascii="Consolas" w:hAnsi="Consolas"/>
+          <w:color w:val="D4D4D4"/>
+          <w:sz w:val="17"/>
+          <w:szCs w:val="17"/>
+        </w:rPr>
+        <w:t xml:space="preserve">: </w:t>
+      </w:r>
+      <w:r>
+        <w:rPr>
+          <w:rFonts w:ascii="Consolas" w:hAnsi="Consolas"/>
+          <w:color w:val="CE9178"/>
+          <w:sz w:val="17"/>
+          <w:szCs w:val="17"/>
+        </w:rPr>
+        <w:t>"Verification email sent"</w:t>
+      </w:r>
+      <w:r>
+        <w:rPr>
+          <w:rFonts w:ascii="Consolas" w:hAnsi="Consolas"/>
+          <w:color w:val="D4D4D4"/>
+          <w:sz w:val="17"/>
+          <w:szCs w:val="17"/>
+        </w:rPr>
+        <w:t>}</w:t>
+      </w:r>
+    </w:p>
+    <w:p>
+      <w:pPr>
+        <w:shd w:val="clear" w:color="auto" w:fill="1E1E1E"/>
+        <w:spacing w:line="225" w:lineRule="atLeast"/>
+        <w:rPr>
+          <w:rFonts w:ascii="Consolas" w:hAnsi="Consolas"/>
+          <w:color w:val="D4D4D4"/>
+          <w:sz w:val="17"/>
+          <w:szCs w:val="17"/>
+        </w:rPr>
+      </w:pPr>
+    </w:p>
+    <w:p>
+      <w:pPr>
+        <w:pStyle w:val="Heading1"/>
+      </w:pPr>
+      <w:r>
+        <w:rPr>
+          <w:rFonts w:ascii="Segoe UI Symbol" w:hAnsi="Segoe UI Symbol" w:cs="Segoe UI Symbol"/>
+        </w:rPr>
+        <w:t>📌</w:t>
+      </w:r>
+      <w:r>
+        <w:t xml:space="preserve"> Note</w:t>
+      </w:r>
+    </w:p>
+    <w:p>
+      <w:pPr>
+        <w:pStyle w:val="NormalWeb"/>
+      </w:pPr>
+      <w:r>
+        <w:t>Normally we send this link through email service.</w:t>
+      </w:r>
+    </w:p>
+    <w:p>
+      <w:pPr>
+        <w:pStyle w:val="NormalWeb"/>
+      </w:pPr>
+      <w:r>
+        <w:t>For learning purpose:</w:t>
+      </w:r>
+    </w:p>
+    <w:p>
+      <w:pPr>
+        <w:pStyle w:val="NormalWeb"/>
+      </w:pPr>
+      <w:r>
+        <w:rPr>
+          <w:rFonts w:ascii="Segoe UI Symbol" w:hAnsi="Segoe UI Symbol" w:cs="Segoe UI Symbol"/>
+        </w:rPr>
+        <w:t>✅</w:t>
+      </w:r>
+      <w:r>
+        <w:t xml:space="preserve"> We simply print the verification link in terminal.</w:t>
+      </w:r>
+    </w:p>
+    <w:p>
+      <w:pPr>
+        <w:pStyle w:val="Heading1"/>
+      </w:pPr>
+      <w:r>
+        <w:rPr>
+          <w:rFonts w:ascii="Segoe UI Symbol" w:hAnsi="Segoe UI Symbol" w:cs="Segoe UI Symbol"/>
+        </w:rPr>
+        <w:t>📂</w:t>
+      </w:r>
+      <w:r>
+        <w:t xml:space="preserve"> Step 3: Verify Token &amp; Get User ID</w:t>
+      </w:r>
+    </w:p>
+    <w:p>
+      <w:pPr>
+        <w:pStyle w:val="NormalWeb"/>
+      </w:pPr>
+      <w:r>
+        <w:rPr>
+          <w:rFonts w:ascii="Segoe UI Symbol" w:hAnsi="Segoe UI Symbol" w:cs="Segoe UI Symbol"/>
+        </w:rPr>
+        <w:t>📁</w:t>
+      </w:r>
+      <w:r>
+        <w:t xml:space="preserve"> File:</w:t>
+      </w:r>
+      <w:r>
+        <w:br/>
+        <w:t>ch106/app/account/utils.py</w:t>
+      </w:r>
+    </w:p>
+    <w:p>
+      <w:pPr>
+        <w:shd w:val="clear" w:color="auto" w:fill="1E1E1E"/>
+        <w:spacing w:line="225" w:lineRule="atLeast"/>
+        <w:rPr>
+          <w:rFonts w:ascii="Consolas" w:hAnsi="Consolas"/>
+          <w:color w:val="D4D4D4"/>
+          <w:sz w:val="17"/>
+          <w:szCs w:val="17"/>
+        </w:rPr>
+      </w:pPr>
+      <w:r>
+        <w:rPr>
+          <w:rFonts w:ascii="Consolas" w:hAnsi="Consolas"/>
+          <w:color w:val="569CD6"/>
+          <w:sz w:val="17"/>
+          <w:szCs w:val="17"/>
+        </w:rPr>
+        <w:t>def</w:t>
+      </w:r>
+      <w:r>
+        <w:rPr>
+          <w:rFonts w:ascii="Consolas" w:hAnsi="Consolas"/>
+          <w:color w:val="D4D4D4"/>
+          <w:sz w:val="17"/>
+          <w:szCs w:val="17"/>
+        </w:rPr>
+        <w:t xml:space="preserve"> </w:t>
+      </w:r>
+      <w:r>
+        <w:rPr>
+          <w:rFonts w:ascii="Consolas" w:hAnsi="Consolas"/>
+          <w:color w:val="DCDCAA"/>
+          <w:sz w:val="17"/>
+          <w:szCs w:val="17"/>
+        </w:rPr>
+        <w:t>verify_token_and_get_user_id</w:t>
+      </w:r>
+      <w:r>
+        <w:rPr>
+          <w:rFonts w:ascii="Consolas" w:hAnsi="Consolas"/>
+          <w:color w:val="D4D4D4"/>
+          <w:sz w:val="17"/>
+          <w:szCs w:val="17"/>
+        </w:rPr>
+        <w:t>(</w:t>
+      </w:r>
+      <w:r>
+        <w:rPr>
+          <w:rFonts w:ascii="Consolas" w:hAnsi="Consolas"/>
+          <w:color w:val="9CDCFE"/>
+          <w:sz w:val="17"/>
+          <w:szCs w:val="17"/>
+        </w:rPr>
+        <w:t>token</w:t>
+      </w:r>
+      <w:r>
+        <w:rPr>
+          <w:rFonts w:ascii="Consolas" w:hAnsi="Consolas"/>
+          <w:color w:val="D4D4D4"/>
+          <w:sz w:val="17"/>
+          <w:szCs w:val="17"/>
+        </w:rPr>
+        <w:t xml:space="preserve">: </w:t>
+      </w:r>
+      <w:r>
+        <w:rPr>
+          <w:rFonts w:ascii="Consolas" w:hAnsi="Consolas"/>
+          <w:color w:val="4EC9B0"/>
+          <w:sz w:val="17"/>
+          <w:szCs w:val="17"/>
+        </w:rPr>
+        <w:t>str</w:t>
+      </w:r>
+      <w:r>
+        <w:rPr>
+          <w:rFonts w:ascii="Consolas" w:hAnsi="Consolas"/>
+          <w:color w:val="D4D4D4"/>
+          <w:sz w:val="17"/>
+          <w:szCs w:val="17"/>
+        </w:rPr>
+        <w:t>,</w:t>
+      </w:r>
+      <w:r>
+        <w:rPr>
+          <w:rFonts w:ascii="Consolas" w:hAnsi="Consolas"/>
+          <w:color w:val="9CDCFE"/>
+          <w:sz w:val="17"/>
+          <w:szCs w:val="17"/>
+        </w:rPr>
+        <w:t>token_type</w:t>
+      </w:r>
+      <w:r>
+        <w:rPr>
+          <w:rFonts w:ascii="Consolas" w:hAnsi="Consolas"/>
+          <w:color w:val="D4D4D4"/>
+          <w:sz w:val="17"/>
+          <w:szCs w:val="17"/>
+        </w:rPr>
+        <w:t xml:space="preserve">: </w:t>
+      </w:r>
+      <w:r>
+        <w:rPr>
+          <w:rFonts w:ascii="Consolas" w:hAnsi="Consolas"/>
+          <w:color w:val="4EC9B0"/>
+          <w:sz w:val="17"/>
+          <w:szCs w:val="17"/>
+        </w:rPr>
+        <w:t>str</w:t>
+      </w:r>
+      <w:r>
+        <w:rPr>
+          <w:rFonts w:ascii="Consolas" w:hAnsi="Consolas"/>
+          <w:color w:val="D4D4D4"/>
+          <w:sz w:val="17"/>
+          <w:szCs w:val="17"/>
+        </w:rPr>
+        <w:t>):</w:t>
+      </w:r>
+    </w:p>
+    <w:p>
+      <w:pPr>
+        <w:shd w:val="clear" w:color="auto" w:fill="1E1E1E"/>
+        <w:spacing w:line="225" w:lineRule="atLeast"/>
+        <w:rPr>
+          <w:rFonts w:ascii="Consolas" w:hAnsi="Consolas"/>
+          <w:color w:val="D4D4D4"/>
+          <w:sz w:val="17"/>
+          <w:szCs w:val="17"/>
+        </w:rPr>
+      </w:pPr>
+      <w:r>
+        <w:rPr>
+          <w:rFonts w:ascii="Consolas" w:hAnsi="Consolas"/>
+          <w:color w:val="D4D4D4"/>
+          <w:sz w:val="17"/>
+          <w:szCs w:val="17"/>
+        </w:rPr>
+        <w:t xml:space="preserve">    </w:t>
+      </w:r>
+      <w:r>
+        <w:rPr>
+          <w:rFonts w:ascii="Consolas" w:hAnsi="Consolas"/>
+          <w:color w:val="9CDCFE"/>
+          <w:sz w:val="17"/>
+          <w:szCs w:val="17"/>
+        </w:rPr>
+        <w:t>payload</w:t>
+      </w:r>
+      <w:r>
+        <w:rPr>
+          <w:rFonts w:ascii="Consolas" w:hAnsi="Consolas"/>
+          <w:color w:val="D4D4D4"/>
+          <w:sz w:val="17"/>
+          <w:szCs w:val="17"/>
+        </w:rPr>
+        <w:t xml:space="preserve"> = decode_token(</w:t>
+      </w:r>
+      <w:r>
+        <w:rPr>
+          <w:rFonts w:ascii="Consolas" w:hAnsi="Consolas"/>
+          <w:color w:val="9CDCFE"/>
+          <w:sz w:val="17"/>
+          <w:szCs w:val="17"/>
+        </w:rPr>
+        <w:t>token</w:t>
+      </w:r>
+      <w:r>
+        <w:rPr>
+          <w:rFonts w:ascii="Consolas" w:hAnsi="Consolas"/>
+          <w:color w:val="D4D4D4"/>
+          <w:sz w:val="17"/>
+          <w:szCs w:val="17"/>
+        </w:rPr>
+        <w:t>)</w:t>
+      </w:r>
+    </w:p>
+    <w:p>
+      <w:pPr>
+        <w:shd w:val="clear" w:color="auto" w:fill="1E1E1E"/>
+        <w:spacing w:line="225" w:lineRule="atLeast"/>
+        <w:rPr>
+          <w:rFonts w:ascii="Consolas" w:hAnsi="Consolas"/>
+          <w:color w:val="D4D4D4"/>
+          <w:sz w:val="17"/>
+          <w:szCs w:val="17"/>
+        </w:rPr>
+      </w:pPr>
+      <w:r>
+        <w:rPr>
+          <w:rFonts w:ascii="Consolas" w:hAnsi="Consolas"/>
+          <w:color w:val="D4D4D4"/>
+          <w:sz w:val="17"/>
+          <w:szCs w:val="17"/>
+        </w:rPr>
+        <w:t xml:space="preserve">    </w:t>
+      </w:r>
+      <w:r>
+        <w:rPr>
+          <w:rFonts w:ascii="Consolas" w:hAnsi="Consolas"/>
+          <w:color w:val="C586C0"/>
+          <w:sz w:val="17"/>
+          <w:szCs w:val="17"/>
+        </w:rPr>
+        <w:t>if</w:t>
+      </w:r>
+      <w:r>
+        <w:rPr>
+          <w:rFonts w:ascii="Consolas" w:hAnsi="Consolas"/>
+          <w:color w:val="D4D4D4"/>
+          <w:sz w:val="17"/>
+          <w:szCs w:val="17"/>
+        </w:rPr>
+        <w:t xml:space="preserve"> </w:t>
+      </w:r>
+      <w:r>
+        <w:rPr>
+          <w:rFonts w:ascii="Consolas" w:hAnsi="Consolas"/>
+          <w:color w:val="569CD6"/>
+          <w:sz w:val="17"/>
+          <w:szCs w:val="17"/>
+        </w:rPr>
+        <w:t>not</w:t>
+      </w:r>
+      <w:r>
+        <w:rPr>
+          <w:rFonts w:ascii="Consolas" w:hAnsi="Consolas"/>
+          <w:color w:val="D4D4D4"/>
+          <w:sz w:val="17"/>
+          <w:szCs w:val="17"/>
+        </w:rPr>
+        <w:t xml:space="preserve"> </w:t>
+      </w:r>
+      <w:r>
+        <w:rPr>
+          <w:rFonts w:ascii="Consolas" w:hAnsi="Consolas"/>
+          <w:color w:val="9CDCFE"/>
+          <w:sz w:val="17"/>
+          <w:szCs w:val="17"/>
+        </w:rPr>
+        <w:t>payload</w:t>
+      </w:r>
+      <w:r>
+        <w:rPr>
+          <w:rFonts w:ascii="Consolas" w:hAnsi="Consolas"/>
+          <w:color w:val="D4D4D4"/>
+          <w:sz w:val="17"/>
+          <w:szCs w:val="17"/>
+        </w:rPr>
+        <w:t xml:space="preserve"> </w:t>
+      </w:r>
+      <w:r>
+        <w:rPr>
+          <w:rFonts w:ascii="Consolas" w:hAnsi="Consolas"/>
+          <w:color w:val="569CD6"/>
+          <w:sz w:val="17"/>
+          <w:szCs w:val="17"/>
+        </w:rPr>
+        <w:t>or</w:t>
+      </w:r>
+      <w:r>
+        <w:rPr>
+          <w:rFonts w:ascii="Consolas" w:hAnsi="Consolas"/>
+          <w:color w:val="D4D4D4"/>
+          <w:sz w:val="17"/>
+          <w:szCs w:val="17"/>
+        </w:rPr>
+        <w:t xml:space="preserve"> </w:t>
+      </w:r>
+      <w:r>
+        <w:rPr>
+          <w:rFonts w:ascii="Consolas" w:hAnsi="Consolas"/>
+          <w:color w:val="9CDCFE"/>
+          <w:sz w:val="17"/>
+          <w:szCs w:val="17"/>
+        </w:rPr>
+        <w:t>payload</w:t>
+      </w:r>
+      <w:r>
+        <w:rPr>
+          <w:rFonts w:ascii="Consolas" w:hAnsi="Consolas"/>
+          <w:color w:val="D4D4D4"/>
+          <w:sz w:val="17"/>
+          <w:szCs w:val="17"/>
+        </w:rPr>
+        <w:t>.get(</w:t>
+      </w:r>
+      <w:r>
+        <w:rPr>
+          <w:rFonts w:ascii="Consolas" w:hAnsi="Consolas"/>
+          <w:color w:val="CE9178"/>
+          <w:sz w:val="17"/>
+          <w:szCs w:val="17"/>
+        </w:rPr>
+        <w:t>"type"</w:t>
+      </w:r>
+      <w:r>
+        <w:rPr>
+          <w:rFonts w:ascii="Consolas" w:hAnsi="Consolas"/>
+          <w:color w:val="D4D4D4"/>
+          <w:sz w:val="17"/>
+          <w:szCs w:val="17"/>
+        </w:rPr>
+        <w:t xml:space="preserve">) != </w:t>
+      </w:r>
+      <w:r>
+        <w:rPr>
+          <w:rFonts w:ascii="Consolas" w:hAnsi="Consolas"/>
+          <w:color w:val="9CDCFE"/>
+          <w:sz w:val="17"/>
+          <w:szCs w:val="17"/>
+        </w:rPr>
+        <w:t>token_type</w:t>
+      </w:r>
+      <w:r>
+        <w:rPr>
+          <w:rFonts w:ascii="Consolas" w:hAnsi="Consolas"/>
+          <w:color w:val="D4D4D4"/>
+          <w:sz w:val="17"/>
+          <w:szCs w:val="17"/>
+        </w:rPr>
+        <w:t>:</w:t>
+      </w:r>
+    </w:p>
+    <w:p>
+      <w:pPr>
+        <w:shd w:val="clear" w:color="auto" w:fill="1E1E1E"/>
+        <w:spacing w:line="225" w:lineRule="atLeast"/>
+        <w:rPr>
+          <w:rFonts w:ascii="Consolas" w:hAnsi="Consolas"/>
+          <w:color w:val="D4D4D4"/>
+          <w:sz w:val="17"/>
+          <w:szCs w:val="17"/>
+        </w:rPr>
+      </w:pPr>
+      <w:r>
+        <w:rPr>
+          <w:rFonts w:ascii="Consolas" w:hAnsi="Consolas"/>
+          <w:color w:val="D4D4D4"/>
+          <w:sz w:val="17"/>
+          <w:szCs w:val="17"/>
+        </w:rPr>
+        <w:t xml:space="preserve">        </w:t>
+      </w:r>
+      <w:r>
+        <w:rPr>
+          <w:rFonts w:ascii="Consolas" w:hAnsi="Consolas"/>
+          <w:color w:val="C586C0"/>
+          <w:sz w:val="17"/>
+          <w:szCs w:val="17"/>
+        </w:rPr>
+        <w:t>return</w:t>
+      </w:r>
+      <w:r>
+        <w:rPr>
+          <w:rFonts w:ascii="Consolas" w:hAnsi="Consolas"/>
+          <w:color w:val="D4D4D4"/>
+          <w:sz w:val="17"/>
+          <w:szCs w:val="17"/>
+        </w:rPr>
+        <w:t xml:space="preserve"> </w:t>
+      </w:r>
+      <w:r>
+        <w:rPr>
+          <w:rFonts w:ascii="Consolas" w:hAnsi="Consolas"/>
+          <w:color w:val="4FC1FF"/>
+          <w:sz w:val="17"/>
+          <w:szCs w:val="17"/>
+        </w:rPr>
+        <w:t>None</w:t>
+      </w:r>
+    </w:p>
+    <w:p>
+      <w:pPr>
+        <w:shd w:val="clear" w:color="auto" w:fill="1E1E1E"/>
+        <w:spacing w:line="225" w:lineRule="atLeast"/>
+        <w:rPr>
+          <w:rFonts w:ascii="Consolas" w:hAnsi="Consolas"/>
+          <w:color w:val="D4D4D4"/>
+          <w:sz w:val="17"/>
+          <w:szCs w:val="17"/>
+        </w:rPr>
+      </w:pPr>
+    </w:p>
+    <w:p>
+      <w:pPr>
+        <w:shd w:val="clear" w:color="auto" w:fill="1E1E1E"/>
+        <w:spacing w:line="225" w:lineRule="atLeast"/>
+        <w:rPr>
+          <w:rFonts w:ascii="Consolas" w:hAnsi="Consolas"/>
+          <w:color w:val="D4D4D4"/>
+          <w:sz w:val="17"/>
+          <w:szCs w:val="17"/>
+        </w:rPr>
+      </w:pPr>
+      <w:r>
+        <w:rPr>
+          <w:rFonts w:ascii="Consolas" w:hAnsi="Consolas"/>
+          <w:color w:val="D4D4D4"/>
+          <w:sz w:val="17"/>
+          <w:szCs w:val="17"/>
+        </w:rPr>
+        <w:t xml:space="preserve">    </w:t>
+      </w:r>
+      <w:r>
+        <w:rPr>
+          <w:rFonts w:ascii="Consolas" w:hAnsi="Consolas"/>
+          <w:color w:val="C586C0"/>
+          <w:sz w:val="17"/>
+          <w:szCs w:val="17"/>
+        </w:rPr>
+        <w:t>return</w:t>
+      </w:r>
+      <w:r>
+        <w:rPr>
+          <w:rFonts w:ascii="Consolas" w:hAnsi="Consolas"/>
+          <w:color w:val="D4D4D4"/>
+          <w:sz w:val="17"/>
+          <w:szCs w:val="17"/>
+        </w:rPr>
+        <w:t xml:space="preserve"> </w:t>
+      </w:r>
+      <w:r>
+        <w:rPr>
+          <w:rFonts w:ascii="Consolas" w:hAnsi="Consolas"/>
+          <w:color w:val="4EC9B0"/>
+          <w:sz w:val="17"/>
+          <w:szCs w:val="17"/>
+        </w:rPr>
+        <w:t>int</w:t>
+      </w:r>
+      <w:r>
+        <w:rPr>
+          <w:rFonts w:ascii="Consolas" w:hAnsi="Consolas"/>
+          <w:color w:val="D4D4D4"/>
+          <w:sz w:val="17"/>
+          <w:szCs w:val="17"/>
+        </w:rPr>
+        <w:t>(</w:t>
+      </w:r>
+      <w:r>
+        <w:rPr>
+          <w:rFonts w:ascii="Consolas" w:hAnsi="Consolas"/>
+          <w:color w:val="9CDCFE"/>
+          <w:sz w:val="17"/>
+          <w:szCs w:val="17"/>
+        </w:rPr>
+        <w:t>payload</w:t>
+      </w:r>
+      <w:r>
+        <w:rPr>
+          <w:rFonts w:ascii="Consolas" w:hAnsi="Consolas"/>
+          <w:color w:val="D4D4D4"/>
+          <w:sz w:val="17"/>
+          <w:szCs w:val="17"/>
+        </w:rPr>
+        <w:t>.get(</w:t>
+      </w:r>
+      <w:r>
+        <w:rPr>
+          <w:rFonts w:ascii="Consolas" w:hAnsi="Consolas"/>
+          <w:color w:val="CE9178"/>
+          <w:sz w:val="17"/>
+          <w:szCs w:val="17"/>
+        </w:rPr>
+        <w:t>"sub"</w:t>
+      </w:r>
+      <w:r>
+        <w:rPr>
+          <w:rFonts w:ascii="Consolas" w:hAnsi="Consolas"/>
+          <w:color w:val="D4D4D4"/>
+          <w:sz w:val="17"/>
+          <w:szCs w:val="17"/>
+        </w:rPr>
+        <w:t>))</w:t>
+      </w:r>
+    </w:p>
+    <w:p>
+      <w:pPr>
+        <w:shd w:val="clear" w:color="auto" w:fill="1E1E1E"/>
+        <w:spacing w:line="225" w:lineRule="atLeast"/>
+        <w:rPr>
+          <w:rFonts w:ascii="Consolas" w:hAnsi="Consolas"/>
+          <w:color w:val="D4D4D4"/>
+          <w:sz w:val="17"/>
+          <w:szCs w:val="17"/>
+        </w:rPr>
+      </w:pPr>
+    </w:p>
+    <w:p>
+      <w:pPr>
+        <w:pStyle w:val="Heading1"/>
+      </w:pPr>
+      <w:r>
+        <w:t>What This Does</w:t>
+      </w:r>
+    </w:p>
+    <w:p>
+      <w:pPr>
+        <w:pStyle w:val="NormalWeb"/>
+      </w:pPr>
+      <w:r>
+        <w:t>This function:</w:t>
+      </w:r>
+    </w:p>
+    <w:p>
+      <w:pPr>
+        <w:pStyle w:val="NormalWeb"/>
+      </w:pPr>
+      <w:r>
+        <w:rPr>
+          <w:rFonts w:ascii="Segoe UI Symbol" w:hAnsi="Segoe UI Symbol" w:cs="Segoe UI Symbol"/>
+        </w:rPr>
+        <w:t>✅</w:t>
+      </w:r>
+      <w:r>
+        <w:t xml:space="preserve"> Decodes token</w:t>
+      </w:r>
+      <w:r>
+        <w:br/>
+      </w:r>
+      <w:r>
+        <w:rPr>
+          <w:rFonts w:ascii="Segoe UI Symbol" w:hAnsi="Segoe UI Symbol" w:cs="Segoe UI Symbol"/>
+        </w:rPr>
+        <w:t>✅</w:t>
+      </w:r>
+      <w:r>
+        <w:t xml:space="preserve"> Checks token type</w:t>
+      </w:r>
+      <w:r>
+        <w:br/>
+      </w:r>
+      <w:r>
+        <w:rPr>
+          <w:rFonts w:ascii="Segoe UI Symbol" w:hAnsi="Segoe UI Symbol" w:cs="Segoe UI Symbol"/>
+        </w:rPr>
+        <w:t>✅</w:t>
+      </w:r>
+      <w:r>
+        <w:t xml:space="preserve"> Returns user ID</w:t>
+      </w:r>
+    </w:p>
+    <w:p>
+      <w:pPr>
+        <w:pStyle w:val="Heading1"/>
+      </w:pPr>
+      <w:r>
+        <w:t>Step 4: Verify Email Token</w:t>
+      </w:r>
+    </w:p>
+    <w:p>
+      <w:pPr>
+        <w:pStyle w:val="NormalWeb"/>
+      </w:pPr>
+      <w:r>
+        <w:rPr>
+          <w:rFonts w:ascii="Segoe UI Symbol" w:hAnsi="Segoe UI Symbol" w:cs="Segoe UI Symbol"/>
+        </w:rPr>
+        <w:t>📁</w:t>
+      </w:r>
+      <w:r>
+        <w:t xml:space="preserve"> File:</w:t>
+      </w:r>
+      <w:r>
+        <w:br/>
+        <w:t>ch106/app/account/services.py</w:t>
+      </w:r>
+    </w:p>
+    <w:p>
+      <w:pPr>
+        <w:pStyle w:val="NormalWeb"/>
+      </w:pPr>
+      <w:r>
+        <w:t>Import:</w:t>
+      </w:r>
+    </w:p>
+    <w:p>
+      <w:pPr>
+        <w:shd w:val="clear" w:color="auto" w:fill="1E1E1E"/>
+        <w:spacing w:line="225" w:lineRule="atLeast"/>
+        <w:rPr>
+          <w:rFonts w:ascii="Consolas" w:hAnsi="Consolas"/>
+          <w:color w:val="D4D4D4"/>
+          <w:sz w:val="17"/>
+          <w:szCs w:val="17"/>
+        </w:rPr>
+      </w:pPr>
+      <w:r>
+        <w:rPr>
+          <w:rFonts w:ascii="Consolas" w:hAnsi="Consolas"/>
+          <w:color w:val="C586C0"/>
+          <w:sz w:val="17"/>
+          <w:szCs w:val="17"/>
+        </w:rPr>
+        <w:t>from</w:t>
+      </w:r>
+      <w:r>
+        <w:rPr>
+          <w:rFonts w:ascii="Consolas" w:hAnsi="Consolas"/>
+          <w:color w:val="D4D4D4"/>
+          <w:sz w:val="17"/>
+          <w:szCs w:val="17"/>
+        </w:rPr>
+        <w:t xml:space="preserve"> </w:t>
+      </w:r>
+      <w:r>
+        <w:rPr>
+          <w:rFonts w:ascii="Consolas" w:hAnsi="Consolas"/>
+          <w:color w:val="4EC9B0"/>
+          <w:sz w:val="17"/>
+          <w:szCs w:val="17"/>
+        </w:rPr>
+        <w:t>app</w:t>
+      </w:r>
+      <w:r>
+        <w:rPr>
+          <w:rFonts w:ascii="Consolas" w:hAnsi="Consolas"/>
+          <w:color w:val="D4D4D4"/>
+          <w:sz w:val="17"/>
+          <w:szCs w:val="17"/>
+        </w:rPr>
+        <w:t>.</w:t>
+      </w:r>
+      <w:r>
+        <w:rPr>
+          <w:rFonts w:ascii="Consolas" w:hAnsi="Consolas"/>
+          <w:color w:val="4EC9B0"/>
+          <w:sz w:val="17"/>
+          <w:szCs w:val="17"/>
+        </w:rPr>
+        <w:t>account</w:t>
+      </w:r>
+      <w:r>
+        <w:rPr>
+          <w:rFonts w:ascii="Consolas" w:hAnsi="Consolas"/>
+          <w:color w:val="D4D4D4"/>
+          <w:sz w:val="17"/>
+          <w:szCs w:val="17"/>
+        </w:rPr>
+        <w:t>.</w:t>
+      </w:r>
+      <w:r>
+        <w:rPr>
+          <w:rFonts w:ascii="Consolas" w:hAnsi="Consolas"/>
+          <w:color w:val="4EC9B0"/>
+          <w:sz w:val="17"/>
+          <w:szCs w:val="17"/>
+        </w:rPr>
+        <w:t>utils</w:t>
+      </w:r>
+      <w:r>
+        <w:rPr>
+          <w:rFonts w:ascii="Consolas" w:hAnsi="Consolas"/>
+          <w:color w:val="D4D4D4"/>
+          <w:sz w:val="17"/>
+          <w:szCs w:val="17"/>
+        </w:rPr>
+        <w:t xml:space="preserve"> </w:t>
+      </w:r>
+      <w:r>
+        <w:rPr>
+          <w:rFonts w:ascii="Consolas" w:hAnsi="Consolas"/>
+          <w:color w:val="C586C0"/>
+          <w:sz w:val="17"/>
+          <w:szCs w:val="17"/>
+        </w:rPr>
+        <w:t>import</w:t>
+      </w:r>
+      <w:r>
+        <w:rPr>
+          <w:rFonts w:ascii="Consolas" w:hAnsi="Consolas"/>
+          <w:color w:val="D4D4D4"/>
+          <w:sz w:val="17"/>
+          <w:szCs w:val="17"/>
+        </w:rPr>
+        <w:t xml:space="preserve"> (</w:t>
+      </w:r>
+      <w:r>
+        <w:rPr>
+          <w:rFonts w:ascii="Consolas" w:hAnsi="Consolas"/>
+          <w:color w:val="DCDCAA"/>
+          <w:sz w:val="17"/>
+          <w:szCs w:val="17"/>
+        </w:rPr>
+        <w:t>verify_token_and_get_user_id</w:t>
+      </w:r>
+      <w:r>
+        <w:rPr>
+          <w:rFonts w:ascii="Consolas" w:hAnsi="Consolas"/>
+          <w:color w:val="D4D4D4"/>
+          <w:sz w:val="17"/>
+          <w:szCs w:val="17"/>
+        </w:rPr>
+        <w:t>)</w:t>
+      </w:r>
+    </w:p>
+    <w:p>
+      <w:pPr>
+        <w:shd w:val="clear" w:color="auto" w:fill="1E1E1E"/>
+        <w:spacing w:line="225" w:lineRule="atLeast"/>
+        <w:rPr>
+          <w:rFonts w:ascii="Consolas" w:hAnsi="Consolas"/>
+          <w:color w:val="D4D4D4"/>
+          <w:sz w:val="17"/>
+          <w:szCs w:val="17"/>
+        </w:rPr>
+      </w:pPr>
+    </w:p>
+    <w:p>
+      <w:pPr>
+        <w:pStyle w:val="NormalWeb"/>
+      </w:pPr>
+      <w:r>
+        <w:t>Add function:</w:t>
+      </w:r>
+    </w:p>
+    <w:p>
+      <w:pPr>
+        <w:shd w:val="clear" w:color="auto" w:fill="1E1E1E"/>
+        <w:spacing w:line="225" w:lineRule="atLeast"/>
+        <w:rPr>
+          <w:rFonts w:ascii="Consolas" w:hAnsi="Consolas"/>
+          <w:color w:val="D4D4D4"/>
+          <w:sz w:val="17"/>
+          <w:szCs w:val="17"/>
+        </w:rPr>
+      </w:pPr>
+      <w:r>
+        <w:rPr>
+          <w:rFonts w:ascii="Consolas" w:hAnsi="Consolas"/>
+          <w:color w:val="569CD6"/>
+          <w:sz w:val="17"/>
+          <w:szCs w:val="17"/>
+        </w:rPr>
+        <w:t>def</w:t>
+      </w:r>
+      <w:r>
+        <w:rPr>
+          <w:rFonts w:ascii="Consolas" w:hAnsi="Consolas"/>
+          <w:color w:val="D4D4D4"/>
+          <w:sz w:val="17"/>
+          <w:szCs w:val="17"/>
+        </w:rPr>
+        <w:t xml:space="preserve"> </w:t>
+      </w:r>
+      <w:r>
+        <w:rPr>
+          <w:rFonts w:ascii="Consolas" w:hAnsi="Consolas"/>
+          <w:color w:val="DCDCAA"/>
+          <w:sz w:val="17"/>
+          <w:szCs w:val="17"/>
+        </w:rPr>
+        <w:t>verify_email_token</w:t>
+      </w:r>
+      <w:r>
+        <w:rPr>
+          <w:rFonts w:ascii="Consolas" w:hAnsi="Consolas"/>
+          <w:color w:val="D4D4D4"/>
+          <w:sz w:val="17"/>
+          <w:szCs w:val="17"/>
+        </w:rPr>
+        <w:t>(</w:t>
+      </w:r>
+      <w:r>
+        <w:rPr>
+          <w:rFonts w:ascii="Consolas" w:hAnsi="Consolas"/>
+          <w:color w:val="9CDCFE"/>
+          <w:sz w:val="17"/>
+          <w:szCs w:val="17"/>
+        </w:rPr>
+        <w:t>session</w:t>
+      </w:r>
+      <w:r>
+        <w:rPr>
+          <w:rFonts w:ascii="Consolas" w:hAnsi="Consolas"/>
+          <w:color w:val="D4D4D4"/>
+          <w:sz w:val="17"/>
+          <w:szCs w:val="17"/>
+        </w:rPr>
+        <w:t xml:space="preserve">: </w:t>
+      </w:r>
+      <w:r>
+        <w:rPr>
+          <w:rFonts w:ascii="Consolas" w:hAnsi="Consolas"/>
+          <w:color w:val="4EC9B0"/>
+          <w:sz w:val="17"/>
+          <w:szCs w:val="17"/>
+        </w:rPr>
+        <w:t>Session</w:t>
+      </w:r>
+      <w:r>
+        <w:rPr>
+          <w:rFonts w:ascii="Consolas" w:hAnsi="Consolas"/>
+          <w:color w:val="D4D4D4"/>
+          <w:sz w:val="17"/>
+          <w:szCs w:val="17"/>
+        </w:rPr>
+        <w:t>,</w:t>
+      </w:r>
+      <w:r>
+        <w:rPr>
+          <w:rFonts w:ascii="Consolas" w:hAnsi="Consolas"/>
+          <w:color w:val="9CDCFE"/>
+          <w:sz w:val="17"/>
+          <w:szCs w:val="17"/>
+        </w:rPr>
+        <w:t>token</w:t>
+      </w:r>
+      <w:r>
+        <w:rPr>
+          <w:rFonts w:ascii="Consolas" w:hAnsi="Consolas"/>
+          <w:color w:val="D4D4D4"/>
+          <w:sz w:val="17"/>
+          <w:szCs w:val="17"/>
+        </w:rPr>
+        <w:t xml:space="preserve">: </w:t>
+      </w:r>
+      <w:r>
+        <w:rPr>
+          <w:rFonts w:ascii="Consolas" w:hAnsi="Consolas"/>
+          <w:color w:val="4EC9B0"/>
+          <w:sz w:val="17"/>
+          <w:szCs w:val="17"/>
+        </w:rPr>
+        <w:t>str</w:t>
+      </w:r>
+      <w:r>
+        <w:rPr>
+          <w:rFonts w:ascii="Consolas" w:hAnsi="Consolas"/>
+          <w:color w:val="D4D4D4"/>
+          <w:sz w:val="17"/>
+          <w:szCs w:val="17"/>
+        </w:rPr>
+        <w:t>):</w:t>
+      </w:r>
+    </w:p>
+    <w:p>
+      <w:pPr>
+        <w:shd w:val="clear" w:color="auto" w:fill="1E1E1E"/>
+        <w:spacing w:line="225" w:lineRule="atLeast"/>
+        <w:rPr>
+          <w:rFonts w:ascii="Consolas" w:hAnsi="Consolas"/>
+          <w:color w:val="D4D4D4"/>
+          <w:sz w:val="17"/>
+          <w:szCs w:val="17"/>
+        </w:rPr>
+      </w:pPr>
+      <w:r>
+        <w:rPr>
+          <w:rFonts w:ascii="Consolas" w:hAnsi="Consolas"/>
+          <w:color w:val="D4D4D4"/>
+          <w:sz w:val="17"/>
+          <w:szCs w:val="17"/>
+        </w:rPr>
+        <w:t xml:space="preserve">    </w:t>
+      </w:r>
+      <w:r>
+        <w:rPr>
+          <w:rFonts w:ascii="Consolas" w:hAnsi="Consolas"/>
+          <w:color w:val="9CDCFE"/>
+          <w:sz w:val="17"/>
+          <w:szCs w:val="17"/>
+        </w:rPr>
+        <w:t>user_id</w:t>
+      </w:r>
+      <w:r>
+        <w:rPr>
+          <w:rFonts w:ascii="Consolas" w:hAnsi="Consolas"/>
+          <w:color w:val="D4D4D4"/>
+          <w:sz w:val="17"/>
+          <w:szCs w:val="17"/>
+        </w:rPr>
+        <w:t xml:space="preserve"> = verify_token_and_get_user_id(</w:t>
+      </w:r>
+      <w:r>
+        <w:rPr>
+          <w:rFonts w:ascii="Consolas" w:hAnsi="Consolas"/>
+          <w:color w:val="9CDCFE"/>
+          <w:sz w:val="17"/>
+          <w:szCs w:val="17"/>
+        </w:rPr>
+        <w:t>token</w:t>
+      </w:r>
+      <w:r>
+        <w:rPr>
+          <w:rFonts w:ascii="Consolas" w:hAnsi="Consolas"/>
+          <w:color w:val="D4D4D4"/>
+          <w:sz w:val="17"/>
+          <w:szCs w:val="17"/>
+        </w:rPr>
+        <w:t>,</w:t>
+      </w:r>
+      <w:r>
+        <w:rPr>
+          <w:rFonts w:ascii="Consolas" w:hAnsi="Consolas"/>
+          <w:color w:val="CE9178"/>
+          <w:sz w:val="17"/>
+          <w:szCs w:val="17"/>
+        </w:rPr>
+        <w:t>"verify"</w:t>
+      </w:r>
+      <w:r>
+        <w:rPr>
+          <w:rFonts w:ascii="Consolas" w:hAnsi="Consolas"/>
+          <w:color w:val="D4D4D4"/>
+          <w:sz w:val="17"/>
+          <w:szCs w:val="17"/>
+        </w:rPr>
+        <w:t>)</w:t>
+      </w:r>
+    </w:p>
+    <w:p>
+      <w:pPr>
+        <w:shd w:val="clear" w:color="auto" w:fill="1E1E1E"/>
+        <w:spacing w:line="225" w:lineRule="atLeast"/>
+        <w:rPr>
+          <w:rFonts w:ascii="Consolas" w:hAnsi="Consolas"/>
+          <w:color w:val="D4D4D4"/>
+          <w:sz w:val="17"/>
+          <w:szCs w:val="17"/>
+        </w:rPr>
+      </w:pPr>
+      <w:r>
+        <w:rPr>
+          <w:rFonts w:ascii="Consolas" w:hAnsi="Consolas"/>
+          <w:color w:val="D4D4D4"/>
+          <w:sz w:val="17"/>
+          <w:szCs w:val="17"/>
+        </w:rPr>
+        <w:t xml:space="preserve">    </w:t>
+      </w:r>
+      <w:r>
+        <w:rPr>
+          <w:rFonts w:ascii="Consolas" w:hAnsi="Consolas"/>
+          <w:color w:val="C586C0"/>
+          <w:sz w:val="17"/>
+          <w:szCs w:val="17"/>
+        </w:rPr>
+        <w:t>if</w:t>
+      </w:r>
+      <w:r>
+        <w:rPr>
+          <w:rFonts w:ascii="Consolas" w:hAnsi="Consolas"/>
+          <w:color w:val="D4D4D4"/>
+          <w:sz w:val="17"/>
+          <w:szCs w:val="17"/>
+        </w:rPr>
+        <w:t xml:space="preserve"> </w:t>
+      </w:r>
+      <w:r>
+        <w:rPr>
+          <w:rFonts w:ascii="Consolas" w:hAnsi="Consolas"/>
+          <w:color w:val="569CD6"/>
+          <w:sz w:val="17"/>
+          <w:szCs w:val="17"/>
+        </w:rPr>
+        <w:t>not</w:t>
+      </w:r>
+      <w:r>
+        <w:rPr>
+          <w:rFonts w:ascii="Consolas" w:hAnsi="Consolas"/>
+          <w:color w:val="D4D4D4"/>
+          <w:sz w:val="17"/>
+          <w:szCs w:val="17"/>
+        </w:rPr>
+        <w:t xml:space="preserve"> </w:t>
+      </w:r>
+      <w:r>
+        <w:rPr>
+          <w:rFonts w:ascii="Consolas" w:hAnsi="Consolas"/>
+          <w:color w:val="9CDCFE"/>
+          <w:sz w:val="17"/>
+          <w:szCs w:val="17"/>
+        </w:rPr>
+        <w:t>user_id</w:t>
+      </w:r>
+      <w:r>
+        <w:rPr>
+          <w:rFonts w:ascii="Consolas" w:hAnsi="Consolas"/>
+          <w:color w:val="D4D4D4"/>
+          <w:sz w:val="17"/>
+          <w:szCs w:val="17"/>
+        </w:rPr>
+        <w:t>:</w:t>
+      </w:r>
+    </w:p>
+    <w:p>
+      <w:pPr>
+        <w:shd w:val="clear" w:color="auto" w:fill="1E1E1E"/>
+        <w:spacing w:line="225" w:lineRule="atLeast"/>
+        <w:rPr>
+          <w:rFonts w:ascii="Consolas" w:hAnsi="Consolas"/>
+          <w:color w:val="D4D4D4"/>
+          <w:sz w:val="17"/>
+          <w:szCs w:val="17"/>
+        </w:rPr>
+      </w:pPr>
+      <w:r>
+        <w:rPr>
+          <w:rFonts w:ascii="Consolas" w:hAnsi="Consolas"/>
+          <w:color w:val="D4D4D4"/>
+          <w:sz w:val="17"/>
+          <w:szCs w:val="17"/>
+        </w:rPr>
+        <w:t xml:space="preserve">        </w:t>
+      </w:r>
+      <w:r>
+        <w:rPr>
+          <w:rFonts w:ascii="Consolas" w:hAnsi="Consolas"/>
+          <w:color w:val="C586C0"/>
+          <w:sz w:val="17"/>
+          <w:szCs w:val="17"/>
+        </w:rPr>
+        <w:t>raise</w:t>
+      </w:r>
+      <w:r>
+        <w:rPr>
+          <w:rFonts w:ascii="Consolas" w:hAnsi="Consolas"/>
+          <w:color w:val="D4D4D4"/>
+          <w:sz w:val="17"/>
+          <w:szCs w:val="17"/>
+        </w:rPr>
+        <w:t xml:space="preserve"> HTTPException(</w:t>
+      </w:r>
+      <w:r>
+        <w:rPr>
+          <w:rFonts w:ascii="Consolas" w:hAnsi="Consolas"/>
+          <w:color w:val="9CDCFE"/>
+          <w:sz w:val="17"/>
+          <w:szCs w:val="17"/>
+        </w:rPr>
+        <w:t>status_code</w:t>
+      </w:r>
+      <w:r>
+        <w:rPr>
+          <w:rFonts w:ascii="Consolas" w:hAnsi="Consolas"/>
+          <w:color w:val="D4D4D4"/>
+          <w:sz w:val="17"/>
+          <w:szCs w:val="17"/>
+        </w:rPr>
+        <w:t>=</w:t>
+      </w:r>
+      <w:r>
+        <w:rPr>
+          <w:rFonts w:ascii="Consolas" w:hAnsi="Consolas"/>
+          <w:color w:val="B5CEA8"/>
+          <w:sz w:val="17"/>
+          <w:szCs w:val="17"/>
+        </w:rPr>
+        <w:t>400</w:t>
+      </w:r>
+      <w:r>
+        <w:rPr>
+          <w:rFonts w:ascii="Consolas" w:hAnsi="Consolas"/>
+          <w:color w:val="D4D4D4"/>
+          <w:sz w:val="17"/>
+          <w:szCs w:val="17"/>
+        </w:rPr>
+        <w:t>,</w:t>
+      </w:r>
+      <w:r>
+        <w:rPr>
+          <w:rFonts w:ascii="Consolas" w:hAnsi="Consolas"/>
+          <w:color w:val="9CDCFE"/>
+          <w:sz w:val="17"/>
+          <w:szCs w:val="17"/>
+        </w:rPr>
+        <w:t>detail</w:t>
+      </w:r>
+      <w:r>
+        <w:rPr>
+          <w:rFonts w:ascii="Consolas" w:hAnsi="Consolas"/>
+          <w:color w:val="D4D4D4"/>
+          <w:sz w:val="17"/>
+          <w:szCs w:val="17"/>
+        </w:rPr>
+        <w:t>=</w:t>
+      </w:r>
+      <w:r>
+        <w:rPr>
+          <w:rFonts w:ascii="Consolas" w:hAnsi="Consolas"/>
+          <w:color w:val="CE9178"/>
+          <w:sz w:val="17"/>
+          <w:szCs w:val="17"/>
+        </w:rPr>
+        <w:t>"Invalid or expired token"</w:t>
+      </w:r>
+      <w:r>
+        <w:rPr>
+          <w:rFonts w:ascii="Consolas" w:hAnsi="Consolas"/>
+          <w:color w:val="D4D4D4"/>
+          <w:sz w:val="17"/>
+          <w:szCs w:val="17"/>
+        </w:rPr>
+        <w:t>)</w:t>
+      </w:r>
+    </w:p>
+    <w:p>
+      <w:pPr>
+        <w:shd w:val="clear" w:color="auto" w:fill="1E1E1E"/>
+        <w:spacing w:line="225" w:lineRule="atLeast"/>
+        <w:rPr>
+          <w:rFonts w:ascii="Consolas" w:hAnsi="Consolas"/>
+          <w:color w:val="D4D4D4"/>
+          <w:sz w:val="17"/>
+          <w:szCs w:val="17"/>
+        </w:rPr>
+      </w:pPr>
+      <w:r>
+        <w:rPr>
+          <w:rFonts w:ascii="Consolas" w:hAnsi="Consolas"/>
+          <w:color w:val="D4D4D4"/>
+          <w:sz w:val="17"/>
+          <w:szCs w:val="17"/>
+        </w:rPr>
+        <w:t xml:space="preserve">    </w:t>
+      </w:r>
+      <w:r>
+        <w:rPr>
+          <w:rFonts w:ascii="Consolas" w:hAnsi="Consolas"/>
+          <w:color w:val="9CDCFE"/>
+          <w:sz w:val="17"/>
+          <w:szCs w:val="17"/>
+        </w:rPr>
+        <w:t>stmt</w:t>
+      </w:r>
+      <w:r>
+        <w:rPr>
+          <w:rFonts w:ascii="Consolas" w:hAnsi="Consolas"/>
+          <w:color w:val="D4D4D4"/>
+          <w:sz w:val="17"/>
+          <w:szCs w:val="17"/>
+        </w:rPr>
+        <w:t xml:space="preserve"> = select(User).where(User.id == </w:t>
+      </w:r>
+      <w:r>
+        <w:rPr>
+          <w:rFonts w:ascii="Consolas" w:hAnsi="Consolas"/>
+          <w:color w:val="9CDCFE"/>
+          <w:sz w:val="17"/>
+          <w:szCs w:val="17"/>
+        </w:rPr>
+        <w:t>user_id</w:t>
+      </w:r>
+      <w:r>
+        <w:rPr>
+          <w:rFonts w:ascii="Consolas" w:hAnsi="Consolas"/>
+          <w:color w:val="D4D4D4"/>
+          <w:sz w:val="17"/>
+          <w:szCs w:val="17"/>
+        </w:rPr>
+        <w:t>)</w:t>
+      </w:r>
+    </w:p>
+    <w:p>
+      <w:pPr>
+        <w:shd w:val="clear" w:color="auto" w:fill="1E1E1E"/>
+        <w:spacing w:line="225" w:lineRule="atLeast"/>
+        <w:rPr>
+          <w:rFonts w:ascii="Consolas" w:hAnsi="Consolas"/>
+          <w:color w:val="D4D4D4"/>
+          <w:sz w:val="17"/>
+          <w:szCs w:val="17"/>
+        </w:rPr>
+      </w:pPr>
+      <w:r>
+        <w:rPr>
+          <w:rFonts w:ascii="Consolas" w:hAnsi="Consolas"/>
+          <w:color w:val="D4D4D4"/>
+          <w:sz w:val="17"/>
+          <w:szCs w:val="17"/>
+        </w:rPr>
+        <w:t xml:space="preserve">    </w:t>
+      </w:r>
+      <w:r>
+        <w:rPr>
+          <w:rFonts w:ascii="Consolas" w:hAnsi="Consolas"/>
+          <w:color w:val="9CDCFE"/>
+          <w:sz w:val="17"/>
+          <w:szCs w:val="17"/>
+        </w:rPr>
+        <w:t>user</w:t>
+      </w:r>
+      <w:r>
+        <w:rPr>
+          <w:rFonts w:ascii="Consolas" w:hAnsi="Consolas"/>
+          <w:color w:val="D4D4D4"/>
+          <w:sz w:val="17"/>
+          <w:szCs w:val="17"/>
+        </w:rPr>
+        <w:t xml:space="preserve"> = </w:t>
+      </w:r>
+      <w:r>
+        <w:rPr>
+          <w:rFonts w:ascii="Consolas" w:hAnsi="Consolas"/>
+          <w:color w:val="9CDCFE"/>
+          <w:sz w:val="17"/>
+          <w:szCs w:val="17"/>
+        </w:rPr>
+        <w:t>session</w:t>
+      </w:r>
+      <w:r>
+        <w:rPr>
+          <w:rFonts w:ascii="Consolas" w:hAnsi="Consolas"/>
+          <w:color w:val="D4D4D4"/>
+          <w:sz w:val="17"/>
+          <w:szCs w:val="17"/>
+        </w:rPr>
+        <w:t>.exec(</w:t>
+      </w:r>
+      <w:r>
+        <w:rPr>
+          <w:rFonts w:ascii="Consolas" w:hAnsi="Consolas"/>
+          <w:color w:val="9CDCFE"/>
+          <w:sz w:val="17"/>
+          <w:szCs w:val="17"/>
+        </w:rPr>
+        <w:t>stmt</w:t>
+      </w:r>
+      <w:r>
+        <w:rPr>
+          <w:rFonts w:ascii="Consolas" w:hAnsi="Consolas"/>
+          <w:color w:val="D4D4D4"/>
+          <w:sz w:val="17"/>
+          <w:szCs w:val="17"/>
+        </w:rPr>
+        <w:t>).first()</w:t>
+      </w:r>
+    </w:p>
+    <w:p>
+      <w:pPr>
+        <w:shd w:val="clear" w:color="auto" w:fill="1E1E1E"/>
+        <w:spacing w:line="225" w:lineRule="atLeast"/>
+        <w:rPr>
+          <w:rFonts w:ascii="Consolas" w:hAnsi="Consolas"/>
+          <w:color w:val="D4D4D4"/>
+          <w:sz w:val="17"/>
+          <w:szCs w:val="17"/>
+        </w:rPr>
+      </w:pPr>
+      <w:r>
+        <w:rPr>
+          <w:rFonts w:ascii="Consolas" w:hAnsi="Consolas"/>
+          <w:color w:val="D4D4D4"/>
+          <w:sz w:val="17"/>
+          <w:szCs w:val="17"/>
+        </w:rPr>
+        <w:t xml:space="preserve">    </w:t>
+      </w:r>
+      <w:r>
+        <w:rPr>
+          <w:rFonts w:ascii="Consolas" w:hAnsi="Consolas"/>
+          <w:color w:val="C586C0"/>
+          <w:sz w:val="17"/>
+          <w:szCs w:val="17"/>
+        </w:rPr>
+        <w:t>if</w:t>
+      </w:r>
+      <w:r>
+        <w:rPr>
+          <w:rFonts w:ascii="Consolas" w:hAnsi="Consolas"/>
+          <w:color w:val="D4D4D4"/>
+          <w:sz w:val="17"/>
+          <w:szCs w:val="17"/>
+        </w:rPr>
+        <w:t xml:space="preserve"> </w:t>
+      </w:r>
+      <w:r>
+        <w:rPr>
+          <w:rFonts w:ascii="Consolas" w:hAnsi="Consolas"/>
+          <w:color w:val="569CD6"/>
+          <w:sz w:val="17"/>
+          <w:szCs w:val="17"/>
+        </w:rPr>
+        <w:t>not</w:t>
+      </w:r>
+      <w:r>
+        <w:rPr>
+          <w:rFonts w:ascii="Consolas" w:hAnsi="Consolas"/>
+          <w:color w:val="D4D4D4"/>
+          <w:sz w:val="17"/>
+          <w:szCs w:val="17"/>
+        </w:rPr>
+        <w:t xml:space="preserve"> </w:t>
+      </w:r>
+      <w:r>
+        <w:rPr>
+          <w:rFonts w:ascii="Consolas" w:hAnsi="Consolas"/>
+          <w:color w:val="9CDCFE"/>
+          <w:sz w:val="17"/>
+          <w:szCs w:val="17"/>
+        </w:rPr>
+        <w:t>user</w:t>
+      </w:r>
+      <w:r>
+        <w:rPr>
+          <w:rFonts w:ascii="Consolas" w:hAnsi="Consolas"/>
+          <w:color w:val="D4D4D4"/>
+          <w:sz w:val="17"/>
+          <w:szCs w:val="17"/>
+        </w:rPr>
+        <w:t>:</w:t>
+      </w:r>
+    </w:p>
+    <w:p>
+      <w:pPr>
+        <w:shd w:val="clear" w:color="auto" w:fill="1E1E1E"/>
+        <w:spacing w:line="225" w:lineRule="atLeast"/>
+        <w:rPr>
+          <w:rFonts w:ascii="Consolas" w:hAnsi="Consolas"/>
+          <w:color w:val="D4D4D4"/>
+          <w:sz w:val="17"/>
+          <w:szCs w:val="17"/>
+        </w:rPr>
+      </w:pPr>
+      <w:r>
+        <w:rPr>
+          <w:rFonts w:ascii="Consolas" w:hAnsi="Consolas"/>
+          <w:color w:val="D4D4D4"/>
+          <w:sz w:val="17"/>
+          <w:szCs w:val="17"/>
+        </w:rPr>
+        <w:t xml:space="preserve">        </w:t>
+      </w:r>
+      <w:r>
+        <w:rPr>
+          <w:rFonts w:ascii="Consolas" w:hAnsi="Consolas"/>
+          <w:color w:val="C586C0"/>
+          <w:sz w:val="17"/>
+          <w:szCs w:val="17"/>
+        </w:rPr>
+        <w:t>raise</w:t>
+      </w:r>
+      <w:r>
+        <w:rPr>
+          <w:rFonts w:ascii="Consolas" w:hAnsi="Consolas"/>
+          <w:color w:val="D4D4D4"/>
+          <w:sz w:val="17"/>
+          <w:szCs w:val="17"/>
+        </w:rPr>
+        <w:t xml:space="preserve"> HTTPException(</w:t>
+      </w:r>
+      <w:r>
+        <w:rPr>
+          <w:rFonts w:ascii="Consolas" w:hAnsi="Consolas"/>
+          <w:color w:val="9CDCFE"/>
+          <w:sz w:val="17"/>
+          <w:szCs w:val="17"/>
+        </w:rPr>
+        <w:t>status_code</w:t>
+      </w:r>
+      <w:r>
+        <w:rPr>
+          <w:rFonts w:ascii="Consolas" w:hAnsi="Consolas"/>
+          <w:color w:val="D4D4D4"/>
+          <w:sz w:val="17"/>
+          <w:szCs w:val="17"/>
+        </w:rPr>
+        <w:t>=</w:t>
+      </w:r>
+      <w:r>
+        <w:rPr>
+          <w:rFonts w:ascii="Consolas" w:hAnsi="Consolas"/>
+          <w:color w:val="B5CEA8"/>
+          <w:sz w:val="17"/>
+          <w:szCs w:val="17"/>
+        </w:rPr>
+        <w:t>404</w:t>
+      </w:r>
+      <w:r>
+        <w:rPr>
+          <w:rFonts w:ascii="Consolas" w:hAnsi="Consolas"/>
+          <w:color w:val="D4D4D4"/>
+          <w:sz w:val="17"/>
+          <w:szCs w:val="17"/>
+        </w:rPr>
+        <w:t>,</w:t>
+      </w:r>
+      <w:r>
+        <w:rPr>
+          <w:rFonts w:ascii="Consolas" w:hAnsi="Consolas"/>
+          <w:color w:val="9CDCFE"/>
+          <w:sz w:val="17"/>
+          <w:szCs w:val="17"/>
+        </w:rPr>
+        <w:t>detail</w:t>
+      </w:r>
+      <w:r>
+        <w:rPr>
+          <w:rFonts w:ascii="Consolas" w:hAnsi="Consolas"/>
+          <w:color w:val="D4D4D4"/>
+          <w:sz w:val="17"/>
+          <w:szCs w:val="17"/>
+        </w:rPr>
+        <w:t>=</w:t>
+      </w:r>
+      <w:r>
+        <w:rPr>
+          <w:rFonts w:ascii="Consolas" w:hAnsi="Consolas"/>
+          <w:color w:val="CE9178"/>
+          <w:sz w:val="17"/>
+          <w:szCs w:val="17"/>
+        </w:rPr>
+        <w:t>"User not found"</w:t>
+      </w:r>
+      <w:r>
+        <w:rPr>
+          <w:rFonts w:ascii="Consolas" w:hAnsi="Consolas"/>
+          <w:color w:val="D4D4D4"/>
+          <w:sz w:val="17"/>
+          <w:szCs w:val="17"/>
+        </w:rPr>
+        <w:t>)</w:t>
+      </w:r>
+    </w:p>
+    <w:p>
+      <w:pPr>
+        <w:shd w:val="clear" w:color="auto" w:fill="1E1E1E"/>
+        <w:spacing w:line="225" w:lineRule="atLeast"/>
+        <w:rPr>
+          <w:rFonts w:ascii="Consolas" w:hAnsi="Consolas"/>
+          <w:color w:val="D4D4D4"/>
+          <w:sz w:val="17"/>
+          <w:szCs w:val="17"/>
+        </w:rPr>
+      </w:pPr>
+    </w:p>
+    <w:p>
+      <w:pPr>
+        <w:shd w:val="clear" w:color="auto" w:fill="1E1E1E"/>
+        <w:spacing w:line="225" w:lineRule="atLeast"/>
+        <w:rPr>
+          <w:rFonts w:ascii="Consolas" w:hAnsi="Consolas"/>
+          <w:color w:val="D4D4D4"/>
+          <w:sz w:val="17"/>
+          <w:szCs w:val="17"/>
+        </w:rPr>
+      </w:pPr>
+      <w:r>
+        <w:rPr>
+          <w:rFonts w:ascii="Consolas" w:hAnsi="Consolas"/>
+          <w:color w:val="D4D4D4"/>
+          <w:sz w:val="17"/>
+          <w:szCs w:val="17"/>
+        </w:rPr>
+        <w:t xml:space="preserve">    </w:t>
+      </w:r>
+      <w:r>
+        <w:rPr>
+          <w:rFonts w:ascii="Consolas" w:hAnsi="Consolas"/>
+          <w:color w:val="9CDCFE"/>
+          <w:sz w:val="17"/>
+          <w:szCs w:val="17"/>
+        </w:rPr>
+        <w:t>user</w:t>
+      </w:r>
+      <w:r>
+        <w:rPr>
+          <w:rFonts w:ascii="Consolas" w:hAnsi="Consolas"/>
+          <w:color w:val="D4D4D4"/>
+          <w:sz w:val="17"/>
+          <w:szCs w:val="17"/>
+        </w:rPr>
+        <w:t xml:space="preserve">.is_verified = </w:t>
+      </w:r>
+      <w:r>
+        <w:rPr>
+          <w:rFonts w:ascii="Consolas" w:hAnsi="Consolas"/>
+          <w:color w:val="4FC1FF"/>
+          <w:sz w:val="17"/>
+          <w:szCs w:val="17"/>
+        </w:rPr>
+        <w:t>True</w:t>
+      </w:r>
+    </w:p>
+    <w:p>
+      <w:pPr>
+        <w:shd w:val="clear" w:color="auto" w:fill="1E1E1E"/>
+        <w:spacing w:line="225" w:lineRule="atLeast"/>
+        <w:rPr>
+          <w:rFonts w:ascii="Consolas" w:hAnsi="Consolas"/>
+          <w:color w:val="D4D4D4"/>
+          <w:sz w:val="17"/>
+          <w:szCs w:val="17"/>
+        </w:rPr>
+      </w:pPr>
+      <w:r>
+        <w:rPr>
+          <w:rFonts w:ascii="Consolas" w:hAnsi="Consolas"/>
+          <w:color w:val="D4D4D4"/>
+          <w:sz w:val="17"/>
+          <w:szCs w:val="17"/>
+        </w:rPr>
+        <w:t xml:space="preserve">    </w:t>
+      </w:r>
+      <w:r>
+        <w:rPr>
+          <w:rFonts w:ascii="Consolas" w:hAnsi="Consolas"/>
+          <w:color w:val="9CDCFE"/>
+          <w:sz w:val="17"/>
+          <w:szCs w:val="17"/>
+        </w:rPr>
+        <w:t>session</w:t>
+      </w:r>
+      <w:r>
+        <w:rPr>
+          <w:rFonts w:ascii="Consolas" w:hAnsi="Consolas"/>
+          <w:color w:val="D4D4D4"/>
+          <w:sz w:val="17"/>
+          <w:szCs w:val="17"/>
+        </w:rPr>
+        <w:t>.add(</w:t>
+      </w:r>
+      <w:r>
+        <w:rPr>
+          <w:rFonts w:ascii="Consolas" w:hAnsi="Consolas"/>
+          <w:color w:val="9CDCFE"/>
+          <w:sz w:val="17"/>
+          <w:szCs w:val="17"/>
+        </w:rPr>
+        <w:t>user</w:t>
+      </w:r>
+      <w:r>
+        <w:rPr>
+          <w:rFonts w:ascii="Consolas" w:hAnsi="Consolas"/>
+          <w:color w:val="D4D4D4"/>
+          <w:sz w:val="17"/>
+          <w:szCs w:val="17"/>
+        </w:rPr>
+        <w:t>)</w:t>
+      </w:r>
+    </w:p>
+    <w:p>
+      <w:pPr>
+        <w:shd w:val="clear" w:color="auto" w:fill="1E1E1E"/>
+        <w:spacing w:line="225" w:lineRule="atLeast"/>
+        <w:rPr>
+          <w:rFonts w:ascii="Consolas" w:hAnsi="Consolas"/>
+          <w:color w:val="D4D4D4"/>
+          <w:sz w:val="17"/>
+          <w:szCs w:val="17"/>
+        </w:rPr>
+      </w:pPr>
+      <w:r>
+        <w:rPr>
+          <w:rFonts w:ascii="Consolas" w:hAnsi="Consolas"/>
+          <w:color w:val="D4D4D4"/>
+          <w:sz w:val="17"/>
+          <w:szCs w:val="17"/>
+        </w:rPr>
+        <w:t xml:space="preserve">    </w:t>
+      </w:r>
+      <w:r>
+        <w:rPr>
+          <w:rFonts w:ascii="Consolas" w:hAnsi="Consolas"/>
+          <w:color w:val="9CDCFE"/>
+          <w:sz w:val="17"/>
+          <w:szCs w:val="17"/>
+        </w:rPr>
+        <w:t>session</w:t>
+      </w:r>
+      <w:r>
+        <w:rPr>
+          <w:rFonts w:ascii="Consolas" w:hAnsi="Consolas"/>
+          <w:color w:val="D4D4D4"/>
+          <w:sz w:val="17"/>
+          <w:szCs w:val="17"/>
+        </w:rPr>
+        <w:t>.commit()</w:t>
+      </w:r>
+    </w:p>
+    <w:p>
+      <w:pPr>
+        <w:shd w:val="clear" w:color="auto" w:fill="1E1E1E"/>
+        <w:spacing w:line="225" w:lineRule="atLeast"/>
+        <w:rPr>
+          <w:rFonts w:ascii="Consolas" w:hAnsi="Consolas"/>
+          <w:color w:val="D4D4D4"/>
+          <w:sz w:val="17"/>
+          <w:szCs w:val="17"/>
+        </w:rPr>
+      </w:pPr>
+    </w:p>
+    <w:p>
+      <w:pPr>
+        <w:shd w:val="clear" w:color="auto" w:fill="1E1E1E"/>
+        <w:spacing w:line="225" w:lineRule="atLeast"/>
+        <w:rPr>
+          <w:rFonts w:ascii="Consolas" w:hAnsi="Consolas"/>
+          <w:color w:val="D4D4D4"/>
+          <w:sz w:val="17"/>
+          <w:szCs w:val="17"/>
+        </w:rPr>
+      </w:pPr>
+      <w:r>
+        <w:rPr>
+          <w:rFonts w:ascii="Consolas" w:hAnsi="Consolas"/>
+          <w:color w:val="D4D4D4"/>
+          <w:sz w:val="17"/>
+          <w:szCs w:val="17"/>
+        </w:rPr>
+        <w:t xml:space="preserve">    </w:t>
+      </w:r>
+      <w:r>
+        <w:rPr>
+          <w:rFonts w:ascii="Consolas" w:hAnsi="Consolas"/>
+          <w:color w:val="C586C0"/>
+          <w:sz w:val="17"/>
+          <w:szCs w:val="17"/>
+        </w:rPr>
+        <w:t>return</w:t>
+      </w:r>
+      <w:r>
+        <w:rPr>
+          <w:rFonts w:ascii="Consolas" w:hAnsi="Consolas"/>
+          <w:color w:val="D4D4D4"/>
+          <w:sz w:val="17"/>
+          <w:szCs w:val="17"/>
+        </w:rPr>
+        <w:t xml:space="preserve"> {</w:t>
+      </w:r>
+      <w:r>
+        <w:rPr>
+          <w:rFonts w:ascii="Consolas" w:hAnsi="Consolas"/>
+          <w:color w:val="CE9178"/>
+          <w:sz w:val="17"/>
+          <w:szCs w:val="17"/>
+        </w:rPr>
+        <w:t>"msg"</w:t>
+      </w:r>
+      <w:r>
+        <w:rPr>
+          <w:rFonts w:ascii="Consolas" w:hAnsi="Consolas"/>
+          <w:color w:val="D4D4D4"/>
+          <w:sz w:val="17"/>
+          <w:szCs w:val="17"/>
+        </w:rPr>
+        <w:t xml:space="preserve">: </w:t>
+      </w:r>
+      <w:r>
+        <w:rPr>
+          <w:rFonts w:ascii="Consolas" w:hAnsi="Consolas"/>
+          <w:color w:val="CE9178"/>
+          <w:sz w:val="17"/>
+          <w:szCs w:val="17"/>
+        </w:rPr>
+        <w:t>"Email verified successfully"</w:t>
+      </w:r>
+      <w:r>
+        <w:rPr>
+          <w:rFonts w:ascii="Consolas" w:hAnsi="Consolas"/>
+          <w:color w:val="D4D4D4"/>
+          <w:sz w:val="17"/>
+          <w:szCs w:val="17"/>
+        </w:rPr>
+        <w:t>}</w:t>
+      </w:r>
+    </w:p>
+    <w:p>
+      <w:pPr>
+        <w:shd w:val="clear" w:color="auto" w:fill="1E1E1E"/>
+        <w:spacing w:line="225" w:lineRule="atLeast"/>
+        <w:rPr>
+          <w:rFonts w:ascii="Consolas" w:hAnsi="Consolas"/>
+          <w:color w:val="D4D4D4"/>
+          <w:sz w:val="17"/>
+          <w:szCs w:val="17"/>
+        </w:rPr>
+      </w:pPr>
+    </w:p>
+    <w:p>
+      <w:pPr>
+        <w:pStyle w:val="Heading1"/>
+      </w:pPr>
+      <w:r>
+        <w:t>Step 5: Create Verify Route</w:t>
+      </w:r>
+    </w:p>
+    <w:p>
+      <w:pPr>
+        <w:pStyle w:val="NormalWeb"/>
+      </w:pPr>
+      <w:r>
+        <w:rPr>
+          <w:rFonts w:ascii="Segoe UI Symbol" w:hAnsi="Segoe UI Symbol" w:cs="Segoe UI Symbol"/>
+        </w:rPr>
+        <w:t>📁</w:t>
+      </w:r>
+      <w:r>
+        <w:t xml:space="preserve"> File:</w:t>
+      </w:r>
+      <w:r>
+        <w:br/>
+        <w:t>ch106/app/account/routers.py</w:t>
+      </w:r>
+    </w:p>
+    <w:p>
+      <w:pPr>
+        <w:pStyle w:val="NormalWeb"/>
+      </w:pPr>
+      <w:r>
+        <w:t>Import:</w:t>
+      </w:r>
+    </w:p>
+    <w:p>
+      <w:pPr>
+        <w:shd w:val="clear" w:color="auto" w:fill="1E1E1E"/>
+        <w:spacing w:line="225" w:lineRule="atLeast"/>
+        <w:rPr>
+          <w:rFonts w:ascii="Consolas" w:hAnsi="Consolas"/>
+          <w:color w:val="D4D4D4"/>
+          <w:sz w:val="17"/>
+          <w:szCs w:val="17"/>
+        </w:rPr>
+      </w:pPr>
+      <w:r>
+        <w:rPr>
+          <w:rFonts w:ascii="Consolas" w:hAnsi="Consolas"/>
+          <w:color w:val="C586C0"/>
+          <w:sz w:val="17"/>
+          <w:szCs w:val="17"/>
+        </w:rPr>
+        <w:t>from</w:t>
+      </w:r>
+      <w:r>
+        <w:rPr>
+          <w:rFonts w:ascii="Consolas" w:hAnsi="Consolas"/>
+          <w:color w:val="D4D4D4"/>
+          <w:sz w:val="17"/>
+          <w:szCs w:val="17"/>
+        </w:rPr>
+        <w:t xml:space="preserve"> </w:t>
+      </w:r>
+      <w:r>
+        <w:rPr>
+          <w:rFonts w:ascii="Consolas" w:hAnsi="Consolas"/>
+          <w:color w:val="4EC9B0"/>
+          <w:sz w:val="17"/>
+          <w:szCs w:val="17"/>
+        </w:rPr>
+        <w:t>app</w:t>
+      </w:r>
+      <w:r>
+        <w:rPr>
+          <w:rFonts w:ascii="Consolas" w:hAnsi="Consolas"/>
+          <w:color w:val="D4D4D4"/>
+          <w:sz w:val="17"/>
+          <w:szCs w:val="17"/>
+        </w:rPr>
+        <w:t>.</w:t>
+      </w:r>
+      <w:r>
+        <w:rPr>
+          <w:rFonts w:ascii="Consolas" w:hAnsi="Consolas"/>
+          <w:color w:val="4EC9B0"/>
+          <w:sz w:val="17"/>
+          <w:szCs w:val="17"/>
+        </w:rPr>
+        <w:t>account</w:t>
+      </w:r>
+      <w:r>
+        <w:rPr>
+          <w:rFonts w:ascii="Consolas" w:hAnsi="Consolas"/>
+          <w:color w:val="D4D4D4"/>
+          <w:sz w:val="17"/>
+          <w:szCs w:val="17"/>
+        </w:rPr>
+        <w:t>.</w:t>
+      </w:r>
+      <w:r>
+        <w:rPr>
+          <w:rFonts w:ascii="Consolas" w:hAnsi="Consolas"/>
+          <w:color w:val="4EC9B0"/>
+          <w:sz w:val="17"/>
+          <w:szCs w:val="17"/>
+        </w:rPr>
+        <w:t>services</w:t>
+      </w:r>
+      <w:r>
+        <w:rPr>
+          <w:rFonts w:ascii="Consolas" w:hAnsi="Consolas"/>
+          <w:color w:val="D4D4D4"/>
+          <w:sz w:val="17"/>
+          <w:szCs w:val="17"/>
+        </w:rPr>
+        <w:t xml:space="preserve"> </w:t>
+      </w:r>
+      <w:r>
+        <w:rPr>
+          <w:rFonts w:ascii="Consolas" w:hAnsi="Consolas"/>
+          <w:color w:val="C586C0"/>
+          <w:sz w:val="17"/>
+          <w:szCs w:val="17"/>
+        </w:rPr>
+        <w:t>import</w:t>
+      </w:r>
+      <w:r>
+        <w:rPr>
+          <w:rFonts w:ascii="Consolas" w:hAnsi="Consolas"/>
+          <w:color w:val="D4D4D4"/>
+          <w:sz w:val="17"/>
+          <w:szCs w:val="17"/>
+        </w:rPr>
+        <w:t xml:space="preserve"> (</w:t>
+      </w:r>
+      <w:r>
+        <w:rPr>
+          <w:rFonts w:ascii="Consolas" w:hAnsi="Consolas"/>
+          <w:color w:val="DCDCAA"/>
+          <w:sz w:val="17"/>
+          <w:szCs w:val="17"/>
+        </w:rPr>
+        <w:t>verify_email_token</w:t>
+      </w:r>
+      <w:r>
+        <w:rPr>
+          <w:rFonts w:ascii="Consolas" w:hAnsi="Consolas"/>
+          <w:color w:val="D4D4D4"/>
+          <w:sz w:val="17"/>
+          <w:szCs w:val="17"/>
+        </w:rPr>
+        <w:t>)</w:t>
+      </w:r>
+    </w:p>
+    <w:p>
+      <w:pPr>
+        <w:pStyle w:val="NormalWeb"/>
+      </w:pPr>
+      <w:r>
+        <w:lastRenderedPageBreak/>
+        <w:t>Add route:</w:t>
+      </w:r>
+    </w:p>
+    <w:p>
+      <w:pPr>
+        <w:shd w:val="clear" w:color="auto" w:fill="1E1E1E"/>
+        <w:spacing w:line="225" w:lineRule="atLeast"/>
+        <w:rPr>
+          <w:rFonts w:ascii="Consolas" w:hAnsi="Consolas"/>
+          <w:color w:val="D4D4D4"/>
+          <w:sz w:val="17"/>
+          <w:szCs w:val="17"/>
+        </w:rPr>
+      </w:pPr>
+      <w:r>
+        <w:rPr>
+          <w:rFonts w:ascii="Consolas" w:hAnsi="Consolas"/>
+          <w:color w:val="DCDCAA"/>
+          <w:sz w:val="17"/>
+          <w:szCs w:val="17"/>
+        </w:rPr>
+        <w:t>@router.get</w:t>
+      </w:r>
+      <w:r>
+        <w:rPr>
+          <w:rFonts w:ascii="Consolas" w:hAnsi="Consolas"/>
+          <w:color w:val="D4D4D4"/>
+          <w:sz w:val="17"/>
+          <w:szCs w:val="17"/>
+        </w:rPr>
+        <w:t>(</w:t>
+      </w:r>
+      <w:r>
+        <w:rPr>
+          <w:rFonts w:ascii="Consolas" w:hAnsi="Consolas"/>
+          <w:color w:val="CE9178"/>
+          <w:sz w:val="17"/>
+          <w:szCs w:val="17"/>
+        </w:rPr>
+        <w:t>"/verify"</w:t>
+      </w:r>
+      <w:r>
+        <w:rPr>
+          <w:rFonts w:ascii="Consolas" w:hAnsi="Consolas"/>
+          <w:color w:val="D4D4D4"/>
+          <w:sz w:val="17"/>
+          <w:szCs w:val="17"/>
+        </w:rPr>
+        <w:t>)</w:t>
+      </w:r>
+    </w:p>
+    <w:p>
+      <w:pPr>
+        <w:shd w:val="clear" w:color="auto" w:fill="1E1E1E"/>
+        <w:spacing w:line="225" w:lineRule="atLeast"/>
+        <w:rPr>
+          <w:rFonts w:ascii="Consolas" w:hAnsi="Consolas"/>
+          <w:color w:val="D4D4D4"/>
+          <w:sz w:val="17"/>
+          <w:szCs w:val="17"/>
+        </w:rPr>
+      </w:pPr>
+      <w:r>
+        <w:rPr>
+          <w:rFonts w:ascii="Consolas" w:hAnsi="Consolas"/>
+          <w:color w:val="569CD6"/>
+          <w:sz w:val="17"/>
+          <w:szCs w:val="17"/>
+        </w:rPr>
+        <w:t>def</w:t>
+      </w:r>
+      <w:r>
+        <w:rPr>
+          <w:rFonts w:ascii="Consolas" w:hAnsi="Consolas"/>
+          <w:color w:val="D4D4D4"/>
+          <w:sz w:val="17"/>
+          <w:szCs w:val="17"/>
+        </w:rPr>
+        <w:t xml:space="preserve"> </w:t>
+      </w:r>
+      <w:r>
+        <w:rPr>
+          <w:rFonts w:ascii="Consolas" w:hAnsi="Consolas"/>
+          <w:color w:val="DCDCAA"/>
+          <w:sz w:val="17"/>
+          <w:szCs w:val="17"/>
+        </w:rPr>
+        <w:t>verify_email</w:t>
+      </w:r>
+      <w:r>
+        <w:rPr>
+          <w:rFonts w:ascii="Consolas" w:hAnsi="Consolas"/>
+          <w:color w:val="D4D4D4"/>
+          <w:sz w:val="17"/>
+          <w:szCs w:val="17"/>
+        </w:rPr>
+        <w:t>(</w:t>
+      </w:r>
+      <w:r>
+        <w:rPr>
+          <w:rFonts w:ascii="Consolas" w:hAnsi="Consolas"/>
+          <w:color w:val="9CDCFE"/>
+          <w:sz w:val="17"/>
+          <w:szCs w:val="17"/>
+        </w:rPr>
+        <w:t>session</w:t>
+      </w:r>
+      <w:r>
+        <w:rPr>
+          <w:rFonts w:ascii="Consolas" w:hAnsi="Consolas"/>
+          <w:color w:val="D4D4D4"/>
+          <w:sz w:val="17"/>
+          <w:szCs w:val="17"/>
+        </w:rPr>
+        <w:t xml:space="preserve">: </w:t>
+      </w:r>
+      <w:r>
+        <w:rPr>
+          <w:rFonts w:ascii="Consolas" w:hAnsi="Consolas"/>
+          <w:color w:val="4EC9B0"/>
+          <w:sz w:val="17"/>
+          <w:szCs w:val="17"/>
+        </w:rPr>
+        <w:t>SessionDep</w:t>
+      </w:r>
+      <w:r>
+        <w:rPr>
+          <w:rFonts w:ascii="Consolas" w:hAnsi="Consolas"/>
+          <w:color w:val="D4D4D4"/>
+          <w:sz w:val="17"/>
+          <w:szCs w:val="17"/>
+        </w:rPr>
+        <w:t>,</w:t>
+      </w:r>
+      <w:r>
+        <w:rPr>
+          <w:rFonts w:ascii="Consolas" w:hAnsi="Consolas"/>
+          <w:color w:val="9CDCFE"/>
+          <w:sz w:val="17"/>
+          <w:szCs w:val="17"/>
+        </w:rPr>
+        <w:t>token</w:t>
+      </w:r>
+      <w:r>
+        <w:rPr>
+          <w:rFonts w:ascii="Consolas" w:hAnsi="Consolas"/>
+          <w:color w:val="D4D4D4"/>
+          <w:sz w:val="17"/>
+          <w:szCs w:val="17"/>
+        </w:rPr>
+        <w:t xml:space="preserve">: </w:t>
+      </w:r>
+      <w:r>
+        <w:rPr>
+          <w:rFonts w:ascii="Consolas" w:hAnsi="Consolas"/>
+          <w:color w:val="4EC9B0"/>
+          <w:sz w:val="17"/>
+          <w:szCs w:val="17"/>
+        </w:rPr>
+        <w:t>str</w:t>
+      </w:r>
+      <w:r>
+        <w:rPr>
+          <w:rFonts w:ascii="Consolas" w:hAnsi="Consolas"/>
+          <w:color w:val="D4D4D4"/>
+          <w:sz w:val="17"/>
+          <w:szCs w:val="17"/>
+        </w:rPr>
+        <w:t>):</w:t>
+      </w:r>
+    </w:p>
+    <w:p>
+      <w:pPr>
+        <w:shd w:val="clear" w:color="auto" w:fill="1E1E1E"/>
+        <w:spacing w:line="225" w:lineRule="atLeast"/>
+        <w:rPr>
+          <w:rFonts w:ascii="Consolas" w:hAnsi="Consolas"/>
+          <w:color w:val="D4D4D4"/>
+          <w:sz w:val="17"/>
+          <w:szCs w:val="17"/>
+        </w:rPr>
+      </w:pPr>
+      <w:r>
+        <w:rPr>
+          <w:rFonts w:ascii="Consolas" w:hAnsi="Consolas"/>
+          <w:color w:val="D4D4D4"/>
+          <w:sz w:val="17"/>
+          <w:szCs w:val="17"/>
+        </w:rPr>
+        <w:t xml:space="preserve">    </w:t>
+      </w:r>
+      <w:r>
+        <w:rPr>
+          <w:rFonts w:ascii="Consolas" w:hAnsi="Consolas"/>
+          <w:color w:val="C586C0"/>
+          <w:sz w:val="17"/>
+          <w:szCs w:val="17"/>
+        </w:rPr>
+        <w:t>return</w:t>
+      </w:r>
+      <w:r>
+        <w:rPr>
+          <w:rFonts w:ascii="Consolas" w:hAnsi="Consolas"/>
+          <w:color w:val="D4D4D4"/>
+          <w:sz w:val="17"/>
+          <w:szCs w:val="17"/>
+        </w:rPr>
+        <w:t xml:space="preserve"> verify_email_token(</w:t>
+      </w:r>
+      <w:r>
+        <w:rPr>
+          <w:rFonts w:ascii="Consolas" w:hAnsi="Consolas"/>
+          <w:color w:val="9CDCFE"/>
+          <w:sz w:val="17"/>
+          <w:szCs w:val="17"/>
+        </w:rPr>
+        <w:t>session</w:t>
+      </w:r>
+      <w:r>
+        <w:rPr>
+          <w:rFonts w:ascii="Consolas" w:hAnsi="Consolas"/>
+          <w:color w:val="D4D4D4"/>
+          <w:sz w:val="17"/>
+          <w:szCs w:val="17"/>
+        </w:rPr>
+        <w:t>,</w:t>
+      </w:r>
+      <w:r>
+        <w:rPr>
+          <w:rFonts w:ascii="Consolas" w:hAnsi="Consolas"/>
+          <w:color w:val="9CDCFE"/>
+          <w:sz w:val="17"/>
+          <w:szCs w:val="17"/>
+        </w:rPr>
+        <w:t>token</w:t>
+      </w:r>
+      <w:r>
+        <w:rPr>
+          <w:rFonts w:ascii="Consolas" w:hAnsi="Consolas"/>
+          <w:color w:val="D4D4D4"/>
+          <w:sz w:val="17"/>
+          <w:szCs w:val="17"/>
+        </w:rPr>
+        <w:t>)</w:t>
+      </w:r>
+    </w:p>
+    <w:p>
+      <w:pPr>
+        <w:shd w:val="clear" w:color="auto" w:fill="1E1E1E"/>
+        <w:spacing w:line="225" w:lineRule="atLeast"/>
+        <w:rPr>
+          <w:rFonts w:ascii="Consolas" w:hAnsi="Consolas"/>
+          <w:color w:val="D4D4D4"/>
+          <w:sz w:val="17"/>
+          <w:szCs w:val="17"/>
+        </w:rPr>
+      </w:pPr>
+    </w:p>
+    <w:p>
+      <w:pPr>
+        <w:pStyle w:val="Heading1"/>
+      </w:pPr>
+      <w:r>
+        <w:t>Verification Endpoint</w:t>
+      </w:r>
+    </w:p>
+    <w:p>
+      <w:pPr>
+        <w:shd w:val="clear" w:color="auto" w:fill="1E1E1E"/>
+        <w:spacing w:line="225" w:lineRule="atLeast"/>
+        <w:rPr>
+          <w:rFonts w:ascii="Consolas" w:hAnsi="Consolas"/>
+          <w:color w:val="D4D4D4"/>
+          <w:sz w:val="17"/>
+          <w:szCs w:val="17"/>
+        </w:rPr>
+      </w:pPr>
+      <w:r>
+        <w:rPr>
+          <w:rFonts w:ascii="Consolas" w:hAnsi="Consolas"/>
+          <w:color w:val="D4D4D4"/>
+          <w:sz w:val="17"/>
+          <w:szCs w:val="17"/>
+        </w:rPr>
+        <w:t>GET /account/verify</w:t>
+      </w:r>
+    </w:p>
+    <w:p>
+      <w:pPr>
+        <w:pStyle w:val="Heading1"/>
+      </w:pPr>
+      <w:r>
+        <w:t>Testing</w:t>
+      </w:r>
+    </w:p>
+    <w:p>
+      <w:pPr>
+        <w:pStyle w:val="NormalWeb"/>
+      </w:pPr>
+      <w:r>
+        <w:t>Run application:</w:t>
+      </w:r>
+    </w:p>
+    <w:p>
+      <w:pPr>
+        <w:shd w:val="clear" w:color="auto" w:fill="1E1E1E"/>
+        <w:spacing w:line="225" w:lineRule="atLeast"/>
+        <w:rPr>
+          <w:rFonts w:ascii="Consolas" w:hAnsi="Consolas"/>
+          <w:color w:val="D4D4D4"/>
+          <w:sz w:val="17"/>
+          <w:szCs w:val="17"/>
+        </w:rPr>
+      </w:pPr>
+      <w:r>
+        <w:rPr>
+          <w:rFonts w:ascii="Consolas" w:hAnsi="Consolas"/>
+          <w:color w:val="D4D4D4"/>
+          <w:sz w:val="17"/>
+          <w:szCs w:val="17"/>
+        </w:rPr>
+        <w:t>fastapi dev app/main.py</w:t>
+      </w:r>
+    </w:p>
+    <w:p>
+      <w:pPr>
+        <w:pStyle w:val="NormalWeb"/>
+      </w:pPr>
+      <w:r>
+        <w:t>Open Swagger Docs:</w:t>
+      </w:r>
+    </w:p>
+    <w:p>
+      <w:pPr>
+        <w:shd w:val="clear" w:color="auto" w:fill="1E1E1E"/>
+        <w:spacing w:line="225" w:lineRule="atLeast"/>
+        <w:rPr>
+          <w:rFonts w:ascii="Consolas" w:hAnsi="Consolas"/>
+          <w:color w:val="D4D4D4"/>
+          <w:sz w:val="17"/>
+          <w:szCs w:val="17"/>
+        </w:rPr>
+      </w:pPr>
+      <w:r>
+        <w:rPr>
+          <w:rFonts w:ascii="Consolas" w:hAnsi="Consolas"/>
+          <w:color w:val="9CDCFE"/>
+          <w:sz w:val="17"/>
+          <w:szCs w:val="17"/>
+        </w:rPr>
+        <w:t>http</w:t>
+      </w:r>
+      <w:r>
+        <w:rPr>
+          <w:rFonts w:ascii="Consolas" w:hAnsi="Consolas"/>
+          <w:color w:val="D4D4D4"/>
+          <w:sz w:val="17"/>
+          <w:szCs w:val="17"/>
+        </w:rPr>
+        <w:t>://</w:t>
+      </w:r>
+      <w:r>
+        <w:rPr>
+          <w:rFonts w:ascii="Consolas" w:hAnsi="Consolas"/>
+          <w:color w:val="B5CEA8"/>
+          <w:sz w:val="17"/>
+          <w:szCs w:val="17"/>
+        </w:rPr>
+        <w:t>127.0</w:t>
+      </w:r>
+      <w:r>
+        <w:rPr>
+          <w:rFonts w:ascii="Consolas" w:hAnsi="Consolas"/>
+          <w:color w:val="D4D4D4"/>
+          <w:sz w:val="17"/>
+          <w:szCs w:val="17"/>
+        </w:rPr>
+        <w:t>.0.1:</w:t>
+      </w:r>
+      <w:r>
+        <w:rPr>
+          <w:rFonts w:ascii="Consolas" w:hAnsi="Consolas"/>
+          <w:color w:val="B5CEA8"/>
+          <w:sz w:val="17"/>
+          <w:szCs w:val="17"/>
+        </w:rPr>
+        <w:t>8000</w:t>
+      </w:r>
+      <w:r>
+        <w:rPr>
+          <w:rFonts w:ascii="Consolas" w:hAnsi="Consolas"/>
+          <w:color w:val="D4D4D4"/>
+          <w:sz w:val="17"/>
+          <w:szCs w:val="17"/>
+        </w:rPr>
+        <w:t>/docs</w:t>
+      </w:r>
+    </w:p>
+    <w:p>
+      <w:pPr>
+        <w:pStyle w:val="Heading1"/>
+      </w:pPr>
+      <w:r>
+        <w:rPr>
+          <w:rFonts w:ascii="Segoe UI Symbol" w:hAnsi="Segoe UI Symbol" w:cs="Segoe UI Symbol"/>
+        </w:rPr>
+        <w:t>🔍</w:t>
+      </w:r>
+      <w:r>
+        <w:t xml:space="preserve"> Testing Process</w:t>
+      </w:r>
+    </w:p>
+    <w:p>
+      <w:pPr>
+        <w:pStyle w:val="Heading2"/>
+      </w:pPr>
+      <w:r>
+        <w:t>Step 1</w:t>
+      </w:r>
+    </w:p>
+    <w:p>
+      <w:pPr>
+        <w:pStyle w:val="NormalWeb"/>
+      </w:pPr>
+      <w:r>
+        <w:t>Execute verification email function.</w:t>
+      </w:r>
+    </w:p>
+    <w:p>
+      <w:pPr>
+        <w:pStyle w:val="NormalWeb"/>
+      </w:pPr>
+      <w:r>
+        <w:t>Terminal prints:</w:t>
+      </w:r>
+    </w:p>
+    <w:p>
+      <w:pPr>
+        <w:shd w:val="clear" w:color="auto" w:fill="1E1E1E"/>
+        <w:spacing w:line="225" w:lineRule="atLeast"/>
+        <w:rPr>
+          <w:rFonts w:ascii="Consolas" w:hAnsi="Consolas"/>
+          <w:color w:val="D4D4D4"/>
+          <w:sz w:val="17"/>
+          <w:szCs w:val="17"/>
+        </w:rPr>
+      </w:pPr>
+      <w:r>
+        <w:rPr>
+          <w:rFonts w:ascii="Consolas" w:hAnsi="Consolas"/>
+          <w:color w:val="D4D4D4"/>
+          <w:sz w:val="17"/>
+          <w:szCs w:val="17"/>
+        </w:rPr>
+        <w:t xml:space="preserve">Verify your </w:t>
+      </w:r>
+      <w:r>
+        <w:rPr>
+          <w:rFonts w:ascii="Consolas" w:hAnsi="Consolas"/>
+          <w:color w:val="9CDCFE"/>
+          <w:sz w:val="17"/>
+          <w:szCs w:val="17"/>
+        </w:rPr>
+        <w:t>email</w:t>
+      </w:r>
+      <w:r>
+        <w:rPr>
+          <w:rFonts w:ascii="Consolas" w:hAnsi="Consolas"/>
+          <w:color w:val="D4D4D4"/>
+          <w:sz w:val="17"/>
+          <w:szCs w:val="17"/>
+        </w:rPr>
+        <w:t>:</w:t>
+      </w:r>
+    </w:p>
+    <w:p>
+      <w:pPr>
+        <w:shd w:val="clear" w:color="auto" w:fill="1E1E1E"/>
+        <w:spacing w:line="225" w:lineRule="atLeast"/>
+        <w:rPr>
+          <w:rFonts w:ascii="Consolas" w:hAnsi="Consolas"/>
+          <w:color w:val="D4D4D4"/>
+          <w:sz w:val="17"/>
+          <w:szCs w:val="17"/>
+        </w:rPr>
+      </w:pPr>
+      <w:r>
+        <w:rPr>
+          <w:rFonts w:ascii="Consolas" w:hAnsi="Consolas"/>
+          <w:color w:val="9CDCFE"/>
+          <w:sz w:val="17"/>
+          <w:szCs w:val="17"/>
+        </w:rPr>
+        <w:t>http</w:t>
+      </w:r>
+      <w:r>
+        <w:rPr>
+          <w:rFonts w:ascii="Consolas" w:hAnsi="Consolas"/>
+          <w:color w:val="D4D4D4"/>
+          <w:sz w:val="17"/>
+          <w:szCs w:val="17"/>
+        </w:rPr>
+        <w:t>://localhost:</w:t>
+      </w:r>
+      <w:r>
+        <w:rPr>
+          <w:rFonts w:ascii="Consolas" w:hAnsi="Consolas"/>
+          <w:color w:val="B5CEA8"/>
+          <w:sz w:val="17"/>
+          <w:szCs w:val="17"/>
+        </w:rPr>
+        <w:t>8000</w:t>
+      </w:r>
+      <w:r>
+        <w:rPr>
+          <w:rFonts w:ascii="Consolas" w:hAnsi="Consolas"/>
+          <w:color w:val="D4D4D4"/>
+          <w:sz w:val="17"/>
+          <w:szCs w:val="17"/>
+        </w:rPr>
+        <w:t>/account/verify</w:t>
+      </w:r>
+      <w:r>
+        <w:rPr>
+          <w:rFonts w:ascii="Consolas" w:hAnsi="Consolas"/>
+          <w:color w:val="F44747"/>
+          <w:sz w:val="17"/>
+          <w:szCs w:val="17"/>
+        </w:rPr>
+        <w:t>?</w:t>
+      </w:r>
+      <w:r>
+        <w:rPr>
+          <w:rFonts w:ascii="Consolas" w:hAnsi="Consolas"/>
+          <w:color w:val="D4D4D4"/>
+          <w:sz w:val="17"/>
+          <w:szCs w:val="17"/>
+        </w:rPr>
+        <w:t>token=JWT_TOKEN</w:t>
+      </w:r>
+    </w:p>
+    <w:p>
+      <w:pPr>
+        <w:shd w:val="clear" w:color="auto" w:fill="1E1E1E"/>
+        <w:spacing w:line="225" w:lineRule="atLeast"/>
+        <w:rPr>
+          <w:rFonts w:ascii="Consolas" w:hAnsi="Consolas"/>
+          <w:color w:val="D4D4D4"/>
+          <w:sz w:val="17"/>
+          <w:szCs w:val="17"/>
+        </w:rPr>
+      </w:pPr>
+    </w:p>
+    <w:p>
+      <w:pPr>
+        <w:pStyle w:val="Heading2"/>
+      </w:pPr>
+      <w:r>
+        <w:t>Step 2</w:t>
+      </w:r>
+    </w:p>
+    <w:p>
+      <w:pPr>
+        <w:pStyle w:val="NormalWeb"/>
+      </w:pPr>
+      <w:r>
+        <w:t>Copy token from terminal.</w:t>
+      </w:r>
+    </w:p>
+    <w:p>
+      <w:pPr>
+        <w:pStyle w:val="NormalWeb"/>
+      </w:pPr>
+      <w:r>
+        <w:t>Example:</w:t>
+      </w:r>
+    </w:p>
+    <w:p>
+      <w:pPr>
+        <w:shd w:val="clear" w:color="auto" w:fill="1E1E1E"/>
+        <w:spacing w:line="225" w:lineRule="atLeast"/>
+        <w:rPr>
+          <w:rFonts w:ascii="Consolas" w:hAnsi="Consolas"/>
+          <w:color w:val="D4D4D4"/>
+          <w:sz w:val="17"/>
+          <w:szCs w:val="17"/>
+        </w:rPr>
+      </w:pPr>
+      <w:r>
+        <w:rPr>
+          <w:rFonts w:ascii="Consolas" w:hAnsi="Consolas"/>
+          <w:color w:val="D4D4D4"/>
+          <w:sz w:val="17"/>
+          <w:szCs w:val="17"/>
+        </w:rPr>
+        <w:t>eyJhbGciOiJIUzI1NiIsInR5cCI6IkpXVCJ9...</w:t>
+      </w:r>
+    </w:p>
+    <w:p>
+      <w:pPr>
+        <w:pStyle w:val="Heading2"/>
+      </w:pPr>
+      <w:r>
+        <w:t>Step 3</w:t>
+      </w:r>
+    </w:p>
+    <w:p>
+      <w:pPr>
+        <w:pStyle w:val="NormalWeb"/>
+      </w:pPr>
+      <w:r>
+        <w:lastRenderedPageBreak/>
+        <w:t>Open:</w:t>
+      </w:r>
+    </w:p>
+    <w:p>
+      <w:pPr>
+        <w:shd w:val="clear" w:color="auto" w:fill="1E1E1E"/>
+        <w:spacing w:line="225" w:lineRule="atLeast"/>
+        <w:rPr>
+          <w:rFonts w:ascii="Consolas" w:hAnsi="Consolas"/>
+          <w:color w:val="D4D4D4"/>
+          <w:sz w:val="17"/>
+          <w:szCs w:val="17"/>
+        </w:rPr>
+      </w:pPr>
+      <w:r>
+        <w:rPr>
+          <w:rFonts w:ascii="Consolas" w:hAnsi="Consolas"/>
+          <w:color w:val="D4D4D4"/>
+          <w:sz w:val="17"/>
+          <w:szCs w:val="17"/>
+        </w:rPr>
+        <w:t>GET /account/verify</w:t>
+      </w:r>
+    </w:p>
+    <w:p>
+      <w:pPr>
+        <w:pStyle w:val="NormalWeb"/>
+      </w:pPr>
+      <w:r>
+        <w:t>Paste token and execute.</w:t>
+      </w:r>
+    </w:p>
+    <w:p>
+      <w:pPr>
+        <w:pStyle w:val="Heading1"/>
+      </w:pPr>
+      <w:r>
+        <w:t>Success Response</w:t>
+      </w:r>
+    </w:p>
+    <w:p>
+      <w:pPr>
+        <w:shd w:val="clear" w:color="auto" w:fill="1E1E1E"/>
+        <w:spacing w:line="225" w:lineRule="atLeast"/>
+        <w:rPr>
+          <w:rFonts w:ascii="Consolas" w:hAnsi="Consolas"/>
+          <w:color w:val="D4D4D4"/>
+          <w:sz w:val="17"/>
+          <w:szCs w:val="17"/>
+        </w:rPr>
+      </w:pPr>
+      <w:r>
+        <w:rPr>
+          <w:rFonts w:ascii="Consolas" w:hAnsi="Consolas"/>
+          <w:color w:val="D4D4D4"/>
+          <w:sz w:val="17"/>
+          <w:szCs w:val="17"/>
+        </w:rPr>
+        <w:t>{</w:t>
+      </w:r>
+      <w:r>
+        <w:rPr>
+          <w:rFonts w:ascii="Consolas" w:hAnsi="Consolas"/>
+          <w:color w:val="CE9178"/>
+          <w:sz w:val="17"/>
+          <w:szCs w:val="17"/>
+        </w:rPr>
+        <w:t>"msg"</w:t>
+      </w:r>
+      <w:r>
+        <w:rPr>
+          <w:rFonts w:ascii="Consolas" w:hAnsi="Consolas"/>
+          <w:color w:val="D4D4D4"/>
+          <w:sz w:val="17"/>
+          <w:szCs w:val="17"/>
+        </w:rPr>
+        <w:t xml:space="preserve">: </w:t>
+      </w:r>
+      <w:r>
+        <w:rPr>
+          <w:rFonts w:ascii="Consolas" w:hAnsi="Consolas"/>
+          <w:color w:val="CE9178"/>
+          <w:sz w:val="17"/>
+          <w:szCs w:val="17"/>
+        </w:rPr>
+        <w:t>"Email verified successfully"</w:t>
+      </w:r>
+      <w:r>
+        <w:rPr>
+          <w:rFonts w:ascii="Consolas" w:hAnsi="Consolas"/>
+          <w:color w:val="D4D4D4"/>
+          <w:sz w:val="17"/>
+          <w:szCs w:val="17"/>
+        </w:rPr>
+        <w:t>}</w:t>
+      </w:r>
+    </w:p>
+    <w:p>
+      <w:pPr>
+        <w:shd w:val="clear" w:color="auto" w:fill="1E1E1E"/>
+        <w:spacing w:line="225" w:lineRule="atLeast"/>
+        <w:rPr>
+          <w:rFonts w:ascii="Consolas" w:hAnsi="Consolas"/>
+          <w:color w:val="D4D4D4"/>
+          <w:sz w:val="17"/>
+          <w:szCs w:val="17"/>
+        </w:rPr>
+      </w:pPr>
+    </w:p>
+    <w:p>
+      <w:pPr>
+        <w:pStyle w:val="Heading1"/>
+      </w:pPr>
+      <w:r>
+        <w:t>Database Result</w:t>
+      </w:r>
+    </w:p>
+    <w:p>
+      <w:pPr>
+        <w:pStyle w:val="NormalWeb"/>
+      </w:pPr>
+      <w:r>
+        <w:t>In database:</w:t>
+      </w:r>
+    </w:p>
+    <w:p>
+      <w:pPr>
+        <w:shd w:val="clear" w:color="auto" w:fill="1E1E1E"/>
+        <w:spacing w:line="225" w:lineRule="atLeast"/>
+        <w:rPr>
+          <w:rFonts w:ascii="Consolas" w:hAnsi="Consolas"/>
+          <w:color w:val="D4D4D4"/>
+          <w:sz w:val="17"/>
+          <w:szCs w:val="17"/>
+        </w:rPr>
+      </w:pPr>
+      <w:r>
+        <w:rPr>
+          <w:rFonts w:ascii="Consolas" w:hAnsi="Consolas"/>
+          <w:color w:val="9CDCFE"/>
+          <w:sz w:val="17"/>
+          <w:szCs w:val="17"/>
+        </w:rPr>
+        <w:t>is_verified</w:t>
+      </w:r>
+      <w:r>
+        <w:rPr>
+          <w:rFonts w:ascii="Consolas" w:hAnsi="Consolas"/>
+          <w:color w:val="D4D4D4"/>
+          <w:sz w:val="17"/>
+          <w:szCs w:val="17"/>
+        </w:rPr>
+        <w:t xml:space="preserve"> = </w:t>
+      </w:r>
+      <w:r>
+        <w:rPr>
+          <w:rFonts w:ascii="Consolas" w:hAnsi="Consolas"/>
+          <w:color w:val="B5CEA8"/>
+          <w:sz w:val="17"/>
+          <w:szCs w:val="17"/>
+        </w:rPr>
+        <w:t>1</w:t>
+      </w:r>
+    </w:p>
+    <w:p>
+      <w:pPr>
+        <w:pStyle w:val="NormalWeb"/>
+      </w:pPr>
+      <w:r>
+        <w:t>for that user.</w:t>
       </w:r>
     </w:p>
     <w:bookmarkEnd w:id="0"/>
@@ -8151,7 +12283,7 @@
   <w:style w:type="paragraph" w:default="1" w:styleId="Normal">
     <w:name w:val="Normal"/>
     <w:qFormat/>
-    <w:rsid w:val="007B7EF8"/>
+    <w:rsid w:val="00D271EC"/>
     <w:pPr>
       <w:spacing w:after="0" w:line="240" w:lineRule="auto"/>
     </w:pPr>
@@ -8258,7 +12390,6 @@
     <w:name w:val="Normal (Web)"/>
     <w:basedOn w:val="Normal"/>
     <w:uiPriority w:val="99"/>
-    <w:semiHidden/>
     <w:unhideWhenUsed/>
     <w:rsid w:val="008E35CE"/>
     <w:pPr>
@@ -8270,7 +12401,6 @@
     <w:basedOn w:val="Normal"/>
     <w:link w:val="HTMLPreformattedChar"/>
     <w:uiPriority w:val="99"/>
-    <w:semiHidden/>
     <w:unhideWhenUsed/>
     <w:rsid w:val="008E35CE"/>
     <w:pPr>
@@ -8304,7 +12434,6 @@
     <w:basedOn w:val="DefaultParagraphFont"/>
     <w:link w:val="HTMLPreformatted"/>
     <w:uiPriority w:val="99"/>
-    <w:semiHidden/>
     <w:rsid w:val="008E35CE"/>
     <w:rPr>
       <w:rFonts w:ascii="Courier New" w:eastAsia="Times New Roman" w:hAnsi="Courier New" w:cs="Courier New"/>
@@ -8349,6 +12478,11 @@
     <w:name w:val="ͼy"/>
     <w:basedOn w:val="DefaultParagraphFont"/>
     <w:rsid w:val="008E35CE"/>
+  </w:style>
+  <w:style w:type="character" w:customStyle="1" w:styleId="t">
+    <w:name w:val="ͼt"/>
+    <w:basedOn w:val="DefaultParagraphFont"/>
+    <w:rsid w:val="00193E68"/>
   </w:style>
 </w:styles>
 </file>

--- a/Documentation/Section27b_Authentication_Authorization.docx
+++ b/Documentation/Section27b_Authentication_Authorization.docx
@@ -142,7 +142,7 @@
     <w:p>
       <w:r>
         <w:pict>
-          <v:rect id="_x0000_i1026" style="width:0;height:1.5pt" o:hralign="center" o:hrstd="t" o:hr="t" fillcolor="#a0a0a0" stroked="f"/>
+          <v:rect id="_x0000_i1025" style="width:0;height:1.5pt" o:hralign="center" o:hrstd="t" o:hr="t" fillcolor="#a0a0a0" stroked="f"/>
         </w:pict>
       </w:r>
     </w:p>
@@ -543,7 +543,7 @@
     <w:p>
       <w:r>
         <w:pict>
-          <v:rect id="_x0000_i1028" style="width:0;height:1.5pt" o:hralign="center" o:hrstd="t" o:hr="t" fillcolor="#a0a0a0" stroked="f"/>
+          <v:rect id="_x0000_i1026" style="width:0;height:1.5pt" o:hralign="center" o:hrstd="t" o:hr="t" fillcolor="#a0a0a0" stroked="f"/>
         </w:pict>
       </w:r>
     </w:p>
@@ -1208,7 +1208,7 @@
     <w:p>
       <w:r>
         <w:pict>
-          <v:rect id="_x0000_i1032" style="width:0;height:1.5pt" o:hralign="center" o:hrstd="t" o:hr="t" fillcolor="#a0a0a0" stroked="f"/>
+          <v:rect id="_x0000_i1027" style="width:0;height:1.5pt" o:hralign="center" o:hrstd="t" o:hr="t" fillcolor="#a0a0a0" stroked="f"/>
         </w:pict>
       </w:r>
     </w:p>
@@ -1352,7 +1352,7 @@
     <w:p>
       <w:r>
         <w:pict>
-          <v:rect id="_x0000_i1033" style="width:0;height:1.5pt" o:hralign="center" o:hrstd="t" o:hr="t" fillcolor="#a0a0a0" stroked="f"/>
+          <v:rect id="_x0000_i1028" style="width:0;height:1.5pt" o:hralign="center" o:hrstd="t" o:hr="t" fillcolor="#a0a0a0" stroked="f"/>
         </w:pict>
       </w:r>
     </w:p>
@@ -1480,7 +1480,7 @@
     <w:p>
       <w:r>
         <w:pict>
-          <v:rect id="_x0000_i1034" style="width:0;height:1.5pt" o:hralign="center" o:hrstd="t" o:hr="t" fillcolor="#a0a0a0" stroked="f"/>
+          <v:rect id="_x0000_i1029" style="width:0;height:1.5pt" o:hralign="center" o:hrstd="t" o:hr="t" fillcolor="#a0a0a0" stroked="f"/>
         </w:pict>
       </w:r>
     </w:p>
@@ -1546,7 +1546,7 @@
     <w:p>
       <w:r>
         <w:pict>
-          <v:rect id="_x0000_i1035" style="width:0;height:1.5pt" o:hralign="center" o:hrstd="t" o:hr="t" fillcolor="#a0a0a0" stroked="f"/>
+          <v:rect id="_x0000_i1030" style="width:0;height:1.5pt" o:hralign="center" o:hrstd="t" o:hr="t" fillcolor="#a0a0a0" stroked="f"/>
         </w:pict>
       </w:r>
     </w:p>
@@ -1842,7 +1842,7 @@
     <w:p>
       <w:r>
         <w:pict>
-          <v:rect id="_x0000_i1036" style="width:0;height:1.5pt" o:hralign="center" o:hrstd="t" o:hr="t" fillcolor="#a0a0a0" stroked="f"/>
+          <v:rect id="_x0000_i1031" style="width:0;height:1.5pt" o:hralign="center" o:hrstd="t" o:hr="t" fillcolor="#a0a0a0" stroked="f"/>
         </w:pict>
       </w:r>
     </w:p>
@@ -1908,7 +1908,7 @@
     <w:p>
       <w:r>
         <w:pict>
-          <v:rect id="_x0000_i1037" style="width:0;height:1.5pt" o:hralign="center" o:hrstd="t" o:hr="t" fillcolor="#a0a0a0" stroked="f"/>
+          <v:rect id="_x0000_i1032" style="width:0;height:1.5pt" o:hralign="center" o:hrstd="t" o:hr="t" fillcolor="#a0a0a0" stroked="f"/>
         </w:pict>
       </w:r>
     </w:p>
@@ -2344,7 +2344,7 @@
     <w:p>
       <w:r>
         <w:pict>
-          <v:rect id="_x0000_i1038" style="width:0;height:1.5pt" o:hralign="center" o:hrstd="t" o:hr="t" fillcolor="#a0a0a0" stroked="f"/>
+          <v:rect id="_x0000_i1033" style="width:0;height:1.5pt" o:hralign="center" o:hrstd="t" o:hr="t" fillcolor="#a0a0a0" stroked="f"/>
         </w:pict>
       </w:r>
     </w:p>
@@ -2455,7 +2455,7 @@
     <w:p>
       <w:r>
         <w:pict>
-          <v:rect id="_x0000_i1039" style="width:0;height:1.5pt" o:hralign="center" o:hrstd="t" o:hr="t" fillcolor="#a0a0a0" stroked="f"/>
+          <v:rect id="_x0000_i1034" style="width:0;height:1.5pt" o:hralign="center" o:hrstd="t" o:hr="t" fillcolor="#a0a0a0" stroked="f"/>
         </w:pict>
       </w:r>
     </w:p>
@@ -2527,7 +2527,7 @@
     <w:p>
       <w:r>
         <w:pict>
-          <v:rect id="_x0000_i1040" style="width:0;height:1.5pt" o:hralign="center" o:hrstd="t" o:hr="t" fillcolor="#a0a0a0" stroked="f"/>
+          <v:rect id="_x0000_i1035" style="width:0;height:1.5pt" o:hralign="center" o:hrstd="t" o:hr="t" fillcolor="#a0a0a0" stroked="f"/>
         </w:pict>
       </w:r>
     </w:p>
@@ -4024,7 +4024,7 @@
     <w:p>
       <w:r>
         <w:pict>
-          <v:rect id="_x0000_i1041" style="width:0;height:1.5pt" o:hralign="center" o:hrstd="t" o:hr="t" fillcolor="#a0a0a0" stroked="f"/>
+          <v:rect id="_x0000_i1036" style="width:0;height:1.5pt" o:hralign="center" o:hrstd="t" o:hr="t" fillcolor="#a0a0a0" stroked="f"/>
         </w:pict>
       </w:r>
     </w:p>
@@ -4154,7 +4154,7 @@
     <w:p>
       <w:r>
         <w:pict>
-          <v:rect id="_x0000_i1042" style="width:0;height:1.5pt" o:hralign="center" o:hrstd="t" o:hr="t" fillcolor="#a0a0a0" stroked="f"/>
+          <v:rect id="_x0000_i1037" style="width:0;height:1.5pt" o:hralign="center" o:hrstd="t" o:hr="t" fillcolor="#a0a0a0" stroked="f"/>
         </w:pict>
       </w:r>
     </w:p>
@@ -4220,7 +4220,7 @@
     <w:p>
       <w:r>
         <w:pict>
-          <v:rect id="_x0000_i1043" style="width:0;height:1.5pt" o:hralign="center" o:hrstd="t" o:hr="t" fillcolor="#a0a0a0" stroked="f"/>
+          <v:rect id="_x0000_i1038" style="width:0;height:1.5pt" o:hralign="center" o:hrstd="t" o:hr="t" fillcolor="#a0a0a0" stroked="f"/>
         </w:pict>
       </w:r>
     </w:p>
@@ -4304,7 +4304,7 @@
     <w:p>
       <w:r>
         <w:pict>
-          <v:rect id="_x0000_i1044" style="width:0;height:1.5pt" o:hralign="center" o:hrstd="t" o:hr="t" fillcolor="#a0a0a0" stroked="f"/>
+          <v:rect id="_x0000_i1039" style="width:0;height:1.5pt" o:hralign="center" o:hrstd="t" o:hr="t" fillcolor="#a0a0a0" stroked="f"/>
         </w:pict>
       </w:r>
     </w:p>
@@ -4428,7 +4428,7 @@
     <w:p>
       <w:r>
         <w:pict>
-          <v:rect id="_x0000_i1045" style="width:0;height:1.5pt" o:hralign="center" o:hrstd="t" o:hr="t" fillcolor="#a0a0a0" stroked="f"/>
+          <v:rect id="_x0000_i1040" style="width:0;height:1.5pt" o:hralign="center" o:hrstd="t" o:hr="t" fillcolor="#a0a0a0" stroked="f"/>
         </w:pict>
       </w:r>
     </w:p>
@@ -4584,7 +4584,7 @@
     <w:p>
       <w:r>
         <w:pict>
-          <v:rect id="_x0000_i1046" style="width:0;height:1.5pt" o:hralign="center" o:hrstd="t" o:hr="t" fillcolor="#a0a0a0" stroked="f"/>
+          <v:rect id="_x0000_i1041" style="width:0;height:1.5pt" o:hralign="center" o:hrstd="t" o:hr="t" fillcolor="#a0a0a0" stroked="f"/>
         </w:pict>
       </w:r>
     </w:p>
@@ -4643,7 +4643,7 @@
     <w:p>
       <w:r>
         <w:pict>
-          <v:rect id="_x0000_i1047" style="width:0;height:1.5pt" o:hralign="center" o:hrstd="t" o:hr="t" fillcolor="#a0a0a0" stroked="f"/>
+          <v:rect id="_x0000_i1042" style="width:0;height:1.5pt" o:hralign="center" o:hrstd="t" o:hr="t" fillcolor="#a0a0a0" stroked="f"/>
         </w:pict>
       </w:r>
     </w:p>
@@ -4786,7 +4786,7 @@
     <w:p>
       <w:r>
         <w:pict>
-          <v:rect id="_x0000_i1048" style="width:0;height:1.5pt" o:hralign="center" o:hrstd="t" o:hr="t" fillcolor="#a0a0a0" stroked="f"/>
+          <v:rect id="_x0000_i1043" style="width:0;height:1.5pt" o:hralign="center" o:hrstd="t" o:hr="t" fillcolor="#a0a0a0" stroked="f"/>
         </w:pict>
       </w:r>
     </w:p>
@@ -5044,7 +5044,7 @@
     <w:p>
       <w:r>
         <w:pict>
-          <v:rect id="_x0000_i1049" style="width:0;height:1.5pt" o:hralign="center" o:hrstd="t" o:hr="t" fillcolor="#a0a0a0" stroked="f"/>
+          <v:rect id="_x0000_i1044" style="width:0;height:1.5pt" o:hralign="center" o:hrstd="t" o:hr="t" fillcolor="#a0a0a0" stroked="f"/>
         </w:pict>
       </w:r>
     </w:p>
@@ -5172,7 +5172,7 @@
     <w:p>
       <w:r>
         <w:pict>
-          <v:rect id="_x0000_i1050" style="width:0;height:1.5pt" o:hralign="center" o:hrstd="t" o:hr="t" fillcolor="#a0a0a0" stroked="f"/>
+          <v:rect id="_x0000_i1045" style="width:0;height:1.5pt" o:hralign="center" o:hrstd="t" o:hr="t" fillcolor="#a0a0a0" stroked="f"/>
         </w:pict>
       </w:r>
     </w:p>
@@ -5248,7 +5248,7 @@
     <w:p>
       <w:r>
         <w:pict>
-          <v:rect id="_x0000_i1051" style="width:0;height:1.5pt" o:hralign="center" o:hrstd="t" o:hr="t" fillcolor="#a0a0a0" stroked="f"/>
+          <v:rect id="_x0000_i1046" style="width:0;height:1.5pt" o:hralign="center" o:hrstd="t" o:hr="t" fillcolor="#a0a0a0" stroked="f"/>
         </w:pict>
       </w:r>
     </w:p>
@@ -5387,7 +5387,7 @@
     <w:p>
       <w:r>
         <w:pict>
-          <v:rect id="_x0000_i1052" style="width:0;height:1.5pt" o:hralign="center" o:hrstd="t" o:hr="t" fillcolor="#a0a0a0" stroked="f"/>
+          <v:rect id="_x0000_i1047" style="width:0;height:1.5pt" o:hralign="center" o:hrstd="t" o:hr="t" fillcolor="#a0a0a0" stroked="f"/>
         </w:pict>
       </w:r>
     </w:p>
@@ -5533,7 +5533,7 @@
     <w:p>
       <w:r>
         <w:pict>
-          <v:rect id="_x0000_i1053" style="width:0;height:1.5pt" o:hralign="center" o:hrstd="t" o:hr="t" fillcolor="#a0a0a0" stroked="f"/>
+          <v:rect id="_x0000_i1048" style="width:0;height:1.5pt" o:hralign="center" o:hrstd="t" o:hr="t" fillcolor="#a0a0a0" stroked="f"/>
         </w:pict>
       </w:r>
     </w:p>
@@ -5627,7 +5627,7 @@
     <w:p>
       <w:r>
         <w:pict>
-          <v:rect id="_x0000_i1054" style="width:0;height:1.5pt" o:hralign="center" o:hrstd="t" o:hr="t" fillcolor="#a0a0a0" stroked="f"/>
+          <v:rect id="_x0000_i1049" style="width:0;height:1.5pt" o:hralign="center" o:hrstd="t" o:hr="t" fillcolor="#a0a0a0" stroked="f"/>
         </w:pict>
       </w:r>
     </w:p>
@@ -5721,7 +5721,7 @@
     <w:p>
       <w:r>
         <w:pict>
-          <v:rect id="_x0000_i1055" style="width:0;height:1.5pt" o:hralign="center" o:hrstd="t" o:hr="t" fillcolor="#a0a0a0" stroked="f"/>
+          <v:rect id="_x0000_i1050" style="width:0;height:1.5pt" o:hralign="center" o:hrstd="t" o:hr="t" fillcolor="#a0a0a0" stroked="f"/>
         </w:pict>
       </w:r>
     </w:p>
@@ -5837,7 +5837,7 @@
     <w:p>
       <w:r>
         <w:pict>
-          <v:rect id="_x0000_i1056" style="width:0;height:1.5pt" o:hralign="center" o:hrstd="t" o:hr="t" fillcolor="#a0a0a0" stroked="f"/>
+          <v:rect id="_x0000_i1051" style="width:0;height:1.5pt" o:hralign="center" o:hrstd="t" o:hr="t" fillcolor="#a0a0a0" stroked="f"/>
         </w:pict>
       </w:r>
     </w:p>
@@ -5964,7 +5964,7 @@
     <w:p>
       <w:r>
         <w:pict>
-          <v:rect id="_x0000_i1057" style="width:0;height:1.5pt" o:hralign="center" o:hrstd="t" o:hr="t" fillcolor="#a0a0a0" stroked="f"/>
+          <v:rect id="_x0000_i1052" style="width:0;height:1.5pt" o:hralign="center" o:hrstd="t" o:hr="t" fillcolor="#a0a0a0" stroked="f"/>
         </w:pict>
       </w:r>
     </w:p>
@@ -6014,7 +6014,7 @@
     <w:p>
       <w:r>
         <w:pict>
-          <v:rect id="_x0000_i1058" style="width:0;height:1.5pt" o:hralign="center" o:hrstd="t" o:hr="t" fillcolor="#a0a0a0" stroked="f"/>
+          <v:rect id="_x0000_i1053" style="width:0;height:1.5pt" o:hralign="center" o:hrstd="t" o:hr="t" fillcolor="#a0a0a0" stroked="f"/>
         </w:pict>
       </w:r>
     </w:p>
@@ -6226,7 +6226,7 @@
     <w:p>
       <w:r>
         <w:pict>
-          <v:rect id="_x0000_i1059" style="width:0;height:1.5pt" o:hralign="center" o:hrstd="t" o:hr="t" fillcolor="#a0a0a0" stroked="f"/>
+          <v:rect id="_x0000_i1054" style="width:0;height:1.5pt" o:hralign="center" o:hrstd="t" o:hr="t" fillcolor="#a0a0a0" stroked="f"/>
         </w:pict>
       </w:r>
     </w:p>
@@ -6315,7 +6315,7 @@
     <w:p>
       <w:r>
         <w:pict>
-          <v:rect id="_x0000_i1060" style="width:0;height:1.5pt" o:hralign="center" o:hrstd="t" o:hr="t" fillcolor="#a0a0a0" stroked="f"/>
+          <v:rect id="_x0000_i1055" style="width:0;height:1.5pt" o:hralign="center" o:hrstd="t" o:hr="t" fillcolor="#a0a0a0" stroked="f"/>
         </w:pict>
       </w:r>
     </w:p>
@@ -6464,7 +6464,7 @@
     <w:p>
       <w:r>
         <w:pict>
-          <v:rect id="_x0000_i1061" style="width:0;height:1.5pt" o:hralign="center" o:hrstd="t" o:hr="t" fillcolor="#a0a0a0" stroked="f"/>
+          <v:rect id="_x0000_i1056" style="width:0;height:1.5pt" o:hralign="center" o:hrstd="t" o:hr="t" fillcolor="#a0a0a0" stroked="f"/>
         </w:pict>
       </w:r>
     </w:p>
@@ -6535,7 +6535,7 @@
     <w:p>
       <w:r>
         <w:pict>
-          <v:rect id="_x0000_i1062" style="width:0;height:1.5pt" o:hralign="center" o:hrstd="t" o:hr="t" fillcolor="#a0a0a0" stroked="f"/>
+          <v:rect id="_x0000_i1057" style="width:0;height:1.5pt" o:hralign="center" o:hrstd="t" o:hr="t" fillcolor="#a0a0a0" stroked="f"/>
         </w:pict>
       </w:r>
     </w:p>
@@ -6657,7 +6657,7 @@
     <w:p>
       <w:r>
         <w:pict>
-          <v:rect id="_x0000_i1063" style="width:0;height:1.5pt" o:hralign="center" o:hrstd="t" o:hr="t" fillcolor="#a0a0a0" stroked="f"/>
+          <v:rect id="_x0000_i1058" style="width:0;height:1.5pt" o:hralign="center" o:hrstd="t" o:hr="t" fillcolor="#a0a0a0" stroked="f"/>
         </w:pict>
       </w:r>
     </w:p>
@@ -6736,7 +6736,7 @@
     <w:p>
       <w:r>
         <w:pict>
-          <v:rect id="_x0000_i1064" style="width:0;height:1.5pt" o:hralign="center" o:hrstd="t" o:hr="t" fillcolor="#a0a0a0" stroked="f"/>
+          <v:rect id="_x0000_i1059" style="width:0;height:1.5pt" o:hralign="center" o:hrstd="t" o:hr="t" fillcolor="#a0a0a0" stroked="f"/>
         </w:pict>
       </w:r>
     </w:p>
@@ -6913,7 +6913,7 @@
       <w:r>
         <w:lastRenderedPageBreak/>
         <w:pict>
-          <v:rect id="_x0000_i1065" style="width:0;height:1.5pt" o:hralign="center" o:hrstd="t" o:hr="t" fillcolor="#a0a0a0" stroked="f"/>
+          <v:rect id="_x0000_i1060" style="width:0;height:1.5pt" o:hralign="center" o:hrstd="t" o:hr="t" fillcolor="#a0a0a0" stroked="f"/>
         </w:pict>
       </w:r>
     </w:p>
@@ -7056,7 +7056,7 @@
     <w:p>
       <w:r>
         <w:pict>
-          <v:rect id="_x0000_i1066" style="width:0;height:1.5pt" o:hralign="center" o:hrstd="t" o:hr="t" fillcolor="#a0a0a0" stroked="f"/>
+          <v:rect id="_x0000_i1061" style="width:0;height:1.5pt" o:hralign="center" o:hrstd="t" o:hr="t" fillcolor="#a0a0a0" stroked="f"/>
         </w:pict>
       </w:r>
     </w:p>
@@ -7215,7 +7215,7 @@
     <w:p>
       <w:r>
         <w:pict>
-          <v:rect id="_x0000_i1067" style="width:0;height:1.5pt" o:hralign="center" o:hrstd="t" o:hr="t" fillcolor="#a0a0a0" stroked="f"/>
+          <v:rect id="_x0000_i1062" style="width:0;height:1.5pt" o:hralign="center" o:hrstd="t" o:hr="t" fillcolor="#a0a0a0" stroked="f"/>
         </w:pict>
       </w:r>
     </w:p>
@@ -11407,6 +11407,6556 @@
       </w:pPr>
       <w:r>
         <w:t>for that user.</w:t>
+      </w:r>
+    </w:p>
+    <w:p/>
+    <w:p>
+      <w:pPr>
+        <w:pBdr>
+          <w:top w:val="double" w:sz="6" w:space="1" w:color="auto"/>
+          <w:bottom w:val="double" w:sz="6" w:space="1" w:color="auto"/>
+        </w:pBdr>
+      </w:pPr>
+    </w:p>
+    <w:p>
+      <w:pPr>
+        <w:pStyle w:val="Heading1"/>
+      </w:pPr>
+      <w:r>
+        <w:rPr>
+          <w:highlight w:val="yellow"/>
+        </w:rPr>
+        <w:t xml:space="preserve">Chapter 106 (Continue): </w:t>
+      </w:r>
+      <w:r>
+        <w:rPr>
+          <w:highlight w:val="yellow"/>
+        </w:rPr>
+        <w:t>Change Password</w:t>
+      </w:r>
+    </w:p>
+    <w:p/>
+    <w:p>
+      <w:r>
+        <w:t>We change password when we login already but we want to change our password</w:t>
+      </w:r>
+    </w:p>
+    <w:p/>
+    <w:p>
+      <w:r>
+        <w:t>Go into the services.py:</w:t>
+      </w:r>
+    </w:p>
+    <w:p/>
+    <w:p>
+      <w:pPr>
+        <w:shd w:val="clear" w:color="auto" w:fill="1E1E1E"/>
+        <w:spacing w:line="285" w:lineRule="atLeast"/>
+        <w:rPr>
+          <w:rFonts w:ascii="Consolas" w:hAnsi="Consolas"/>
+          <w:color w:val="D4D4D4"/>
+          <w:sz w:val="21"/>
+          <w:szCs w:val="21"/>
+        </w:rPr>
+      </w:pPr>
+      <w:r>
+        <w:rPr>
+          <w:rFonts w:ascii="Consolas" w:hAnsi="Consolas"/>
+          <w:color w:val="569CD6"/>
+          <w:sz w:val="21"/>
+          <w:szCs w:val="21"/>
+        </w:rPr>
+        <w:t>def</w:t>
+      </w:r>
+      <w:r>
+        <w:rPr>
+          <w:rFonts w:ascii="Consolas" w:hAnsi="Consolas"/>
+          <w:color w:val="D4D4D4"/>
+          <w:sz w:val="21"/>
+          <w:szCs w:val="21"/>
+        </w:rPr>
+        <w:t xml:space="preserve"> </w:t>
+      </w:r>
+      <w:r>
+        <w:rPr>
+          <w:rFonts w:ascii="Consolas" w:hAnsi="Consolas"/>
+          <w:color w:val="DCDCAA"/>
+          <w:sz w:val="21"/>
+          <w:szCs w:val="21"/>
+        </w:rPr>
+        <w:t>change_password</w:t>
+      </w:r>
+      <w:r>
+        <w:rPr>
+          <w:rFonts w:ascii="Consolas" w:hAnsi="Consolas"/>
+          <w:color w:val="D4D4D4"/>
+          <w:sz w:val="21"/>
+          <w:szCs w:val="21"/>
+        </w:rPr>
+        <w:t>(</w:t>
+      </w:r>
+      <w:r>
+        <w:rPr>
+          <w:rFonts w:ascii="Consolas" w:hAnsi="Consolas"/>
+          <w:color w:val="9CDCFE"/>
+          <w:sz w:val="21"/>
+          <w:szCs w:val="21"/>
+        </w:rPr>
+        <w:t>session</w:t>
+      </w:r>
+      <w:r>
+        <w:rPr>
+          <w:rFonts w:ascii="Consolas" w:hAnsi="Consolas"/>
+          <w:color w:val="D4D4D4"/>
+          <w:sz w:val="21"/>
+          <w:szCs w:val="21"/>
+        </w:rPr>
+        <w:t xml:space="preserve">: </w:t>
+      </w:r>
+      <w:r>
+        <w:rPr>
+          <w:rFonts w:ascii="Consolas" w:hAnsi="Consolas"/>
+          <w:color w:val="4EC9B0"/>
+          <w:sz w:val="21"/>
+          <w:szCs w:val="21"/>
+        </w:rPr>
+        <w:t>Session</w:t>
+      </w:r>
+      <w:r>
+        <w:rPr>
+          <w:rFonts w:ascii="Consolas" w:hAnsi="Consolas"/>
+          <w:color w:val="D4D4D4"/>
+          <w:sz w:val="21"/>
+          <w:szCs w:val="21"/>
+        </w:rPr>
+        <w:t xml:space="preserve">, </w:t>
+      </w:r>
+      <w:r>
+        <w:rPr>
+          <w:rFonts w:ascii="Consolas" w:hAnsi="Consolas"/>
+          <w:color w:val="9CDCFE"/>
+          <w:sz w:val="21"/>
+          <w:szCs w:val="21"/>
+        </w:rPr>
+        <w:t>user</w:t>
+      </w:r>
+      <w:r>
+        <w:rPr>
+          <w:rFonts w:ascii="Consolas" w:hAnsi="Consolas"/>
+          <w:color w:val="D4D4D4"/>
+          <w:sz w:val="21"/>
+          <w:szCs w:val="21"/>
+        </w:rPr>
+        <w:t xml:space="preserve">: </w:t>
+      </w:r>
+      <w:r>
+        <w:rPr>
+          <w:rFonts w:ascii="Consolas" w:hAnsi="Consolas"/>
+          <w:color w:val="4EC9B0"/>
+          <w:sz w:val="21"/>
+          <w:szCs w:val="21"/>
+        </w:rPr>
+        <w:t>User</w:t>
+      </w:r>
+      <w:r>
+        <w:rPr>
+          <w:rFonts w:ascii="Consolas" w:hAnsi="Consolas"/>
+          <w:color w:val="D4D4D4"/>
+          <w:sz w:val="21"/>
+          <w:szCs w:val="21"/>
+        </w:rPr>
+        <w:t xml:space="preserve">, </w:t>
+      </w:r>
+      <w:r>
+        <w:rPr>
+          <w:rFonts w:ascii="Consolas" w:hAnsi="Consolas"/>
+          <w:color w:val="9CDCFE"/>
+          <w:sz w:val="21"/>
+          <w:szCs w:val="21"/>
+        </w:rPr>
+        <w:t>new_password</w:t>
+      </w:r>
+      <w:r>
+        <w:rPr>
+          <w:rFonts w:ascii="Consolas" w:hAnsi="Consolas"/>
+          <w:color w:val="D4D4D4"/>
+          <w:sz w:val="21"/>
+          <w:szCs w:val="21"/>
+        </w:rPr>
+        <w:t>:</w:t>
+      </w:r>
+      <w:r>
+        <w:rPr>
+          <w:rFonts w:ascii="Consolas" w:hAnsi="Consolas"/>
+          <w:color w:val="4EC9B0"/>
+          <w:sz w:val="21"/>
+          <w:szCs w:val="21"/>
+        </w:rPr>
+        <w:t>str</w:t>
+      </w:r>
+      <w:r>
+        <w:rPr>
+          <w:rFonts w:ascii="Consolas" w:hAnsi="Consolas"/>
+          <w:color w:val="D4D4D4"/>
+          <w:sz w:val="21"/>
+          <w:szCs w:val="21"/>
+        </w:rPr>
+        <w:t>):</w:t>
+      </w:r>
+    </w:p>
+    <w:p>
+      <w:pPr>
+        <w:shd w:val="clear" w:color="auto" w:fill="1E1E1E"/>
+        <w:spacing w:line="285" w:lineRule="atLeast"/>
+        <w:rPr>
+          <w:rFonts w:ascii="Consolas" w:hAnsi="Consolas"/>
+          <w:color w:val="D4D4D4"/>
+          <w:sz w:val="21"/>
+          <w:szCs w:val="21"/>
+        </w:rPr>
+      </w:pPr>
+      <w:r>
+        <w:rPr>
+          <w:rFonts w:ascii="Consolas" w:hAnsi="Consolas"/>
+          <w:color w:val="D4D4D4"/>
+          <w:sz w:val="21"/>
+          <w:szCs w:val="21"/>
+        </w:rPr>
+        <w:t xml:space="preserve">  </w:t>
+      </w:r>
+      <w:r>
+        <w:rPr>
+          <w:rFonts w:ascii="Consolas" w:hAnsi="Consolas"/>
+          <w:color w:val="9CDCFE"/>
+          <w:sz w:val="21"/>
+          <w:szCs w:val="21"/>
+        </w:rPr>
+        <w:t>user</w:t>
+      </w:r>
+      <w:r>
+        <w:rPr>
+          <w:rFonts w:ascii="Consolas" w:hAnsi="Consolas"/>
+          <w:color w:val="D4D4D4"/>
+          <w:sz w:val="21"/>
+          <w:szCs w:val="21"/>
+        </w:rPr>
+        <w:t>.</w:t>
+      </w:r>
+      <w:r>
+        <w:rPr>
+          <w:rFonts w:ascii="Consolas" w:hAnsi="Consolas"/>
+          <w:color w:val="9CDCFE"/>
+          <w:sz w:val="21"/>
+          <w:szCs w:val="21"/>
+        </w:rPr>
+        <w:t>hashed_password</w:t>
+      </w:r>
+      <w:r>
+        <w:rPr>
+          <w:rFonts w:ascii="Consolas" w:hAnsi="Consolas"/>
+          <w:color w:val="D4D4D4"/>
+          <w:sz w:val="21"/>
+          <w:szCs w:val="21"/>
+        </w:rPr>
+        <w:t xml:space="preserve"> = </w:t>
+      </w:r>
+      <w:r>
+        <w:rPr>
+          <w:rFonts w:ascii="Consolas" w:hAnsi="Consolas"/>
+          <w:color w:val="DCDCAA"/>
+          <w:sz w:val="21"/>
+          <w:szCs w:val="21"/>
+        </w:rPr>
+        <w:t>hash_password</w:t>
+      </w:r>
+      <w:r>
+        <w:rPr>
+          <w:rFonts w:ascii="Consolas" w:hAnsi="Consolas"/>
+          <w:color w:val="D4D4D4"/>
+          <w:sz w:val="21"/>
+          <w:szCs w:val="21"/>
+        </w:rPr>
+        <w:t>(</w:t>
+      </w:r>
+      <w:r>
+        <w:rPr>
+          <w:rFonts w:ascii="Consolas" w:hAnsi="Consolas"/>
+          <w:color w:val="9CDCFE"/>
+          <w:sz w:val="21"/>
+          <w:szCs w:val="21"/>
+        </w:rPr>
+        <w:t>new_password</w:t>
+      </w:r>
+      <w:r>
+        <w:rPr>
+          <w:rFonts w:ascii="Consolas" w:hAnsi="Consolas"/>
+          <w:color w:val="D4D4D4"/>
+          <w:sz w:val="21"/>
+          <w:szCs w:val="21"/>
+        </w:rPr>
+        <w:t>)</w:t>
+      </w:r>
+    </w:p>
+    <w:p>
+      <w:pPr>
+        <w:shd w:val="clear" w:color="auto" w:fill="1E1E1E"/>
+        <w:spacing w:line="285" w:lineRule="atLeast"/>
+        <w:rPr>
+          <w:rFonts w:ascii="Consolas" w:hAnsi="Consolas"/>
+          <w:color w:val="D4D4D4"/>
+          <w:sz w:val="21"/>
+          <w:szCs w:val="21"/>
+        </w:rPr>
+      </w:pPr>
+      <w:r>
+        <w:rPr>
+          <w:rFonts w:ascii="Consolas" w:hAnsi="Consolas"/>
+          <w:color w:val="D4D4D4"/>
+          <w:sz w:val="21"/>
+          <w:szCs w:val="21"/>
+        </w:rPr>
+        <w:t xml:space="preserve">  </w:t>
+      </w:r>
+      <w:r>
+        <w:rPr>
+          <w:rFonts w:ascii="Consolas" w:hAnsi="Consolas"/>
+          <w:color w:val="9CDCFE"/>
+          <w:sz w:val="21"/>
+          <w:szCs w:val="21"/>
+        </w:rPr>
+        <w:t>session</w:t>
+      </w:r>
+      <w:r>
+        <w:rPr>
+          <w:rFonts w:ascii="Consolas" w:hAnsi="Consolas"/>
+          <w:color w:val="D4D4D4"/>
+          <w:sz w:val="21"/>
+          <w:szCs w:val="21"/>
+        </w:rPr>
+        <w:t>.</w:t>
+      </w:r>
+      <w:r>
+        <w:rPr>
+          <w:rFonts w:ascii="Consolas" w:hAnsi="Consolas"/>
+          <w:color w:val="DCDCAA"/>
+          <w:sz w:val="21"/>
+          <w:szCs w:val="21"/>
+        </w:rPr>
+        <w:t>add</w:t>
+      </w:r>
+      <w:r>
+        <w:rPr>
+          <w:rFonts w:ascii="Consolas" w:hAnsi="Consolas"/>
+          <w:color w:val="D4D4D4"/>
+          <w:sz w:val="21"/>
+          <w:szCs w:val="21"/>
+        </w:rPr>
+        <w:t>(</w:t>
+      </w:r>
+      <w:r>
+        <w:rPr>
+          <w:rFonts w:ascii="Consolas" w:hAnsi="Consolas"/>
+          <w:color w:val="9CDCFE"/>
+          <w:sz w:val="21"/>
+          <w:szCs w:val="21"/>
+        </w:rPr>
+        <w:t>user</w:t>
+      </w:r>
+      <w:r>
+        <w:rPr>
+          <w:rFonts w:ascii="Consolas" w:hAnsi="Consolas"/>
+          <w:color w:val="D4D4D4"/>
+          <w:sz w:val="21"/>
+          <w:szCs w:val="21"/>
+        </w:rPr>
+        <w:t>)</w:t>
+      </w:r>
+    </w:p>
+    <w:p>
+      <w:pPr>
+        <w:shd w:val="clear" w:color="auto" w:fill="1E1E1E"/>
+        <w:spacing w:line="285" w:lineRule="atLeast"/>
+        <w:rPr>
+          <w:rFonts w:ascii="Consolas" w:hAnsi="Consolas"/>
+          <w:color w:val="D4D4D4"/>
+          <w:sz w:val="21"/>
+          <w:szCs w:val="21"/>
+        </w:rPr>
+      </w:pPr>
+      <w:r>
+        <w:rPr>
+          <w:rFonts w:ascii="Consolas" w:hAnsi="Consolas"/>
+          <w:color w:val="D4D4D4"/>
+          <w:sz w:val="21"/>
+          <w:szCs w:val="21"/>
+        </w:rPr>
+        <w:t xml:space="preserve">  </w:t>
+      </w:r>
+      <w:r>
+        <w:rPr>
+          <w:rFonts w:ascii="Consolas" w:hAnsi="Consolas"/>
+          <w:color w:val="9CDCFE"/>
+          <w:sz w:val="21"/>
+          <w:szCs w:val="21"/>
+        </w:rPr>
+        <w:t>session</w:t>
+      </w:r>
+      <w:r>
+        <w:rPr>
+          <w:rFonts w:ascii="Consolas" w:hAnsi="Consolas"/>
+          <w:color w:val="D4D4D4"/>
+          <w:sz w:val="21"/>
+          <w:szCs w:val="21"/>
+        </w:rPr>
+        <w:t>.</w:t>
+      </w:r>
+      <w:r>
+        <w:rPr>
+          <w:rFonts w:ascii="Consolas" w:hAnsi="Consolas"/>
+          <w:color w:val="DCDCAA"/>
+          <w:sz w:val="21"/>
+          <w:szCs w:val="21"/>
+        </w:rPr>
+        <w:t>commit</w:t>
+      </w:r>
+      <w:r>
+        <w:rPr>
+          <w:rFonts w:ascii="Consolas" w:hAnsi="Consolas"/>
+          <w:color w:val="D4D4D4"/>
+          <w:sz w:val="21"/>
+          <w:szCs w:val="21"/>
+        </w:rPr>
+        <w:t>()</w:t>
+      </w:r>
+    </w:p>
+    <w:p>
+      <w:pPr>
+        <w:shd w:val="clear" w:color="auto" w:fill="1E1E1E"/>
+        <w:spacing w:line="285" w:lineRule="atLeast"/>
+        <w:rPr>
+          <w:rFonts w:ascii="Consolas" w:hAnsi="Consolas"/>
+          <w:color w:val="D4D4D4"/>
+          <w:sz w:val="21"/>
+          <w:szCs w:val="21"/>
+        </w:rPr>
+      </w:pPr>
+      <w:r>
+        <w:rPr>
+          <w:rFonts w:ascii="Consolas" w:hAnsi="Consolas"/>
+          <w:color w:val="D4D4D4"/>
+          <w:sz w:val="21"/>
+          <w:szCs w:val="21"/>
+        </w:rPr>
+        <w:t xml:space="preserve">  </w:t>
+      </w:r>
+    </w:p>
+    <w:p>
+      <w:r>
+        <w:t xml:space="preserve">hash_password are created in utils.py so from there we attached this </w:t>
+      </w:r>
+    </w:p>
+    <w:p/>
+    <w:p>
+      <w:r>
+        <w:t>than go into the routers.py:</w:t>
+      </w:r>
+    </w:p>
+    <w:p>
+      <w:pPr>
+        <w:shd w:val="clear" w:color="auto" w:fill="1E1E1E"/>
+        <w:spacing w:line="285" w:lineRule="atLeast"/>
+        <w:rPr>
+          <w:rFonts w:ascii="Consolas" w:hAnsi="Consolas"/>
+          <w:color w:val="D4D4D4"/>
+          <w:sz w:val="21"/>
+          <w:szCs w:val="21"/>
+        </w:rPr>
+      </w:pPr>
+      <w:r>
+        <w:rPr>
+          <w:rFonts w:ascii="Consolas" w:hAnsi="Consolas"/>
+          <w:color w:val="DCDCAA"/>
+          <w:sz w:val="21"/>
+          <w:szCs w:val="21"/>
+        </w:rPr>
+        <w:t>@</w:t>
+      </w:r>
+      <w:r>
+        <w:rPr>
+          <w:rFonts w:ascii="Consolas" w:hAnsi="Consolas"/>
+          <w:color w:val="9CDCFE"/>
+          <w:sz w:val="21"/>
+          <w:szCs w:val="21"/>
+        </w:rPr>
+        <w:t>router</w:t>
+      </w:r>
+      <w:r>
+        <w:rPr>
+          <w:rFonts w:ascii="Consolas" w:hAnsi="Consolas"/>
+          <w:color w:val="DCDCAA"/>
+          <w:sz w:val="21"/>
+          <w:szCs w:val="21"/>
+        </w:rPr>
+        <w:t>.post</w:t>
+      </w:r>
+      <w:r>
+        <w:rPr>
+          <w:rFonts w:ascii="Consolas" w:hAnsi="Consolas"/>
+          <w:color w:val="D4D4D4"/>
+          <w:sz w:val="21"/>
+          <w:szCs w:val="21"/>
+        </w:rPr>
+        <w:t>(</w:t>
+      </w:r>
+      <w:r>
+        <w:rPr>
+          <w:rFonts w:ascii="Consolas" w:hAnsi="Consolas"/>
+          <w:color w:val="CE9178"/>
+          <w:sz w:val="21"/>
+          <w:szCs w:val="21"/>
+        </w:rPr>
+        <w:t>"/change-password"</w:t>
+      </w:r>
+      <w:r>
+        <w:rPr>
+          <w:rFonts w:ascii="Consolas" w:hAnsi="Consolas"/>
+          <w:color w:val="D4D4D4"/>
+          <w:sz w:val="21"/>
+          <w:szCs w:val="21"/>
+        </w:rPr>
+        <w:t>)</w:t>
+      </w:r>
+    </w:p>
+    <w:p>
+      <w:pPr>
+        <w:shd w:val="clear" w:color="auto" w:fill="1E1E1E"/>
+        <w:spacing w:line="285" w:lineRule="atLeast"/>
+        <w:rPr>
+          <w:rFonts w:ascii="Consolas" w:hAnsi="Consolas"/>
+          <w:color w:val="D4D4D4"/>
+          <w:sz w:val="21"/>
+          <w:szCs w:val="21"/>
+        </w:rPr>
+      </w:pPr>
+      <w:r>
+        <w:rPr>
+          <w:rFonts w:ascii="Consolas" w:hAnsi="Consolas"/>
+          <w:color w:val="569CD6"/>
+          <w:sz w:val="21"/>
+          <w:szCs w:val="21"/>
+        </w:rPr>
+        <w:t>def</w:t>
+      </w:r>
+      <w:r>
+        <w:rPr>
+          <w:rFonts w:ascii="Consolas" w:hAnsi="Consolas"/>
+          <w:color w:val="D4D4D4"/>
+          <w:sz w:val="21"/>
+          <w:szCs w:val="21"/>
+        </w:rPr>
+        <w:t xml:space="preserve"> </w:t>
+      </w:r>
+      <w:r>
+        <w:rPr>
+          <w:rFonts w:ascii="Consolas" w:hAnsi="Consolas"/>
+          <w:color w:val="DCDCAA"/>
+          <w:sz w:val="21"/>
+          <w:szCs w:val="21"/>
+        </w:rPr>
+        <w:t>password_change</w:t>
+      </w:r>
+      <w:r>
+        <w:rPr>
+          <w:rFonts w:ascii="Consolas" w:hAnsi="Consolas"/>
+          <w:color w:val="D4D4D4"/>
+          <w:sz w:val="21"/>
+          <w:szCs w:val="21"/>
+        </w:rPr>
+        <w:t>(</w:t>
+      </w:r>
+      <w:r>
+        <w:rPr>
+          <w:rFonts w:ascii="Consolas" w:hAnsi="Consolas"/>
+          <w:color w:val="9CDCFE"/>
+          <w:sz w:val="21"/>
+          <w:szCs w:val="21"/>
+        </w:rPr>
+        <w:t>session</w:t>
+      </w:r>
+      <w:r>
+        <w:rPr>
+          <w:rFonts w:ascii="Consolas" w:hAnsi="Consolas"/>
+          <w:color w:val="D4D4D4"/>
+          <w:sz w:val="21"/>
+          <w:szCs w:val="21"/>
+        </w:rPr>
+        <w:t xml:space="preserve">: </w:t>
+      </w:r>
+      <w:r>
+        <w:rPr>
+          <w:rFonts w:ascii="Consolas" w:hAnsi="Consolas"/>
+          <w:color w:val="4EC9B0"/>
+          <w:sz w:val="21"/>
+          <w:szCs w:val="21"/>
+        </w:rPr>
+        <w:t>SessionDep</w:t>
+      </w:r>
+      <w:r>
+        <w:rPr>
+          <w:rFonts w:ascii="Consolas" w:hAnsi="Consolas"/>
+          <w:color w:val="D4D4D4"/>
+          <w:sz w:val="21"/>
+          <w:szCs w:val="21"/>
+        </w:rPr>
+        <w:t xml:space="preserve">, </w:t>
+      </w:r>
+      <w:r>
+        <w:rPr>
+          <w:rFonts w:ascii="Consolas" w:hAnsi="Consolas"/>
+          <w:color w:val="9CDCFE"/>
+          <w:sz w:val="21"/>
+          <w:szCs w:val="21"/>
+        </w:rPr>
+        <w:t>new_password</w:t>
+      </w:r>
+      <w:r>
+        <w:rPr>
+          <w:rFonts w:ascii="Consolas" w:hAnsi="Consolas"/>
+          <w:color w:val="D4D4D4"/>
+          <w:sz w:val="21"/>
+          <w:szCs w:val="21"/>
+        </w:rPr>
+        <w:t xml:space="preserve">: </w:t>
+      </w:r>
+      <w:r>
+        <w:rPr>
+          <w:rFonts w:ascii="Consolas" w:hAnsi="Consolas"/>
+          <w:color w:val="4EC9B0"/>
+          <w:sz w:val="21"/>
+          <w:szCs w:val="21"/>
+        </w:rPr>
+        <w:t>str</w:t>
+      </w:r>
+      <w:r>
+        <w:rPr>
+          <w:rFonts w:ascii="Consolas" w:hAnsi="Consolas"/>
+          <w:color w:val="D4D4D4"/>
+          <w:sz w:val="21"/>
+          <w:szCs w:val="21"/>
+        </w:rPr>
+        <w:t xml:space="preserve">, </w:t>
+      </w:r>
+      <w:r>
+        <w:rPr>
+          <w:rFonts w:ascii="Consolas" w:hAnsi="Consolas"/>
+          <w:color w:val="9CDCFE"/>
+          <w:sz w:val="21"/>
+          <w:szCs w:val="21"/>
+        </w:rPr>
+        <w:t>user</w:t>
+      </w:r>
+      <w:r>
+        <w:rPr>
+          <w:rFonts w:ascii="Consolas" w:hAnsi="Consolas"/>
+          <w:color w:val="D4D4D4"/>
+          <w:sz w:val="21"/>
+          <w:szCs w:val="21"/>
+        </w:rPr>
+        <w:t xml:space="preserve"> = </w:t>
+      </w:r>
+      <w:r>
+        <w:rPr>
+          <w:rFonts w:ascii="Consolas" w:hAnsi="Consolas"/>
+          <w:color w:val="DCDCAA"/>
+          <w:sz w:val="21"/>
+          <w:szCs w:val="21"/>
+        </w:rPr>
+        <w:t>Depends</w:t>
+      </w:r>
+      <w:r>
+        <w:rPr>
+          <w:rFonts w:ascii="Consolas" w:hAnsi="Consolas"/>
+          <w:color w:val="D4D4D4"/>
+          <w:sz w:val="21"/>
+          <w:szCs w:val="21"/>
+        </w:rPr>
+        <w:t>(</w:t>
+      </w:r>
+      <w:r>
+        <w:rPr>
+          <w:rFonts w:ascii="Consolas" w:hAnsi="Consolas"/>
+          <w:color w:val="DCDCAA"/>
+          <w:sz w:val="21"/>
+          <w:szCs w:val="21"/>
+        </w:rPr>
+        <w:t>get_current_user</w:t>
+      </w:r>
+      <w:r>
+        <w:rPr>
+          <w:rFonts w:ascii="Consolas" w:hAnsi="Consolas"/>
+          <w:color w:val="D4D4D4"/>
+          <w:sz w:val="21"/>
+          <w:szCs w:val="21"/>
+        </w:rPr>
+        <w:t>)):</w:t>
+      </w:r>
+    </w:p>
+    <w:p>
+      <w:pPr>
+        <w:shd w:val="clear" w:color="auto" w:fill="1E1E1E"/>
+        <w:spacing w:line="285" w:lineRule="atLeast"/>
+        <w:rPr>
+          <w:rFonts w:ascii="Consolas" w:hAnsi="Consolas"/>
+          <w:color w:val="D4D4D4"/>
+          <w:sz w:val="21"/>
+          <w:szCs w:val="21"/>
+        </w:rPr>
+      </w:pPr>
+      <w:r>
+        <w:rPr>
+          <w:rFonts w:ascii="Consolas" w:hAnsi="Consolas"/>
+          <w:color w:val="D4D4D4"/>
+          <w:sz w:val="21"/>
+          <w:szCs w:val="21"/>
+        </w:rPr>
+        <w:t xml:space="preserve">  </w:t>
+      </w:r>
+      <w:r>
+        <w:rPr>
+          <w:rFonts w:ascii="Consolas" w:hAnsi="Consolas"/>
+          <w:color w:val="DCDCAA"/>
+          <w:sz w:val="21"/>
+          <w:szCs w:val="21"/>
+        </w:rPr>
+        <w:t>change_password</w:t>
+      </w:r>
+      <w:r>
+        <w:rPr>
+          <w:rFonts w:ascii="Consolas" w:hAnsi="Consolas"/>
+          <w:color w:val="D4D4D4"/>
+          <w:sz w:val="21"/>
+          <w:szCs w:val="21"/>
+        </w:rPr>
+        <w:t>(</w:t>
+      </w:r>
+      <w:r>
+        <w:rPr>
+          <w:rFonts w:ascii="Consolas" w:hAnsi="Consolas"/>
+          <w:color w:val="9CDCFE"/>
+          <w:sz w:val="21"/>
+          <w:szCs w:val="21"/>
+        </w:rPr>
+        <w:t>session</w:t>
+      </w:r>
+      <w:r>
+        <w:rPr>
+          <w:rFonts w:ascii="Consolas" w:hAnsi="Consolas"/>
+          <w:color w:val="D4D4D4"/>
+          <w:sz w:val="21"/>
+          <w:szCs w:val="21"/>
+        </w:rPr>
+        <w:t xml:space="preserve">, </w:t>
+      </w:r>
+      <w:r>
+        <w:rPr>
+          <w:rFonts w:ascii="Consolas" w:hAnsi="Consolas"/>
+          <w:color w:val="9CDCFE"/>
+          <w:sz w:val="21"/>
+          <w:szCs w:val="21"/>
+        </w:rPr>
+        <w:t>user</w:t>
+      </w:r>
+      <w:r>
+        <w:rPr>
+          <w:rFonts w:ascii="Consolas" w:hAnsi="Consolas"/>
+          <w:color w:val="D4D4D4"/>
+          <w:sz w:val="21"/>
+          <w:szCs w:val="21"/>
+        </w:rPr>
+        <w:t xml:space="preserve">, </w:t>
+      </w:r>
+      <w:r>
+        <w:rPr>
+          <w:rFonts w:ascii="Consolas" w:hAnsi="Consolas"/>
+          <w:color w:val="9CDCFE"/>
+          <w:sz w:val="21"/>
+          <w:szCs w:val="21"/>
+        </w:rPr>
+        <w:t>new_password</w:t>
+      </w:r>
+      <w:r>
+        <w:rPr>
+          <w:rFonts w:ascii="Consolas" w:hAnsi="Consolas"/>
+          <w:color w:val="D4D4D4"/>
+          <w:sz w:val="21"/>
+          <w:szCs w:val="21"/>
+        </w:rPr>
+        <w:t>)</w:t>
+      </w:r>
+    </w:p>
+    <w:p>
+      <w:pPr>
+        <w:shd w:val="clear" w:color="auto" w:fill="1E1E1E"/>
+        <w:spacing w:line="285" w:lineRule="atLeast"/>
+        <w:rPr>
+          <w:rFonts w:ascii="Consolas" w:hAnsi="Consolas"/>
+          <w:color w:val="D4D4D4"/>
+          <w:sz w:val="21"/>
+          <w:szCs w:val="21"/>
+        </w:rPr>
+      </w:pPr>
+      <w:r>
+        <w:rPr>
+          <w:rFonts w:ascii="Consolas" w:hAnsi="Consolas"/>
+          <w:color w:val="D4D4D4"/>
+          <w:sz w:val="21"/>
+          <w:szCs w:val="21"/>
+        </w:rPr>
+        <w:t xml:space="preserve">  </w:t>
+      </w:r>
+      <w:r>
+        <w:rPr>
+          <w:rFonts w:ascii="Consolas" w:hAnsi="Consolas"/>
+          <w:color w:val="C586C0"/>
+          <w:sz w:val="21"/>
+          <w:szCs w:val="21"/>
+        </w:rPr>
+        <w:t>return</w:t>
+      </w:r>
+      <w:r>
+        <w:rPr>
+          <w:rFonts w:ascii="Consolas" w:hAnsi="Consolas"/>
+          <w:color w:val="D4D4D4"/>
+          <w:sz w:val="21"/>
+          <w:szCs w:val="21"/>
+        </w:rPr>
+        <w:t xml:space="preserve"> {</w:t>
+      </w:r>
+      <w:r>
+        <w:rPr>
+          <w:rFonts w:ascii="Consolas" w:hAnsi="Consolas"/>
+          <w:color w:val="CE9178"/>
+          <w:sz w:val="21"/>
+          <w:szCs w:val="21"/>
+        </w:rPr>
+        <w:t>"msg"</w:t>
+      </w:r>
+      <w:r>
+        <w:rPr>
+          <w:rFonts w:ascii="Consolas" w:hAnsi="Consolas"/>
+          <w:color w:val="D4D4D4"/>
+          <w:sz w:val="21"/>
+          <w:szCs w:val="21"/>
+        </w:rPr>
+        <w:t xml:space="preserve">: </w:t>
+      </w:r>
+      <w:r>
+        <w:rPr>
+          <w:rFonts w:ascii="Consolas" w:hAnsi="Consolas"/>
+          <w:color w:val="CE9178"/>
+          <w:sz w:val="21"/>
+          <w:szCs w:val="21"/>
+        </w:rPr>
+        <w:t>"Password changed successfully"</w:t>
+      </w:r>
+      <w:r>
+        <w:rPr>
+          <w:rFonts w:ascii="Consolas" w:hAnsi="Consolas"/>
+          <w:color w:val="D4D4D4"/>
+          <w:sz w:val="21"/>
+          <w:szCs w:val="21"/>
+        </w:rPr>
+        <w:t>}</w:t>
+      </w:r>
+    </w:p>
+    <w:p/>
+    <w:p>
+      <w:r>
+        <w:lastRenderedPageBreak/>
+        <w:t xml:space="preserve">now hit </w:t>
+      </w:r>
+      <w:hyperlink r:id="rId5" w:history="1">
+        <w:r>
+          <w:rPr>
+            <w:rStyle w:val="Hyperlink"/>
+          </w:rPr>
+          <w:t>http://127.0.0.1:8000/docs</w:t>
+        </w:r>
+      </w:hyperlink>
+    </w:p>
+    <w:p>
+      <w:r>
+        <w:t xml:space="preserve">and login on authorize </w:t>
+      </w:r>
+    </w:p>
+    <w:p>
+      <w:r>
+        <w:t>and than change password you can see the result of change password successfully.</w:t>
+      </w:r>
+    </w:p>
+    <w:p/>
+    <w:p>
+      <w:pPr>
+        <w:pBdr>
+          <w:top w:val="double" w:sz="6" w:space="1" w:color="auto"/>
+          <w:bottom w:val="double" w:sz="6" w:space="1" w:color="auto"/>
+        </w:pBdr>
+      </w:pPr>
+    </w:p>
+    <w:p>
+      <w:pPr>
+        <w:pStyle w:val="Heading1"/>
+      </w:pPr>
+      <w:r>
+        <w:rPr>
+          <w:highlight w:val="yellow"/>
+        </w:rPr>
+        <w:t xml:space="preserve">Chapter 106 (Continue): </w:t>
+      </w:r>
+      <w:r>
+        <w:rPr>
+          <w:highlight w:val="yellow"/>
+        </w:rPr>
+        <w:t>Reset Password</w:t>
+      </w:r>
+    </w:p>
+    <w:p>
+      <w:r>
+        <w:t xml:space="preserve">In this first we send the email and than  verify the right person can click on this </w:t>
+      </w:r>
+    </w:p>
+    <w:p>
+      <w:r>
+        <w:t xml:space="preserve">And gave them a new password reset </w:t>
+      </w:r>
+      <w:r>
+        <w:tab/>
+      </w:r>
+    </w:p>
+    <w:p/>
+    <w:p>
+      <w:r>
+        <w:t>Go into the services.py:</w:t>
+      </w:r>
+    </w:p>
+    <w:p>
+      <w:pPr>
+        <w:shd w:val="clear" w:color="auto" w:fill="1E1E1E"/>
+        <w:spacing w:line="285" w:lineRule="atLeast"/>
+        <w:rPr>
+          <w:rFonts w:ascii="Consolas" w:hAnsi="Consolas"/>
+          <w:color w:val="D4D4D4"/>
+          <w:sz w:val="21"/>
+          <w:szCs w:val="21"/>
+        </w:rPr>
+      </w:pPr>
+      <w:r>
+        <w:rPr>
+          <w:rFonts w:ascii="Consolas" w:hAnsi="Consolas"/>
+          <w:color w:val="569CD6"/>
+          <w:sz w:val="21"/>
+          <w:szCs w:val="21"/>
+        </w:rPr>
+        <w:t>def</w:t>
+      </w:r>
+      <w:r>
+        <w:rPr>
+          <w:rFonts w:ascii="Consolas" w:hAnsi="Consolas"/>
+          <w:color w:val="D4D4D4"/>
+          <w:sz w:val="21"/>
+          <w:szCs w:val="21"/>
+        </w:rPr>
+        <w:t xml:space="preserve"> </w:t>
+      </w:r>
+      <w:r>
+        <w:rPr>
+          <w:rFonts w:ascii="Consolas" w:hAnsi="Consolas"/>
+          <w:color w:val="DCDCAA"/>
+          <w:sz w:val="21"/>
+          <w:szCs w:val="21"/>
+        </w:rPr>
+        <w:t>process_password_reset</w:t>
+      </w:r>
+      <w:r>
+        <w:rPr>
+          <w:rFonts w:ascii="Consolas" w:hAnsi="Consolas"/>
+          <w:color w:val="D4D4D4"/>
+          <w:sz w:val="21"/>
+          <w:szCs w:val="21"/>
+        </w:rPr>
+        <w:t>(</w:t>
+      </w:r>
+      <w:r>
+        <w:rPr>
+          <w:rFonts w:ascii="Consolas" w:hAnsi="Consolas"/>
+          <w:color w:val="9CDCFE"/>
+          <w:sz w:val="21"/>
+          <w:szCs w:val="21"/>
+        </w:rPr>
+        <w:t>session</w:t>
+      </w:r>
+      <w:r>
+        <w:rPr>
+          <w:rFonts w:ascii="Consolas" w:hAnsi="Consolas"/>
+          <w:color w:val="D4D4D4"/>
+          <w:sz w:val="21"/>
+          <w:szCs w:val="21"/>
+        </w:rPr>
+        <w:t xml:space="preserve">: </w:t>
+      </w:r>
+      <w:r>
+        <w:rPr>
+          <w:rFonts w:ascii="Consolas" w:hAnsi="Consolas"/>
+          <w:color w:val="4EC9B0"/>
+          <w:sz w:val="21"/>
+          <w:szCs w:val="21"/>
+        </w:rPr>
+        <w:t>Session</w:t>
+      </w:r>
+      <w:r>
+        <w:rPr>
+          <w:rFonts w:ascii="Consolas" w:hAnsi="Consolas"/>
+          <w:color w:val="D4D4D4"/>
+          <w:sz w:val="21"/>
+          <w:szCs w:val="21"/>
+        </w:rPr>
+        <w:t xml:space="preserve">, </w:t>
+      </w:r>
+      <w:r>
+        <w:rPr>
+          <w:rFonts w:ascii="Consolas" w:hAnsi="Consolas"/>
+          <w:color w:val="9CDCFE"/>
+          <w:sz w:val="21"/>
+          <w:szCs w:val="21"/>
+        </w:rPr>
+        <w:t>email</w:t>
+      </w:r>
+      <w:r>
+        <w:rPr>
+          <w:rFonts w:ascii="Consolas" w:hAnsi="Consolas"/>
+          <w:color w:val="D4D4D4"/>
+          <w:sz w:val="21"/>
+          <w:szCs w:val="21"/>
+        </w:rPr>
+        <w:t xml:space="preserve">: </w:t>
+      </w:r>
+      <w:r>
+        <w:rPr>
+          <w:rFonts w:ascii="Consolas" w:hAnsi="Consolas"/>
+          <w:color w:val="4EC9B0"/>
+          <w:sz w:val="21"/>
+          <w:szCs w:val="21"/>
+        </w:rPr>
+        <w:t>str</w:t>
+      </w:r>
+      <w:r>
+        <w:rPr>
+          <w:rFonts w:ascii="Consolas" w:hAnsi="Consolas"/>
+          <w:color w:val="D4D4D4"/>
+          <w:sz w:val="21"/>
+          <w:szCs w:val="21"/>
+        </w:rPr>
+        <w:t>):</w:t>
+      </w:r>
+    </w:p>
+    <w:p>
+      <w:pPr>
+        <w:shd w:val="clear" w:color="auto" w:fill="1E1E1E"/>
+        <w:spacing w:line="285" w:lineRule="atLeast"/>
+        <w:rPr>
+          <w:rFonts w:ascii="Consolas" w:hAnsi="Consolas"/>
+          <w:color w:val="D4D4D4"/>
+          <w:sz w:val="21"/>
+          <w:szCs w:val="21"/>
+        </w:rPr>
+      </w:pPr>
+      <w:r>
+        <w:rPr>
+          <w:rFonts w:ascii="Consolas" w:hAnsi="Consolas"/>
+          <w:color w:val="D4D4D4"/>
+          <w:sz w:val="21"/>
+          <w:szCs w:val="21"/>
+        </w:rPr>
+        <w:t xml:space="preserve">  </w:t>
+      </w:r>
+      <w:r>
+        <w:rPr>
+          <w:rFonts w:ascii="Consolas" w:hAnsi="Consolas"/>
+          <w:color w:val="9CDCFE"/>
+          <w:sz w:val="21"/>
+          <w:szCs w:val="21"/>
+        </w:rPr>
+        <w:t>user</w:t>
+      </w:r>
+      <w:r>
+        <w:rPr>
+          <w:rFonts w:ascii="Consolas" w:hAnsi="Consolas"/>
+          <w:color w:val="D4D4D4"/>
+          <w:sz w:val="21"/>
+          <w:szCs w:val="21"/>
+        </w:rPr>
+        <w:t xml:space="preserve"> = </w:t>
+      </w:r>
+      <w:r>
+        <w:rPr>
+          <w:rFonts w:ascii="Consolas" w:hAnsi="Consolas"/>
+          <w:color w:val="DCDCAA"/>
+          <w:sz w:val="21"/>
+          <w:szCs w:val="21"/>
+        </w:rPr>
+        <w:t>get_user_by_email</w:t>
+      </w:r>
+      <w:r>
+        <w:rPr>
+          <w:rFonts w:ascii="Consolas" w:hAnsi="Consolas"/>
+          <w:color w:val="D4D4D4"/>
+          <w:sz w:val="21"/>
+          <w:szCs w:val="21"/>
+        </w:rPr>
+        <w:t>(</w:t>
+      </w:r>
+      <w:r>
+        <w:rPr>
+          <w:rFonts w:ascii="Consolas" w:hAnsi="Consolas"/>
+          <w:color w:val="9CDCFE"/>
+          <w:sz w:val="21"/>
+          <w:szCs w:val="21"/>
+        </w:rPr>
+        <w:t>session</w:t>
+      </w:r>
+      <w:r>
+        <w:rPr>
+          <w:rFonts w:ascii="Consolas" w:hAnsi="Consolas"/>
+          <w:color w:val="D4D4D4"/>
+          <w:sz w:val="21"/>
+          <w:szCs w:val="21"/>
+        </w:rPr>
+        <w:t xml:space="preserve">, </w:t>
+      </w:r>
+      <w:r>
+        <w:rPr>
+          <w:rFonts w:ascii="Consolas" w:hAnsi="Consolas"/>
+          <w:color w:val="9CDCFE"/>
+          <w:sz w:val="21"/>
+          <w:szCs w:val="21"/>
+        </w:rPr>
+        <w:t>email</w:t>
+      </w:r>
+      <w:r>
+        <w:rPr>
+          <w:rFonts w:ascii="Consolas" w:hAnsi="Consolas"/>
+          <w:color w:val="D4D4D4"/>
+          <w:sz w:val="21"/>
+          <w:szCs w:val="21"/>
+        </w:rPr>
+        <w:t>)</w:t>
+      </w:r>
+    </w:p>
+    <w:p>
+      <w:pPr>
+        <w:shd w:val="clear" w:color="auto" w:fill="1E1E1E"/>
+        <w:spacing w:line="285" w:lineRule="atLeast"/>
+        <w:rPr>
+          <w:rFonts w:ascii="Consolas" w:hAnsi="Consolas"/>
+          <w:color w:val="D4D4D4"/>
+          <w:sz w:val="21"/>
+          <w:szCs w:val="21"/>
+        </w:rPr>
+      </w:pPr>
+      <w:r>
+        <w:rPr>
+          <w:rFonts w:ascii="Consolas" w:hAnsi="Consolas"/>
+          <w:color w:val="D4D4D4"/>
+          <w:sz w:val="21"/>
+          <w:szCs w:val="21"/>
+        </w:rPr>
+        <w:t xml:space="preserve">  </w:t>
+      </w:r>
+      <w:r>
+        <w:rPr>
+          <w:rFonts w:ascii="Consolas" w:hAnsi="Consolas"/>
+          <w:color w:val="C586C0"/>
+          <w:sz w:val="21"/>
+          <w:szCs w:val="21"/>
+        </w:rPr>
+        <w:t>if</w:t>
+      </w:r>
+      <w:r>
+        <w:rPr>
+          <w:rFonts w:ascii="Consolas" w:hAnsi="Consolas"/>
+          <w:color w:val="D4D4D4"/>
+          <w:sz w:val="21"/>
+          <w:szCs w:val="21"/>
+        </w:rPr>
+        <w:t xml:space="preserve"> </w:t>
+      </w:r>
+      <w:r>
+        <w:rPr>
+          <w:rFonts w:ascii="Consolas" w:hAnsi="Consolas"/>
+          <w:color w:val="569CD6"/>
+          <w:sz w:val="21"/>
+          <w:szCs w:val="21"/>
+        </w:rPr>
+        <w:t>not</w:t>
+      </w:r>
+      <w:r>
+        <w:rPr>
+          <w:rFonts w:ascii="Consolas" w:hAnsi="Consolas"/>
+          <w:color w:val="D4D4D4"/>
+          <w:sz w:val="21"/>
+          <w:szCs w:val="21"/>
+        </w:rPr>
+        <w:t xml:space="preserve"> </w:t>
+      </w:r>
+      <w:r>
+        <w:rPr>
+          <w:rFonts w:ascii="Consolas" w:hAnsi="Consolas"/>
+          <w:color w:val="9CDCFE"/>
+          <w:sz w:val="21"/>
+          <w:szCs w:val="21"/>
+        </w:rPr>
+        <w:t>user</w:t>
+      </w:r>
+      <w:r>
+        <w:rPr>
+          <w:rFonts w:ascii="Consolas" w:hAnsi="Consolas"/>
+          <w:color w:val="D4D4D4"/>
+          <w:sz w:val="21"/>
+          <w:szCs w:val="21"/>
+        </w:rPr>
+        <w:t>:</w:t>
+      </w:r>
+    </w:p>
+    <w:p>
+      <w:pPr>
+        <w:shd w:val="clear" w:color="auto" w:fill="1E1E1E"/>
+        <w:spacing w:line="285" w:lineRule="atLeast"/>
+        <w:rPr>
+          <w:rFonts w:ascii="Consolas" w:hAnsi="Consolas"/>
+          <w:color w:val="D4D4D4"/>
+          <w:sz w:val="21"/>
+          <w:szCs w:val="21"/>
+        </w:rPr>
+      </w:pPr>
+      <w:r>
+        <w:rPr>
+          <w:rFonts w:ascii="Consolas" w:hAnsi="Consolas"/>
+          <w:color w:val="D4D4D4"/>
+          <w:sz w:val="21"/>
+          <w:szCs w:val="21"/>
+        </w:rPr>
+        <w:t xml:space="preserve">    </w:t>
+      </w:r>
+      <w:r>
+        <w:rPr>
+          <w:rFonts w:ascii="Consolas" w:hAnsi="Consolas"/>
+          <w:color w:val="C586C0"/>
+          <w:sz w:val="21"/>
+          <w:szCs w:val="21"/>
+        </w:rPr>
+        <w:t>raise</w:t>
+      </w:r>
+      <w:r>
+        <w:rPr>
+          <w:rFonts w:ascii="Consolas" w:hAnsi="Consolas"/>
+          <w:color w:val="D4D4D4"/>
+          <w:sz w:val="21"/>
+          <w:szCs w:val="21"/>
+        </w:rPr>
+        <w:t xml:space="preserve"> </w:t>
+      </w:r>
+      <w:r>
+        <w:rPr>
+          <w:rFonts w:ascii="Consolas" w:hAnsi="Consolas"/>
+          <w:color w:val="4EC9B0"/>
+          <w:sz w:val="21"/>
+          <w:szCs w:val="21"/>
+        </w:rPr>
+        <w:t>HTTPException</w:t>
+      </w:r>
+      <w:r>
+        <w:rPr>
+          <w:rFonts w:ascii="Consolas" w:hAnsi="Consolas"/>
+          <w:color w:val="D4D4D4"/>
+          <w:sz w:val="21"/>
+          <w:szCs w:val="21"/>
+        </w:rPr>
+        <w:t>(</w:t>
+      </w:r>
+      <w:r>
+        <w:rPr>
+          <w:rFonts w:ascii="Consolas" w:hAnsi="Consolas"/>
+          <w:color w:val="9CDCFE"/>
+          <w:sz w:val="21"/>
+          <w:szCs w:val="21"/>
+        </w:rPr>
+        <w:t>status_code</w:t>
+      </w:r>
+      <w:r>
+        <w:rPr>
+          <w:rFonts w:ascii="Consolas" w:hAnsi="Consolas"/>
+          <w:color w:val="D4D4D4"/>
+          <w:sz w:val="21"/>
+          <w:szCs w:val="21"/>
+        </w:rPr>
+        <w:t>=</w:t>
+      </w:r>
+      <w:r>
+        <w:rPr>
+          <w:rFonts w:ascii="Consolas" w:hAnsi="Consolas"/>
+          <w:color w:val="B5CEA8"/>
+          <w:sz w:val="21"/>
+          <w:szCs w:val="21"/>
+        </w:rPr>
+        <w:t>404</w:t>
+      </w:r>
+      <w:r>
+        <w:rPr>
+          <w:rFonts w:ascii="Consolas" w:hAnsi="Consolas"/>
+          <w:color w:val="D4D4D4"/>
+          <w:sz w:val="21"/>
+          <w:szCs w:val="21"/>
+        </w:rPr>
+        <w:t xml:space="preserve">, </w:t>
+      </w:r>
+      <w:r>
+        <w:rPr>
+          <w:rFonts w:ascii="Consolas" w:hAnsi="Consolas"/>
+          <w:color w:val="9CDCFE"/>
+          <w:sz w:val="21"/>
+          <w:szCs w:val="21"/>
+        </w:rPr>
+        <w:t>detail</w:t>
+      </w:r>
+      <w:r>
+        <w:rPr>
+          <w:rFonts w:ascii="Consolas" w:hAnsi="Consolas"/>
+          <w:color w:val="D4D4D4"/>
+          <w:sz w:val="21"/>
+          <w:szCs w:val="21"/>
+        </w:rPr>
+        <w:t>=</w:t>
+      </w:r>
+      <w:r>
+        <w:rPr>
+          <w:rFonts w:ascii="Consolas" w:hAnsi="Consolas"/>
+          <w:color w:val="CE9178"/>
+          <w:sz w:val="21"/>
+          <w:szCs w:val="21"/>
+        </w:rPr>
+        <w:t>"User not found"</w:t>
+      </w:r>
+      <w:r>
+        <w:rPr>
+          <w:rFonts w:ascii="Consolas" w:hAnsi="Consolas"/>
+          <w:color w:val="D4D4D4"/>
+          <w:sz w:val="21"/>
+          <w:szCs w:val="21"/>
+        </w:rPr>
+        <w:t>)</w:t>
+      </w:r>
+    </w:p>
+    <w:p>
+      <w:pPr>
+        <w:shd w:val="clear" w:color="auto" w:fill="1E1E1E"/>
+        <w:spacing w:line="285" w:lineRule="atLeast"/>
+        <w:rPr>
+          <w:rFonts w:ascii="Consolas" w:hAnsi="Consolas"/>
+          <w:color w:val="D4D4D4"/>
+          <w:sz w:val="21"/>
+          <w:szCs w:val="21"/>
+        </w:rPr>
+      </w:pPr>
+      <w:r>
+        <w:rPr>
+          <w:rFonts w:ascii="Consolas" w:hAnsi="Consolas"/>
+          <w:color w:val="D4D4D4"/>
+          <w:sz w:val="21"/>
+          <w:szCs w:val="21"/>
+        </w:rPr>
+        <w:t xml:space="preserve">  </w:t>
+      </w:r>
+      <w:r>
+        <w:rPr>
+          <w:rFonts w:ascii="Consolas" w:hAnsi="Consolas"/>
+          <w:color w:val="9CDCFE"/>
+          <w:sz w:val="21"/>
+          <w:szCs w:val="21"/>
+        </w:rPr>
+        <w:t>token</w:t>
+      </w:r>
+      <w:r>
+        <w:rPr>
+          <w:rFonts w:ascii="Consolas" w:hAnsi="Consolas"/>
+          <w:color w:val="D4D4D4"/>
+          <w:sz w:val="21"/>
+          <w:szCs w:val="21"/>
+        </w:rPr>
+        <w:t xml:space="preserve"> = </w:t>
+      </w:r>
+      <w:r>
+        <w:rPr>
+          <w:rFonts w:ascii="Consolas" w:hAnsi="Consolas"/>
+          <w:color w:val="DCDCAA"/>
+          <w:sz w:val="21"/>
+          <w:szCs w:val="21"/>
+        </w:rPr>
+        <w:t>create_password_reset_token</w:t>
+      </w:r>
+      <w:r>
+        <w:rPr>
+          <w:rFonts w:ascii="Consolas" w:hAnsi="Consolas"/>
+          <w:color w:val="D4D4D4"/>
+          <w:sz w:val="21"/>
+          <w:szCs w:val="21"/>
+        </w:rPr>
+        <w:t>(</w:t>
+      </w:r>
+      <w:r>
+        <w:rPr>
+          <w:rFonts w:ascii="Consolas" w:hAnsi="Consolas"/>
+          <w:color w:val="9CDCFE"/>
+          <w:sz w:val="21"/>
+          <w:szCs w:val="21"/>
+        </w:rPr>
+        <w:t>user</w:t>
+      </w:r>
+      <w:r>
+        <w:rPr>
+          <w:rFonts w:ascii="Consolas" w:hAnsi="Consolas"/>
+          <w:color w:val="D4D4D4"/>
+          <w:sz w:val="21"/>
+          <w:szCs w:val="21"/>
+        </w:rPr>
+        <w:t>.</w:t>
+      </w:r>
+      <w:r>
+        <w:rPr>
+          <w:rFonts w:ascii="Consolas" w:hAnsi="Consolas"/>
+          <w:color w:val="9CDCFE"/>
+          <w:sz w:val="21"/>
+          <w:szCs w:val="21"/>
+        </w:rPr>
+        <w:t>id</w:t>
+      </w:r>
+      <w:r>
+        <w:rPr>
+          <w:rFonts w:ascii="Consolas" w:hAnsi="Consolas"/>
+          <w:color w:val="D4D4D4"/>
+          <w:sz w:val="21"/>
+          <w:szCs w:val="21"/>
+        </w:rPr>
+        <w:t>)</w:t>
+      </w:r>
+    </w:p>
+    <w:p>
+      <w:pPr>
+        <w:shd w:val="clear" w:color="auto" w:fill="1E1E1E"/>
+        <w:spacing w:line="285" w:lineRule="atLeast"/>
+        <w:rPr>
+          <w:rFonts w:ascii="Consolas" w:hAnsi="Consolas"/>
+          <w:color w:val="D4D4D4"/>
+          <w:sz w:val="21"/>
+          <w:szCs w:val="21"/>
+        </w:rPr>
+      </w:pPr>
+      <w:r>
+        <w:rPr>
+          <w:rFonts w:ascii="Consolas" w:hAnsi="Consolas"/>
+          <w:color w:val="D4D4D4"/>
+          <w:sz w:val="21"/>
+          <w:szCs w:val="21"/>
+        </w:rPr>
+        <w:t xml:space="preserve">  </w:t>
+      </w:r>
+      <w:r>
+        <w:rPr>
+          <w:rFonts w:ascii="Consolas" w:hAnsi="Consolas"/>
+          <w:color w:val="9CDCFE"/>
+          <w:sz w:val="21"/>
+          <w:szCs w:val="21"/>
+        </w:rPr>
+        <w:t>link</w:t>
+      </w:r>
+      <w:r>
+        <w:rPr>
+          <w:rFonts w:ascii="Consolas" w:hAnsi="Consolas"/>
+          <w:color w:val="D4D4D4"/>
+          <w:sz w:val="21"/>
+          <w:szCs w:val="21"/>
+        </w:rPr>
+        <w:t xml:space="preserve"> = </w:t>
+      </w:r>
+      <w:r>
+        <w:rPr>
+          <w:rFonts w:ascii="Consolas" w:hAnsi="Consolas"/>
+          <w:color w:val="569CD6"/>
+          <w:sz w:val="21"/>
+          <w:szCs w:val="21"/>
+        </w:rPr>
+        <w:t>f</w:t>
+      </w:r>
+      <w:r>
+        <w:rPr>
+          <w:rFonts w:ascii="Consolas" w:hAnsi="Consolas"/>
+          <w:color w:val="CE9178"/>
+          <w:sz w:val="21"/>
+          <w:szCs w:val="21"/>
+        </w:rPr>
+        <w:t>"http://localhost:8000/account/reset-password?token=</w:t>
+      </w:r>
+      <w:r>
+        <w:rPr>
+          <w:rFonts w:ascii="Consolas" w:hAnsi="Consolas"/>
+          <w:color w:val="569CD6"/>
+          <w:sz w:val="21"/>
+          <w:szCs w:val="21"/>
+        </w:rPr>
+        <w:t>{</w:t>
+      </w:r>
+      <w:r>
+        <w:rPr>
+          <w:rFonts w:ascii="Consolas" w:hAnsi="Consolas"/>
+          <w:color w:val="9CDCFE"/>
+          <w:sz w:val="21"/>
+          <w:szCs w:val="21"/>
+        </w:rPr>
+        <w:t>token</w:t>
+      </w:r>
+      <w:r>
+        <w:rPr>
+          <w:rFonts w:ascii="Consolas" w:hAnsi="Consolas"/>
+          <w:color w:val="569CD6"/>
+          <w:sz w:val="21"/>
+          <w:szCs w:val="21"/>
+        </w:rPr>
+        <w:t>}</w:t>
+      </w:r>
+      <w:r>
+        <w:rPr>
+          <w:rFonts w:ascii="Consolas" w:hAnsi="Consolas"/>
+          <w:color w:val="CE9178"/>
+          <w:sz w:val="21"/>
+          <w:szCs w:val="21"/>
+        </w:rPr>
+        <w:t>"</w:t>
+      </w:r>
+    </w:p>
+    <w:p>
+      <w:pPr>
+        <w:shd w:val="clear" w:color="auto" w:fill="1E1E1E"/>
+        <w:spacing w:line="285" w:lineRule="atLeast"/>
+        <w:rPr>
+          <w:rFonts w:ascii="Consolas" w:hAnsi="Consolas"/>
+          <w:color w:val="D4D4D4"/>
+          <w:sz w:val="21"/>
+          <w:szCs w:val="21"/>
+        </w:rPr>
+      </w:pPr>
+      <w:r>
+        <w:rPr>
+          <w:rFonts w:ascii="Consolas" w:hAnsi="Consolas"/>
+          <w:color w:val="D4D4D4"/>
+          <w:sz w:val="21"/>
+          <w:szCs w:val="21"/>
+        </w:rPr>
+        <w:t xml:space="preserve">  </w:t>
+      </w:r>
+      <w:r>
+        <w:rPr>
+          <w:rFonts w:ascii="Consolas" w:hAnsi="Consolas"/>
+          <w:color w:val="DCDCAA"/>
+          <w:sz w:val="21"/>
+          <w:szCs w:val="21"/>
+        </w:rPr>
+        <w:t>print</w:t>
+      </w:r>
+      <w:r>
+        <w:rPr>
+          <w:rFonts w:ascii="Consolas" w:hAnsi="Consolas"/>
+          <w:color w:val="D4D4D4"/>
+          <w:sz w:val="21"/>
+          <w:szCs w:val="21"/>
+        </w:rPr>
+        <w:t>(</w:t>
+      </w:r>
+      <w:r>
+        <w:rPr>
+          <w:rFonts w:ascii="Consolas" w:hAnsi="Consolas"/>
+          <w:color w:val="569CD6"/>
+          <w:sz w:val="21"/>
+          <w:szCs w:val="21"/>
+        </w:rPr>
+        <w:t>f</w:t>
+      </w:r>
+      <w:r>
+        <w:rPr>
+          <w:rFonts w:ascii="Consolas" w:hAnsi="Consolas"/>
+          <w:color w:val="CE9178"/>
+          <w:sz w:val="21"/>
+          <w:szCs w:val="21"/>
+        </w:rPr>
+        <w:t xml:space="preserve">"Reset your password: </w:t>
+      </w:r>
+      <w:r>
+        <w:rPr>
+          <w:rFonts w:ascii="Consolas" w:hAnsi="Consolas"/>
+          <w:color w:val="569CD6"/>
+          <w:sz w:val="21"/>
+          <w:szCs w:val="21"/>
+        </w:rPr>
+        <w:t>{</w:t>
+      </w:r>
+      <w:r>
+        <w:rPr>
+          <w:rFonts w:ascii="Consolas" w:hAnsi="Consolas"/>
+          <w:color w:val="9CDCFE"/>
+          <w:sz w:val="21"/>
+          <w:szCs w:val="21"/>
+        </w:rPr>
+        <w:t>link</w:t>
+      </w:r>
+      <w:r>
+        <w:rPr>
+          <w:rFonts w:ascii="Consolas" w:hAnsi="Consolas"/>
+          <w:color w:val="569CD6"/>
+          <w:sz w:val="21"/>
+          <w:szCs w:val="21"/>
+        </w:rPr>
+        <w:t>}</w:t>
+      </w:r>
+      <w:r>
+        <w:rPr>
+          <w:rFonts w:ascii="Consolas" w:hAnsi="Consolas"/>
+          <w:color w:val="CE9178"/>
+          <w:sz w:val="21"/>
+          <w:szCs w:val="21"/>
+        </w:rPr>
+        <w:t>"</w:t>
+      </w:r>
+      <w:r>
+        <w:rPr>
+          <w:rFonts w:ascii="Consolas" w:hAnsi="Consolas"/>
+          <w:color w:val="D4D4D4"/>
+          <w:sz w:val="21"/>
+          <w:szCs w:val="21"/>
+        </w:rPr>
+        <w:t>)</w:t>
+      </w:r>
+    </w:p>
+    <w:p>
+      <w:pPr>
+        <w:shd w:val="clear" w:color="auto" w:fill="1E1E1E"/>
+        <w:spacing w:line="285" w:lineRule="atLeast"/>
+        <w:rPr>
+          <w:rFonts w:ascii="Consolas" w:hAnsi="Consolas"/>
+          <w:color w:val="D4D4D4"/>
+          <w:sz w:val="21"/>
+          <w:szCs w:val="21"/>
+        </w:rPr>
+      </w:pPr>
+      <w:r>
+        <w:rPr>
+          <w:rFonts w:ascii="Consolas" w:hAnsi="Consolas"/>
+          <w:color w:val="D4D4D4"/>
+          <w:sz w:val="21"/>
+          <w:szCs w:val="21"/>
+        </w:rPr>
+        <w:t xml:space="preserve">  </w:t>
+      </w:r>
+      <w:r>
+        <w:rPr>
+          <w:rFonts w:ascii="Consolas" w:hAnsi="Consolas"/>
+          <w:color w:val="C586C0"/>
+          <w:sz w:val="21"/>
+          <w:szCs w:val="21"/>
+        </w:rPr>
+        <w:t>return</w:t>
+      </w:r>
+      <w:r>
+        <w:rPr>
+          <w:rFonts w:ascii="Consolas" w:hAnsi="Consolas"/>
+          <w:color w:val="D4D4D4"/>
+          <w:sz w:val="21"/>
+          <w:szCs w:val="21"/>
+        </w:rPr>
+        <w:t xml:space="preserve"> {</w:t>
+      </w:r>
+      <w:r>
+        <w:rPr>
+          <w:rFonts w:ascii="Consolas" w:hAnsi="Consolas"/>
+          <w:color w:val="CE9178"/>
+          <w:sz w:val="21"/>
+          <w:szCs w:val="21"/>
+        </w:rPr>
+        <w:t>"msg"</w:t>
+      </w:r>
+      <w:r>
+        <w:rPr>
+          <w:rFonts w:ascii="Consolas" w:hAnsi="Consolas"/>
+          <w:color w:val="D4D4D4"/>
+          <w:sz w:val="21"/>
+          <w:szCs w:val="21"/>
+        </w:rPr>
+        <w:t xml:space="preserve">: </w:t>
+      </w:r>
+      <w:r>
+        <w:rPr>
+          <w:rFonts w:ascii="Consolas" w:hAnsi="Consolas"/>
+          <w:color w:val="CE9178"/>
+          <w:sz w:val="21"/>
+          <w:szCs w:val="21"/>
+        </w:rPr>
+        <w:t>"Password reset link sent"</w:t>
+      </w:r>
+      <w:r>
+        <w:rPr>
+          <w:rFonts w:ascii="Consolas" w:hAnsi="Consolas"/>
+          <w:color w:val="D4D4D4"/>
+          <w:sz w:val="21"/>
+          <w:szCs w:val="21"/>
+        </w:rPr>
+        <w:t>}</w:t>
+      </w:r>
+    </w:p>
+    <w:p>
+      <w:pPr>
+        <w:shd w:val="clear" w:color="auto" w:fill="1E1E1E"/>
+        <w:spacing w:line="285" w:lineRule="atLeast"/>
+        <w:rPr>
+          <w:rFonts w:ascii="Consolas" w:hAnsi="Consolas"/>
+          <w:color w:val="D4D4D4"/>
+          <w:sz w:val="21"/>
+          <w:szCs w:val="21"/>
+        </w:rPr>
+      </w:pPr>
+    </w:p>
+    <w:p>
+      <w:pPr>
+        <w:shd w:val="clear" w:color="auto" w:fill="1E1E1E"/>
+        <w:spacing w:line="285" w:lineRule="atLeast"/>
+        <w:rPr>
+          <w:rFonts w:ascii="Consolas" w:hAnsi="Consolas"/>
+          <w:color w:val="D4D4D4"/>
+          <w:sz w:val="21"/>
+          <w:szCs w:val="21"/>
+        </w:rPr>
+      </w:pPr>
+      <w:r>
+        <w:rPr>
+          <w:rFonts w:ascii="Consolas" w:hAnsi="Consolas"/>
+          <w:color w:val="569CD6"/>
+          <w:sz w:val="21"/>
+          <w:szCs w:val="21"/>
+        </w:rPr>
+        <w:t>def</w:t>
+      </w:r>
+      <w:r>
+        <w:rPr>
+          <w:rFonts w:ascii="Consolas" w:hAnsi="Consolas"/>
+          <w:color w:val="D4D4D4"/>
+          <w:sz w:val="21"/>
+          <w:szCs w:val="21"/>
+        </w:rPr>
+        <w:t xml:space="preserve"> </w:t>
+      </w:r>
+      <w:r>
+        <w:rPr>
+          <w:rFonts w:ascii="Consolas" w:hAnsi="Consolas"/>
+          <w:color w:val="DCDCAA"/>
+          <w:sz w:val="21"/>
+          <w:szCs w:val="21"/>
+        </w:rPr>
+        <w:t>reset_password_with_token</w:t>
+      </w:r>
+      <w:r>
+        <w:rPr>
+          <w:rFonts w:ascii="Consolas" w:hAnsi="Consolas"/>
+          <w:color w:val="D4D4D4"/>
+          <w:sz w:val="21"/>
+          <w:szCs w:val="21"/>
+        </w:rPr>
+        <w:t>(</w:t>
+      </w:r>
+      <w:r>
+        <w:rPr>
+          <w:rFonts w:ascii="Consolas" w:hAnsi="Consolas"/>
+          <w:color w:val="9CDCFE"/>
+          <w:sz w:val="21"/>
+          <w:szCs w:val="21"/>
+        </w:rPr>
+        <w:t>session</w:t>
+      </w:r>
+      <w:r>
+        <w:rPr>
+          <w:rFonts w:ascii="Consolas" w:hAnsi="Consolas"/>
+          <w:color w:val="D4D4D4"/>
+          <w:sz w:val="21"/>
+          <w:szCs w:val="21"/>
+        </w:rPr>
+        <w:t xml:space="preserve">: </w:t>
+      </w:r>
+      <w:r>
+        <w:rPr>
+          <w:rFonts w:ascii="Consolas" w:hAnsi="Consolas"/>
+          <w:color w:val="4EC9B0"/>
+          <w:sz w:val="21"/>
+          <w:szCs w:val="21"/>
+        </w:rPr>
+        <w:t>Session</w:t>
+      </w:r>
+      <w:r>
+        <w:rPr>
+          <w:rFonts w:ascii="Consolas" w:hAnsi="Consolas"/>
+          <w:color w:val="D4D4D4"/>
+          <w:sz w:val="21"/>
+          <w:szCs w:val="21"/>
+        </w:rPr>
+        <w:t xml:space="preserve">, </w:t>
+      </w:r>
+      <w:r>
+        <w:rPr>
+          <w:rFonts w:ascii="Consolas" w:hAnsi="Consolas"/>
+          <w:color w:val="9CDCFE"/>
+          <w:sz w:val="21"/>
+          <w:szCs w:val="21"/>
+        </w:rPr>
+        <w:t>token</w:t>
+      </w:r>
+      <w:r>
+        <w:rPr>
+          <w:rFonts w:ascii="Consolas" w:hAnsi="Consolas"/>
+          <w:color w:val="D4D4D4"/>
+          <w:sz w:val="21"/>
+          <w:szCs w:val="21"/>
+        </w:rPr>
+        <w:t xml:space="preserve">: </w:t>
+      </w:r>
+      <w:r>
+        <w:rPr>
+          <w:rFonts w:ascii="Consolas" w:hAnsi="Consolas"/>
+          <w:color w:val="4EC9B0"/>
+          <w:sz w:val="21"/>
+          <w:szCs w:val="21"/>
+        </w:rPr>
+        <w:t>str</w:t>
+      </w:r>
+      <w:r>
+        <w:rPr>
+          <w:rFonts w:ascii="Consolas" w:hAnsi="Consolas"/>
+          <w:color w:val="D4D4D4"/>
+          <w:sz w:val="21"/>
+          <w:szCs w:val="21"/>
+        </w:rPr>
+        <w:t xml:space="preserve">, </w:t>
+      </w:r>
+      <w:r>
+        <w:rPr>
+          <w:rFonts w:ascii="Consolas" w:hAnsi="Consolas"/>
+          <w:color w:val="9CDCFE"/>
+          <w:sz w:val="21"/>
+          <w:szCs w:val="21"/>
+        </w:rPr>
+        <w:t>new_password</w:t>
+      </w:r>
+      <w:r>
+        <w:rPr>
+          <w:rFonts w:ascii="Consolas" w:hAnsi="Consolas"/>
+          <w:color w:val="D4D4D4"/>
+          <w:sz w:val="21"/>
+          <w:szCs w:val="21"/>
+        </w:rPr>
+        <w:t xml:space="preserve">: </w:t>
+      </w:r>
+      <w:r>
+        <w:rPr>
+          <w:rFonts w:ascii="Consolas" w:hAnsi="Consolas"/>
+          <w:color w:val="4EC9B0"/>
+          <w:sz w:val="21"/>
+          <w:szCs w:val="21"/>
+        </w:rPr>
+        <w:t>str</w:t>
+      </w:r>
+      <w:r>
+        <w:rPr>
+          <w:rFonts w:ascii="Consolas" w:hAnsi="Consolas"/>
+          <w:color w:val="D4D4D4"/>
+          <w:sz w:val="21"/>
+          <w:szCs w:val="21"/>
+        </w:rPr>
+        <w:t>):</w:t>
+      </w:r>
+    </w:p>
+    <w:p>
+      <w:pPr>
+        <w:shd w:val="clear" w:color="auto" w:fill="1E1E1E"/>
+        <w:spacing w:line="285" w:lineRule="atLeast"/>
+        <w:rPr>
+          <w:rFonts w:ascii="Consolas" w:hAnsi="Consolas"/>
+          <w:color w:val="D4D4D4"/>
+          <w:sz w:val="21"/>
+          <w:szCs w:val="21"/>
+        </w:rPr>
+      </w:pPr>
+      <w:r>
+        <w:rPr>
+          <w:rFonts w:ascii="Consolas" w:hAnsi="Consolas"/>
+          <w:color w:val="D4D4D4"/>
+          <w:sz w:val="21"/>
+          <w:szCs w:val="21"/>
+        </w:rPr>
+        <w:t xml:space="preserve">  </w:t>
+      </w:r>
+      <w:r>
+        <w:rPr>
+          <w:rFonts w:ascii="Consolas" w:hAnsi="Consolas"/>
+          <w:color w:val="9CDCFE"/>
+          <w:sz w:val="21"/>
+          <w:szCs w:val="21"/>
+        </w:rPr>
+        <w:t>user_id</w:t>
+      </w:r>
+      <w:r>
+        <w:rPr>
+          <w:rFonts w:ascii="Consolas" w:hAnsi="Consolas"/>
+          <w:color w:val="D4D4D4"/>
+          <w:sz w:val="21"/>
+          <w:szCs w:val="21"/>
+        </w:rPr>
+        <w:t xml:space="preserve"> = </w:t>
+      </w:r>
+      <w:r>
+        <w:rPr>
+          <w:rFonts w:ascii="Consolas" w:hAnsi="Consolas"/>
+          <w:color w:val="DCDCAA"/>
+          <w:sz w:val="21"/>
+          <w:szCs w:val="21"/>
+        </w:rPr>
+        <w:t>verify_token_and_get_user_id</w:t>
+      </w:r>
+      <w:r>
+        <w:rPr>
+          <w:rFonts w:ascii="Consolas" w:hAnsi="Consolas"/>
+          <w:color w:val="D4D4D4"/>
+          <w:sz w:val="21"/>
+          <w:szCs w:val="21"/>
+        </w:rPr>
+        <w:t>(</w:t>
+      </w:r>
+      <w:r>
+        <w:rPr>
+          <w:rFonts w:ascii="Consolas" w:hAnsi="Consolas"/>
+          <w:color w:val="9CDCFE"/>
+          <w:sz w:val="21"/>
+          <w:szCs w:val="21"/>
+        </w:rPr>
+        <w:t>token</w:t>
+      </w:r>
+      <w:r>
+        <w:rPr>
+          <w:rFonts w:ascii="Consolas" w:hAnsi="Consolas"/>
+          <w:color w:val="D4D4D4"/>
+          <w:sz w:val="21"/>
+          <w:szCs w:val="21"/>
+        </w:rPr>
+        <w:t xml:space="preserve">, </w:t>
+      </w:r>
+      <w:r>
+        <w:rPr>
+          <w:rFonts w:ascii="Consolas" w:hAnsi="Consolas"/>
+          <w:color w:val="CE9178"/>
+          <w:sz w:val="21"/>
+          <w:szCs w:val="21"/>
+        </w:rPr>
+        <w:t>"reset"</w:t>
+      </w:r>
+      <w:r>
+        <w:rPr>
+          <w:rFonts w:ascii="Consolas" w:hAnsi="Consolas"/>
+          <w:color w:val="D4D4D4"/>
+          <w:sz w:val="21"/>
+          <w:szCs w:val="21"/>
+        </w:rPr>
+        <w:t>)</w:t>
+      </w:r>
+    </w:p>
+    <w:p>
+      <w:pPr>
+        <w:shd w:val="clear" w:color="auto" w:fill="1E1E1E"/>
+        <w:spacing w:line="285" w:lineRule="atLeast"/>
+        <w:rPr>
+          <w:rFonts w:ascii="Consolas" w:hAnsi="Consolas"/>
+          <w:color w:val="D4D4D4"/>
+          <w:sz w:val="21"/>
+          <w:szCs w:val="21"/>
+        </w:rPr>
+      </w:pPr>
+      <w:r>
+        <w:rPr>
+          <w:rFonts w:ascii="Consolas" w:hAnsi="Consolas"/>
+          <w:color w:val="D4D4D4"/>
+          <w:sz w:val="21"/>
+          <w:szCs w:val="21"/>
+        </w:rPr>
+        <w:t xml:space="preserve">  </w:t>
+      </w:r>
+      <w:r>
+        <w:rPr>
+          <w:rFonts w:ascii="Consolas" w:hAnsi="Consolas"/>
+          <w:color w:val="C586C0"/>
+          <w:sz w:val="21"/>
+          <w:szCs w:val="21"/>
+        </w:rPr>
+        <w:t>if</w:t>
+      </w:r>
+      <w:r>
+        <w:rPr>
+          <w:rFonts w:ascii="Consolas" w:hAnsi="Consolas"/>
+          <w:color w:val="D4D4D4"/>
+          <w:sz w:val="21"/>
+          <w:szCs w:val="21"/>
+        </w:rPr>
+        <w:t xml:space="preserve"> </w:t>
+      </w:r>
+      <w:r>
+        <w:rPr>
+          <w:rFonts w:ascii="Consolas" w:hAnsi="Consolas"/>
+          <w:color w:val="569CD6"/>
+          <w:sz w:val="21"/>
+          <w:szCs w:val="21"/>
+        </w:rPr>
+        <w:t>not</w:t>
+      </w:r>
+      <w:r>
+        <w:rPr>
+          <w:rFonts w:ascii="Consolas" w:hAnsi="Consolas"/>
+          <w:color w:val="D4D4D4"/>
+          <w:sz w:val="21"/>
+          <w:szCs w:val="21"/>
+        </w:rPr>
+        <w:t xml:space="preserve"> </w:t>
+      </w:r>
+      <w:r>
+        <w:rPr>
+          <w:rFonts w:ascii="Consolas" w:hAnsi="Consolas"/>
+          <w:color w:val="9CDCFE"/>
+          <w:sz w:val="21"/>
+          <w:szCs w:val="21"/>
+        </w:rPr>
+        <w:t>user_id</w:t>
+      </w:r>
+      <w:r>
+        <w:rPr>
+          <w:rFonts w:ascii="Consolas" w:hAnsi="Consolas"/>
+          <w:color w:val="D4D4D4"/>
+          <w:sz w:val="21"/>
+          <w:szCs w:val="21"/>
+        </w:rPr>
+        <w:t>:</w:t>
+      </w:r>
+    </w:p>
+    <w:p>
+      <w:pPr>
+        <w:shd w:val="clear" w:color="auto" w:fill="1E1E1E"/>
+        <w:spacing w:line="285" w:lineRule="atLeast"/>
+        <w:rPr>
+          <w:rFonts w:ascii="Consolas" w:hAnsi="Consolas"/>
+          <w:color w:val="D4D4D4"/>
+          <w:sz w:val="21"/>
+          <w:szCs w:val="21"/>
+        </w:rPr>
+      </w:pPr>
+      <w:r>
+        <w:rPr>
+          <w:rFonts w:ascii="Consolas" w:hAnsi="Consolas"/>
+          <w:color w:val="D4D4D4"/>
+          <w:sz w:val="21"/>
+          <w:szCs w:val="21"/>
+        </w:rPr>
+        <w:t xml:space="preserve">    </w:t>
+      </w:r>
+      <w:r>
+        <w:rPr>
+          <w:rFonts w:ascii="Consolas" w:hAnsi="Consolas"/>
+          <w:color w:val="C586C0"/>
+          <w:sz w:val="21"/>
+          <w:szCs w:val="21"/>
+        </w:rPr>
+        <w:t>raise</w:t>
+      </w:r>
+      <w:r>
+        <w:rPr>
+          <w:rFonts w:ascii="Consolas" w:hAnsi="Consolas"/>
+          <w:color w:val="D4D4D4"/>
+          <w:sz w:val="21"/>
+          <w:szCs w:val="21"/>
+        </w:rPr>
+        <w:t xml:space="preserve"> </w:t>
+      </w:r>
+      <w:r>
+        <w:rPr>
+          <w:rFonts w:ascii="Consolas" w:hAnsi="Consolas"/>
+          <w:color w:val="4EC9B0"/>
+          <w:sz w:val="21"/>
+          <w:szCs w:val="21"/>
+        </w:rPr>
+        <w:t>HTTPException</w:t>
+      </w:r>
+      <w:r>
+        <w:rPr>
+          <w:rFonts w:ascii="Consolas" w:hAnsi="Consolas"/>
+          <w:color w:val="D4D4D4"/>
+          <w:sz w:val="21"/>
+          <w:szCs w:val="21"/>
+        </w:rPr>
+        <w:t>(</w:t>
+      </w:r>
+      <w:r>
+        <w:rPr>
+          <w:rFonts w:ascii="Consolas" w:hAnsi="Consolas"/>
+          <w:color w:val="9CDCFE"/>
+          <w:sz w:val="21"/>
+          <w:szCs w:val="21"/>
+        </w:rPr>
+        <w:t>status_code</w:t>
+      </w:r>
+      <w:r>
+        <w:rPr>
+          <w:rFonts w:ascii="Consolas" w:hAnsi="Consolas"/>
+          <w:color w:val="D4D4D4"/>
+          <w:sz w:val="21"/>
+          <w:szCs w:val="21"/>
+        </w:rPr>
+        <w:t>=</w:t>
+      </w:r>
+      <w:r>
+        <w:rPr>
+          <w:rFonts w:ascii="Consolas" w:hAnsi="Consolas"/>
+          <w:color w:val="B5CEA8"/>
+          <w:sz w:val="21"/>
+          <w:szCs w:val="21"/>
+        </w:rPr>
+        <w:t>400</w:t>
+      </w:r>
+      <w:r>
+        <w:rPr>
+          <w:rFonts w:ascii="Consolas" w:hAnsi="Consolas"/>
+          <w:color w:val="D4D4D4"/>
+          <w:sz w:val="21"/>
+          <w:szCs w:val="21"/>
+        </w:rPr>
+        <w:t xml:space="preserve">, </w:t>
+      </w:r>
+      <w:r>
+        <w:rPr>
+          <w:rFonts w:ascii="Consolas" w:hAnsi="Consolas"/>
+          <w:color w:val="9CDCFE"/>
+          <w:sz w:val="21"/>
+          <w:szCs w:val="21"/>
+        </w:rPr>
+        <w:t>detail</w:t>
+      </w:r>
+      <w:r>
+        <w:rPr>
+          <w:rFonts w:ascii="Consolas" w:hAnsi="Consolas"/>
+          <w:color w:val="D4D4D4"/>
+          <w:sz w:val="21"/>
+          <w:szCs w:val="21"/>
+        </w:rPr>
+        <w:t>=</w:t>
+      </w:r>
+      <w:r>
+        <w:rPr>
+          <w:rFonts w:ascii="Consolas" w:hAnsi="Consolas"/>
+          <w:color w:val="CE9178"/>
+          <w:sz w:val="21"/>
+          <w:szCs w:val="21"/>
+        </w:rPr>
+        <w:t>"Invalid or expired token"</w:t>
+      </w:r>
+      <w:r>
+        <w:rPr>
+          <w:rFonts w:ascii="Consolas" w:hAnsi="Consolas"/>
+          <w:color w:val="D4D4D4"/>
+          <w:sz w:val="21"/>
+          <w:szCs w:val="21"/>
+        </w:rPr>
+        <w:t>)</w:t>
+      </w:r>
+    </w:p>
+    <w:p>
+      <w:pPr>
+        <w:shd w:val="clear" w:color="auto" w:fill="1E1E1E"/>
+        <w:spacing w:line="285" w:lineRule="atLeast"/>
+        <w:rPr>
+          <w:rFonts w:ascii="Consolas" w:hAnsi="Consolas"/>
+          <w:color w:val="D4D4D4"/>
+          <w:sz w:val="21"/>
+          <w:szCs w:val="21"/>
+        </w:rPr>
+      </w:pPr>
+      <w:r>
+        <w:rPr>
+          <w:rFonts w:ascii="Consolas" w:hAnsi="Consolas"/>
+          <w:color w:val="D4D4D4"/>
+          <w:sz w:val="21"/>
+          <w:szCs w:val="21"/>
+        </w:rPr>
+        <w:t xml:space="preserve">  </w:t>
+      </w:r>
+      <w:r>
+        <w:rPr>
+          <w:rFonts w:ascii="Consolas" w:hAnsi="Consolas"/>
+          <w:color w:val="9CDCFE"/>
+          <w:sz w:val="21"/>
+          <w:szCs w:val="21"/>
+        </w:rPr>
+        <w:t>stmt</w:t>
+      </w:r>
+      <w:r>
+        <w:rPr>
+          <w:rFonts w:ascii="Consolas" w:hAnsi="Consolas"/>
+          <w:color w:val="D4D4D4"/>
+          <w:sz w:val="21"/>
+          <w:szCs w:val="21"/>
+        </w:rPr>
+        <w:t xml:space="preserve"> = </w:t>
+      </w:r>
+      <w:r>
+        <w:rPr>
+          <w:rFonts w:ascii="Consolas" w:hAnsi="Consolas"/>
+          <w:color w:val="DCDCAA"/>
+          <w:sz w:val="21"/>
+          <w:szCs w:val="21"/>
+        </w:rPr>
+        <w:t>select</w:t>
+      </w:r>
+      <w:r>
+        <w:rPr>
+          <w:rFonts w:ascii="Consolas" w:hAnsi="Consolas"/>
+          <w:color w:val="D4D4D4"/>
+          <w:sz w:val="21"/>
+          <w:szCs w:val="21"/>
+        </w:rPr>
+        <w:t>(</w:t>
+      </w:r>
+      <w:r>
+        <w:rPr>
+          <w:rFonts w:ascii="Consolas" w:hAnsi="Consolas"/>
+          <w:color w:val="4EC9B0"/>
+          <w:sz w:val="21"/>
+          <w:szCs w:val="21"/>
+        </w:rPr>
+        <w:t>User</w:t>
+      </w:r>
+      <w:r>
+        <w:rPr>
+          <w:rFonts w:ascii="Consolas" w:hAnsi="Consolas"/>
+          <w:color w:val="D4D4D4"/>
+          <w:sz w:val="21"/>
+          <w:szCs w:val="21"/>
+        </w:rPr>
+        <w:t>).</w:t>
+      </w:r>
+      <w:r>
+        <w:rPr>
+          <w:rFonts w:ascii="Consolas" w:hAnsi="Consolas"/>
+          <w:color w:val="DCDCAA"/>
+          <w:sz w:val="21"/>
+          <w:szCs w:val="21"/>
+        </w:rPr>
+        <w:t>where</w:t>
+      </w:r>
+      <w:r>
+        <w:rPr>
+          <w:rFonts w:ascii="Consolas" w:hAnsi="Consolas"/>
+          <w:color w:val="D4D4D4"/>
+          <w:sz w:val="21"/>
+          <w:szCs w:val="21"/>
+        </w:rPr>
+        <w:t>(</w:t>
+      </w:r>
+      <w:r>
+        <w:rPr>
+          <w:rFonts w:ascii="Consolas" w:hAnsi="Consolas"/>
+          <w:color w:val="4EC9B0"/>
+          <w:sz w:val="21"/>
+          <w:szCs w:val="21"/>
+        </w:rPr>
+        <w:t>User</w:t>
+      </w:r>
+      <w:r>
+        <w:rPr>
+          <w:rFonts w:ascii="Consolas" w:hAnsi="Consolas"/>
+          <w:color w:val="D4D4D4"/>
+          <w:sz w:val="21"/>
+          <w:szCs w:val="21"/>
+        </w:rPr>
+        <w:t>.</w:t>
+      </w:r>
+      <w:r>
+        <w:rPr>
+          <w:rFonts w:ascii="Consolas" w:hAnsi="Consolas"/>
+          <w:color w:val="9CDCFE"/>
+          <w:sz w:val="21"/>
+          <w:szCs w:val="21"/>
+        </w:rPr>
+        <w:t>id</w:t>
+      </w:r>
+      <w:r>
+        <w:rPr>
+          <w:rFonts w:ascii="Consolas" w:hAnsi="Consolas"/>
+          <w:color w:val="D4D4D4"/>
+          <w:sz w:val="21"/>
+          <w:szCs w:val="21"/>
+        </w:rPr>
+        <w:t xml:space="preserve"> == </w:t>
+      </w:r>
+      <w:r>
+        <w:rPr>
+          <w:rFonts w:ascii="Consolas" w:hAnsi="Consolas"/>
+          <w:color w:val="9CDCFE"/>
+          <w:sz w:val="21"/>
+          <w:szCs w:val="21"/>
+        </w:rPr>
+        <w:t>user_id</w:t>
+      </w:r>
+      <w:r>
+        <w:rPr>
+          <w:rFonts w:ascii="Consolas" w:hAnsi="Consolas"/>
+          <w:color w:val="D4D4D4"/>
+          <w:sz w:val="21"/>
+          <w:szCs w:val="21"/>
+        </w:rPr>
+        <w:t>)</w:t>
+      </w:r>
+    </w:p>
+    <w:p>
+      <w:pPr>
+        <w:shd w:val="clear" w:color="auto" w:fill="1E1E1E"/>
+        <w:spacing w:line="285" w:lineRule="atLeast"/>
+        <w:rPr>
+          <w:rFonts w:ascii="Consolas" w:hAnsi="Consolas"/>
+          <w:color w:val="D4D4D4"/>
+          <w:sz w:val="21"/>
+          <w:szCs w:val="21"/>
+        </w:rPr>
+      </w:pPr>
+      <w:r>
+        <w:rPr>
+          <w:rFonts w:ascii="Consolas" w:hAnsi="Consolas"/>
+          <w:color w:val="D4D4D4"/>
+          <w:sz w:val="21"/>
+          <w:szCs w:val="21"/>
+        </w:rPr>
+        <w:t xml:space="preserve">  </w:t>
+      </w:r>
+      <w:r>
+        <w:rPr>
+          <w:rFonts w:ascii="Consolas" w:hAnsi="Consolas"/>
+          <w:color w:val="9CDCFE"/>
+          <w:sz w:val="21"/>
+          <w:szCs w:val="21"/>
+        </w:rPr>
+        <w:t>user</w:t>
+      </w:r>
+      <w:r>
+        <w:rPr>
+          <w:rFonts w:ascii="Consolas" w:hAnsi="Consolas"/>
+          <w:color w:val="D4D4D4"/>
+          <w:sz w:val="21"/>
+          <w:szCs w:val="21"/>
+        </w:rPr>
+        <w:t xml:space="preserve"> = </w:t>
+      </w:r>
+      <w:r>
+        <w:rPr>
+          <w:rFonts w:ascii="Consolas" w:hAnsi="Consolas"/>
+          <w:color w:val="9CDCFE"/>
+          <w:sz w:val="21"/>
+          <w:szCs w:val="21"/>
+        </w:rPr>
+        <w:t>session</w:t>
+      </w:r>
+      <w:r>
+        <w:rPr>
+          <w:rFonts w:ascii="Consolas" w:hAnsi="Consolas"/>
+          <w:color w:val="D4D4D4"/>
+          <w:sz w:val="21"/>
+          <w:szCs w:val="21"/>
+        </w:rPr>
+        <w:t>.</w:t>
+      </w:r>
+      <w:r>
+        <w:rPr>
+          <w:rFonts w:ascii="Consolas" w:hAnsi="Consolas"/>
+          <w:color w:val="DCDCAA"/>
+          <w:sz w:val="21"/>
+          <w:szCs w:val="21"/>
+        </w:rPr>
+        <w:t>exec</w:t>
+      </w:r>
+      <w:r>
+        <w:rPr>
+          <w:rFonts w:ascii="Consolas" w:hAnsi="Consolas"/>
+          <w:color w:val="D4D4D4"/>
+          <w:sz w:val="21"/>
+          <w:szCs w:val="21"/>
+        </w:rPr>
+        <w:t>(</w:t>
+      </w:r>
+      <w:r>
+        <w:rPr>
+          <w:rFonts w:ascii="Consolas" w:hAnsi="Consolas"/>
+          <w:color w:val="9CDCFE"/>
+          <w:sz w:val="21"/>
+          <w:szCs w:val="21"/>
+        </w:rPr>
+        <w:t>stmt</w:t>
+      </w:r>
+      <w:r>
+        <w:rPr>
+          <w:rFonts w:ascii="Consolas" w:hAnsi="Consolas"/>
+          <w:color w:val="D4D4D4"/>
+          <w:sz w:val="21"/>
+          <w:szCs w:val="21"/>
+        </w:rPr>
+        <w:t>).</w:t>
+      </w:r>
+      <w:r>
+        <w:rPr>
+          <w:rFonts w:ascii="Consolas" w:hAnsi="Consolas"/>
+          <w:color w:val="DCDCAA"/>
+          <w:sz w:val="21"/>
+          <w:szCs w:val="21"/>
+        </w:rPr>
+        <w:t>first</w:t>
+      </w:r>
+      <w:r>
+        <w:rPr>
+          <w:rFonts w:ascii="Consolas" w:hAnsi="Consolas"/>
+          <w:color w:val="D4D4D4"/>
+          <w:sz w:val="21"/>
+          <w:szCs w:val="21"/>
+        </w:rPr>
+        <w:t>()</w:t>
+      </w:r>
+    </w:p>
+    <w:p>
+      <w:pPr>
+        <w:shd w:val="clear" w:color="auto" w:fill="1E1E1E"/>
+        <w:spacing w:line="285" w:lineRule="atLeast"/>
+        <w:rPr>
+          <w:rFonts w:ascii="Consolas" w:hAnsi="Consolas"/>
+          <w:color w:val="D4D4D4"/>
+          <w:sz w:val="21"/>
+          <w:szCs w:val="21"/>
+        </w:rPr>
+      </w:pPr>
+      <w:r>
+        <w:rPr>
+          <w:rFonts w:ascii="Consolas" w:hAnsi="Consolas"/>
+          <w:color w:val="D4D4D4"/>
+          <w:sz w:val="21"/>
+          <w:szCs w:val="21"/>
+        </w:rPr>
+        <w:t xml:space="preserve">  </w:t>
+      </w:r>
+      <w:r>
+        <w:rPr>
+          <w:rFonts w:ascii="Consolas" w:hAnsi="Consolas"/>
+          <w:color w:val="C586C0"/>
+          <w:sz w:val="21"/>
+          <w:szCs w:val="21"/>
+        </w:rPr>
+        <w:t>if</w:t>
+      </w:r>
+      <w:r>
+        <w:rPr>
+          <w:rFonts w:ascii="Consolas" w:hAnsi="Consolas"/>
+          <w:color w:val="D4D4D4"/>
+          <w:sz w:val="21"/>
+          <w:szCs w:val="21"/>
+        </w:rPr>
+        <w:t xml:space="preserve"> </w:t>
+      </w:r>
+      <w:r>
+        <w:rPr>
+          <w:rFonts w:ascii="Consolas" w:hAnsi="Consolas"/>
+          <w:color w:val="569CD6"/>
+          <w:sz w:val="21"/>
+          <w:szCs w:val="21"/>
+        </w:rPr>
+        <w:t>not</w:t>
+      </w:r>
+      <w:r>
+        <w:rPr>
+          <w:rFonts w:ascii="Consolas" w:hAnsi="Consolas"/>
+          <w:color w:val="D4D4D4"/>
+          <w:sz w:val="21"/>
+          <w:szCs w:val="21"/>
+        </w:rPr>
+        <w:t xml:space="preserve"> </w:t>
+      </w:r>
+      <w:r>
+        <w:rPr>
+          <w:rFonts w:ascii="Consolas" w:hAnsi="Consolas"/>
+          <w:color w:val="9CDCFE"/>
+          <w:sz w:val="21"/>
+          <w:szCs w:val="21"/>
+        </w:rPr>
+        <w:t>user</w:t>
+      </w:r>
+      <w:r>
+        <w:rPr>
+          <w:rFonts w:ascii="Consolas" w:hAnsi="Consolas"/>
+          <w:color w:val="D4D4D4"/>
+          <w:sz w:val="21"/>
+          <w:szCs w:val="21"/>
+        </w:rPr>
+        <w:t>:</w:t>
+      </w:r>
+    </w:p>
+    <w:p>
+      <w:pPr>
+        <w:shd w:val="clear" w:color="auto" w:fill="1E1E1E"/>
+        <w:spacing w:line="285" w:lineRule="atLeast"/>
+        <w:rPr>
+          <w:rFonts w:ascii="Consolas" w:hAnsi="Consolas"/>
+          <w:color w:val="D4D4D4"/>
+          <w:sz w:val="21"/>
+          <w:szCs w:val="21"/>
+        </w:rPr>
+      </w:pPr>
+      <w:r>
+        <w:rPr>
+          <w:rFonts w:ascii="Consolas" w:hAnsi="Consolas"/>
+          <w:color w:val="D4D4D4"/>
+          <w:sz w:val="21"/>
+          <w:szCs w:val="21"/>
+        </w:rPr>
+        <w:t xml:space="preserve">    </w:t>
+      </w:r>
+      <w:r>
+        <w:rPr>
+          <w:rFonts w:ascii="Consolas" w:hAnsi="Consolas"/>
+          <w:color w:val="C586C0"/>
+          <w:sz w:val="21"/>
+          <w:szCs w:val="21"/>
+        </w:rPr>
+        <w:t>raise</w:t>
+      </w:r>
+      <w:r>
+        <w:rPr>
+          <w:rFonts w:ascii="Consolas" w:hAnsi="Consolas"/>
+          <w:color w:val="D4D4D4"/>
+          <w:sz w:val="21"/>
+          <w:szCs w:val="21"/>
+        </w:rPr>
+        <w:t xml:space="preserve"> </w:t>
+      </w:r>
+      <w:r>
+        <w:rPr>
+          <w:rFonts w:ascii="Consolas" w:hAnsi="Consolas"/>
+          <w:color w:val="4EC9B0"/>
+          <w:sz w:val="21"/>
+          <w:szCs w:val="21"/>
+        </w:rPr>
+        <w:t>HTTPException</w:t>
+      </w:r>
+      <w:r>
+        <w:rPr>
+          <w:rFonts w:ascii="Consolas" w:hAnsi="Consolas"/>
+          <w:color w:val="D4D4D4"/>
+          <w:sz w:val="21"/>
+          <w:szCs w:val="21"/>
+        </w:rPr>
+        <w:t>(</w:t>
+      </w:r>
+      <w:r>
+        <w:rPr>
+          <w:rFonts w:ascii="Consolas" w:hAnsi="Consolas"/>
+          <w:color w:val="9CDCFE"/>
+          <w:sz w:val="21"/>
+          <w:szCs w:val="21"/>
+        </w:rPr>
+        <w:t>status_code</w:t>
+      </w:r>
+      <w:r>
+        <w:rPr>
+          <w:rFonts w:ascii="Consolas" w:hAnsi="Consolas"/>
+          <w:color w:val="D4D4D4"/>
+          <w:sz w:val="21"/>
+          <w:szCs w:val="21"/>
+        </w:rPr>
+        <w:t>=</w:t>
+      </w:r>
+      <w:r>
+        <w:rPr>
+          <w:rFonts w:ascii="Consolas" w:hAnsi="Consolas"/>
+          <w:color w:val="B5CEA8"/>
+          <w:sz w:val="21"/>
+          <w:szCs w:val="21"/>
+        </w:rPr>
+        <w:t>404</w:t>
+      </w:r>
+      <w:r>
+        <w:rPr>
+          <w:rFonts w:ascii="Consolas" w:hAnsi="Consolas"/>
+          <w:color w:val="D4D4D4"/>
+          <w:sz w:val="21"/>
+          <w:szCs w:val="21"/>
+        </w:rPr>
+        <w:t xml:space="preserve">, </w:t>
+      </w:r>
+      <w:r>
+        <w:rPr>
+          <w:rFonts w:ascii="Consolas" w:hAnsi="Consolas"/>
+          <w:color w:val="9CDCFE"/>
+          <w:sz w:val="21"/>
+          <w:szCs w:val="21"/>
+        </w:rPr>
+        <w:t>detail</w:t>
+      </w:r>
+      <w:r>
+        <w:rPr>
+          <w:rFonts w:ascii="Consolas" w:hAnsi="Consolas"/>
+          <w:color w:val="D4D4D4"/>
+          <w:sz w:val="21"/>
+          <w:szCs w:val="21"/>
+        </w:rPr>
+        <w:t>=</w:t>
+      </w:r>
+      <w:r>
+        <w:rPr>
+          <w:rFonts w:ascii="Consolas" w:hAnsi="Consolas"/>
+          <w:color w:val="CE9178"/>
+          <w:sz w:val="21"/>
+          <w:szCs w:val="21"/>
+        </w:rPr>
+        <w:t>"User not found"</w:t>
+      </w:r>
+      <w:r>
+        <w:rPr>
+          <w:rFonts w:ascii="Consolas" w:hAnsi="Consolas"/>
+          <w:color w:val="D4D4D4"/>
+          <w:sz w:val="21"/>
+          <w:szCs w:val="21"/>
+        </w:rPr>
+        <w:t>)</w:t>
+      </w:r>
+    </w:p>
+    <w:p>
+      <w:pPr>
+        <w:shd w:val="clear" w:color="auto" w:fill="1E1E1E"/>
+        <w:spacing w:line="285" w:lineRule="atLeast"/>
+        <w:rPr>
+          <w:rFonts w:ascii="Consolas" w:hAnsi="Consolas"/>
+          <w:color w:val="D4D4D4"/>
+          <w:sz w:val="21"/>
+          <w:szCs w:val="21"/>
+        </w:rPr>
+      </w:pPr>
+      <w:r>
+        <w:rPr>
+          <w:rFonts w:ascii="Consolas" w:hAnsi="Consolas"/>
+          <w:color w:val="D4D4D4"/>
+          <w:sz w:val="21"/>
+          <w:szCs w:val="21"/>
+        </w:rPr>
+        <w:t xml:space="preserve">  </w:t>
+      </w:r>
+      <w:r>
+        <w:rPr>
+          <w:rFonts w:ascii="Consolas" w:hAnsi="Consolas"/>
+          <w:color w:val="DCDCAA"/>
+          <w:sz w:val="21"/>
+          <w:szCs w:val="21"/>
+        </w:rPr>
+        <w:t>change_password</w:t>
+      </w:r>
+      <w:r>
+        <w:rPr>
+          <w:rFonts w:ascii="Consolas" w:hAnsi="Consolas"/>
+          <w:color w:val="D4D4D4"/>
+          <w:sz w:val="21"/>
+          <w:szCs w:val="21"/>
+        </w:rPr>
+        <w:t>(</w:t>
+      </w:r>
+      <w:r>
+        <w:rPr>
+          <w:rFonts w:ascii="Consolas" w:hAnsi="Consolas"/>
+          <w:color w:val="9CDCFE"/>
+          <w:sz w:val="21"/>
+          <w:szCs w:val="21"/>
+        </w:rPr>
+        <w:t>session</w:t>
+      </w:r>
+      <w:r>
+        <w:rPr>
+          <w:rFonts w:ascii="Consolas" w:hAnsi="Consolas"/>
+          <w:color w:val="D4D4D4"/>
+          <w:sz w:val="21"/>
+          <w:szCs w:val="21"/>
+        </w:rPr>
+        <w:t xml:space="preserve">, </w:t>
+      </w:r>
+      <w:r>
+        <w:rPr>
+          <w:rFonts w:ascii="Consolas" w:hAnsi="Consolas"/>
+          <w:color w:val="9CDCFE"/>
+          <w:sz w:val="21"/>
+          <w:szCs w:val="21"/>
+        </w:rPr>
+        <w:t>user</w:t>
+      </w:r>
+      <w:r>
+        <w:rPr>
+          <w:rFonts w:ascii="Consolas" w:hAnsi="Consolas"/>
+          <w:color w:val="D4D4D4"/>
+          <w:sz w:val="21"/>
+          <w:szCs w:val="21"/>
+        </w:rPr>
+        <w:t xml:space="preserve">, </w:t>
+      </w:r>
+      <w:r>
+        <w:rPr>
+          <w:rFonts w:ascii="Consolas" w:hAnsi="Consolas"/>
+          <w:color w:val="9CDCFE"/>
+          <w:sz w:val="21"/>
+          <w:szCs w:val="21"/>
+        </w:rPr>
+        <w:t>new_password</w:t>
+      </w:r>
+      <w:r>
+        <w:rPr>
+          <w:rFonts w:ascii="Consolas" w:hAnsi="Consolas"/>
+          <w:color w:val="D4D4D4"/>
+          <w:sz w:val="21"/>
+          <w:szCs w:val="21"/>
+        </w:rPr>
+        <w:t>)</w:t>
+      </w:r>
+    </w:p>
+    <w:p>
+      <w:pPr>
+        <w:shd w:val="clear" w:color="auto" w:fill="1E1E1E"/>
+        <w:spacing w:line="285" w:lineRule="atLeast"/>
+        <w:rPr>
+          <w:rFonts w:ascii="Consolas" w:hAnsi="Consolas"/>
+          <w:color w:val="D4D4D4"/>
+          <w:sz w:val="21"/>
+          <w:szCs w:val="21"/>
+        </w:rPr>
+      </w:pPr>
+      <w:r>
+        <w:rPr>
+          <w:rFonts w:ascii="Consolas" w:hAnsi="Consolas"/>
+          <w:color w:val="D4D4D4"/>
+          <w:sz w:val="21"/>
+          <w:szCs w:val="21"/>
+        </w:rPr>
+        <w:t xml:space="preserve">  </w:t>
+      </w:r>
+      <w:r>
+        <w:rPr>
+          <w:rFonts w:ascii="Consolas" w:hAnsi="Consolas"/>
+          <w:color w:val="C586C0"/>
+          <w:sz w:val="21"/>
+          <w:szCs w:val="21"/>
+        </w:rPr>
+        <w:t>return</w:t>
+      </w:r>
+      <w:r>
+        <w:rPr>
+          <w:rFonts w:ascii="Consolas" w:hAnsi="Consolas"/>
+          <w:color w:val="D4D4D4"/>
+          <w:sz w:val="21"/>
+          <w:szCs w:val="21"/>
+        </w:rPr>
+        <w:t xml:space="preserve"> {</w:t>
+      </w:r>
+      <w:r>
+        <w:rPr>
+          <w:rFonts w:ascii="Consolas" w:hAnsi="Consolas"/>
+          <w:color w:val="CE9178"/>
+          <w:sz w:val="21"/>
+          <w:szCs w:val="21"/>
+        </w:rPr>
+        <w:t>"msg"</w:t>
+      </w:r>
+      <w:r>
+        <w:rPr>
+          <w:rFonts w:ascii="Consolas" w:hAnsi="Consolas"/>
+          <w:color w:val="D4D4D4"/>
+          <w:sz w:val="21"/>
+          <w:szCs w:val="21"/>
+        </w:rPr>
+        <w:t xml:space="preserve">: </w:t>
+      </w:r>
+      <w:r>
+        <w:rPr>
+          <w:rFonts w:ascii="Consolas" w:hAnsi="Consolas"/>
+          <w:color w:val="CE9178"/>
+          <w:sz w:val="21"/>
+          <w:szCs w:val="21"/>
+        </w:rPr>
+        <w:t>"Password reset successful"</w:t>
+      </w:r>
+      <w:r>
+        <w:rPr>
+          <w:rFonts w:ascii="Consolas" w:hAnsi="Consolas"/>
+          <w:color w:val="D4D4D4"/>
+          <w:sz w:val="21"/>
+          <w:szCs w:val="21"/>
+        </w:rPr>
+        <w:t>}</w:t>
+      </w:r>
+    </w:p>
+    <w:p/>
+    <w:p/>
+    <w:p>
+      <w:r>
+        <w:t>And in utils.py :</w:t>
+      </w:r>
+    </w:p>
+    <w:p>
+      <w:pPr>
+        <w:shd w:val="clear" w:color="auto" w:fill="1E1E1E"/>
+        <w:spacing w:line="285" w:lineRule="atLeast"/>
+        <w:rPr>
+          <w:rFonts w:ascii="Consolas" w:hAnsi="Consolas"/>
+          <w:color w:val="D4D4D4"/>
+          <w:sz w:val="21"/>
+          <w:szCs w:val="21"/>
+        </w:rPr>
+      </w:pPr>
+      <w:r>
+        <w:rPr>
+          <w:rFonts w:ascii="Consolas" w:hAnsi="Consolas"/>
+          <w:color w:val="569CD6"/>
+          <w:sz w:val="21"/>
+          <w:szCs w:val="21"/>
+        </w:rPr>
+        <w:t>def</w:t>
+      </w:r>
+      <w:r>
+        <w:rPr>
+          <w:rFonts w:ascii="Consolas" w:hAnsi="Consolas"/>
+          <w:color w:val="D4D4D4"/>
+          <w:sz w:val="21"/>
+          <w:szCs w:val="21"/>
+        </w:rPr>
+        <w:t xml:space="preserve"> </w:t>
+      </w:r>
+      <w:r>
+        <w:rPr>
+          <w:rFonts w:ascii="Consolas" w:hAnsi="Consolas"/>
+          <w:color w:val="DCDCAA"/>
+          <w:sz w:val="21"/>
+          <w:szCs w:val="21"/>
+        </w:rPr>
+        <w:t>get_user_by_email</w:t>
+      </w:r>
+      <w:r>
+        <w:rPr>
+          <w:rFonts w:ascii="Consolas" w:hAnsi="Consolas"/>
+          <w:color w:val="D4D4D4"/>
+          <w:sz w:val="21"/>
+          <w:szCs w:val="21"/>
+        </w:rPr>
+        <w:t>(</w:t>
+      </w:r>
+      <w:r>
+        <w:rPr>
+          <w:rFonts w:ascii="Consolas" w:hAnsi="Consolas"/>
+          <w:color w:val="9CDCFE"/>
+          <w:sz w:val="21"/>
+          <w:szCs w:val="21"/>
+        </w:rPr>
+        <w:t>session</w:t>
+      </w:r>
+      <w:r>
+        <w:rPr>
+          <w:rFonts w:ascii="Consolas" w:hAnsi="Consolas"/>
+          <w:color w:val="D4D4D4"/>
+          <w:sz w:val="21"/>
+          <w:szCs w:val="21"/>
+        </w:rPr>
+        <w:t xml:space="preserve">: </w:t>
+      </w:r>
+      <w:r>
+        <w:rPr>
+          <w:rFonts w:ascii="Consolas" w:hAnsi="Consolas"/>
+          <w:color w:val="4EC9B0"/>
+          <w:sz w:val="21"/>
+          <w:szCs w:val="21"/>
+        </w:rPr>
+        <w:t>Session</w:t>
+      </w:r>
+      <w:r>
+        <w:rPr>
+          <w:rFonts w:ascii="Consolas" w:hAnsi="Consolas"/>
+          <w:color w:val="D4D4D4"/>
+          <w:sz w:val="21"/>
+          <w:szCs w:val="21"/>
+        </w:rPr>
+        <w:t xml:space="preserve">, </w:t>
+      </w:r>
+      <w:r>
+        <w:rPr>
+          <w:rFonts w:ascii="Consolas" w:hAnsi="Consolas"/>
+          <w:color w:val="9CDCFE"/>
+          <w:sz w:val="21"/>
+          <w:szCs w:val="21"/>
+        </w:rPr>
+        <w:t>email</w:t>
+      </w:r>
+      <w:r>
+        <w:rPr>
+          <w:rFonts w:ascii="Consolas" w:hAnsi="Consolas"/>
+          <w:color w:val="D4D4D4"/>
+          <w:sz w:val="21"/>
+          <w:szCs w:val="21"/>
+        </w:rPr>
+        <w:t xml:space="preserve">: </w:t>
+      </w:r>
+      <w:r>
+        <w:rPr>
+          <w:rFonts w:ascii="Consolas" w:hAnsi="Consolas"/>
+          <w:color w:val="4EC9B0"/>
+          <w:sz w:val="21"/>
+          <w:szCs w:val="21"/>
+        </w:rPr>
+        <w:t>str</w:t>
+      </w:r>
+      <w:r>
+        <w:rPr>
+          <w:rFonts w:ascii="Consolas" w:hAnsi="Consolas"/>
+          <w:color w:val="D4D4D4"/>
+          <w:sz w:val="21"/>
+          <w:szCs w:val="21"/>
+        </w:rPr>
+        <w:t>):</w:t>
+      </w:r>
+    </w:p>
+    <w:p>
+      <w:pPr>
+        <w:shd w:val="clear" w:color="auto" w:fill="1E1E1E"/>
+        <w:spacing w:line="285" w:lineRule="atLeast"/>
+        <w:rPr>
+          <w:rFonts w:ascii="Consolas" w:hAnsi="Consolas"/>
+          <w:color w:val="D4D4D4"/>
+          <w:sz w:val="21"/>
+          <w:szCs w:val="21"/>
+        </w:rPr>
+      </w:pPr>
+      <w:r>
+        <w:rPr>
+          <w:rFonts w:ascii="Consolas" w:hAnsi="Consolas"/>
+          <w:color w:val="D4D4D4"/>
+          <w:sz w:val="21"/>
+          <w:szCs w:val="21"/>
+        </w:rPr>
+        <w:t xml:space="preserve">  </w:t>
+      </w:r>
+      <w:r>
+        <w:rPr>
+          <w:rFonts w:ascii="Consolas" w:hAnsi="Consolas"/>
+          <w:color w:val="9CDCFE"/>
+          <w:sz w:val="21"/>
+          <w:szCs w:val="21"/>
+        </w:rPr>
+        <w:t>stmt</w:t>
+      </w:r>
+      <w:r>
+        <w:rPr>
+          <w:rFonts w:ascii="Consolas" w:hAnsi="Consolas"/>
+          <w:color w:val="D4D4D4"/>
+          <w:sz w:val="21"/>
+          <w:szCs w:val="21"/>
+        </w:rPr>
+        <w:t xml:space="preserve"> = </w:t>
+      </w:r>
+      <w:r>
+        <w:rPr>
+          <w:rFonts w:ascii="Consolas" w:hAnsi="Consolas"/>
+          <w:color w:val="DCDCAA"/>
+          <w:sz w:val="21"/>
+          <w:szCs w:val="21"/>
+        </w:rPr>
+        <w:t>select</w:t>
+      </w:r>
+      <w:r>
+        <w:rPr>
+          <w:rFonts w:ascii="Consolas" w:hAnsi="Consolas"/>
+          <w:color w:val="D4D4D4"/>
+          <w:sz w:val="21"/>
+          <w:szCs w:val="21"/>
+        </w:rPr>
+        <w:t>(</w:t>
+      </w:r>
+      <w:r>
+        <w:rPr>
+          <w:rFonts w:ascii="Consolas" w:hAnsi="Consolas"/>
+          <w:color w:val="4EC9B0"/>
+          <w:sz w:val="21"/>
+          <w:szCs w:val="21"/>
+        </w:rPr>
+        <w:t>User</w:t>
+      </w:r>
+      <w:r>
+        <w:rPr>
+          <w:rFonts w:ascii="Consolas" w:hAnsi="Consolas"/>
+          <w:color w:val="D4D4D4"/>
+          <w:sz w:val="21"/>
+          <w:szCs w:val="21"/>
+        </w:rPr>
+        <w:t>).</w:t>
+      </w:r>
+      <w:r>
+        <w:rPr>
+          <w:rFonts w:ascii="Consolas" w:hAnsi="Consolas"/>
+          <w:color w:val="DCDCAA"/>
+          <w:sz w:val="21"/>
+          <w:szCs w:val="21"/>
+        </w:rPr>
+        <w:t>where</w:t>
+      </w:r>
+      <w:r>
+        <w:rPr>
+          <w:rFonts w:ascii="Consolas" w:hAnsi="Consolas"/>
+          <w:color w:val="D4D4D4"/>
+          <w:sz w:val="21"/>
+          <w:szCs w:val="21"/>
+        </w:rPr>
+        <w:t>(</w:t>
+      </w:r>
+      <w:r>
+        <w:rPr>
+          <w:rFonts w:ascii="Consolas" w:hAnsi="Consolas"/>
+          <w:color w:val="4EC9B0"/>
+          <w:sz w:val="21"/>
+          <w:szCs w:val="21"/>
+        </w:rPr>
+        <w:t>User</w:t>
+      </w:r>
+      <w:r>
+        <w:rPr>
+          <w:rFonts w:ascii="Consolas" w:hAnsi="Consolas"/>
+          <w:color w:val="D4D4D4"/>
+          <w:sz w:val="21"/>
+          <w:szCs w:val="21"/>
+        </w:rPr>
+        <w:t>.</w:t>
+      </w:r>
+      <w:r>
+        <w:rPr>
+          <w:rFonts w:ascii="Consolas" w:hAnsi="Consolas"/>
+          <w:color w:val="9CDCFE"/>
+          <w:sz w:val="21"/>
+          <w:szCs w:val="21"/>
+        </w:rPr>
+        <w:t>email</w:t>
+      </w:r>
+      <w:r>
+        <w:rPr>
+          <w:rFonts w:ascii="Consolas" w:hAnsi="Consolas"/>
+          <w:color w:val="D4D4D4"/>
+          <w:sz w:val="21"/>
+          <w:szCs w:val="21"/>
+        </w:rPr>
+        <w:t xml:space="preserve"> == </w:t>
+      </w:r>
+      <w:r>
+        <w:rPr>
+          <w:rFonts w:ascii="Consolas" w:hAnsi="Consolas"/>
+          <w:color w:val="9CDCFE"/>
+          <w:sz w:val="21"/>
+          <w:szCs w:val="21"/>
+        </w:rPr>
+        <w:t>email</w:t>
+      </w:r>
+      <w:r>
+        <w:rPr>
+          <w:rFonts w:ascii="Consolas" w:hAnsi="Consolas"/>
+          <w:color w:val="D4D4D4"/>
+          <w:sz w:val="21"/>
+          <w:szCs w:val="21"/>
+        </w:rPr>
+        <w:t>)</w:t>
+      </w:r>
+    </w:p>
+    <w:p>
+      <w:pPr>
+        <w:shd w:val="clear" w:color="auto" w:fill="1E1E1E"/>
+        <w:spacing w:line="285" w:lineRule="atLeast"/>
+        <w:rPr>
+          <w:rFonts w:ascii="Consolas" w:hAnsi="Consolas"/>
+          <w:color w:val="D4D4D4"/>
+          <w:sz w:val="21"/>
+          <w:szCs w:val="21"/>
+        </w:rPr>
+      </w:pPr>
+      <w:r>
+        <w:rPr>
+          <w:rFonts w:ascii="Consolas" w:hAnsi="Consolas"/>
+          <w:color w:val="D4D4D4"/>
+          <w:sz w:val="21"/>
+          <w:szCs w:val="21"/>
+        </w:rPr>
+        <w:t xml:space="preserve">  </w:t>
+      </w:r>
+      <w:r>
+        <w:rPr>
+          <w:rFonts w:ascii="Consolas" w:hAnsi="Consolas"/>
+          <w:color w:val="C586C0"/>
+          <w:sz w:val="21"/>
+          <w:szCs w:val="21"/>
+        </w:rPr>
+        <w:t>return</w:t>
+      </w:r>
+      <w:r>
+        <w:rPr>
+          <w:rFonts w:ascii="Consolas" w:hAnsi="Consolas"/>
+          <w:color w:val="D4D4D4"/>
+          <w:sz w:val="21"/>
+          <w:szCs w:val="21"/>
+        </w:rPr>
+        <w:t xml:space="preserve"> </w:t>
+      </w:r>
+      <w:r>
+        <w:rPr>
+          <w:rFonts w:ascii="Consolas" w:hAnsi="Consolas"/>
+          <w:color w:val="9CDCFE"/>
+          <w:sz w:val="21"/>
+          <w:szCs w:val="21"/>
+        </w:rPr>
+        <w:t>session</w:t>
+      </w:r>
+      <w:r>
+        <w:rPr>
+          <w:rFonts w:ascii="Consolas" w:hAnsi="Consolas"/>
+          <w:color w:val="D4D4D4"/>
+          <w:sz w:val="21"/>
+          <w:szCs w:val="21"/>
+        </w:rPr>
+        <w:t>.</w:t>
+      </w:r>
+      <w:r>
+        <w:rPr>
+          <w:rFonts w:ascii="Consolas" w:hAnsi="Consolas"/>
+          <w:color w:val="DCDCAA"/>
+          <w:sz w:val="21"/>
+          <w:szCs w:val="21"/>
+        </w:rPr>
+        <w:t>exec</w:t>
+      </w:r>
+      <w:r>
+        <w:rPr>
+          <w:rFonts w:ascii="Consolas" w:hAnsi="Consolas"/>
+          <w:color w:val="D4D4D4"/>
+          <w:sz w:val="21"/>
+          <w:szCs w:val="21"/>
+        </w:rPr>
+        <w:t>(</w:t>
+      </w:r>
+      <w:r>
+        <w:rPr>
+          <w:rFonts w:ascii="Consolas" w:hAnsi="Consolas"/>
+          <w:color w:val="9CDCFE"/>
+          <w:sz w:val="21"/>
+          <w:szCs w:val="21"/>
+        </w:rPr>
+        <w:t>stmt</w:t>
+      </w:r>
+      <w:r>
+        <w:rPr>
+          <w:rFonts w:ascii="Consolas" w:hAnsi="Consolas"/>
+          <w:color w:val="D4D4D4"/>
+          <w:sz w:val="21"/>
+          <w:szCs w:val="21"/>
+        </w:rPr>
+        <w:t>).</w:t>
+      </w:r>
+      <w:r>
+        <w:rPr>
+          <w:rFonts w:ascii="Consolas" w:hAnsi="Consolas"/>
+          <w:color w:val="DCDCAA"/>
+          <w:sz w:val="21"/>
+          <w:szCs w:val="21"/>
+        </w:rPr>
+        <w:t>first</w:t>
+      </w:r>
+      <w:r>
+        <w:rPr>
+          <w:rFonts w:ascii="Consolas" w:hAnsi="Consolas"/>
+          <w:color w:val="D4D4D4"/>
+          <w:sz w:val="21"/>
+          <w:szCs w:val="21"/>
+        </w:rPr>
+        <w:t>()</w:t>
+      </w:r>
+    </w:p>
+    <w:p>
+      <w:pPr>
+        <w:shd w:val="clear" w:color="auto" w:fill="1E1E1E"/>
+        <w:spacing w:line="285" w:lineRule="atLeast"/>
+        <w:rPr>
+          <w:rFonts w:ascii="Consolas" w:hAnsi="Consolas"/>
+          <w:color w:val="D4D4D4"/>
+          <w:sz w:val="21"/>
+          <w:szCs w:val="21"/>
+        </w:rPr>
+      </w:pPr>
+    </w:p>
+    <w:p>
+      <w:pPr>
+        <w:shd w:val="clear" w:color="auto" w:fill="1E1E1E"/>
+        <w:spacing w:line="285" w:lineRule="atLeast"/>
+        <w:rPr>
+          <w:rFonts w:ascii="Consolas" w:hAnsi="Consolas"/>
+          <w:color w:val="D4D4D4"/>
+          <w:sz w:val="21"/>
+          <w:szCs w:val="21"/>
+        </w:rPr>
+      </w:pPr>
+      <w:r>
+        <w:rPr>
+          <w:rFonts w:ascii="Consolas" w:hAnsi="Consolas"/>
+          <w:color w:val="569CD6"/>
+          <w:sz w:val="21"/>
+          <w:szCs w:val="21"/>
+        </w:rPr>
+        <w:t>def</w:t>
+      </w:r>
+      <w:r>
+        <w:rPr>
+          <w:rFonts w:ascii="Consolas" w:hAnsi="Consolas"/>
+          <w:color w:val="D4D4D4"/>
+          <w:sz w:val="21"/>
+          <w:szCs w:val="21"/>
+        </w:rPr>
+        <w:t xml:space="preserve"> </w:t>
+      </w:r>
+      <w:r>
+        <w:rPr>
+          <w:rFonts w:ascii="Consolas" w:hAnsi="Consolas"/>
+          <w:color w:val="DCDCAA"/>
+          <w:sz w:val="21"/>
+          <w:szCs w:val="21"/>
+        </w:rPr>
+        <w:t>create_password_reset_token</w:t>
+      </w:r>
+      <w:r>
+        <w:rPr>
+          <w:rFonts w:ascii="Consolas" w:hAnsi="Consolas"/>
+          <w:color w:val="D4D4D4"/>
+          <w:sz w:val="21"/>
+          <w:szCs w:val="21"/>
+        </w:rPr>
+        <w:t>(</w:t>
+      </w:r>
+      <w:r>
+        <w:rPr>
+          <w:rFonts w:ascii="Consolas" w:hAnsi="Consolas"/>
+          <w:color w:val="9CDCFE"/>
+          <w:sz w:val="21"/>
+          <w:szCs w:val="21"/>
+        </w:rPr>
+        <w:t>user_id</w:t>
+      </w:r>
+      <w:r>
+        <w:rPr>
+          <w:rFonts w:ascii="Consolas" w:hAnsi="Consolas"/>
+          <w:color w:val="D4D4D4"/>
+          <w:sz w:val="21"/>
+          <w:szCs w:val="21"/>
+        </w:rPr>
+        <w:t xml:space="preserve">: </w:t>
+      </w:r>
+      <w:r>
+        <w:rPr>
+          <w:rFonts w:ascii="Consolas" w:hAnsi="Consolas"/>
+          <w:color w:val="4EC9B0"/>
+          <w:sz w:val="21"/>
+          <w:szCs w:val="21"/>
+        </w:rPr>
+        <w:t>int</w:t>
+      </w:r>
+      <w:r>
+        <w:rPr>
+          <w:rFonts w:ascii="Consolas" w:hAnsi="Consolas"/>
+          <w:color w:val="D4D4D4"/>
+          <w:sz w:val="21"/>
+          <w:szCs w:val="21"/>
+        </w:rPr>
+        <w:t>):</w:t>
+      </w:r>
+    </w:p>
+    <w:p>
+      <w:pPr>
+        <w:shd w:val="clear" w:color="auto" w:fill="1E1E1E"/>
+        <w:spacing w:line="285" w:lineRule="atLeast"/>
+        <w:rPr>
+          <w:rFonts w:ascii="Consolas" w:hAnsi="Consolas"/>
+          <w:color w:val="D4D4D4"/>
+          <w:sz w:val="21"/>
+          <w:szCs w:val="21"/>
+        </w:rPr>
+      </w:pPr>
+      <w:r>
+        <w:rPr>
+          <w:rFonts w:ascii="Consolas" w:hAnsi="Consolas"/>
+          <w:color w:val="D4D4D4"/>
+          <w:sz w:val="21"/>
+          <w:szCs w:val="21"/>
+        </w:rPr>
+        <w:t xml:space="preserve">  </w:t>
+      </w:r>
+      <w:r>
+        <w:rPr>
+          <w:rFonts w:ascii="Consolas" w:hAnsi="Consolas"/>
+          <w:color w:val="9CDCFE"/>
+          <w:sz w:val="21"/>
+          <w:szCs w:val="21"/>
+        </w:rPr>
+        <w:t>expire</w:t>
+      </w:r>
+      <w:r>
+        <w:rPr>
+          <w:rFonts w:ascii="Consolas" w:hAnsi="Consolas"/>
+          <w:color w:val="D4D4D4"/>
+          <w:sz w:val="21"/>
+          <w:szCs w:val="21"/>
+        </w:rPr>
+        <w:t xml:space="preserve"> = </w:t>
+      </w:r>
+      <w:r>
+        <w:rPr>
+          <w:rFonts w:ascii="Consolas" w:hAnsi="Consolas"/>
+          <w:color w:val="4EC9B0"/>
+          <w:sz w:val="21"/>
+          <w:szCs w:val="21"/>
+        </w:rPr>
+        <w:t>datetime</w:t>
+      </w:r>
+      <w:r>
+        <w:rPr>
+          <w:rFonts w:ascii="Consolas" w:hAnsi="Consolas"/>
+          <w:color w:val="D4D4D4"/>
+          <w:sz w:val="21"/>
+          <w:szCs w:val="21"/>
+        </w:rPr>
+        <w:t>.</w:t>
+      </w:r>
+      <w:r>
+        <w:rPr>
+          <w:rFonts w:ascii="Consolas" w:hAnsi="Consolas"/>
+          <w:color w:val="DCDCAA"/>
+          <w:sz w:val="21"/>
+          <w:szCs w:val="21"/>
+        </w:rPr>
+        <w:t>now</w:t>
+      </w:r>
+      <w:r>
+        <w:rPr>
+          <w:rFonts w:ascii="Consolas" w:hAnsi="Consolas"/>
+          <w:color w:val="D4D4D4"/>
+          <w:sz w:val="21"/>
+          <w:szCs w:val="21"/>
+        </w:rPr>
+        <w:t>(</w:t>
+      </w:r>
+      <w:r>
+        <w:rPr>
+          <w:rFonts w:ascii="Consolas" w:hAnsi="Consolas"/>
+          <w:color w:val="4EC9B0"/>
+          <w:sz w:val="21"/>
+          <w:szCs w:val="21"/>
+        </w:rPr>
+        <w:t>timezone</w:t>
+      </w:r>
+      <w:r>
+        <w:rPr>
+          <w:rFonts w:ascii="Consolas" w:hAnsi="Consolas"/>
+          <w:color w:val="D4D4D4"/>
+          <w:sz w:val="21"/>
+          <w:szCs w:val="21"/>
+        </w:rPr>
+        <w:t>.</w:t>
+      </w:r>
+      <w:r>
+        <w:rPr>
+          <w:rFonts w:ascii="Consolas" w:hAnsi="Consolas"/>
+          <w:color w:val="9CDCFE"/>
+          <w:sz w:val="21"/>
+          <w:szCs w:val="21"/>
+        </w:rPr>
+        <w:t>utc</w:t>
+      </w:r>
+      <w:r>
+        <w:rPr>
+          <w:rFonts w:ascii="Consolas" w:hAnsi="Consolas"/>
+          <w:color w:val="D4D4D4"/>
+          <w:sz w:val="21"/>
+          <w:szCs w:val="21"/>
+        </w:rPr>
+        <w:t xml:space="preserve">) </w:t>
+      </w:r>
+      <w:r>
+        <w:rPr>
+          <w:rFonts w:ascii="Consolas" w:hAnsi="Consolas"/>
+          <w:color w:val="DCDCAA"/>
+          <w:sz w:val="21"/>
+          <w:szCs w:val="21"/>
+        </w:rPr>
+        <w:t>+</w:t>
+      </w:r>
+      <w:r>
+        <w:rPr>
+          <w:rFonts w:ascii="Consolas" w:hAnsi="Consolas"/>
+          <w:color w:val="D4D4D4"/>
+          <w:sz w:val="21"/>
+          <w:szCs w:val="21"/>
+        </w:rPr>
+        <w:t xml:space="preserve"> </w:t>
+      </w:r>
+      <w:r>
+        <w:rPr>
+          <w:rFonts w:ascii="Consolas" w:hAnsi="Consolas"/>
+          <w:color w:val="4EC9B0"/>
+          <w:sz w:val="21"/>
+          <w:szCs w:val="21"/>
+        </w:rPr>
+        <w:t>timedelta</w:t>
+      </w:r>
+      <w:r>
+        <w:rPr>
+          <w:rFonts w:ascii="Consolas" w:hAnsi="Consolas"/>
+          <w:color w:val="D4D4D4"/>
+          <w:sz w:val="21"/>
+          <w:szCs w:val="21"/>
+        </w:rPr>
+        <w:t>(</w:t>
+      </w:r>
+      <w:r>
+        <w:rPr>
+          <w:rFonts w:ascii="Consolas" w:hAnsi="Consolas"/>
+          <w:color w:val="9CDCFE"/>
+          <w:sz w:val="21"/>
+          <w:szCs w:val="21"/>
+        </w:rPr>
+        <w:t>hours</w:t>
+      </w:r>
+      <w:r>
+        <w:rPr>
+          <w:rFonts w:ascii="Consolas" w:hAnsi="Consolas"/>
+          <w:color w:val="D4D4D4"/>
+          <w:sz w:val="21"/>
+          <w:szCs w:val="21"/>
+        </w:rPr>
+        <w:t>=</w:t>
+      </w:r>
+      <w:r>
+        <w:rPr>
+          <w:rFonts w:ascii="Consolas" w:hAnsi="Consolas"/>
+          <w:color w:val="B5CEA8"/>
+          <w:sz w:val="21"/>
+          <w:szCs w:val="21"/>
+        </w:rPr>
+        <w:t>1</w:t>
+      </w:r>
+      <w:r>
+        <w:rPr>
+          <w:rFonts w:ascii="Consolas" w:hAnsi="Consolas"/>
+          <w:color w:val="D4D4D4"/>
+          <w:sz w:val="21"/>
+          <w:szCs w:val="21"/>
+        </w:rPr>
+        <w:t>)</w:t>
+      </w:r>
+    </w:p>
+    <w:p>
+      <w:pPr>
+        <w:shd w:val="clear" w:color="auto" w:fill="1E1E1E"/>
+        <w:spacing w:line="285" w:lineRule="atLeast"/>
+        <w:rPr>
+          <w:rFonts w:ascii="Consolas" w:hAnsi="Consolas"/>
+          <w:color w:val="D4D4D4"/>
+          <w:sz w:val="21"/>
+          <w:szCs w:val="21"/>
+        </w:rPr>
+      </w:pPr>
+      <w:r>
+        <w:rPr>
+          <w:rFonts w:ascii="Consolas" w:hAnsi="Consolas"/>
+          <w:color w:val="D4D4D4"/>
+          <w:sz w:val="21"/>
+          <w:szCs w:val="21"/>
+        </w:rPr>
+        <w:t xml:space="preserve">  </w:t>
+      </w:r>
+      <w:r>
+        <w:rPr>
+          <w:rFonts w:ascii="Consolas" w:hAnsi="Consolas"/>
+          <w:color w:val="9CDCFE"/>
+          <w:sz w:val="21"/>
+          <w:szCs w:val="21"/>
+        </w:rPr>
+        <w:t>to_encode</w:t>
+      </w:r>
+      <w:r>
+        <w:rPr>
+          <w:rFonts w:ascii="Consolas" w:hAnsi="Consolas"/>
+          <w:color w:val="D4D4D4"/>
+          <w:sz w:val="21"/>
+          <w:szCs w:val="21"/>
+        </w:rPr>
+        <w:t xml:space="preserve"> = {</w:t>
+      </w:r>
+      <w:r>
+        <w:rPr>
+          <w:rFonts w:ascii="Consolas" w:hAnsi="Consolas"/>
+          <w:color w:val="CE9178"/>
+          <w:sz w:val="21"/>
+          <w:szCs w:val="21"/>
+        </w:rPr>
+        <w:t>"sub"</w:t>
+      </w:r>
+      <w:r>
+        <w:rPr>
+          <w:rFonts w:ascii="Consolas" w:hAnsi="Consolas"/>
+          <w:color w:val="D4D4D4"/>
+          <w:sz w:val="21"/>
+          <w:szCs w:val="21"/>
+        </w:rPr>
+        <w:t xml:space="preserve">: </w:t>
+      </w:r>
+      <w:r>
+        <w:rPr>
+          <w:rFonts w:ascii="Consolas" w:hAnsi="Consolas"/>
+          <w:color w:val="4EC9B0"/>
+          <w:sz w:val="21"/>
+          <w:szCs w:val="21"/>
+        </w:rPr>
+        <w:t>str</w:t>
+      </w:r>
+      <w:r>
+        <w:rPr>
+          <w:rFonts w:ascii="Consolas" w:hAnsi="Consolas"/>
+          <w:color w:val="D4D4D4"/>
+          <w:sz w:val="21"/>
+          <w:szCs w:val="21"/>
+        </w:rPr>
+        <w:t>(</w:t>
+      </w:r>
+      <w:r>
+        <w:rPr>
+          <w:rFonts w:ascii="Consolas" w:hAnsi="Consolas"/>
+          <w:color w:val="9CDCFE"/>
+          <w:sz w:val="21"/>
+          <w:szCs w:val="21"/>
+        </w:rPr>
+        <w:t>user_id</w:t>
+      </w:r>
+      <w:r>
+        <w:rPr>
+          <w:rFonts w:ascii="Consolas" w:hAnsi="Consolas"/>
+          <w:color w:val="D4D4D4"/>
+          <w:sz w:val="21"/>
+          <w:szCs w:val="21"/>
+        </w:rPr>
+        <w:t xml:space="preserve">), </w:t>
+      </w:r>
+      <w:r>
+        <w:rPr>
+          <w:rFonts w:ascii="Consolas" w:hAnsi="Consolas"/>
+          <w:color w:val="CE9178"/>
+          <w:sz w:val="21"/>
+          <w:szCs w:val="21"/>
+        </w:rPr>
+        <w:t>"type"</w:t>
+      </w:r>
+      <w:r>
+        <w:rPr>
+          <w:rFonts w:ascii="Consolas" w:hAnsi="Consolas"/>
+          <w:color w:val="D4D4D4"/>
+          <w:sz w:val="21"/>
+          <w:szCs w:val="21"/>
+        </w:rPr>
+        <w:t xml:space="preserve">: </w:t>
+      </w:r>
+      <w:r>
+        <w:rPr>
+          <w:rFonts w:ascii="Consolas" w:hAnsi="Consolas"/>
+          <w:color w:val="CE9178"/>
+          <w:sz w:val="21"/>
+          <w:szCs w:val="21"/>
+        </w:rPr>
+        <w:t>"reset"</w:t>
+      </w:r>
+      <w:r>
+        <w:rPr>
+          <w:rFonts w:ascii="Consolas" w:hAnsi="Consolas"/>
+          <w:color w:val="D4D4D4"/>
+          <w:sz w:val="21"/>
+          <w:szCs w:val="21"/>
+        </w:rPr>
+        <w:t xml:space="preserve">, </w:t>
+      </w:r>
+      <w:r>
+        <w:rPr>
+          <w:rFonts w:ascii="Consolas" w:hAnsi="Consolas"/>
+          <w:color w:val="CE9178"/>
+          <w:sz w:val="21"/>
+          <w:szCs w:val="21"/>
+        </w:rPr>
+        <w:t>"exp"</w:t>
+      </w:r>
+      <w:r>
+        <w:rPr>
+          <w:rFonts w:ascii="Consolas" w:hAnsi="Consolas"/>
+          <w:color w:val="D4D4D4"/>
+          <w:sz w:val="21"/>
+          <w:szCs w:val="21"/>
+        </w:rPr>
+        <w:t xml:space="preserve">: </w:t>
+      </w:r>
+      <w:r>
+        <w:rPr>
+          <w:rFonts w:ascii="Consolas" w:hAnsi="Consolas"/>
+          <w:color w:val="9CDCFE"/>
+          <w:sz w:val="21"/>
+          <w:szCs w:val="21"/>
+        </w:rPr>
+        <w:t>expire</w:t>
+      </w:r>
+      <w:r>
+        <w:rPr>
+          <w:rFonts w:ascii="Consolas" w:hAnsi="Consolas"/>
+          <w:color w:val="D4D4D4"/>
+          <w:sz w:val="21"/>
+          <w:szCs w:val="21"/>
+        </w:rPr>
+        <w:t>}</w:t>
+      </w:r>
+    </w:p>
+    <w:p>
+      <w:pPr>
+        <w:shd w:val="clear" w:color="auto" w:fill="1E1E1E"/>
+        <w:spacing w:line="285" w:lineRule="atLeast"/>
+        <w:rPr>
+          <w:rFonts w:ascii="Consolas" w:hAnsi="Consolas"/>
+          <w:color w:val="D4D4D4"/>
+          <w:sz w:val="21"/>
+          <w:szCs w:val="21"/>
+        </w:rPr>
+      </w:pPr>
+      <w:r>
+        <w:rPr>
+          <w:rFonts w:ascii="Consolas" w:hAnsi="Consolas"/>
+          <w:color w:val="D4D4D4"/>
+          <w:sz w:val="21"/>
+          <w:szCs w:val="21"/>
+        </w:rPr>
+        <w:t xml:space="preserve">  </w:t>
+      </w:r>
+      <w:r>
+        <w:rPr>
+          <w:rFonts w:ascii="Consolas" w:hAnsi="Consolas"/>
+          <w:color w:val="C586C0"/>
+          <w:sz w:val="21"/>
+          <w:szCs w:val="21"/>
+        </w:rPr>
+        <w:t>return</w:t>
+      </w:r>
+      <w:r>
+        <w:rPr>
+          <w:rFonts w:ascii="Consolas" w:hAnsi="Consolas"/>
+          <w:color w:val="D4D4D4"/>
+          <w:sz w:val="21"/>
+          <w:szCs w:val="21"/>
+        </w:rPr>
+        <w:t xml:space="preserve"> </w:t>
+      </w:r>
+      <w:r>
+        <w:rPr>
+          <w:rFonts w:ascii="Consolas" w:hAnsi="Consolas"/>
+          <w:color w:val="4EC9B0"/>
+          <w:sz w:val="21"/>
+          <w:szCs w:val="21"/>
+        </w:rPr>
+        <w:t>jwt</w:t>
+      </w:r>
+      <w:r>
+        <w:rPr>
+          <w:rFonts w:ascii="Consolas" w:hAnsi="Consolas"/>
+          <w:color w:val="D4D4D4"/>
+          <w:sz w:val="21"/>
+          <w:szCs w:val="21"/>
+        </w:rPr>
+        <w:t>.</w:t>
+      </w:r>
+      <w:r>
+        <w:rPr>
+          <w:rFonts w:ascii="Consolas" w:hAnsi="Consolas"/>
+          <w:color w:val="DCDCAA"/>
+          <w:sz w:val="21"/>
+          <w:szCs w:val="21"/>
+        </w:rPr>
+        <w:t>encode</w:t>
+      </w:r>
+      <w:r>
+        <w:rPr>
+          <w:rFonts w:ascii="Consolas" w:hAnsi="Consolas"/>
+          <w:color w:val="D4D4D4"/>
+          <w:sz w:val="21"/>
+          <w:szCs w:val="21"/>
+        </w:rPr>
+        <w:t>(</w:t>
+      </w:r>
+      <w:r>
+        <w:rPr>
+          <w:rFonts w:ascii="Consolas" w:hAnsi="Consolas"/>
+          <w:color w:val="9CDCFE"/>
+          <w:sz w:val="21"/>
+          <w:szCs w:val="21"/>
+        </w:rPr>
+        <w:t>to_encode</w:t>
+      </w:r>
+      <w:r>
+        <w:rPr>
+          <w:rFonts w:ascii="Consolas" w:hAnsi="Consolas"/>
+          <w:color w:val="D4D4D4"/>
+          <w:sz w:val="21"/>
+          <w:szCs w:val="21"/>
+        </w:rPr>
+        <w:t xml:space="preserve">, </w:t>
+      </w:r>
+      <w:r>
+        <w:rPr>
+          <w:rFonts w:ascii="Consolas" w:hAnsi="Consolas"/>
+          <w:color w:val="4FC1FF"/>
+          <w:sz w:val="21"/>
+          <w:szCs w:val="21"/>
+        </w:rPr>
+        <w:t>SECRET_KEY</w:t>
+      </w:r>
+      <w:r>
+        <w:rPr>
+          <w:rFonts w:ascii="Consolas" w:hAnsi="Consolas"/>
+          <w:color w:val="D4D4D4"/>
+          <w:sz w:val="21"/>
+          <w:szCs w:val="21"/>
+        </w:rPr>
+        <w:t xml:space="preserve">, </w:t>
+      </w:r>
+      <w:r>
+        <w:rPr>
+          <w:rFonts w:ascii="Consolas" w:hAnsi="Consolas"/>
+          <w:color w:val="9CDCFE"/>
+          <w:sz w:val="21"/>
+          <w:szCs w:val="21"/>
+        </w:rPr>
+        <w:t>algorithm</w:t>
+      </w:r>
+      <w:r>
+        <w:rPr>
+          <w:rFonts w:ascii="Consolas" w:hAnsi="Consolas"/>
+          <w:color w:val="D4D4D4"/>
+          <w:sz w:val="21"/>
+          <w:szCs w:val="21"/>
+        </w:rPr>
+        <w:t>=</w:t>
+      </w:r>
+      <w:r>
+        <w:rPr>
+          <w:rFonts w:ascii="Consolas" w:hAnsi="Consolas"/>
+          <w:color w:val="4FC1FF"/>
+          <w:sz w:val="21"/>
+          <w:szCs w:val="21"/>
+        </w:rPr>
+        <w:t>ALGORITHM</w:t>
+      </w:r>
+      <w:r>
+        <w:rPr>
+          <w:rFonts w:ascii="Consolas" w:hAnsi="Consolas"/>
+          <w:color w:val="D4D4D4"/>
+          <w:sz w:val="21"/>
+          <w:szCs w:val="21"/>
+        </w:rPr>
+        <w:t>)</w:t>
+      </w:r>
+    </w:p>
+    <w:p/>
+    <w:p>
+      <w:r>
+        <w:t>and in routers.py:</w:t>
+      </w:r>
+    </w:p>
+    <w:p>
+      <w:pPr>
+        <w:shd w:val="clear" w:color="auto" w:fill="1E1E1E"/>
+        <w:spacing w:line="285" w:lineRule="atLeast"/>
+        <w:rPr>
+          <w:rFonts w:ascii="Consolas" w:hAnsi="Consolas"/>
+          <w:color w:val="D4D4D4"/>
+          <w:sz w:val="21"/>
+          <w:szCs w:val="21"/>
+        </w:rPr>
+      </w:pPr>
+      <w:r>
+        <w:rPr>
+          <w:rFonts w:ascii="Consolas" w:hAnsi="Consolas"/>
+          <w:color w:val="DCDCAA"/>
+          <w:sz w:val="21"/>
+          <w:szCs w:val="21"/>
+        </w:rPr>
+        <w:lastRenderedPageBreak/>
+        <w:t>@</w:t>
+      </w:r>
+      <w:r>
+        <w:rPr>
+          <w:rFonts w:ascii="Consolas" w:hAnsi="Consolas"/>
+          <w:color w:val="9CDCFE"/>
+          <w:sz w:val="21"/>
+          <w:szCs w:val="21"/>
+        </w:rPr>
+        <w:t>router</w:t>
+      </w:r>
+      <w:r>
+        <w:rPr>
+          <w:rFonts w:ascii="Consolas" w:hAnsi="Consolas"/>
+          <w:color w:val="DCDCAA"/>
+          <w:sz w:val="21"/>
+          <w:szCs w:val="21"/>
+        </w:rPr>
+        <w:t>.post</w:t>
+      </w:r>
+      <w:r>
+        <w:rPr>
+          <w:rFonts w:ascii="Consolas" w:hAnsi="Consolas"/>
+          <w:color w:val="D4D4D4"/>
+          <w:sz w:val="21"/>
+          <w:szCs w:val="21"/>
+        </w:rPr>
+        <w:t>(</w:t>
+      </w:r>
+      <w:r>
+        <w:rPr>
+          <w:rFonts w:ascii="Consolas" w:hAnsi="Consolas"/>
+          <w:color w:val="CE9178"/>
+          <w:sz w:val="21"/>
+          <w:szCs w:val="21"/>
+        </w:rPr>
+        <w:t>"/forgot-password"</w:t>
+      </w:r>
+      <w:r>
+        <w:rPr>
+          <w:rFonts w:ascii="Consolas" w:hAnsi="Consolas"/>
+          <w:color w:val="D4D4D4"/>
+          <w:sz w:val="21"/>
+          <w:szCs w:val="21"/>
+        </w:rPr>
+        <w:t>)</w:t>
+      </w:r>
+    </w:p>
+    <w:p>
+      <w:pPr>
+        <w:shd w:val="clear" w:color="auto" w:fill="1E1E1E"/>
+        <w:spacing w:line="285" w:lineRule="atLeast"/>
+        <w:rPr>
+          <w:rFonts w:ascii="Consolas" w:hAnsi="Consolas"/>
+          <w:color w:val="D4D4D4"/>
+          <w:sz w:val="21"/>
+          <w:szCs w:val="21"/>
+        </w:rPr>
+      </w:pPr>
+      <w:r>
+        <w:rPr>
+          <w:rFonts w:ascii="Consolas" w:hAnsi="Consolas"/>
+          <w:color w:val="569CD6"/>
+          <w:sz w:val="21"/>
+          <w:szCs w:val="21"/>
+        </w:rPr>
+        <w:t>def</w:t>
+      </w:r>
+      <w:r>
+        <w:rPr>
+          <w:rFonts w:ascii="Consolas" w:hAnsi="Consolas"/>
+          <w:color w:val="D4D4D4"/>
+          <w:sz w:val="21"/>
+          <w:szCs w:val="21"/>
+        </w:rPr>
+        <w:t xml:space="preserve"> </w:t>
+      </w:r>
+      <w:r>
+        <w:rPr>
+          <w:rFonts w:ascii="Consolas" w:hAnsi="Consolas"/>
+          <w:color w:val="DCDCAA"/>
+          <w:sz w:val="21"/>
+          <w:szCs w:val="21"/>
+        </w:rPr>
+        <w:t>forgot_password</w:t>
+      </w:r>
+      <w:r>
+        <w:rPr>
+          <w:rFonts w:ascii="Consolas" w:hAnsi="Consolas"/>
+          <w:color w:val="D4D4D4"/>
+          <w:sz w:val="21"/>
+          <w:szCs w:val="21"/>
+        </w:rPr>
+        <w:t>(</w:t>
+      </w:r>
+      <w:r>
+        <w:rPr>
+          <w:rFonts w:ascii="Consolas" w:hAnsi="Consolas"/>
+          <w:color w:val="9CDCFE"/>
+          <w:sz w:val="21"/>
+          <w:szCs w:val="21"/>
+        </w:rPr>
+        <w:t>session</w:t>
+      </w:r>
+      <w:r>
+        <w:rPr>
+          <w:rFonts w:ascii="Consolas" w:hAnsi="Consolas"/>
+          <w:color w:val="D4D4D4"/>
+          <w:sz w:val="21"/>
+          <w:szCs w:val="21"/>
+        </w:rPr>
+        <w:t xml:space="preserve">: </w:t>
+      </w:r>
+      <w:r>
+        <w:rPr>
+          <w:rFonts w:ascii="Consolas" w:hAnsi="Consolas"/>
+          <w:color w:val="4EC9B0"/>
+          <w:sz w:val="21"/>
+          <w:szCs w:val="21"/>
+        </w:rPr>
+        <w:t>SessionDep</w:t>
+      </w:r>
+      <w:r>
+        <w:rPr>
+          <w:rFonts w:ascii="Consolas" w:hAnsi="Consolas"/>
+          <w:color w:val="D4D4D4"/>
+          <w:sz w:val="21"/>
+          <w:szCs w:val="21"/>
+        </w:rPr>
+        <w:t xml:space="preserve">, </w:t>
+      </w:r>
+      <w:r>
+        <w:rPr>
+          <w:rFonts w:ascii="Consolas" w:hAnsi="Consolas"/>
+          <w:color w:val="9CDCFE"/>
+          <w:sz w:val="21"/>
+          <w:szCs w:val="21"/>
+        </w:rPr>
+        <w:t>email</w:t>
+      </w:r>
+      <w:r>
+        <w:rPr>
+          <w:rFonts w:ascii="Consolas" w:hAnsi="Consolas"/>
+          <w:color w:val="D4D4D4"/>
+          <w:sz w:val="21"/>
+          <w:szCs w:val="21"/>
+        </w:rPr>
+        <w:t xml:space="preserve">: </w:t>
+      </w:r>
+      <w:r>
+        <w:rPr>
+          <w:rFonts w:ascii="Consolas" w:hAnsi="Consolas"/>
+          <w:color w:val="4EC9B0"/>
+          <w:sz w:val="21"/>
+          <w:szCs w:val="21"/>
+        </w:rPr>
+        <w:t>str</w:t>
+      </w:r>
+      <w:r>
+        <w:rPr>
+          <w:rFonts w:ascii="Consolas" w:hAnsi="Consolas"/>
+          <w:color w:val="D4D4D4"/>
+          <w:sz w:val="21"/>
+          <w:szCs w:val="21"/>
+        </w:rPr>
+        <w:t>):</w:t>
+      </w:r>
+    </w:p>
+    <w:p>
+      <w:pPr>
+        <w:shd w:val="clear" w:color="auto" w:fill="1E1E1E"/>
+        <w:spacing w:line="285" w:lineRule="atLeast"/>
+        <w:rPr>
+          <w:rFonts w:ascii="Consolas" w:hAnsi="Consolas"/>
+          <w:color w:val="D4D4D4"/>
+          <w:sz w:val="21"/>
+          <w:szCs w:val="21"/>
+        </w:rPr>
+      </w:pPr>
+      <w:r>
+        <w:rPr>
+          <w:rFonts w:ascii="Consolas" w:hAnsi="Consolas"/>
+          <w:color w:val="D4D4D4"/>
+          <w:sz w:val="21"/>
+          <w:szCs w:val="21"/>
+        </w:rPr>
+        <w:t xml:space="preserve">  </w:t>
+      </w:r>
+      <w:r>
+        <w:rPr>
+          <w:rFonts w:ascii="Consolas" w:hAnsi="Consolas"/>
+          <w:color w:val="C586C0"/>
+          <w:sz w:val="21"/>
+          <w:szCs w:val="21"/>
+        </w:rPr>
+        <w:t>return</w:t>
+      </w:r>
+      <w:r>
+        <w:rPr>
+          <w:rFonts w:ascii="Consolas" w:hAnsi="Consolas"/>
+          <w:color w:val="D4D4D4"/>
+          <w:sz w:val="21"/>
+          <w:szCs w:val="21"/>
+        </w:rPr>
+        <w:t xml:space="preserve"> </w:t>
+      </w:r>
+      <w:r>
+        <w:rPr>
+          <w:rFonts w:ascii="Consolas" w:hAnsi="Consolas"/>
+          <w:color w:val="DCDCAA"/>
+          <w:sz w:val="21"/>
+          <w:szCs w:val="21"/>
+        </w:rPr>
+        <w:t>process_password_reset</w:t>
+      </w:r>
+      <w:r>
+        <w:rPr>
+          <w:rFonts w:ascii="Consolas" w:hAnsi="Consolas"/>
+          <w:color w:val="D4D4D4"/>
+          <w:sz w:val="21"/>
+          <w:szCs w:val="21"/>
+        </w:rPr>
+        <w:t>(</w:t>
+      </w:r>
+      <w:r>
+        <w:rPr>
+          <w:rFonts w:ascii="Consolas" w:hAnsi="Consolas"/>
+          <w:color w:val="9CDCFE"/>
+          <w:sz w:val="21"/>
+          <w:szCs w:val="21"/>
+        </w:rPr>
+        <w:t>session</w:t>
+      </w:r>
+      <w:r>
+        <w:rPr>
+          <w:rFonts w:ascii="Consolas" w:hAnsi="Consolas"/>
+          <w:color w:val="D4D4D4"/>
+          <w:sz w:val="21"/>
+          <w:szCs w:val="21"/>
+        </w:rPr>
+        <w:t xml:space="preserve">, </w:t>
+      </w:r>
+      <w:r>
+        <w:rPr>
+          <w:rFonts w:ascii="Consolas" w:hAnsi="Consolas"/>
+          <w:color w:val="9CDCFE"/>
+          <w:sz w:val="21"/>
+          <w:szCs w:val="21"/>
+        </w:rPr>
+        <w:t>email</w:t>
+      </w:r>
+      <w:r>
+        <w:rPr>
+          <w:rFonts w:ascii="Consolas" w:hAnsi="Consolas"/>
+          <w:color w:val="D4D4D4"/>
+          <w:sz w:val="21"/>
+          <w:szCs w:val="21"/>
+        </w:rPr>
+        <w:t>)</w:t>
+      </w:r>
+    </w:p>
+    <w:p>
+      <w:pPr>
+        <w:shd w:val="clear" w:color="auto" w:fill="1E1E1E"/>
+        <w:spacing w:line="285" w:lineRule="atLeast"/>
+        <w:rPr>
+          <w:rFonts w:ascii="Consolas" w:hAnsi="Consolas"/>
+          <w:color w:val="D4D4D4"/>
+          <w:sz w:val="21"/>
+          <w:szCs w:val="21"/>
+        </w:rPr>
+      </w:pPr>
+    </w:p>
+    <w:p>
+      <w:pPr>
+        <w:shd w:val="clear" w:color="auto" w:fill="1E1E1E"/>
+        <w:spacing w:line="285" w:lineRule="atLeast"/>
+        <w:rPr>
+          <w:rFonts w:ascii="Consolas" w:hAnsi="Consolas"/>
+          <w:color w:val="D4D4D4"/>
+          <w:sz w:val="21"/>
+          <w:szCs w:val="21"/>
+        </w:rPr>
+      </w:pPr>
+      <w:r>
+        <w:rPr>
+          <w:rFonts w:ascii="Consolas" w:hAnsi="Consolas"/>
+          <w:color w:val="DCDCAA"/>
+          <w:sz w:val="21"/>
+          <w:szCs w:val="21"/>
+        </w:rPr>
+        <w:t>@</w:t>
+      </w:r>
+      <w:r>
+        <w:rPr>
+          <w:rFonts w:ascii="Consolas" w:hAnsi="Consolas"/>
+          <w:color w:val="9CDCFE"/>
+          <w:sz w:val="21"/>
+          <w:szCs w:val="21"/>
+        </w:rPr>
+        <w:t>router</w:t>
+      </w:r>
+      <w:r>
+        <w:rPr>
+          <w:rFonts w:ascii="Consolas" w:hAnsi="Consolas"/>
+          <w:color w:val="DCDCAA"/>
+          <w:sz w:val="21"/>
+          <w:szCs w:val="21"/>
+        </w:rPr>
+        <w:t>.post</w:t>
+      </w:r>
+      <w:r>
+        <w:rPr>
+          <w:rFonts w:ascii="Consolas" w:hAnsi="Consolas"/>
+          <w:color w:val="D4D4D4"/>
+          <w:sz w:val="21"/>
+          <w:szCs w:val="21"/>
+        </w:rPr>
+        <w:t>(</w:t>
+      </w:r>
+      <w:r>
+        <w:rPr>
+          <w:rFonts w:ascii="Consolas" w:hAnsi="Consolas"/>
+          <w:color w:val="CE9178"/>
+          <w:sz w:val="21"/>
+          <w:szCs w:val="21"/>
+        </w:rPr>
+        <w:t>"/reset-password"</w:t>
+      </w:r>
+      <w:r>
+        <w:rPr>
+          <w:rFonts w:ascii="Consolas" w:hAnsi="Consolas"/>
+          <w:color w:val="D4D4D4"/>
+          <w:sz w:val="21"/>
+          <w:szCs w:val="21"/>
+        </w:rPr>
+        <w:t>)</w:t>
+      </w:r>
+    </w:p>
+    <w:p>
+      <w:pPr>
+        <w:shd w:val="clear" w:color="auto" w:fill="1E1E1E"/>
+        <w:spacing w:line="285" w:lineRule="atLeast"/>
+        <w:rPr>
+          <w:rFonts w:ascii="Consolas" w:hAnsi="Consolas"/>
+          <w:color w:val="D4D4D4"/>
+          <w:sz w:val="21"/>
+          <w:szCs w:val="21"/>
+        </w:rPr>
+      </w:pPr>
+      <w:r>
+        <w:rPr>
+          <w:rFonts w:ascii="Consolas" w:hAnsi="Consolas"/>
+          <w:color w:val="569CD6"/>
+          <w:sz w:val="21"/>
+          <w:szCs w:val="21"/>
+        </w:rPr>
+        <w:t>def</w:t>
+      </w:r>
+      <w:r>
+        <w:rPr>
+          <w:rFonts w:ascii="Consolas" w:hAnsi="Consolas"/>
+          <w:color w:val="D4D4D4"/>
+          <w:sz w:val="21"/>
+          <w:szCs w:val="21"/>
+        </w:rPr>
+        <w:t xml:space="preserve"> </w:t>
+      </w:r>
+      <w:r>
+        <w:rPr>
+          <w:rFonts w:ascii="Consolas" w:hAnsi="Consolas"/>
+          <w:color w:val="DCDCAA"/>
+          <w:sz w:val="21"/>
+          <w:szCs w:val="21"/>
+        </w:rPr>
+        <w:t>reset_password</w:t>
+      </w:r>
+      <w:r>
+        <w:rPr>
+          <w:rFonts w:ascii="Consolas" w:hAnsi="Consolas"/>
+          <w:color w:val="D4D4D4"/>
+          <w:sz w:val="21"/>
+          <w:szCs w:val="21"/>
+        </w:rPr>
+        <w:t>(</w:t>
+      </w:r>
+      <w:r>
+        <w:rPr>
+          <w:rFonts w:ascii="Consolas" w:hAnsi="Consolas"/>
+          <w:color w:val="9CDCFE"/>
+          <w:sz w:val="21"/>
+          <w:szCs w:val="21"/>
+        </w:rPr>
+        <w:t>session</w:t>
+      </w:r>
+      <w:r>
+        <w:rPr>
+          <w:rFonts w:ascii="Consolas" w:hAnsi="Consolas"/>
+          <w:color w:val="D4D4D4"/>
+          <w:sz w:val="21"/>
+          <w:szCs w:val="21"/>
+        </w:rPr>
+        <w:t xml:space="preserve">: </w:t>
+      </w:r>
+      <w:r>
+        <w:rPr>
+          <w:rFonts w:ascii="Consolas" w:hAnsi="Consolas"/>
+          <w:color w:val="4EC9B0"/>
+          <w:sz w:val="21"/>
+          <w:szCs w:val="21"/>
+        </w:rPr>
+        <w:t>SessionDep</w:t>
+      </w:r>
+      <w:r>
+        <w:rPr>
+          <w:rFonts w:ascii="Consolas" w:hAnsi="Consolas"/>
+          <w:color w:val="D4D4D4"/>
+          <w:sz w:val="21"/>
+          <w:szCs w:val="21"/>
+        </w:rPr>
+        <w:t xml:space="preserve">, </w:t>
+      </w:r>
+      <w:r>
+        <w:rPr>
+          <w:rFonts w:ascii="Consolas" w:hAnsi="Consolas"/>
+          <w:color w:val="9CDCFE"/>
+          <w:sz w:val="21"/>
+          <w:szCs w:val="21"/>
+        </w:rPr>
+        <w:t>token</w:t>
+      </w:r>
+      <w:r>
+        <w:rPr>
+          <w:rFonts w:ascii="Consolas" w:hAnsi="Consolas"/>
+          <w:color w:val="D4D4D4"/>
+          <w:sz w:val="21"/>
+          <w:szCs w:val="21"/>
+        </w:rPr>
+        <w:t xml:space="preserve">: </w:t>
+      </w:r>
+      <w:r>
+        <w:rPr>
+          <w:rFonts w:ascii="Consolas" w:hAnsi="Consolas"/>
+          <w:color w:val="4EC9B0"/>
+          <w:sz w:val="21"/>
+          <w:szCs w:val="21"/>
+        </w:rPr>
+        <w:t>str</w:t>
+      </w:r>
+      <w:r>
+        <w:rPr>
+          <w:rFonts w:ascii="Consolas" w:hAnsi="Consolas"/>
+          <w:color w:val="D4D4D4"/>
+          <w:sz w:val="21"/>
+          <w:szCs w:val="21"/>
+        </w:rPr>
+        <w:t xml:space="preserve">, </w:t>
+      </w:r>
+      <w:r>
+        <w:rPr>
+          <w:rFonts w:ascii="Consolas" w:hAnsi="Consolas"/>
+          <w:color w:val="9CDCFE"/>
+          <w:sz w:val="21"/>
+          <w:szCs w:val="21"/>
+        </w:rPr>
+        <w:t>new_password</w:t>
+      </w:r>
+      <w:r>
+        <w:rPr>
+          <w:rFonts w:ascii="Consolas" w:hAnsi="Consolas"/>
+          <w:color w:val="D4D4D4"/>
+          <w:sz w:val="21"/>
+          <w:szCs w:val="21"/>
+        </w:rPr>
+        <w:t xml:space="preserve">: </w:t>
+      </w:r>
+      <w:r>
+        <w:rPr>
+          <w:rFonts w:ascii="Consolas" w:hAnsi="Consolas"/>
+          <w:color w:val="4EC9B0"/>
+          <w:sz w:val="21"/>
+          <w:szCs w:val="21"/>
+        </w:rPr>
+        <w:t>str</w:t>
+      </w:r>
+      <w:r>
+        <w:rPr>
+          <w:rFonts w:ascii="Consolas" w:hAnsi="Consolas"/>
+          <w:color w:val="D4D4D4"/>
+          <w:sz w:val="21"/>
+          <w:szCs w:val="21"/>
+        </w:rPr>
+        <w:t>):</w:t>
+      </w:r>
+    </w:p>
+    <w:p>
+      <w:pPr>
+        <w:shd w:val="clear" w:color="auto" w:fill="1E1E1E"/>
+        <w:spacing w:line="285" w:lineRule="atLeast"/>
+        <w:rPr>
+          <w:rFonts w:ascii="Consolas" w:hAnsi="Consolas"/>
+          <w:color w:val="D4D4D4"/>
+          <w:sz w:val="21"/>
+          <w:szCs w:val="21"/>
+        </w:rPr>
+      </w:pPr>
+      <w:r>
+        <w:rPr>
+          <w:rFonts w:ascii="Consolas" w:hAnsi="Consolas"/>
+          <w:color w:val="D4D4D4"/>
+          <w:sz w:val="21"/>
+          <w:szCs w:val="21"/>
+        </w:rPr>
+        <w:t xml:space="preserve">    </w:t>
+      </w:r>
+      <w:r>
+        <w:rPr>
+          <w:rFonts w:ascii="Consolas" w:hAnsi="Consolas"/>
+          <w:color w:val="C586C0"/>
+          <w:sz w:val="21"/>
+          <w:szCs w:val="21"/>
+        </w:rPr>
+        <w:t>return</w:t>
+      </w:r>
+      <w:r>
+        <w:rPr>
+          <w:rFonts w:ascii="Consolas" w:hAnsi="Consolas"/>
+          <w:color w:val="D4D4D4"/>
+          <w:sz w:val="21"/>
+          <w:szCs w:val="21"/>
+        </w:rPr>
+        <w:t xml:space="preserve"> </w:t>
+      </w:r>
+      <w:r>
+        <w:rPr>
+          <w:rFonts w:ascii="Consolas" w:hAnsi="Consolas"/>
+          <w:color w:val="DCDCAA"/>
+          <w:sz w:val="21"/>
+          <w:szCs w:val="21"/>
+        </w:rPr>
+        <w:t>reset_password_with_token</w:t>
+      </w:r>
+      <w:r>
+        <w:rPr>
+          <w:rFonts w:ascii="Consolas" w:hAnsi="Consolas"/>
+          <w:color w:val="D4D4D4"/>
+          <w:sz w:val="21"/>
+          <w:szCs w:val="21"/>
+        </w:rPr>
+        <w:t>(</w:t>
+      </w:r>
+      <w:r>
+        <w:rPr>
+          <w:rFonts w:ascii="Consolas" w:hAnsi="Consolas"/>
+          <w:color w:val="9CDCFE"/>
+          <w:sz w:val="21"/>
+          <w:szCs w:val="21"/>
+        </w:rPr>
+        <w:t>session</w:t>
+      </w:r>
+      <w:r>
+        <w:rPr>
+          <w:rFonts w:ascii="Consolas" w:hAnsi="Consolas"/>
+          <w:color w:val="D4D4D4"/>
+          <w:sz w:val="21"/>
+          <w:szCs w:val="21"/>
+        </w:rPr>
+        <w:t xml:space="preserve">, </w:t>
+      </w:r>
+      <w:r>
+        <w:rPr>
+          <w:rFonts w:ascii="Consolas" w:hAnsi="Consolas"/>
+          <w:color w:val="9CDCFE"/>
+          <w:sz w:val="21"/>
+          <w:szCs w:val="21"/>
+        </w:rPr>
+        <w:t>token</w:t>
+      </w:r>
+      <w:r>
+        <w:rPr>
+          <w:rFonts w:ascii="Consolas" w:hAnsi="Consolas"/>
+          <w:color w:val="D4D4D4"/>
+          <w:sz w:val="21"/>
+          <w:szCs w:val="21"/>
+        </w:rPr>
+        <w:t xml:space="preserve">, </w:t>
+      </w:r>
+      <w:r>
+        <w:rPr>
+          <w:rFonts w:ascii="Consolas" w:hAnsi="Consolas"/>
+          <w:color w:val="9CDCFE"/>
+          <w:sz w:val="21"/>
+          <w:szCs w:val="21"/>
+        </w:rPr>
+        <w:t>new_password</w:t>
+      </w:r>
+      <w:r>
+        <w:rPr>
+          <w:rFonts w:ascii="Consolas" w:hAnsi="Consolas"/>
+          <w:color w:val="D4D4D4"/>
+          <w:sz w:val="21"/>
+          <w:szCs w:val="21"/>
+        </w:rPr>
+        <w:t>)</w:t>
+      </w:r>
+    </w:p>
+    <w:p/>
+    <w:p/>
+    <w:p>
+      <w:r>
+        <w:t xml:space="preserve">first we go into the </w:t>
+      </w:r>
+      <w:r>
+        <w:t xml:space="preserve">url and than click on forget password write email and click on execute </w:t>
+      </w:r>
+    </w:p>
+    <w:p>
+      <w:r>
+        <w:t xml:space="preserve">and  we see that email send successfully </w:t>
+      </w:r>
+    </w:p>
+    <w:p>
+      <w:r>
+        <w:t xml:space="preserve">and than go into the terminal because we can print the token copy the token and go into the reset passward and see  our password successfully  reset </w:t>
+      </w:r>
+    </w:p>
+    <w:p>
+      <w:r>
+        <w:t xml:space="preserve">and than for checking again click on authorize button and login with new reset passward and </w:t>
+      </w:r>
+      <w:r>
+        <w:t xml:space="preserve">we see our passward suceessfully resets </w:t>
+      </w:r>
+    </w:p>
+    <w:p/>
+    <w:p>
+      <w:pPr>
+        <w:pBdr>
+          <w:top w:val="double" w:sz="6" w:space="1" w:color="auto"/>
+          <w:bottom w:val="double" w:sz="6" w:space="1" w:color="auto"/>
+        </w:pBdr>
+      </w:pPr>
+    </w:p>
+    <w:p>
+      <w:pPr>
+        <w:pStyle w:val="Heading1"/>
+      </w:pPr>
+      <w:r>
+        <w:rPr>
+          <w:highlight w:val="yellow"/>
+        </w:rPr>
+        <w:t xml:space="preserve">Chapter 106 (Continue): </w:t>
+      </w:r>
+      <w:r>
+        <w:rPr>
+          <w:highlight w:val="yellow"/>
+        </w:rPr>
+        <w:t>Admin Role</w:t>
+      </w:r>
+    </w:p>
+    <w:p>
+      <w:r>
+        <w:t>In this we just add the depencies :</w:t>
+      </w:r>
+    </w:p>
+    <w:p>
+      <w:r>
+        <w:t>Go into the dependencies.py:</w:t>
+      </w:r>
+    </w:p>
+    <w:p>
+      <w:pPr>
+        <w:shd w:val="clear" w:color="auto" w:fill="1E1E1E"/>
+        <w:spacing w:line="285" w:lineRule="atLeast"/>
+        <w:rPr>
+          <w:rFonts w:ascii="Consolas" w:hAnsi="Consolas"/>
+          <w:color w:val="D4D4D4"/>
+          <w:sz w:val="21"/>
+          <w:szCs w:val="21"/>
+        </w:rPr>
+      </w:pPr>
+      <w:r>
+        <w:rPr>
+          <w:rFonts w:ascii="Consolas" w:hAnsi="Consolas"/>
+          <w:color w:val="569CD6"/>
+          <w:sz w:val="21"/>
+          <w:szCs w:val="21"/>
+        </w:rPr>
+        <w:t>def</w:t>
+      </w:r>
+      <w:r>
+        <w:rPr>
+          <w:rFonts w:ascii="Consolas" w:hAnsi="Consolas"/>
+          <w:color w:val="D4D4D4"/>
+          <w:sz w:val="21"/>
+          <w:szCs w:val="21"/>
+        </w:rPr>
+        <w:t xml:space="preserve"> </w:t>
+      </w:r>
+      <w:r>
+        <w:rPr>
+          <w:rFonts w:ascii="Consolas" w:hAnsi="Consolas"/>
+          <w:color w:val="DCDCAA"/>
+          <w:sz w:val="21"/>
+          <w:szCs w:val="21"/>
+        </w:rPr>
+        <w:t>require_admin</w:t>
+      </w:r>
+      <w:r>
+        <w:rPr>
+          <w:rFonts w:ascii="Consolas" w:hAnsi="Consolas"/>
+          <w:color w:val="D4D4D4"/>
+          <w:sz w:val="21"/>
+          <w:szCs w:val="21"/>
+        </w:rPr>
+        <w:t>(</w:t>
+      </w:r>
+      <w:r>
+        <w:rPr>
+          <w:rFonts w:ascii="Consolas" w:hAnsi="Consolas"/>
+          <w:color w:val="9CDCFE"/>
+          <w:sz w:val="21"/>
+          <w:szCs w:val="21"/>
+        </w:rPr>
+        <w:t>user</w:t>
+      </w:r>
+      <w:r>
+        <w:rPr>
+          <w:rFonts w:ascii="Consolas" w:hAnsi="Consolas"/>
+          <w:color w:val="D4D4D4"/>
+          <w:sz w:val="21"/>
+          <w:szCs w:val="21"/>
+        </w:rPr>
+        <w:t xml:space="preserve">: </w:t>
+      </w:r>
+      <w:r>
+        <w:rPr>
+          <w:rFonts w:ascii="Consolas" w:hAnsi="Consolas"/>
+          <w:color w:val="4EC9B0"/>
+          <w:sz w:val="21"/>
+          <w:szCs w:val="21"/>
+        </w:rPr>
+        <w:t>User</w:t>
+      </w:r>
+      <w:r>
+        <w:rPr>
+          <w:rFonts w:ascii="Consolas" w:hAnsi="Consolas"/>
+          <w:color w:val="D4D4D4"/>
+          <w:sz w:val="21"/>
+          <w:szCs w:val="21"/>
+        </w:rPr>
+        <w:t xml:space="preserve"> = </w:t>
+      </w:r>
+      <w:r>
+        <w:rPr>
+          <w:rFonts w:ascii="Consolas" w:hAnsi="Consolas"/>
+          <w:color w:val="4EC9B0"/>
+          <w:sz w:val="21"/>
+          <w:szCs w:val="21"/>
+        </w:rPr>
+        <w:t>Depends</w:t>
+      </w:r>
+      <w:r>
+        <w:rPr>
+          <w:rFonts w:ascii="Consolas" w:hAnsi="Consolas"/>
+          <w:color w:val="D4D4D4"/>
+          <w:sz w:val="21"/>
+          <w:szCs w:val="21"/>
+        </w:rPr>
+        <w:t>(get_current_user)):</w:t>
+      </w:r>
+    </w:p>
+    <w:p>
+      <w:pPr>
+        <w:shd w:val="clear" w:color="auto" w:fill="1E1E1E"/>
+        <w:spacing w:line="285" w:lineRule="atLeast"/>
+        <w:rPr>
+          <w:rFonts w:ascii="Consolas" w:hAnsi="Consolas"/>
+          <w:color w:val="D4D4D4"/>
+          <w:sz w:val="21"/>
+          <w:szCs w:val="21"/>
+        </w:rPr>
+      </w:pPr>
+      <w:r>
+        <w:rPr>
+          <w:rFonts w:ascii="Consolas" w:hAnsi="Consolas"/>
+          <w:color w:val="D4D4D4"/>
+          <w:sz w:val="21"/>
+          <w:szCs w:val="21"/>
+        </w:rPr>
+        <w:t xml:space="preserve">  </w:t>
+      </w:r>
+      <w:r>
+        <w:rPr>
+          <w:rFonts w:ascii="Consolas" w:hAnsi="Consolas"/>
+          <w:color w:val="C586C0"/>
+          <w:sz w:val="21"/>
+          <w:szCs w:val="21"/>
+        </w:rPr>
+        <w:t>if</w:t>
+      </w:r>
+      <w:r>
+        <w:rPr>
+          <w:rFonts w:ascii="Consolas" w:hAnsi="Consolas"/>
+          <w:color w:val="D4D4D4"/>
+          <w:sz w:val="21"/>
+          <w:szCs w:val="21"/>
+        </w:rPr>
+        <w:t xml:space="preserve"> </w:t>
+      </w:r>
+      <w:r>
+        <w:rPr>
+          <w:rFonts w:ascii="Consolas" w:hAnsi="Consolas"/>
+          <w:color w:val="569CD6"/>
+          <w:sz w:val="21"/>
+          <w:szCs w:val="21"/>
+        </w:rPr>
+        <w:t>not</w:t>
+      </w:r>
+      <w:r>
+        <w:rPr>
+          <w:rFonts w:ascii="Consolas" w:hAnsi="Consolas"/>
+          <w:color w:val="D4D4D4"/>
+          <w:sz w:val="21"/>
+          <w:szCs w:val="21"/>
+        </w:rPr>
+        <w:t xml:space="preserve"> user.is_admin:</w:t>
+      </w:r>
+    </w:p>
+    <w:p>
+      <w:pPr>
+        <w:shd w:val="clear" w:color="auto" w:fill="1E1E1E"/>
+        <w:spacing w:line="285" w:lineRule="atLeast"/>
+        <w:rPr>
+          <w:rFonts w:ascii="Consolas" w:hAnsi="Consolas"/>
+          <w:color w:val="D4D4D4"/>
+          <w:sz w:val="21"/>
+          <w:szCs w:val="21"/>
+        </w:rPr>
+      </w:pPr>
+      <w:r>
+        <w:rPr>
+          <w:rFonts w:ascii="Consolas" w:hAnsi="Consolas"/>
+          <w:color w:val="D4D4D4"/>
+          <w:sz w:val="21"/>
+          <w:szCs w:val="21"/>
+        </w:rPr>
+        <w:t>     </w:t>
+      </w:r>
+      <w:r>
+        <w:rPr>
+          <w:rFonts w:ascii="Consolas" w:hAnsi="Consolas"/>
+          <w:color w:val="C586C0"/>
+          <w:sz w:val="21"/>
+          <w:szCs w:val="21"/>
+        </w:rPr>
+        <w:t>raise</w:t>
+      </w:r>
+      <w:r>
+        <w:rPr>
+          <w:rFonts w:ascii="Consolas" w:hAnsi="Consolas"/>
+          <w:color w:val="D4D4D4"/>
+          <w:sz w:val="21"/>
+          <w:szCs w:val="21"/>
+        </w:rPr>
+        <w:t xml:space="preserve"> HTTPException(</w:t>
+      </w:r>
+      <w:r>
+        <w:rPr>
+          <w:rFonts w:ascii="Consolas" w:hAnsi="Consolas"/>
+          <w:color w:val="9CDCFE"/>
+          <w:sz w:val="21"/>
+          <w:szCs w:val="21"/>
+        </w:rPr>
+        <w:t>status_code</w:t>
+      </w:r>
+      <w:r>
+        <w:rPr>
+          <w:rFonts w:ascii="Consolas" w:hAnsi="Consolas"/>
+          <w:color w:val="D4D4D4"/>
+          <w:sz w:val="21"/>
+          <w:szCs w:val="21"/>
+        </w:rPr>
+        <w:t>=</w:t>
+      </w:r>
+      <w:r>
+        <w:rPr>
+          <w:rFonts w:ascii="Consolas" w:hAnsi="Consolas"/>
+          <w:color w:val="B5CEA8"/>
+          <w:sz w:val="21"/>
+          <w:szCs w:val="21"/>
+        </w:rPr>
+        <w:t>403</w:t>
+      </w:r>
+      <w:r>
+        <w:rPr>
+          <w:rFonts w:ascii="Consolas" w:hAnsi="Consolas"/>
+          <w:color w:val="D4D4D4"/>
+          <w:sz w:val="21"/>
+          <w:szCs w:val="21"/>
+        </w:rPr>
+        <w:t xml:space="preserve">, </w:t>
+      </w:r>
+      <w:r>
+        <w:rPr>
+          <w:rFonts w:ascii="Consolas" w:hAnsi="Consolas"/>
+          <w:color w:val="9CDCFE"/>
+          <w:sz w:val="21"/>
+          <w:szCs w:val="21"/>
+        </w:rPr>
+        <w:t>detail</w:t>
+      </w:r>
+      <w:r>
+        <w:rPr>
+          <w:rFonts w:ascii="Consolas" w:hAnsi="Consolas"/>
+          <w:color w:val="D4D4D4"/>
+          <w:sz w:val="21"/>
+          <w:szCs w:val="21"/>
+        </w:rPr>
+        <w:t>=</w:t>
+      </w:r>
+      <w:r>
+        <w:rPr>
+          <w:rFonts w:ascii="Consolas" w:hAnsi="Consolas"/>
+          <w:color w:val="CE9178"/>
+          <w:sz w:val="21"/>
+          <w:szCs w:val="21"/>
+        </w:rPr>
+        <w:t>"You are not an Admin"</w:t>
+      </w:r>
+      <w:r>
+        <w:rPr>
+          <w:rFonts w:ascii="Consolas" w:hAnsi="Consolas"/>
+          <w:color w:val="D4D4D4"/>
+          <w:sz w:val="21"/>
+          <w:szCs w:val="21"/>
+        </w:rPr>
+        <w:t>)</w:t>
+      </w:r>
+    </w:p>
+    <w:p>
+      <w:pPr>
+        <w:shd w:val="clear" w:color="auto" w:fill="1E1E1E"/>
+        <w:spacing w:line="285" w:lineRule="atLeast"/>
+        <w:rPr>
+          <w:rFonts w:ascii="Consolas" w:hAnsi="Consolas"/>
+          <w:color w:val="D4D4D4"/>
+          <w:sz w:val="21"/>
+          <w:szCs w:val="21"/>
+        </w:rPr>
+      </w:pPr>
+      <w:r>
+        <w:rPr>
+          <w:rFonts w:ascii="Consolas" w:hAnsi="Consolas"/>
+          <w:color w:val="D4D4D4"/>
+          <w:sz w:val="21"/>
+          <w:szCs w:val="21"/>
+        </w:rPr>
+        <w:t xml:space="preserve">  </w:t>
+      </w:r>
+      <w:r>
+        <w:rPr>
+          <w:rFonts w:ascii="Consolas" w:hAnsi="Consolas"/>
+          <w:color w:val="C586C0"/>
+          <w:sz w:val="21"/>
+          <w:szCs w:val="21"/>
+        </w:rPr>
+        <w:t>return</w:t>
+      </w:r>
+      <w:r>
+        <w:rPr>
+          <w:rFonts w:ascii="Consolas" w:hAnsi="Consolas"/>
+          <w:color w:val="D4D4D4"/>
+          <w:sz w:val="21"/>
+          <w:szCs w:val="21"/>
+        </w:rPr>
+        <w:t xml:space="preserve"> user</w:t>
+      </w:r>
+    </w:p>
+    <w:p>
+      <w:r>
+        <w:t>add this dependencies in routers.py:</w:t>
+      </w:r>
+    </w:p>
+    <w:p>
+      <w:r>
+        <w:t>Routers.py are :</w:t>
+      </w:r>
+    </w:p>
+    <w:p>
+      <w:pPr>
+        <w:shd w:val="clear" w:color="auto" w:fill="1E1E1E"/>
+        <w:spacing w:line="285" w:lineRule="atLeast"/>
+        <w:rPr>
+          <w:rFonts w:ascii="Consolas" w:hAnsi="Consolas"/>
+          <w:color w:val="D4D4D4"/>
+          <w:sz w:val="21"/>
+          <w:szCs w:val="21"/>
+        </w:rPr>
+      </w:pPr>
+      <w:r>
+        <w:rPr>
+          <w:rFonts w:ascii="Consolas" w:hAnsi="Consolas"/>
+          <w:color w:val="DCDCAA"/>
+          <w:sz w:val="21"/>
+          <w:szCs w:val="21"/>
+        </w:rPr>
+        <w:t>@</w:t>
+      </w:r>
+      <w:r>
+        <w:rPr>
+          <w:rFonts w:ascii="Consolas" w:hAnsi="Consolas"/>
+          <w:color w:val="9CDCFE"/>
+          <w:sz w:val="21"/>
+          <w:szCs w:val="21"/>
+        </w:rPr>
+        <w:t>router</w:t>
+      </w:r>
+      <w:r>
+        <w:rPr>
+          <w:rFonts w:ascii="Consolas" w:hAnsi="Consolas"/>
+          <w:color w:val="DCDCAA"/>
+          <w:sz w:val="21"/>
+          <w:szCs w:val="21"/>
+        </w:rPr>
+        <w:t>.get</w:t>
+      </w:r>
+      <w:r>
+        <w:rPr>
+          <w:rFonts w:ascii="Consolas" w:hAnsi="Consolas"/>
+          <w:color w:val="D4D4D4"/>
+          <w:sz w:val="21"/>
+          <w:szCs w:val="21"/>
+        </w:rPr>
+        <w:t>(</w:t>
+      </w:r>
+      <w:r>
+        <w:rPr>
+          <w:rFonts w:ascii="Consolas" w:hAnsi="Consolas"/>
+          <w:color w:val="CE9178"/>
+          <w:sz w:val="21"/>
+          <w:szCs w:val="21"/>
+        </w:rPr>
+        <w:t>"/admin"</w:t>
+      </w:r>
+      <w:r>
+        <w:rPr>
+          <w:rFonts w:ascii="Consolas" w:hAnsi="Consolas"/>
+          <w:color w:val="D4D4D4"/>
+          <w:sz w:val="21"/>
+          <w:szCs w:val="21"/>
+        </w:rPr>
+        <w:t>)</w:t>
+      </w:r>
+    </w:p>
+    <w:p>
+      <w:pPr>
+        <w:shd w:val="clear" w:color="auto" w:fill="1E1E1E"/>
+        <w:spacing w:line="285" w:lineRule="atLeast"/>
+        <w:rPr>
+          <w:rFonts w:ascii="Consolas" w:hAnsi="Consolas"/>
+          <w:color w:val="D4D4D4"/>
+          <w:sz w:val="21"/>
+          <w:szCs w:val="21"/>
+        </w:rPr>
+      </w:pPr>
+      <w:r>
+        <w:rPr>
+          <w:rFonts w:ascii="Consolas" w:hAnsi="Consolas"/>
+          <w:color w:val="569CD6"/>
+          <w:sz w:val="21"/>
+          <w:szCs w:val="21"/>
+        </w:rPr>
+        <w:t>def</w:t>
+      </w:r>
+      <w:r>
+        <w:rPr>
+          <w:rFonts w:ascii="Consolas" w:hAnsi="Consolas"/>
+          <w:color w:val="D4D4D4"/>
+          <w:sz w:val="21"/>
+          <w:szCs w:val="21"/>
+        </w:rPr>
+        <w:t xml:space="preserve"> </w:t>
+      </w:r>
+      <w:r>
+        <w:rPr>
+          <w:rFonts w:ascii="Consolas" w:hAnsi="Consolas"/>
+          <w:color w:val="DCDCAA"/>
+          <w:sz w:val="21"/>
+          <w:szCs w:val="21"/>
+        </w:rPr>
+        <w:t>admin</w:t>
+      </w:r>
+      <w:r>
+        <w:rPr>
+          <w:rFonts w:ascii="Consolas" w:hAnsi="Consolas"/>
+          <w:color w:val="D4D4D4"/>
+          <w:sz w:val="21"/>
+          <w:szCs w:val="21"/>
+        </w:rPr>
+        <w:t>(</w:t>
+      </w:r>
+      <w:r>
+        <w:rPr>
+          <w:rFonts w:ascii="Consolas" w:hAnsi="Consolas"/>
+          <w:color w:val="9CDCFE"/>
+          <w:sz w:val="21"/>
+          <w:szCs w:val="21"/>
+        </w:rPr>
+        <w:t>user</w:t>
+      </w:r>
+      <w:r>
+        <w:rPr>
+          <w:rFonts w:ascii="Consolas" w:hAnsi="Consolas"/>
+          <w:color w:val="D4D4D4"/>
+          <w:sz w:val="21"/>
+          <w:szCs w:val="21"/>
+        </w:rPr>
+        <w:t xml:space="preserve"> = </w:t>
+      </w:r>
+      <w:r>
+        <w:rPr>
+          <w:rFonts w:ascii="Consolas" w:hAnsi="Consolas"/>
+          <w:color w:val="DCDCAA"/>
+          <w:sz w:val="21"/>
+          <w:szCs w:val="21"/>
+        </w:rPr>
+        <w:t>Depends</w:t>
+      </w:r>
+      <w:r>
+        <w:rPr>
+          <w:rFonts w:ascii="Consolas" w:hAnsi="Consolas"/>
+          <w:color w:val="D4D4D4"/>
+          <w:sz w:val="21"/>
+          <w:szCs w:val="21"/>
+        </w:rPr>
+        <w:t>(</w:t>
+      </w:r>
+      <w:r>
+        <w:rPr>
+          <w:rFonts w:ascii="Consolas" w:hAnsi="Consolas"/>
+          <w:color w:val="DCDCAA"/>
+          <w:sz w:val="21"/>
+          <w:szCs w:val="21"/>
+        </w:rPr>
+        <w:t>require_admin</w:t>
+      </w:r>
+      <w:r>
+        <w:rPr>
+          <w:rFonts w:ascii="Consolas" w:hAnsi="Consolas"/>
+          <w:color w:val="D4D4D4"/>
+          <w:sz w:val="21"/>
+          <w:szCs w:val="21"/>
+        </w:rPr>
+        <w:t>)):</w:t>
+      </w:r>
+    </w:p>
+    <w:p>
+      <w:pPr>
+        <w:shd w:val="clear" w:color="auto" w:fill="1E1E1E"/>
+        <w:spacing w:line="285" w:lineRule="atLeast"/>
+        <w:rPr>
+          <w:rFonts w:ascii="Consolas" w:hAnsi="Consolas"/>
+          <w:color w:val="D4D4D4"/>
+          <w:sz w:val="21"/>
+          <w:szCs w:val="21"/>
+        </w:rPr>
+      </w:pPr>
+      <w:r>
+        <w:rPr>
+          <w:rFonts w:ascii="Consolas" w:hAnsi="Consolas"/>
+          <w:color w:val="D4D4D4"/>
+          <w:sz w:val="21"/>
+          <w:szCs w:val="21"/>
+        </w:rPr>
+        <w:t xml:space="preserve">  </w:t>
+      </w:r>
+      <w:r>
+        <w:rPr>
+          <w:rFonts w:ascii="Consolas" w:hAnsi="Consolas"/>
+          <w:color w:val="C586C0"/>
+          <w:sz w:val="21"/>
+          <w:szCs w:val="21"/>
+        </w:rPr>
+        <w:t>return</w:t>
+      </w:r>
+      <w:r>
+        <w:rPr>
+          <w:rFonts w:ascii="Consolas" w:hAnsi="Consolas"/>
+          <w:color w:val="D4D4D4"/>
+          <w:sz w:val="21"/>
+          <w:szCs w:val="21"/>
+        </w:rPr>
+        <w:t xml:space="preserve"> {</w:t>
+      </w:r>
+      <w:r>
+        <w:rPr>
+          <w:rFonts w:ascii="Consolas" w:hAnsi="Consolas"/>
+          <w:color w:val="CE9178"/>
+          <w:sz w:val="21"/>
+          <w:szCs w:val="21"/>
+        </w:rPr>
+        <w:t>"msg"</w:t>
+      </w:r>
+      <w:r>
+        <w:rPr>
+          <w:rFonts w:ascii="Consolas" w:hAnsi="Consolas"/>
+          <w:color w:val="D4D4D4"/>
+          <w:sz w:val="21"/>
+          <w:szCs w:val="21"/>
+        </w:rPr>
+        <w:t xml:space="preserve">: </w:t>
+      </w:r>
+      <w:r>
+        <w:rPr>
+          <w:rFonts w:ascii="Consolas" w:hAnsi="Consolas"/>
+          <w:color w:val="569CD6"/>
+          <w:sz w:val="21"/>
+          <w:szCs w:val="21"/>
+        </w:rPr>
+        <w:t>f</w:t>
+      </w:r>
+      <w:r>
+        <w:rPr>
+          <w:rFonts w:ascii="Consolas" w:hAnsi="Consolas"/>
+          <w:color w:val="CE9178"/>
+          <w:sz w:val="21"/>
+          <w:szCs w:val="21"/>
+        </w:rPr>
+        <w:t xml:space="preserve">"Welcome Admin </w:t>
+      </w:r>
+      <w:r>
+        <w:rPr>
+          <w:rFonts w:ascii="Consolas" w:hAnsi="Consolas"/>
+          <w:color w:val="569CD6"/>
+          <w:sz w:val="21"/>
+          <w:szCs w:val="21"/>
+        </w:rPr>
+        <w:t>{</w:t>
+      </w:r>
+      <w:r>
+        <w:rPr>
+          <w:rFonts w:ascii="Consolas" w:hAnsi="Consolas"/>
+          <w:color w:val="9CDCFE"/>
+          <w:sz w:val="21"/>
+          <w:szCs w:val="21"/>
+        </w:rPr>
+        <w:t>user</w:t>
+      </w:r>
+      <w:r>
+        <w:rPr>
+          <w:rFonts w:ascii="Consolas" w:hAnsi="Consolas"/>
+          <w:color w:val="D4D4D4"/>
+          <w:sz w:val="21"/>
+          <w:szCs w:val="21"/>
+        </w:rPr>
+        <w:t>.name</w:t>
+      </w:r>
+      <w:r>
+        <w:rPr>
+          <w:rFonts w:ascii="Consolas" w:hAnsi="Consolas"/>
+          <w:color w:val="569CD6"/>
+          <w:sz w:val="21"/>
+          <w:szCs w:val="21"/>
+        </w:rPr>
+        <w:t>}</w:t>
+      </w:r>
+      <w:r>
+        <w:rPr>
+          <w:rFonts w:ascii="Consolas" w:hAnsi="Consolas"/>
+          <w:color w:val="CE9178"/>
+          <w:sz w:val="21"/>
+          <w:szCs w:val="21"/>
+        </w:rPr>
+        <w:t>"</w:t>
+      </w:r>
+      <w:r>
+        <w:rPr>
+          <w:rFonts w:ascii="Consolas" w:hAnsi="Consolas"/>
+          <w:color w:val="D4D4D4"/>
+          <w:sz w:val="21"/>
+          <w:szCs w:val="21"/>
+        </w:rPr>
+        <w:t>}</w:t>
+      </w:r>
+    </w:p>
+    <w:p/>
+    <w:p>
+      <w:r>
+        <w:t xml:space="preserve">now </w:t>
+      </w:r>
+    </w:p>
+    <w:p>
+      <w:r>
+        <w:t xml:space="preserve">make one account admin as true </w:t>
+      </w:r>
+    </w:p>
+    <w:p>
+      <w:r>
+        <w:t xml:space="preserve">and than login </w:t>
+      </w:r>
+    </w:p>
+    <w:p>
+      <w:r>
+        <w:t xml:space="preserve">and go into the admin page and we see Welcome Admin accourding to our code </w:t>
+      </w:r>
+    </w:p>
+    <w:p/>
+    <w:p/>
+    <w:p>
+      <w:pPr>
+        <w:pBdr>
+          <w:top w:val="double" w:sz="6" w:space="1" w:color="auto"/>
+          <w:bottom w:val="double" w:sz="6" w:space="1" w:color="auto"/>
+        </w:pBdr>
+      </w:pPr>
+    </w:p>
+    <w:p>
+      <w:pPr>
+        <w:pStyle w:val="Heading1"/>
+      </w:pPr>
+      <w:r>
+        <w:rPr>
+          <w:highlight w:val="yellow"/>
+        </w:rPr>
+        <w:t xml:space="preserve">Chapter 106 (Continue): </w:t>
+      </w:r>
+      <w:r>
+        <w:rPr>
+          <w:highlight w:val="yellow"/>
+        </w:rPr>
+        <w:t>Logout</w:t>
+      </w:r>
+    </w:p>
+    <w:p>
+      <w:r>
+        <w:t>Go into the routers.py:</w:t>
+      </w:r>
+    </w:p>
+    <w:p>
+      <w:pPr>
+        <w:shd w:val="clear" w:color="auto" w:fill="1E1E1E"/>
+        <w:spacing w:line="285" w:lineRule="atLeast"/>
+        <w:rPr>
+          <w:rFonts w:ascii="Consolas" w:hAnsi="Consolas"/>
+          <w:color w:val="D4D4D4"/>
+          <w:sz w:val="21"/>
+          <w:szCs w:val="21"/>
+        </w:rPr>
+      </w:pPr>
+      <w:r>
+        <w:rPr>
+          <w:rFonts w:ascii="Consolas" w:hAnsi="Consolas"/>
+          <w:color w:val="DCDCAA"/>
+          <w:sz w:val="21"/>
+          <w:szCs w:val="21"/>
+        </w:rPr>
+        <w:lastRenderedPageBreak/>
+        <w:t>@router.post</w:t>
+      </w:r>
+      <w:r>
+        <w:rPr>
+          <w:rFonts w:ascii="Consolas" w:hAnsi="Consolas"/>
+          <w:color w:val="D4D4D4"/>
+          <w:sz w:val="21"/>
+          <w:szCs w:val="21"/>
+        </w:rPr>
+        <w:t>(</w:t>
+      </w:r>
+      <w:r>
+        <w:rPr>
+          <w:rFonts w:ascii="Consolas" w:hAnsi="Consolas"/>
+          <w:color w:val="CE9178"/>
+          <w:sz w:val="21"/>
+          <w:szCs w:val="21"/>
+        </w:rPr>
+        <w:t>"/logout"</w:t>
+      </w:r>
+      <w:r>
+        <w:rPr>
+          <w:rFonts w:ascii="Consolas" w:hAnsi="Consolas"/>
+          <w:color w:val="D4D4D4"/>
+          <w:sz w:val="21"/>
+          <w:szCs w:val="21"/>
+        </w:rPr>
+        <w:t>)</w:t>
+      </w:r>
+    </w:p>
+    <w:p>
+      <w:pPr>
+        <w:shd w:val="clear" w:color="auto" w:fill="1E1E1E"/>
+        <w:spacing w:line="285" w:lineRule="atLeast"/>
+        <w:rPr>
+          <w:rFonts w:ascii="Consolas" w:hAnsi="Consolas"/>
+          <w:color w:val="D4D4D4"/>
+          <w:sz w:val="21"/>
+          <w:szCs w:val="21"/>
+        </w:rPr>
+      </w:pPr>
+      <w:r>
+        <w:rPr>
+          <w:rFonts w:ascii="Consolas" w:hAnsi="Consolas"/>
+          <w:color w:val="569CD6"/>
+          <w:sz w:val="21"/>
+          <w:szCs w:val="21"/>
+        </w:rPr>
+        <w:t>def</w:t>
+      </w:r>
+      <w:r>
+        <w:rPr>
+          <w:rFonts w:ascii="Consolas" w:hAnsi="Consolas"/>
+          <w:color w:val="D4D4D4"/>
+          <w:sz w:val="21"/>
+          <w:szCs w:val="21"/>
+        </w:rPr>
+        <w:t xml:space="preserve"> </w:t>
+      </w:r>
+      <w:r>
+        <w:rPr>
+          <w:rFonts w:ascii="Consolas" w:hAnsi="Consolas"/>
+          <w:color w:val="DCDCAA"/>
+          <w:sz w:val="21"/>
+          <w:szCs w:val="21"/>
+        </w:rPr>
+        <w:t>logout</w:t>
+      </w:r>
+      <w:r>
+        <w:rPr>
+          <w:rFonts w:ascii="Consolas" w:hAnsi="Consolas"/>
+          <w:color w:val="D4D4D4"/>
+          <w:sz w:val="21"/>
+          <w:szCs w:val="21"/>
+        </w:rPr>
+        <w:t>(</w:t>
+      </w:r>
+      <w:r>
+        <w:rPr>
+          <w:rFonts w:ascii="Consolas" w:hAnsi="Consolas"/>
+          <w:color w:val="9CDCFE"/>
+          <w:sz w:val="21"/>
+          <w:szCs w:val="21"/>
+        </w:rPr>
+        <w:t>session</w:t>
+      </w:r>
+      <w:r>
+        <w:rPr>
+          <w:rFonts w:ascii="Consolas" w:hAnsi="Consolas"/>
+          <w:color w:val="D4D4D4"/>
+          <w:sz w:val="21"/>
+          <w:szCs w:val="21"/>
+        </w:rPr>
+        <w:t xml:space="preserve">: </w:t>
+      </w:r>
+      <w:r>
+        <w:rPr>
+          <w:rFonts w:ascii="Consolas" w:hAnsi="Consolas"/>
+          <w:color w:val="4EC9B0"/>
+          <w:sz w:val="21"/>
+          <w:szCs w:val="21"/>
+        </w:rPr>
+        <w:t>SessionDep</w:t>
+      </w:r>
+      <w:r>
+        <w:rPr>
+          <w:rFonts w:ascii="Consolas" w:hAnsi="Consolas"/>
+          <w:color w:val="D4D4D4"/>
+          <w:sz w:val="21"/>
+          <w:szCs w:val="21"/>
+        </w:rPr>
+        <w:t xml:space="preserve">, </w:t>
+      </w:r>
+      <w:r>
+        <w:rPr>
+          <w:rFonts w:ascii="Consolas" w:hAnsi="Consolas"/>
+          <w:color w:val="9CDCFE"/>
+          <w:sz w:val="21"/>
+          <w:szCs w:val="21"/>
+        </w:rPr>
+        <w:t>request</w:t>
+      </w:r>
+      <w:r>
+        <w:rPr>
+          <w:rFonts w:ascii="Consolas" w:hAnsi="Consolas"/>
+          <w:color w:val="D4D4D4"/>
+          <w:sz w:val="21"/>
+          <w:szCs w:val="21"/>
+        </w:rPr>
+        <w:t xml:space="preserve">: </w:t>
+      </w:r>
+      <w:r>
+        <w:rPr>
+          <w:rFonts w:ascii="Consolas" w:hAnsi="Consolas"/>
+          <w:color w:val="4EC9B0"/>
+          <w:sz w:val="21"/>
+          <w:szCs w:val="21"/>
+        </w:rPr>
+        <w:t>Request</w:t>
+      </w:r>
+      <w:r>
+        <w:rPr>
+          <w:rFonts w:ascii="Consolas" w:hAnsi="Consolas"/>
+          <w:color w:val="D4D4D4"/>
+          <w:sz w:val="21"/>
+          <w:szCs w:val="21"/>
+        </w:rPr>
+        <w:t>):</w:t>
+      </w:r>
+    </w:p>
+    <w:p>
+      <w:pPr>
+        <w:shd w:val="clear" w:color="auto" w:fill="1E1E1E"/>
+        <w:spacing w:line="285" w:lineRule="atLeast"/>
+        <w:rPr>
+          <w:rFonts w:ascii="Consolas" w:hAnsi="Consolas"/>
+          <w:color w:val="D4D4D4"/>
+          <w:sz w:val="21"/>
+          <w:szCs w:val="21"/>
+        </w:rPr>
+      </w:pPr>
+      <w:r>
+        <w:rPr>
+          <w:rFonts w:ascii="Consolas" w:hAnsi="Consolas"/>
+          <w:color w:val="D4D4D4"/>
+          <w:sz w:val="21"/>
+          <w:szCs w:val="21"/>
+        </w:rPr>
+        <w:t>  token = request.cookies.get(</w:t>
+      </w:r>
+      <w:r>
+        <w:rPr>
+          <w:rFonts w:ascii="Consolas" w:hAnsi="Consolas"/>
+          <w:color w:val="CE9178"/>
+          <w:sz w:val="21"/>
+          <w:szCs w:val="21"/>
+        </w:rPr>
+        <w:t>"refresh_token"</w:t>
+      </w:r>
+      <w:r>
+        <w:rPr>
+          <w:rFonts w:ascii="Consolas" w:hAnsi="Consolas"/>
+          <w:color w:val="D4D4D4"/>
+          <w:sz w:val="21"/>
+          <w:szCs w:val="21"/>
+        </w:rPr>
+        <w:t>)</w:t>
+      </w:r>
+    </w:p>
+    <w:p>
+      <w:pPr>
+        <w:shd w:val="clear" w:color="auto" w:fill="1E1E1E"/>
+        <w:spacing w:line="285" w:lineRule="atLeast"/>
+        <w:rPr>
+          <w:rFonts w:ascii="Consolas" w:hAnsi="Consolas"/>
+          <w:color w:val="D4D4D4"/>
+          <w:sz w:val="21"/>
+          <w:szCs w:val="21"/>
+        </w:rPr>
+      </w:pPr>
+      <w:r>
+        <w:rPr>
+          <w:rFonts w:ascii="Consolas" w:hAnsi="Consolas"/>
+          <w:color w:val="D4D4D4"/>
+          <w:sz w:val="21"/>
+          <w:szCs w:val="21"/>
+        </w:rPr>
+        <w:t xml:space="preserve">  </w:t>
+      </w:r>
+      <w:r>
+        <w:rPr>
+          <w:rFonts w:ascii="Consolas" w:hAnsi="Consolas"/>
+          <w:color w:val="C586C0"/>
+          <w:sz w:val="21"/>
+          <w:szCs w:val="21"/>
+        </w:rPr>
+        <w:t>if</w:t>
+      </w:r>
+      <w:r>
+        <w:rPr>
+          <w:rFonts w:ascii="Consolas" w:hAnsi="Consolas"/>
+          <w:color w:val="D4D4D4"/>
+          <w:sz w:val="21"/>
+          <w:szCs w:val="21"/>
+        </w:rPr>
+        <w:t xml:space="preserve"> token:</w:t>
+      </w:r>
+    </w:p>
+    <w:p>
+      <w:pPr>
+        <w:shd w:val="clear" w:color="auto" w:fill="1E1E1E"/>
+        <w:spacing w:line="285" w:lineRule="atLeast"/>
+        <w:rPr>
+          <w:rFonts w:ascii="Consolas" w:hAnsi="Consolas"/>
+          <w:color w:val="D4D4D4"/>
+          <w:sz w:val="21"/>
+          <w:szCs w:val="21"/>
+        </w:rPr>
+      </w:pPr>
+      <w:r>
+        <w:rPr>
+          <w:rFonts w:ascii="Consolas" w:hAnsi="Consolas"/>
+          <w:color w:val="D4D4D4"/>
+          <w:sz w:val="21"/>
+          <w:szCs w:val="21"/>
+        </w:rPr>
+        <w:t>    revoke_refresh_token(session, token)</w:t>
+      </w:r>
+    </w:p>
+    <w:p>
+      <w:pPr>
+        <w:shd w:val="clear" w:color="auto" w:fill="1E1E1E"/>
+        <w:spacing w:line="285" w:lineRule="atLeast"/>
+        <w:rPr>
+          <w:rFonts w:ascii="Consolas" w:hAnsi="Consolas"/>
+          <w:color w:val="D4D4D4"/>
+          <w:sz w:val="21"/>
+          <w:szCs w:val="21"/>
+        </w:rPr>
+      </w:pPr>
+      <w:r>
+        <w:rPr>
+          <w:rFonts w:ascii="Consolas" w:hAnsi="Consolas"/>
+          <w:color w:val="D4D4D4"/>
+          <w:sz w:val="21"/>
+          <w:szCs w:val="21"/>
+        </w:rPr>
+        <w:t>  response = JSONResponse(</w:t>
+      </w:r>
+      <w:r>
+        <w:rPr>
+          <w:rFonts w:ascii="Consolas" w:hAnsi="Consolas"/>
+          <w:color w:val="9CDCFE"/>
+          <w:sz w:val="21"/>
+          <w:szCs w:val="21"/>
+        </w:rPr>
+        <w:t>content</w:t>
+      </w:r>
+      <w:r>
+        <w:rPr>
+          <w:rFonts w:ascii="Consolas" w:hAnsi="Consolas"/>
+          <w:color w:val="D4D4D4"/>
+          <w:sz w:val="21"/>
+          <w:szCs w:val="21"/>
+        </w:rPr>
+        <w:t>={</w:t>
+      </w:r>
+      <w:r>
+        <w:rPr>
+          <w:rFonts w:ascii="Consolas" w:hAnsi="Consolas"/>
+          <w:color w:val="CE9178"/>
+          <w:sz w:val="21"/>
+          <w:szCs w:val="21"/>
+        </w:rPr>
+        <w:t>"detail"</w:t>
+      </w:r>
+      <w:r>
+        <w:rPr>
+          <w:rFonts w:ascii="Consolas" w:hAnsi="Consolas"/>
+          <w:color w:val="D4D4D4"/>
+          <w:sz w:val="21"/>
+          <w:szCs w:val="21"/>
+        </w:rPr>
+        <w:t xml:space="preserve">: </w:t>
+      </w:r>
+      <w:r>
+        <w:rPr>
+          <w:rFonts w:ascii="Consolas" w:hAnsi="Consolas"/>
+          <w:color w:val="CE9178"/>
+          <w:sz w:val="21"/>
+          <w:szCs w:val="21"/>
+        </w:rPr>
+        <w:t>"Logged out"</w:t>
+      </w:r>
+      <w:r>
+        <w:rPr>
+          <w:rFonts w:ascii="Consolas" w:hAnsi="Consolas"/>
+          <w:color w:val="D4D4D4"/>
+          <w:sz w:val="21"/>
+          <w:szCs w:val="21"/>
+        </w:rPr>
+        <w:t>})</w:t>
+      </w:r>
+    </w:p>
+    <w:p>
+      <w:pPr>
+        <w:shd w:val="clear" w:color="auto" w:fill="1E1E1E"/>
+        <w:spacing w:line="285" w:lineRule="atLeast"/>
+        <w:rPr>
+          <w:rFonts w:ascii="Consolas" w:hAnsi="Consolas"/>
+          <w:color w:val="D4D4D4"/>
+          <w:sz w:val="21"/>
+          <w:szCs w:val="21"/>
+        </w:rPr>
+      </w:pPr>
+      <w:r>
+        <w:rPr>
+          <w:rFonts w:ascii="Consolas" w:hAnsi="Consolas"/>
+          <w:color w:val="D4D4D4"/>
+          <w:sz w:val="21"/>
+          <w:szCs w:val="21"/>
+        </w:rPr>
+        <w:t>  response.delete_cookie(</w:t>
+      </w:r>
+      <w:r>
+        <w:rPr>
+          <w:rFonts w:ascii="Consolas" w:hAnsi="Consolas"/>
+          <w:color w:val="CE9178"/>
+          <w:sz w:val="21"/>
+          <w:szCs w:val="21"/>
+        </w:rPr>
+        <w:t>"refresh_token"</w:t>
+      </w:r>
+      <w:r>
+        <w:rPr>
+          <w:rFonts w:ascii="Consolas" w:hAnsi="Consolas"/>
+          <w:color w:val="D4D4D4"/>
+          <w:sz w:val="21"/>
+          <w:szCs w:val="21"/>
+        </w:rPr>
+        <w:t>)</w:t>
+      </w:r>
+    </w:p>
+    <w:p>
+      <w:pPr>
+        <w:shd w:val="clear" w:color="auto" w:fill="1E1E1E"/>
+        <w:spacing w:line="285" w:lineRule="atLeast"/>
+        <w:rPr>
+          <w:rFonts w:ascii="Consolas" w:hAnsi="Consolas"/>
+          <w:color w:val="D4D4D4"/>
+          <w:sz w:val="21"/>
+          <w:szCs w:val="21"/>
+        </w:rPr>
+      </w:pPr>
+      <w:r>
+        <w:rPr>
+          <w:rFonts w:ascii="Consolas" w:hAnsi="Consolas"/>
+          <w:color w:val="D4D4D4"/>
+          <w:sz w:val="21"/>
+          <w:szCs w:val="21"/>
+        </w:rPr>
+        <w:t xml:space="preserve">  </w:t>
+      </w:r>
+      <w:r>
+        <w:rPr>
+          <w:rFonts w:ascii="Consolas" w:hAnsi="Consolas"/>
+          <w:color w:val="C586C0"/>
+          <w:sz w:val="21"/>
+          <w:szCs w:val="21"/>
+        </w:rPr>
+        <w:t>return</w:t>
+      </w:r>
+      <w:r>
+        <w:rPr>
+          <w:rFonts w:ascii="Consolas" w:hAnsi="Consolas"/>
+          <w:color w:val="D4D4D4"/>
+          <w:sz w:val="21"/>
+          <w:szCs w:val="21"/>
+        </w:rPr>
+        <w:t xml:space="preserve"> response</w:t>
+      </w:r>
+    </w:p>
+    <w:p/>
+    <w:p>
+      <w:pPr>
+        <w:shd w:val="clear" w:color="auto" w:fill="1E1E1E"/>
+        <w:spacing w:line="285" w:lineRule="atLeast"/>
+      </w:pPr>
+      <w:r>
+        <w:t xml:space="preserve">for </w:t>
+      </w:r>
+    </w:p>
+    <w:p>
+      <w:pPr>
+        <w:shd w:val="clear" w:color="auto" w:fill="1E1E1E"/>
+        <w:spacing w:line="285" w:lineRule="atLeast"/>
+        <w:rPr>
+          <w:rFonts w:ascii="Consolas" w:hAnsi="Consolas"/>
+          <w:color w:val="D4D4D4"/>
+          <w:sz w:val="21"/>
+          <w:szCs w:val="21"/>
+        </w:rPr>
+      </w:pPr>
+      <w:r>
+        <w:rPr>
+          <w:rFonts w:ascii="Consolas" w:hAnsi="Consolas"/>
+          <w:color w:val="D4D4D4"/>
+          <w:sz w:val="21"/>
+          <w:szCs w:val="21"/>
+        </w:rPr>
+        <w:t>revoke_refresh_token</w:t>
+      </w:r>
+    </w:p>
+    <w:p/>
+    <w:p>
+      <w:r>
+        <w:t xml:space="preserve">we go into the utils.py : </w:t>
+      </w:r>
+    </w:p>
+    <w:p>
+      <w:r>
+        <w:t>and here write the code</w:t>
+      </w:r>
+    </w:p>
+    <w:p>
+      <w:r>
+        <w:t xml:space="preserve"> </w:t>
+      </w:r>
+    </w:p>
+    <w:p>
+      <w:r>
+        <w:t>utils.py:</w:t>
+      </w:r>
+    </w:p>
+    <w:p>
+      <w:pPr>
+        <w:shd w:val="clear" w:color="auto" w:fill="1E1E1E"/>
+        <w:spacing w:line="285" w:lineRule="atLeast"/>
+        <w:rPr>
+          <w:rFonts w:ascii="Consolas" w:hAnsi="Consolas"/>
+          <w:color w:val="D4D4D4"/>
+          <w:sz w:val="21"/>
+          <w:szCs w:val="21"/>
+        </w:rPr>
+      </w:pPr>
+      <w:r>
+        <w:rPr>
+          <w:rFonts w:ascii="Consolas" w:hAnsi="Consolas"/>
+          <w:color w:val="569CD6"/>
+          <w:sz w:val="21"/>
+          <w:szCs w:val="21"/>
+        </w:rPr>
+        <w:t>def</w:t>
+      </w:r>
+      <w:r>
+        <w:rPr>
+          <w:rFonts w:ascii="Consolas" w:hAnsi="Consolas"/>
+          <w:color w:val="D4D4D4"/>
+          <w:sz w:val="21"/>
+          <w:szCs w:val="21"/>
+        </w:rPr>
+        <w:t xml:space="preserve"> </w:t>
+      </w:r>
+      <w:r>
+        <w:rPr>
+          <w:rFonts w:ascii="Consolas" w:hAnsi="Consolas"/>
+          <w:color w:val="DCDCAA"/>
+          <w:sz w:val="21"/>
+          <w:szCs w:val="21"/>
+        </w:rPr>
+        <w:t>revoke_refresh_token</w:t>
+      </w:r>
+      <w:r>
+        <w:rPr>
+          <w:rFonts w:ascii="Consolas" w:hAnsi="Consolas"/>
+          <w:color w:val="D4D4D4"/>
+          <w:sz w:val="21"/>
+          <w:szCs w:val="21"/>
+        </w:rPr>
+        <w:t>(</w:t>
+      </w:r>
+      <w:r>
+        <w:rPr>
+          <w:rFonts w:ascii="Consolas" w:hAnsi="Consolas"/>
+          <w:color w:val="9CDCFE"/>
+          <w:sz w:val="21"/>
+          <w:szCs w:val="21"/>
+        </w:rPr>
+        <w:t>session</w:t>
+      </w:r>
+      <w:r>
+        <w:rPr>
+          <w:rFonts w:ascii="Consolas" w:hAnsi="Consolas"/>
+          <w:color w:val="D4D4D4"/>
+          <w:sz w:val="21"/>
+          <w:szCs w:val="21"/>
+        </w:rPr>
+        <w:t xml:space="preserve">: </w:t>
+      </w:r>
+      <w:r>
+        <w:rPr>
+          <w:rFonts w:ascii="Consolas" w:hAnsi="Consolas"/>
+          <w:color w:val="4EC9B0"/>
+          <w:sz w:val="21"/>
+          <w:szCs w:val="21"/>
+        </w:rPr>
+        <w:t>Session</w:t>
+      </w:r>
+      <w:r>
+        <w:rPr>
+          <w:rFonts w:ascii="Consolas" w:hAnsi="Consolas"/>
+          <w:color w:val="D4D4D4"/>
+          <w:sz w:val="21"/>
+          <w:szCs w:val="21"/>
+        </w:rPr>
+        <w:t xml:space="preserve">, </w:t>
+      </w:r>
+      <w:r>
+        <w:rPr>
+          <w:rFonts w:ascii="Consolas" w:hAnsi="Consolas"/>
+          <w:color w:val="9CDCFE"/>
+          <w:sz w:val="21"/>
+          <w:szCs w:val="21"/>
+        </w:rPr>
+        <w:t>token</w:t>
+      </w:r>
+      <w:r>
+        <w:rPr>
+          <w:rFonts w:ascii="Consolas" w:hAnsi="Consolas"/>
+          <w:color w:val="D4D4D4"/>
+          <w:sz w:val="21"/>
+          <w:szCs w:val="21"/>
+        </w:rPr>
+        <w:t xml:space="preserve">: </w:t>
+      </w:r>
+      <w:r>
+        <w:rPr>
+          <w:rFonts w:ascii="Consolas" w:hAnsi="Consolas"/>
+          <w:color w:val="4EC9B0"/>
+          <w:sz w:val="21"/>
+          <w:szCs w:val="21"/>
+        </w:rPr>
+        <w:t>str</w:t>
+      </w:r>
+      <w:r>
+        <w:rPr>
+          <w:rFonts w:ascii="Consolas" w:hAnsi="Consolas"/>
+          <w:color w:val="D4D4D4"/>
+          <w:sz w:val="21"/>
+          <w:szCs w:val="21"/>
+        </w:rPr>
+        <w:t>):</w:t>
+      </w:r>
+    </w:p>
+    <w:p>
+      <w:pPr>
+        <w:shd w:val="clear" w:color="auto" w:fill="1E1E1E"/>
+        <w:spacing w:line="285" w:lineRule="atLeast"/>
+        <w:rPr>
+          <w:rFonts w:ascii="Consolas" w:hAnsi="Consolas"/>
+          <w:color w:val="D4D4D4"/>
+          <w:sz w:val="21"/>
+          <w:szCs w:val="21"/>
+        </w:rPr>
+      </w:pPr>
+      <w:r>
+        <w:rPr>
+          <w:rFonts w:ascii="Consolas" w:hAnsi="Consolas"/>
+          <w:color w:val="D4D4D4"/>
+          <w:sz w:val="21"/>
+          <w:szCs w:val="21"/>
+        </w:rPr>
+        <w:t>  stmt = select(RefreshToken).where(RefreshToken.token == token)</w:t>
+      </w:r>
+    </w:p>
+    <w:p>
+      <w:pPr>
+        <w:shd w:val="clear" w:color="auto" w:fill="1E1E1E"/>
+        <w:spacing w:line="285" w:lineRule="atLeast"/>
+        <w:rPr>
+          <w:rFonts w:ascii="Consolas" w:hAnsi="Consolas"/>
+          <w:color w:val="D4D4D4"/>
+          <w:sz w:val="21"/>
+          <w:szCs w:val="21"/>
+        </w:rPr>
+      </w:pPr>
+      <w:r>
+        <w:rPr>
+          <w:rFonts w:ascii="Consolas" w:hAnsi="Consolas"/>
+          <w:color w:val="D4D4D4"/>
+          <w:sz w:val="21"/>
+          <w:szCs w:val="21"/>
+        </w:rPr>
+        <w:t>  db_token = session.exec(stmt).first()</w:t>
+      </w:r>
+    </w:p>
+    <w:p>
+      <w:pPr>
+        <w:shd w:val="clear" w:color="auto" w:fill="1E1E1E"/>
+        <w:spacing w:line="285" w:lineRule="atLeast"/>
+        <w:rPr>
+          <w:rFonts w:ascii="Consolas" w:hAnsi="Consolas"/>
+          <w:color w:val="D4D4D4"/>
+          <w:sz w:val="21"/>
+          <w:szCs w:val="21"/>
+        </w:rPr>
+      </w:pPr>
+      <w:r>
+        <w:rPr>
+          <w:rFonts w:ascii="Consolas" w:hAnsi="Consolas"/>
+          <w:color w:val="D4D4D4"/>
+          <w:sz w:val="21"/>
+          <w:szCs w:val="21"/>
+        </w:rPr>
+        <w:t xml:space="preserve">  </w:t>
+      </w:r>
+      <w:r>
+        <w:rPr>
+          <w:rFonts w:ascii="Consolas" w:hAnsi="Consolas"/>
+          <w:color w:val="C586C0"/>
+          <w:sz w:val="21"/>
+          <w:szCs w:val="21"/>
+        </w:rPr>
+        <w:t>if</w:t>
+      </w:r>
+      <w:r>
+        <w:rPr>
+          <w:rFonts w:ascii="Consolas" w:hAnsi="Consolas"/>
+          <w:color w:val="D4D4D4"/>
+          <w:sz w:val="21"/>
+          <w:szCs w:val="21"/>
+        </w:rPr>
+        <w:t xml:space="preserve"> db_token:</w:t>
+      </w:r>
+    </w:p>
+    <w:p>
+      <w:pPr>
+        <w:shd w:val="clear" w:color="auto" w:fill="1E1E1E"/>
+        <w:spacing w:line="285" w:lineRule="atLeast"/>
+        <w:rPr>
+          <w:rFonts w:ascii="Consolas" w:hAnsi="Consolas"/>
+          <w:color w:val="D4D4D4"/>
+          <w:sz w:val="21"/>
+          <w:szCs w:val="21"/>
+        </w:rPr>
+      </w:pPr>
+      <w:r>
+        <w:rPr>
+          <w:rFonts w:ascii="Consolas" w:hAnsi="Consolas"/>
+          <w:color w:val="D4D4D4"/>
+          <w:sz w:val="21"/>
+          <w:szCs w:val="21"/>
+        </w:rPr>
+        <w:t xml:space="preserve">    db_token.revoked = </w:t>
+      </w:r>
+      <w:r>
+        <w:rPr>
+          <w:rFonts w:ascii="Consolas" w:hAnsi="Consolas"/>
+          <w:color w:val="569CD6"/>
+          <w:sz w:val="21"/>
+          <w:szCs w:val="21"/>
+        </w:rPr>
+        <w:t>True</w:t>
+      </w:r>
+    </w:p>
+    <w:p>
+      <w:pPr>
+        <w:shd w:val="clear" w:color="auto" w:fill="1E1E1E"/>
+        <w:spacing w:line="285" w:lineRule="atLeast"/>
+        <w:rPr>
+          <w:rFonts w:ascii="Consolas" w:hAnsi="Consolas"/>
+          <w:color w:val="D4D4D4"/>
+          <w:sz w:val="21"/>
+          <w:szCs w:val="21"/>
+        </w:rPr>
+      </w:pPr>
+      <w:r>
+        <w:rPr>
+          <w:rFonts w:ascii="Consolas" w:hAnsi="Consolas"/>
+          <w:color w:val="D4D4D4"/>
+          <w:sz w:val="21"/>
+          <w:szCs w:val="21"/>
+        </w:rPr>
+        <w:t>    session.commit()</w:t>
+      </w:r>
+    </w:p>
+    <w:p>
+      <w:r>
+        <w:t xml:space="preserve">use this in routers.py file </w:t>
+      </w:r>
+    </w:p>
+    <w:p>
+      <w:pPr>
+        <w:shd w:val="clear" w:color="auto" w:fill="1E1E1E"/>
+        <w:spacing w:line="285" w:lineRule="atLeast"/>
+        <w:rPr>
+          <w:rFonts w:ascii="Consolas" w:hAnsi="Consolas"/>
+          <w:color w:val="D4D4D4"/>
+          <w:sz w:val="21"/>
+          <w:szCs w:val="21"/>
+        </w:rPr>
+      </w:pPr>
+    </w:p>
+    <w:p>
+      <w:pPr>
+        <w:shd w:val="clear" w:color="auto" w:fill="1E1E1E"/>
+        <w:spacing w:line="285" w:lineRule="atLeast"/>
+        <w:rPr>
+          <w:rFonts w:ascii="Consolas" w:hAnsi="Consolas"/>
+          <w:color w:val="D4D4D4"/>
+          <w:sz w:val="21"/>
+          <w:szCs w:val="21"/>
+        </w:rPr>
+      </w:pPr>
+      <w:r>
+        <w:rPr>
+          <w:rFonts w:ascii="Consolas" w:hAnsi="Consolas"/>
+          <w:color w:val="DCDCAA"/>
+          <w:sz w:val="21"/>
+          <w:szCs w:val="21"/>
+        </w:rPr>
+        <w:t>@</w:t>
+      </w:r>
+      <w:r>
+        <w:rPr>
+          <w:rFonts w:ascii="Consolas" w:hAnsi="Consolas"/>
+          <w:color w:val="9CDCFE"/>
+          <w:sz w:val="21"/>
+          <w:szCs w:val="21"/>
+        </w:rPr>
+        <w:t>router</w:t>
+      </w:r>
+      <w:r>
+        <w:rPr>
+          <w:rFonts w:ascii="Consolas" w:hAnsi="Consolas"/>
+          <w:color w:val="DCDCAA"/>
+          <w:sz w:val="21"/>
+          <w:szCs w:val="21"/>
+        </w:rPr>
+        <w:t>.post</w:t>
+      </w:r>
+      <w:r>
+        <w:rPr>
+          <w:rFonts w:ascii="Consolas" w:hAnsi="Consolas"/>
+          <w:color w:val="D4D4D4"/>
+          <w:sz w:val="21"/>
+          <w:szCs w:val="21"/>
+        </w:rPr>
+        <w:t>(</w:t>
+      </w:r>
+      <w:r>
+        <w:rPr>
+          <w:rFonts w:ascii="Consolas" w:hAnsi="Consolas"/>
+          <w:color w:val="CE9178"/>
+          <w:sz w:val="21"/>
+          <w:szCs w:val="21"/>
+        </w:rPr>
+        <w:t>"/logout"</w:t>
+      </w:r>
+      <w:r>
+        <w:rPr>
+          <w:rFonts w:ascii="Consolas" w:hAnsi="Consolas"/>
+          <w:color w:val="D4D4D4"/>
+          <w:sz w:val="21"/>
+          <w:szCs w:val="21"/>
+        </w:rPr>
+        <w:t>)</w:t>
+      </w:r>
+    </w:p>
+    <w:p>
+      <w:pPr>
+        <w:shd w:val="clear" w:color="auto" w:fill="1E1E1E"/>
+        <w:spacing w:line="285" w:lineRule="atLeast"/>
+        <w:rPr>
+          <w:rFonts w:ascii="Consolas" w:hAnsi="Consolas"/>
+          <w:color w:val="D4D4D4"/>
+          <w:sz w:val="21"/>
+          <w:szCs w:val="21"/>
+        </w:rPr>
+      </w:pPr>
+      <w:r>
+        <w:rPr>
+          <w:rFonts w:ascii="Consolas" w:hAnsi="Consolas"/>
+          <w:color w:val="569CD6"/>
+          <w:sz w:val="21"/>
+          <w:szCs w:val="21"/>
+        </w:rPr>
+        <w:t>def</w:t>
+      </w:r>
+      <w:r>
+        <w:rPr>
+          <w:rFonts w:ascii="Consolas" w:hAnsi="Consolas"/>
+          <w:color w:val="D4D4D4"/>
+          <w:sz w:val="21"/>
+          <w:szCs w:val="21"/>
+        </w:rPr>
+        <w:t xml:space="preserve"> </w:t>
+      </w:r>
+      <w:r>
+        <w:rPr>
+          <w:rFonts w:ascii="Consolas" w:hAnsi="Consolas"/>
+          <w:color w:val="DCDCAA"/>
+          <w:sz w:val="21"/>
+          <w:szCs w:val="21"/>
+        </w:rPr>
+        <w:t>logout</w:t>
+      </w:r>
+      <w:r>
+        <w:rPr>
+          <w:rFonts w:ascii="Consolas" w:hAnsi="Consolas"/>
+          <w:color w:val="D4D4D4"/>
+          <w:sz w:val="21"/>
+          <w:szCs w:val="21"/>
+        </w:rPr>
+        <w:t>(</w:t>
+      </w:r>
+      <w:r>
+        <w:rPr>
+          <w:rFonts w:ascii="Consolas" w:hAnsi="Consolas"/>
+          <w:color w:val="9CDCFE"/>
+          <w:sz w:val="21"/>
+          <w:szCs w:val="21"/>
+        </w:rPr>
+        <w:t>session</w:t>
+      </w:r>
+      <w:r>
+        <w:rPr>
+          <w:rFonts w:ascii="Consolas" w:hAnsi="Consolas"/>
+          <w:color w:val="D4D4D4"/>
+          <w:sz w:val="21"/>
+          <w:szCs w:val="21"/>
+        </w:rPr>
+        <w:t xml:space="preserve">: </w:t>
+      </w:r>
+      <w:r>
+        <w:rPr>
+          <w:rFonts w:ascii="Consolas" w:hAnsi="Consolas"/>
+          <w:color w:val="4EC9B0"/>
+          <w:sz w:val="21"/>
+          <w:szCs w:val="21"/>
+        </w:rPr>
+        <w:t>SessionDep</w:t>
+      </w:r>
+      <w:r>
+        <w:rPr>
+          <w:rFonts w:ascii="Consolas" w:hAnsi="Consolas"/>
+          <w:color w:val="D4D4D4"/>
+          <w:sz w:val="21"/>
+          <w:szCs w:val="21"/>
+        </w:rPr>
+        <w:t xml:space="preserve">, </w:t>
+      </w:r>
+      <w:r>
+        <w:rPr>
+          <w:rFonts w:ascii="Consolas" w:hAnsi="Consolas"/>
+          <w:color w:val="9CDCFE"/>
+          <w:sz w:val="21"/>
+          <w:szCs w:val="21"/>
+        </w:rPr>
+        <w:t>request</w:t>
+      </w:r>
+      <w:r>
+        <w:rPr>
+          <w:rFonts w:ascii="Consolas" w:hAnsi="Consolas"/>
+          <w:color w:val="D4D4D4"/>
+          <w:sz w:val="21"/>
+          <w:szCs w:val="21"/>
+        </w:rPr>
+        <w:t xml:space="preserve">: </w:t>
+      </w:r>
+      <w:r>
+        <w:rPr>
+          <w:rFonts w:ascii="Consolas" w:hAnsi="Consolas"/>
+          <w:color w:val="4EC9B0"/>
+          <w:sz w:val="21"/>
+          <w:szCs w:val="21"/>
+        </w:rPr>
+        <w:t>Request</w:t>
+      </w:r>
+      <w:r>
+        <w:rPr>
+          <w:rFonts w:ascii="Consolas" w:hAnsi="Consolas"/>
+          <w:color w:val="D4D4D4"/>
+          <w:sz w:val="21"/>
+          <w:szCs w:val="21"/>
+        </w:rPr>
+        <w:t>):</w:t>
+      </w:r>
+    </w:p>
+    <w:p>
+      <w:pPr>
+        <w:shd w:val="clear" w:color="auto" w:fill="1E1E1E"/>
+        <w:spacing w:line="285" w:lineRule="atLeast"/>
+        <w:rPr>
+          <w:rFonts w:ascii="Consolas" w:hAnsi="Consolas"/>
+          <w:color w:val="D4D4D4"/>
+          <w:sz w:val="21"/>
+          <w:szCs w:val="21"/>
+        </w:rPr>
+      </w:pPr>
+      <w:r>
+        <w:rPr>
+          <w:rFonts w:ascii="Consolas" w:hAnsi="Consolas"/>
+          <w:color w:val="D4D4D4"/>
+          <w:sz w:val="21"/>
+          <w:szCs w:val="21"/>
+        </w:rPr>
+        <w:t xml:space="preserve">  </w:t>
+      </w:r>
+      <w:r>
+        <w:rPr>
+          <w:rFonts w:ascii="Consolas" w:hAnsi="Consolas"/>
+          <w:color w:val="9CDCFE"/>
+          <w:sz w:val="21"/>
+          <w:szCs w:val="21"/>
+        </w:rPr>
+        <w:t>token</w:t>
+      </w:r>
+      <w:r>
+        <w:rPr>
+          <w:rFonts w:ascii="Consolas" w:hAnsi="Consolas"/>
+          <w:color w:val="D4D4D4"/>
+          <w:sz w:val="21"/>
+          <w:szCs w:val="21"/>
+        </w:rPr>
+        <w:t xml:space="preserve"> = </w:t>
+      </w:r>
+      <w:r>
+        <w:rPr>
+          <w:rFonts w:ascii="Consolas" w:hAnsi="Consolas"/>
+          <w:color w:val="9CDCFE"/>
+          <w:sz w:val="21"/>
+          <w:szCs w:val="21"/>
+        </w:rPr>
+        <w:t>request</w:t>
+      </w:r>
+      <w:r>
+        <w:rPr>
+          <w:rFonts w:ascii="Consolas" w:hAnsi="Consolas"/>
+          <w:color w:val="D4D4D4"/>
+          <w:sz w:val="21"/>
+          <w:szCs w:val="21"/>
+        </w:rPr>
+        <w:t>.</w:t>
+      </w:r>
+      <w:r>
+        <w:rPr>
+          <w:rFonts w:ascii="Consolas" w:hAnsi="Consolas"/>
+          <w:color w:val="9CDCFE"/>
+          <w:sz w:val="21"/>
+          <w:szCs w:val="21"/>
+        </w:rPr>
+        <w:t>cookies</w:t>
+      </w:r>
+      <w:r>
+        <w:rPr>
+          <w:rFonts w:ascii="Consolas" w:hAnsi="Consolas"/>
+          <w:color w:val="D4D4D4"/>
+          <w:sz w:val="21"/>
+          <w:szCs w:val="21"/>
+        </w:rPr>
+        <w:t>.</w:t>
+      </w:r>
+      <w:r>
+        <w:rPr>
+          <w:rFonts w:ascii="Consolas" w:hAnsi="Consolas"/>
+          <w:color w:val="DCDCAA"/>
+          <w:sz w:val="21"/>
+          <w:szCs w:val="21"/>
+        </w:rPr>
+        <w:t>get</w:t>
+      </w:r>
+      <w:r>
+        <w:rPr>
+          <w:rFonts w:ascii="Consolas" w:hAnsi="Consolas"/>
+          <w:color w:val="D4D4D4"/>
+          <w:sz w:val="21"/>
+          <w:szCs w:val="21"/>
+        </w:rPr>
+        <w:t>(</w:t>
+      </w:r>
+      <w:r>
+        <w:rPr>
+          <w:rFonts w:ascii="Consolas" w:hAnsi="Consolas"/>
+          <w:color w:val="CE9178"/>
+          <w:sz w:val="21"/>
+          <w:szCs w:val="21"/>
+        </w:rPr>
+        <w:t>"refresh_token"</w:t>
+      </w:r>
+      <w:r>
+        <w:rPr>
+          <w:rFonts w:ascii="Consolas" w:hAnsi="Consolas"/>
+          <w:color w:val="D4D4D4"/>
+          <w:sz w:val="21"/>
+          <w:szCs w:val="21"/>
+        </w:rPr>
+        <w:t>)</w:t>
+      </w:r>
+    </w:p>
+    <w:p>
+      <w:pPr>
+        <w:shd w:val="clear" w:color="auto" w:fill="1E1E1E"/>
+        <w:spacing w:line="285" w:lineRule="atLeast"/>
+        <w:rPr>
+          <w:rFonts w:ascii="Consolas" w:hAnsi="Consolas"/>
+          <w:color w:val="D4D4D4"/>
+          <w:sz w:val="21"/>
+          <w:szCs w:val="21"/>
+        </w:rPr>
+      </w:pPr>
+      <w:r>
+        <w:rPr>
+          <w:rFonts w:ascii="Consolas" w:hAnsi="Consolas"/>
+          <w:color w:val="D4D4D4"/>
+          <w:sz w:val="21"/>
+          <w:szCs w:val="21"/>
+        </w:rPr>
+        <w:t xml:space="preserve">  </w:t>
+      </w:r>
+      <w:r>
+        <w:rPr>
+          <w:rFonts w:ascii="Consolas" w:hAnsi="Consolas"/>
+          <w:color w:val="C586C0"/>
+          <w:sz w:val="21"/>
+          <w:szCs w:val="21"/>
+        </w:rPr>
+        <w:t>if</w:t>
+      </w:r>
+      <w:r>
+        <w:rPr>
+          <w:rFonts w:ascii="Consolas" w:hAnsi="Consolas"/>
+          <w:color w:val="D4D4D4"/>
+          <w:sz w:val="21"/>
+          <w:szCs w:val="21"/>
+        </w:rPr>
+        <w:t xml:space="preserve"> </w:t>
+      </w:r>
+      <w:r>
+        <w:rPr>
+          <w:rFonts w:ascii="Consolas" w:hAnsi="Consolas"/>
+          <w:color w:val="9CDCFE"/>
+          <w:sz w:val="21"/>
+          <w:szCs w:val="21"/>
+        </w:rPr>
+        <w:t>token</w:t>
+      </w:r>
+      <w:r>
+        <w:rPr>
+          <w:rFonts w:ascii="Consolas" w:hAnsi="Consolas"/>
+          <w:color w:val="D4D4D4"/>
+          <w:sz w:val="21"/>
+          <w:szCs w:val="21"/>
+        </w:rPr>
+        <w:t>:</w:t>
+      </w:r>
+    </w:p>
+    <w:p>
+      <w:pPr>
+        <w:shd w:val="clear" w:color="auto" w:fill="1E1E1E"/>
+        <w:spacing w:line="285" w:lineRule="atLeast"/>
+        <w:rPr>
+          <w:rFonts w:ascii="Consolas" w:hAnsi="Consolas"/>
+          <w:color w:val="D4D4D4"/>
+          <w:sz w:val="21"/>
+          <w:szCs w:val="21"/>
+        </w:rPr>
+      </w:pPr>
+      <w:r>
+        <w:rPr>
+          <w:rFonts w:ascii="Consolas" w:hAnsi="Consolas"/>
+          <w:color w:val="D4D4D4"/>
+          <w:sz w:val="21"/>
+          <w:szCs w:val="21"/>
+        </w:rPr>
+        <w:t xml:space="preserve">    </w:t>
+      </w:r>
+      <w:r>
+        <w:rPr>
+          <w:rFonts w:ascii="Consolas" w:hAnsi="Consolas"/>
+          <w:color w:val="DCDCAA"/>
+          <w:sz w:val="21"/>
+          <w:szCs w:val="21"/>
+        </w:rPr>
+        <w:t>revoke_refresh_token</w:t>
+      </w:r>
+      <w:r>
+        <w:rPr>
+          <w:rFonts w:ascii="Consolas" w:hAnsi="Consolas"/>
+          <w:color w:val="D4D4D4"/>
+          <w:sz w:val="21"/>
+          <w:szCs w:val="21"/>
+        </w:rPr>
+        <w:t>(</w:t>
+      </w:r>
+      <w:r>
+        <w:rPr>
+          <w:rFonts w:ascii="Consolas" w:hAnsi="Consolas"/>
+          <w:color w:val="9CDCFE"/>
+          <w:sz w:val="21"/>
+          <w:szCs w:val="21"/>
+        </w:rPr>
+        <w:t>session</w:t>
+      </w:r>
+      <w:r>
+        <w:rPr>
+          <w:rFonts w:ascii="Consolas" w:hAnsi="Consolas"/>
+          <w:color w:val="D4D4D4"/>
+          <w:sz w:val="21"/>
+          <w:szCs w:val="21"/>
+        </w:rPr>
+        <w:t xml:space="preserve">, </w:t>
+      </w:r>
+      <w:r>
+        <w:rPr>
+          <w:rFonts w:ascii="Consolas" w:hAnsi="Consolas"/>
+          <w:color w:val="9CDCFE"/>
+          <w:sz w:val="21"/>
+          <w:szCs w:val="21"/>
+        </w:rPr>
+        <w:t>token</w:t>
+      </w:r>
+      <w:r>
+        <w:rPr>
+          <w:rFonts w:ascii="Consolas" w:hAnsi="Consolas"/>
+          <w:color w:val="D4D4D4"/>
+          <w:sz w:val="21"/>
+          <w:szCs w:val="21"/>
+        </w:rPr>
+        <w:t>)</w:t>
+      </w:r>
+    </w:p>
+    <w:p>
+      <w:pPr>
+        <w:shd w:val="clear" w:color="auto" w:fill="1E1E1E"/>
+        <w:spacing w:line="285" w:lineRule="atLeast"/>
+        <w:rPr>
+          <w:rFonts w:ascii="Consolas" w:hAnsi="Consolas"/>
+          <w:color w:val="D4D4D4"/>
+          <w:sz w:val="21"/>
+          <w:szCs w:val="21"/>
+        </w:rPr>
+      </w:pPr>
+      <w:r>
+        <w:rPr>
+          <w:rFonts w:ascii="Consolas" w:hAnsi="Consolas"/>
+          <w:color w:val="D4D4D4"/>
+          <w:sz w:val="21"/>
+          <w:szCs w:val="21"/>
+        </w:rPr>
+        <w:t xml:space="preserve">  </w:t>
+      </w:r>
+      <w:r>
+        <w:rPr>
+          <w:rFonts w:ascii="Consolas" w:hAnsi="Consolas"/>
+          <w:color w:val="9CDCFE"/>
+          <w:sz w:val="21"/>
+          <w:szCs w:val="21"/>
+        </w:rPr>
+        <w:t>response</w:t>
+      </w:r>
+      <w:r>
+        <w:rPr>
+          <w:rFonts w:ascii="Consolas" w:hAnsi="Consolas"/>
+          <w:color w:val="D4D4D4"/>
+          <w:sz w:val="21"/>
+          <w:szCs w:val="21"/>
+        </w:rPr>
+        <w:t xml:space="preserve"> = </w:t>
+      </w:r>
+      <w:r>
+        <w:rPr>
+          <w:rFonts w:ascii="Consolas" w:hAnsi="Consolas"/>
+          <w:color w:val="4EC9B0"/>
+          <w:sz w:val="21"/>
+          <w:szCs w:val="21"/>
+        </w:rPr>
+        <w:t>JSONResponse</w:t>
+      </w:r>
+      <w:r>
+        <w:rPr>
+          <w:rFonts w:ascii="Consolas" w:hAnsi="Consolas"/>
+          <w:color w:val="D4D4D4"/>
+          <w:sz w:val="21"/>
+          <w:szCs w:val="21"/>
+        </w:rPr>
+        <w:t>(</w:t>
+      </w:r>
+      <w:r>
+        <w:rPr>
+          <w:rFonts w:ascii="Consolas" w:hAnsi="Consolas"/>
+          <w:color w:val="9CDCFE"/>
+          <w:sz w:val="21"/>
+          <w:szCs w:val="21"/>
+        </w:rPr>
+        <w:t>content</w:t>
+      </w:r>
+      <w:r>
+        <w:rPr>
+          <w:rFonts w:ascii="Consolas" w:hAnsi="Consolas"/>
+          <w:color w:val="D4D4D4"/>
+          <w:sz w:val="21"/>
+          <w:szCs w:val="21"/>
+        </w:rPr>
+        <w:t>={</w:t>
+      </w:r>
+      <w:r>
+        <w:rPr>
+          <w:rFonts w:ascii="Consolas" w:hAnsi="Consolas"/>
+          <w:color w:val="CE9178"/>
+          <w:sz w:val="21"/>
+          <w:szCs w:val="21"/>
+        </w:rPr>
+        <w:t>"detail"</w:t>
+      </w:r>
+      <w:r>
+        <w:rPr>
+          <w:rFonts w:ascii="Consolas" w:hAnsi="Consolas"/>
+          <w:color w:val="D4D4D4"/>
+          <w:sz w:val="21"/>
+          <w:szCs w:val="21"/>
+        </w:rPr>
+        <w:t xml:space="preserve">: </w:t>
+      </w:r>
+      <w:r>
+        <w:rPr>
+          <w:rFonts w:ascii="Consolas" w:hAnsi="Consolas"/>
+          <w:color w:val="CE9178"/>
+          <w:sz w:val="21"/>
+          <w:szCs w:val="21"/>
+        </w:rPr>
+        <w:t>"Logged out"</w:t>
+      </w:r>
+      <w:r>
+        <w:rPr>
+          <w:rFonts w:ascii="Consolas" w:hAnsi="Consolas"/>
+          <w:color w:val="D4D4D4"/>
+          <w:sz w:val="21"/>
+          <w:szCs w:val="21"/>
+        </w:rPr>
+        <w:t>})</w:t>
+      </w:r>
+    </w:p>
+    <w:p>
+      <w:pPr>
+        <w:shd w:val="clear" w:color="auto" w:fill="1E1E1E"/>
+        <w:spacing w:line="285" w:lineRule="atLeast"/>
+        <w:rPr>
+          <w:rFonts w:ascii="Consolas" w:hAnsi="Consolas"/>
+          <w:color w:val="D4D4D4"/>
+          <w:sz w:val="21"/>
+          <w:szCs w:val="21"/>
+        </w:rPr>
+      </w:pPr>
+      <w:r>
+        <w:rPr>
+          <w:rFonts w:ascii="Consolas" w:hAnsi="Consolas"/>
+          <w:color w:val="D4D4D4"/>
+          <w:sz w:val="21"/>
+          <w:szCs w:val="21"/>
+        </w:rPr>
+        <w:t xml:space="preserve">  </w:t>
+      </w:r>
+      <w:r>
+        <w:rPr>
+          <w:rFonts w:ascii="Consolas" w:hAnsi="Consolas"/>
+          <w:color w:val="9CDCFE"/>
+          <w:sz w:val="21"/>
+          <w:szCs w:val="21"/>
+        </w:rPr>
+        <w:t>response</w:t>
+      </w:r>
+      <w:r>
+        <w:rPr>
+          <w:rFonts w:ascii="Consolas" w:hAnsi="Consolas"/>
+          <w:color w:val="D4D4D4"/>
+          <w:sz w:val="21"/>
+          <w:szCs w:val="21"/>
+        </w:rPr>
+        <w:t>.</w:t>
+      </w:r>
+      <w:r>
+        <w:rPr>
+          <w:rFonts w:ascii="Consolas" w:hAnsi="Consolas"/>
+          <w:color w:val="DCDCAA"/>
+          <w:sz w:val="21"/>
+          <w:szCs w:val="21"/>
+        </w:rPr>
+        <w:t>delete_cookie</w:t>
+      </w:r>
+      <w:r>
+        <w:rPr>
+          <w:rFonts w:ascii="Consolas" w:hAnsi="Consolas"/>
+          <w:color w:val="D4D4D4"/>
+          <w:sz w:val="21"/>
+          <w:szCs w:val="21"/>
+        </w:rPr>
+        <w:t>(</w:t>
+      </w:r>
+      <w:r>
+        <w:rPr>
+          <w:rFonts w:ascii="Consolas" w:hAnsi="Consolas"/>
+          <w:color w:val="CE9178"/>
+          <w:sz w:val="21"/>
+          <w:szCs w:val="21"/>
+        </w:rPr>
+        <w:t>"refresh_token"</w:t>
+      </w:r>
+      <w:r>
+        <w:rPr>
+          <w:rFonts w:ascii="Consolas" w:hAnsi="Consolas"/>
+          <w:color w:val="D4D4D4"/>
+          <w:sz w:val="21"/>
+          <w:szCs w:val="21"/>
+        </w:rPr>
+        <w:t>)</w:t>
+      </w:r>
+    </w:p>
+    <w:p>
+      <w:pPr>
+        <w:shd w:val="clear" w:color="auto" w:fill="1E1E1E"/>
+        <w:spacing w:line="285" w:lineRule="atLeast"/>
+        <w:rPr>
+          <w:rFonts w:ascii="Consolas" w:hAnsi="Consolas"/>
+          <w:color w:val="D4D4D4"/>
+          <w:sz w:val="21"/>
+          <w:szCs w:val="21"/>
+        </w:rPr>
+      </w:pPr>
+      <w:r>
+        <w:rPr>
+          <w:rFonts w:ascii="Consolas" w:hAnsi="Consolas"/>
+          <w:color w:val="D4D4D4"/>
+          <w:sz w:val="21"/>
+          <w:szCs w:val="21"/>
+        </w:rPr>
+        <w:t xml:space="preserve">  </w:t>
+      </w:r>
+      <w:r>
+        <w:rPr>
+          <w:rFonts w:ascii="Consolas" w:hAnsi="Consolas"/>
+          <w:color w:val="C586C0"/>
+          <w:sz w:val="21"/>
+          <w:szCs w:val="21"/>
+        </w:rPr>
+        <w:t>return</w:t>
+      </w:r>
+      <w:r>
+        <w:rPr>
+          <w:rFonts w:ascii="Consolas" w:hAnsi="Consolas"/>
+          <w:color w:val="D4D4D4"/>
+          <w:sz w:val="21"/>
+          <w:szCs w:val="21"/>
+        </w:rPr>
+        <w:t xml:space="preserve"> </w:t>
+      </w:r>
+      <w:r>
+        <w:rPr>
+          <w:rFonts w:ascii="Consolas" w:hAnsi="Consolas"/>
+          <w:color w:val="9CDCFE"/>
+          <w:sz w:val="21"/>
+          <w:szCs w:val="21"/>
+        </w:rPr>
+        <w:t>response</w:t>
       </w:r>
     </w:p>
     <w:bookmarkEnd w:id="0"/>
@@ -12283,7 +18833,7 @@
   <w:style w:type="paragraph" w:default="1" w:styleId="Normal">
     <w:name w:val="Normal"/>
     <w:qFormat/>
-    <w:rsid w:val="00D271EC"/>
+    <w:rsid w:val="004E2693"/>
     <w:pPr>
       <w:spacing w:after="0" w:line="240" w:lineRule="auto"/>
     </w:pPr>
@@ -12483,6 +19033,17 @@
     <w:name w:val="ͼt"/>
     <w:basedOn w:val="DefaultParagraphFont"/>
     <w:rsid w:val="00193E68"/>
+  </w:style>
+  <w:style w:type="character" w:styleId="Hyperlink">
+    <w:name w:val="Hyperlink"/>
+    <w:basedOn w:val="DefaultParagraphFont"/>
+    <w:uiPriority w:val="99"/>
+    <w:unhideWhenUsed/>
+    <w:rsid w:val="00D04812"/>
+    <w:rPr>
+      <w:color w:val="0563C1" w:themeColor="hyperlink"/>
+      <w:u w:val="single"/>
+    </w:rPr>
   </w:style>
 </w:styles>
 </file>
